--- a/downloads/teacher/ai-7-week-13.docx
+++ b/downloads/teacher/ai-7-week-13.docx
@@ -1999,6 +1999,396 @@
         <w:t>For the Reproducible AI Research Study, retain an annotated worked trace and the changed-case reasoning. Connect the claim to its records, units and assumptions so another investigator can challenge or reproduce it.</w:t>
       </w:r>
     </w:p>
+    <w:p>
+      <w:pPr>
+        <w:pStyle w:val="Heading1"/>
+      </w:pPr>
+      <w:r>
+        <w:t>07. Prepare, teach and assess</w:t>
+      </w:r>
+    </w:p>
+    <w:p>
+      <w:r>
+        <w:t>Teaching target: Explain the mechanism and terminology of effect size and practical importance</w:t>
+      </w:r>
+    </w:p>
+    <w:p>
+      <w:r>
+        <w:t>Prepare the labelled worked-case picture, the matching workbook, fictional input cards and a place for individual responses. Check a local Python 3 environment before class; have a paper-trace version ready.</w:t>
+      </w:r>
+    </w:p>
+    <w:tbl>
+      <w:tblPr>
+        <w:tblStyle w:val="LightShading-Accent1"/>
+        <w:tblW w:type="auto" w:w="0"/>
+        <w:tblLook w:firstColumn="1" w:firstRow="1" w:lastColumn="0" w:lastRow="0" w:noHBand="0" w:noVBand="1" w:val="04A0"/>
+      </w:tblPr>
+      <w:tblGrid>
+        <w:gridCol w:w="3408"/>
+        <w:gridCol w:w="3408"/>
+        <w:gridCol w:w="3408"/>
+      </w:tblGrid>
+      <w:tr>
+        <w:trPr>
+          <w:tblHeader/>
+        </w:trPr>
+        <w:tc>
+          <w:tcPr>
+            <w:tcW w:type="dxa" w:w="3408"/>
+          </w:tcPr>
+          <w:p>
+            <w:r>
+              <w:t>Session</w:t>
+            </w:r>
+          </w:p>
+        </w:tc>
+        <w:tc>
+          <w:tcPr>
+            <w:tcW w:type="dxa" w:w="3408"/>
+          </w:tcPr>
+          <w:p>
+            <w:r>
+              <w:t>Plan</w:t>
+            </w:r>
+          </w:p>
+        </w:tc>
+        <w:tc>
+          <w:tcPr>
+            <w:tcW w:type="dxa" w:w="3408"/>
+          </w:tcPr>
+          <w:p>
+            <w:r>
+              <w:t>Resources</w:t>
+            </w:r>
+          </w:p>
+        </w:tc>
+      </w:tr>
+      <w:tr>
+        <w:tc>
+          <w:tcPr>
+            <w:tcW w:type="dxa" w:w="3408"/>
+          </w:tcPr>
+          <w:p>
+            <w:r>
+              <w:t>Session 1 · Understand · 45 min</w:t>
+            </w:r>
+          </w:p>
+        </w:tc>
+        <w:tc>
+          <w:tcPr>
+            <w:tcW w:type="dxa" w:w="3408"/>
+          </w:tcPr>
+          <w:p>
+            <w:r>
+              <w:t>0–7: recall and prerequisite; 7–15: inspect the concrete case and predict; 15–30: teacher models the worked trace; 30–40: learners explain a step using the text and visual; 40–45: check the core idea.</w:t>
+            </w:r>
+          </w:p>
+        </w:tc>
+        <w:tc>
+          <w:tcPr>
+            <w:tcW w:type="dxa" w:w="3408"/>
+          </w:tcPr>
+          <w:p>
+            <w:r>
+              <w:t>Sections 1–6; record the brief recall in the workbook.</w:t>
+            </w:r>
+          </w:p>
+        </w:tc>
+      </w:tr>
+      <w:tr>
+        <w:tc>
+          <w:tcPr>
+            <w:tcW w:type="dxa" w:w="3408"/>
+          </w:tcPr>
+          <w:p>
+            <w:r>
+              <w:t>Session 2 · Practise · 45 min</w:t>
+            </w:r>
+          </w:p>
+        </w:tc>
+        <w:tc>
+          <w:tcPr>
+            <w:tcW w:type="dxa" w:w="3408"/>
+          </w:tcPr>
+          <w:p>
+            <w:r>
+              <w:t>0–5: retrieve the procedure; 5–15: W2 completion practice; 15–23: explain and check with a partner; 23–30: each learner answers the misconception check; 30–40: targeted reteaching or a harder variation; 40–45: prepare the investigation.</w:t>
+            </w:r>
+          </w:p>
+        </w:tc>
+        <w:tc>
+          <w:tcPr>
+            <w:tcW w:type="dxa" w:w="3408"/>
+          </w:tcPr>
+          <w:p>
+            <w:r>
+              <w:t>Sections 7–10; use the matching workbook W2 and misconception check.</w:t>
+            </w:r>
+          </w:p>
+        </w:tc>
+      </w:tr>
+      <w:tr>
+        <w:tc>
+          <w:tcPr>
+            <w:tcW w:type="dxa" w:w="3408"/>
+          </w:tcPr>
+          <w:p>
+            <w:r>
+              <w:t>Session 3 · Investigate and transfer · 45 min</w:t>
+            </w:r>
+          </w:p>
+        </w:tc>
+        <w:tc>
+          <w:tcPr>
+            <w:tcW w:type="dxa" w:w="3408"/>
+          </w:tcPr>
+          <w:p>
+            <w:r>
+              <w:t>0–5: retrieve the decision rule; 5–20: investigate or trace; 20–30: start the independent case; 30–38: connect the project; 38–43: act on feedback; 43–45: plan the return check.</w:t>
+            </w:r>
+          </w:p>
+        </w:tc>
+        <w:tc>
+          <w:tcPr>
+            <w:tcW w:type="dxa" w:w="3408"/>
+          </w:tcPr>
+          <w:p>
+            <w:r>
+              <w:t>Sections 9 and 11–14. Give extra time to finish the full task set; use Section 15 when the week includes a coding lab.</w:t>
+            </w:r>
+          </w:p>
+        </w:tc>
+      </w:tr>
+    </w:tbl>
+    <w:p>
+      <w:r>
+        <w:t>Before class, solve the supported practice: Baseline times10, 12, 8; candidate8, 9, 7 seconds. Useful gain threshold2 seconds. Show the intermediate steps and give the conclusion with its scope.</w:t>
+      </w:r>
+    </w:p>
+    <w:p>
+      <w:r>
+        <w:t>Reasoned practice answer: Teacher explanation: Paired gains2, 3, 1; mean2 meets the inclusive useful-gain threshold. It is a three-case descriptive result, not a population certainty.</w:t>
+      </w:r>
+    </w:p>
+    <w:p>
+      <w:r>
+        <w:t>Check every learner before discussion: Use the worked case for Effect size and practical importance. Proposed explanation: “The worked result establishes every future case”. Decide whether this explanation is supported. Point to the step or supplied fact that decides; explain your repair if needed.</w:t>
+      </w:r>
+    </w:p>
+    <w:p>
+      <w:r>
+        <w:t>Misconception repair: A meaningful sample effect may remain statistically uncertain; statistical significance can also concern a practically tiny effect.</w:t>
+      </w:r>
+    </w:p>
+    <w:p>
+      <w:r>
+        <w:t>Support: read the exact case aloud, enlarge the labelled picture, supply input cards and model only the first deciding step. Accept a spoken explanation or drawing; retain the reasoning goal.</w:t>
+      </w:r>
+    </w:p>
+    <w:p>
+      <w:r>
+        <w:t>Extension: B makes 8 errors in 1000. Require a prediction and a reason before comparing. Expected result: The reduction becomes 12 per 1000 and meets the stated practical threshold. Reason: Twenty minus eight exceeds the required ten fewer errors.</w:t>
+      </w:r>
+    </w:p>
+    <w:p>
+      <w:r>
+        <w:t>Independent assessment: withhold the reserved answer until the learner has attempted the new case. Record support separately from correctness.</w:t>
+      </w:r>
+    </w:p>
+    <w:tbl>
+      <w:tblPr>
+        <w:tblStyle w:val="LightShading-Accent1"/>
+        <w:tblW w:type="auto" w:w="0"/>
+        <w:tblLook w:firstColumn="1" w:firstRow="1" w:lastColumn="0" w:lastRow="0" w:noHBand="0" w:noVBand="1" w:val="04A0"/>
+      </w:tblPr>
+      <w:tblGrid>
+        <w:gridCol w:w="2556"/>
+        <w:gridCol w:w="2556"/>
+        <w:gridCol w:w="2556"/>
+        <w:gridCol w:w="2556"/>
+      </w:tblGrid>
+      <w:tr>
+        <w:trPr>
+          <w:tblHeader/>
+        </w:trPr>
+        <w:tc>
+          <w:tcPr>
+            <w:tcW w:type="dxa" w:w="2556"/>
+          </w:tcPr>
+          <w:p>
+            <w:r>
+              <w:t>Criterion</w:t>
+            </w:r>
+          </w:p>
+        </w:tc>
+        <w:tc>
+          <w:tcPr>
+            <w:tcW w:type="dxa" w:w="2556"/>
+          </w:tcPr>
+          <w:p>
+            <w:r>
+              <w:t>Not yet</w:t>
+            </w:r>
+          </w:p>
+        </w:tc>
+        <w:tc>
+          <w:tcPr>
+            <w:tcW w:type="dxa" w:w="2556"/>
+          </w:tcPr>
+          <w:p>
+            <w:r>
+              <w:t>With support</w:t>
+            </w:r>
+          </w:p>
+        </w:tc>
+        <w:tc>
+          <w:tcPr>
+            <w:tcW w:type="dxa" w:w="2556"/>
+          </w:tcPr>
+          <w:p>
+            <w:r>
+              <w:t>Independent</w:t>
+            </w:r>
+          </w:p>
+        </w:tc>
+      </w:tr>
+      <w:tr>
+        <w:tc>
+          <w:tcPr>
+            <w:tcW w:type="dxa" w:w="2556"/>
+          </w:tcPr>
+          <w:p>
+            <w:r>
+              <w:t>Explanation</w:t>
+            </w:r>
+          </w:p>
+        </w:tc>
+        <w:tc>
+          <w:tcPr>
+            <w:tcW w:type="dxa" w:w="2556"/>
+          </w:tcPr>
+          <w:p>
+            <w:r>
+              <w:t>Names an answer without a deciding fact</w:t>
+            </w:r>
+          </w:p>
+        </w:tc>
+        <w:tc>
+          <w:tcPr>
+            <w:tcW w:type="dxa" w:w="2556"/>
+          </w:tcPr>
+          <w:p>
+            <w:r>
+              <w:t>Uses a hint to link fact and decision</w:t>
+            </w:r>
+          </w:p>
+        </w:tc>
+        <w:tc>
+          <w:tcPr>
+            <w:tcW w:type="dxa" w:w="2556"/>
+          </w:tcPr>
+          <w:p>
+            <w:r>
+              <w:t>Explains the deciding fact in own words</w:t>
+            </w:r>
+          </w:p>
+        </w:tc>
+      </w:tr>
+      <w:tr>
+        <w:tc>
+          <w:tcPr>
+            <w:tcW w:type="dxa" w:w="2556"/>
+          </w:tcPr>
+          <w:p>
+            <w:r>
+              <w:t>Trace or test</w:t>
+            </w:r>
+          </w:p>
+        </w:tc>
+        <w:tc>
+          <w:tcPr>
+            <w:tcW w:type="dxa" w:w="2556"/>
+          </w:tcPr>
+          <w:p>
+            <w:r>
+              <w:t>Cannot connect input and result</w:t>
+            </w:r>
+          </w:p>
+        </w:tc>
+        <w:tc>
+          <w:tcPr>
+            <w:tcW w:type="dxa" w:w="2556"/>
+          </w:tcPr>
+          <w:p>
+            <w:r>
+              <w:t>Completes steps with prompts</w:t>
+            </w:r>
+          </w:p>
+        </w:tc>
+        <w:tc>
+          <w:tcPr>
+            <w:tcW w:type="dxa" w:w="2556"/>
+          </w:tcPr>
+          <w:p>
+            <w:r>
+              <w:t>Traces or tests a changed case accurately</w:t>
+            </w:r>
+          </w:p>
+        </w:tc>
+      </w:tr>
+      <w:tr>
+        <w:tc>
+          <w:tcPr>
+            <w:tcW w:type="dxa" w:w="2556"/>
+          </w:tcPr>
+          <w:p>
+            <w:r>
+              <w:t>Limits and revision</w:t>
+            </w:r>
+          </w:p>
+        </w:tc>
+        <w:tc>
+          <w:tcPr>
+            <w:tcW w:type="dxa" w:w="2556"/>
+          </w:tcPr>
+          <w:p>
+            <w:r>
+              <w:t>Claims more than evidence supports</w:t>
+            </w:r>
+          </w:p>
+        </w:tc>
+        <w:tc>
+          <w:tcPr>
+            <w:tcW w:type="dxa" w:w="2556"/>
+          </w:tcPr>
+          <w:p>
+            <w:r>
+              <w:t>Names a limit after a prompt</w:t>
+            </w:r>
+          </w:p>
+        </w:tc>
+        <w:tc>
+          <w:tcPr>
+            <w:tcW w:type="dxa" w:w="2556"/>
+          </w:tcPr>
+          <w:p>
+            <w:r>
+              <w:t>States a defensible limit and useful next test</w:t>
+            </w:r>
+          </w:p>
+        </w:tc>
+      </w:tr>
+    </w:tbl>
+    <w:p>
+      <w:r>
+        <w:t>Project checkpoint: Test changed cases. Keep normal, boundary and failure cases; compare expected and observed results.</w:t>
+      </w:r>
+    </w:p>
+    <w:p>
+      <w:r>
+        <w:t>Use the weekly teacher answer for topic-specific reasoning. A saved progress tick is an activity record; judge mastery from the learner’s explanation and evidence.</w:t>
+      </w:r>
+    </w:p>
     <w:sectPr>
       <w:pgSz w:w="12240" w:h="15840"/>
       <w:pgMar w:top="936" w:right="1008" w:bottom="936" w:left="1008" w:header="720" w:footer="720" w:gutter="0"/>

--- a/downloads/teacher/ai-7-week-13.docx
+++ b/downloads/teacher/ai-7-week-13.docx
@@ -2389,6 +2389,39 @@
         <w:t>Use the weekly teacher answer for topic-specific reasoning. A saved progress tick is an activity record; judge mastery from the learner’s explanation and evidence.</w:t>
       </w:r>
     </w:p>
+    <w:p>
+      <w:pPr>
+        <w:pStyle w:val="Heading1"/>
+      </w:pPr>
+      <w:r>
+        <w:t>08. Use feedback, labs and repair paths</w:t>
+      </w:r>
+    </w:p>
+    <w:p>
+      <w:r>
+        <w:t>Use the two formative questions as supported practice, not as independent mastery scores. Discuss the deciding evidence rather than accepting a guessed selection.</w:t>
+      </w:r>
+    </w:p>
+    <w:p>
+      <w:r>
+        <w:t>The feedback comes from the reviewed public worked case. Do not reveal the separately reserved independent teacher answer until the learner has attempted that case.</w:t>
+      </w:r>
+    </w:p>
+    <w:p>
+      <w:r>
+        <w:t>Ask students to predict before running code. Preserve errors and actual outputs; collect a changed test and an explanation. The branch-boundary and indexing lessons deliberately include failure cases.</w:t>
+      </w:r>
+    </w:p>
+    <w:p>
+      <w:r>
+        <w:t>Use the earlier worked-explanation links to address a specific missing building block, then return to the current question. Adapt this suggestion after observing the learner; it is not an automatic diagnosis.</w:t>
+      </w:r>
+    </w:p>
+    <w:p>
+      <w:r>
+        <w:t>Collect the completed-work portfolio as evidence. Record support separately from correctness, and assess explanation, trace/test and limitations. Progress ticks and quiz selections alone do not establish mastery.</w:t>
+      </w:r>
+    </w:p>
     <w:sectPr>
       <w:pgSz w:w="12240" w:h="15840"/>
       <w:pgMar w:top="936" w:right="1008" w:bottom="936" w:left="1008" w:header="720" w:footer="720" w:gutter="0"/>

--- a/downloads/teacher/ai-7-week-13.docx
+++ b/downloads/teacher/ai-7-week-13.docx
@@ -29,16 +29,51 @@
       </w:r>
     </w:p>
     <w:p>
-      <w:pPr>
-        <w:pStyle w:val="Heading3"/>
-      </w:pPr>
-      <w:r>
-        <w:t>Teach the learning cycle</w:t>
+      <w:r>
+        <w:t>Prepare Effect size and practical importance: check the target, prerequisites, resources and adaptable teaching schedule.</w:t>
       </w:r>
     </w:p>
     <w:p>
-      <w:r>
-        <w:t>Primary target: Explain the mechanism and terminology of effect size and practical importance</w:t>
+      <w:pPr>
+        <w:pStyle w:val="Heading3"/>
+      </w:pPr>
+      <w:r>
+        <w:t>Teach the learning cycle</w:t>
+      </w:r>
+    </w:p>
+    <w:p>
+      <w:pPr>
+        <w:spacing w:line="336" w:lineRule="auto" w:after="180"/>
+      </w:pPr>
+      <w:r>
+        <w:rPr>
+          <w:b w:val="0"/>
+        </w:rPr>
+        <w:t xml:space="preserve">Primary target: Explain the </w:t>
+      </w:r>
+      <w:r>
+        <w:rPr>
+          <w:b/>
+        </w:rPr>
+        <w:t>mechanism</w:t>
+      </w:r>
+      <w:r>
+        <w:rPr>
+          <w:b w:val="0"/>
+        </w:rPr>
+        <w:t xml:space="preserve"> and terminology of </w:t>
+      </w:r>
+      <w:r>
+        <w:rPr>
+          <w:b/>
+        </w:rPr>
+        <w:t>effect size</w:t>
+      </w:r>
+      <w:r>
+        <w:rPr>
+          <w:b w:val="0"/>
+        </w:rPr>
+        <w:t xml:space="preserve"> and practical importance</w:t>
       </w:r>
     </w:p>
     <w:tbl>
@@ -185,16 +220,37 @@
       </w:tr>
     </w:tbl>
     <w:p>
-      <w:r>
-        <w:t>This is a starting allocation of 135 minutes, not a validated duration. Preserve all named topics. Schedule extra time for connected examples, the full investigation, independent cases and project building. Repeated copies of a case share one recorded attempt; they are not new evidence.</w:t>
+      <w:pPr>
+        <w:spacing w:line="336" w:lineRule="auto" w:after="180"/>
+      </w:pPr>
+      <w:r>
+        <w:rPr>
+          <w:b w:val="0"/>
+        </w:rPr>
+        <w:t>This is a starting allocation of 135 minutes, not a validated duration. Preserve all named topics. Schedule extra time for connected examples, the full investigation, independent cases and project building.</w:t>
       </w:r>
     </w:p>
     <w:p>
       <w:pPr>
-        <w:pStyle w:val="Heading3"/>
-      </w:pPr>
-      <w:r>
-        <w:t>Retrieval answer guidance</w:t>
+        <w:spacing w:line="336" w:lineRule="auto" w:after="180"/>
+      </w:pPr>
+      <w:r>
+        <w:rPr>
+          <w:b w:val="0"/>
+        </w:rPr>
+        <w:t xml:space="preserve">Repeated copies of a case share one recorded attempt; they are not new </w:t>
+      </w:r>
+      <w:r>
+        <w:rPr>
+          <w:b/>
+        </w:rPr>
+        <w:t>evidence</w:t>
+      </w:r>
+      <w:r>
+        <w:rPr>
+          <w:b w:val="0"/>
+        </w:rPr>
+        <w:t>.</w:t>
       </w:r>
     </w:p>
     <w:p>
@@ -202,45 +258,93 @@
         <w:pStyle w:val="Heading3"/>
       </w:pPr>
       <w:r>
-        <w:t>Uncertainty intervals</w:t>
+        <w:t>Retrieval answer guidance</w:t>
       </w:r>
     </w:p>
     <w:p>
-      <w:r>
-        <w:t>Without opening the old lesson, explain one key idea from Uncertainty intervals. Give an example and a mistake that the idea helps you avoid.</w:t>
+      <w:pPr>
+        <w:pStyle w:val="Heading3"/>
+      </w:pPr>
+      <w:r>
+        <w:t>Uncertainty intervals</w:t>
       </w:r>
     </w:p>
     <w:p>
-      <w:r>
-        <w:t>Look for: Explain the mechanism and terminology of uncertainty intervals</w:t>
+      <w:pPr>
+        <w:spacing w:line="336" w:lineRule="auto" w:after="180"/>
+      </w:pPr>
+      <w:r>
+        <w:rPr>
+          <w:b w:val="0"/>
+        </w:rPr>
+        <w:t>Without opening the old lesson, explain one key idea from Uncertainty intervals. Give an example and a mistake that the idea helps you avoid.</w:t>
       </w:r>
     </w:p>
     <w:p>
-      <w:r>
-        <w:t>Reference example, not the only acceptable wording: Teacher explanation: An uncertainty interval needs a sampling model and assumptions. A confidence level refers to the repeated-sampling method, not a probability attached to a fixed unknown parameter after observing data. For this constructed exercise assume independent normal measurements with known population standard deviation2. A95% mean interval uses supplied normal critical value1.96:mean plus/minus1.96*sigma/sqrt(n). Unknown sigma requires a different justified method.</w:t>
+      <w:pPr>
+        <w:spacing w:line="336" w:lineRule="auto" w:after="180"/>
+      </w:pPr>
+      <w:r>
+        <w:rPr>
+          <w:b w:val="0"/>
+        </w:rPr>
+        <w:t xml:space="preserve">Look for: Explain the </w:t>
+      </w:r>
+      <w:r>
+        <w:rPr>
+          <w:b/>
+        </w:rPr>
+        <w:t>mechanism</w:t>
+      </w:r>
+      <w:r>
+        <w:rPr>
+          <w:b w:val="0"/>
+        </w:rPr>
+        <w:t xml:space="preserve"> and terminology of uncertainty intervals</w:t>
       </w:r>
     </w:p>
     <w:p>
       <w:pPr>
-        <w:pStyle w:val="Heading3"/>
-      </w:pPr>
-      <w:r>
-        <w:t>Confounders and controls</w:t>
+        <w:spacing w:line="336" w:lineRule="auto" w:after="180"/>
+      </w:pPr>
+      <w:r>
+        <w:rPr>
+          <w:b w:val="0"/>
+        </w:rPr>
+        <w:t>Reference example, not the only acceptable wording: Teacher explanation: An uncertainty interval needs a sampling model and assumptions.</w:t>
       </w:r>
     </w:p>
     <w:p>
-      <w:r>
-        <w:t>Without opening the old lesson, explain one key idea from Confounders and controls. Give an example and a mistake that the idea helps you avoid.</w:t>
+      <w:pPr>
+        <w:spacing w:line="336" w:lineRule="auto" w:after="180"/>
+      </w:pPr>
+      <w:r>
+        <w:rPr>
+          <w:b w:val="0"/>
+        </w:rPr>
+        <w:t>A confidence level refers to the repeated-sampling method, not a probability attached to a fixed unknown parameter after observing data.</w:t>
       </w:r>
     </w:p>
     <w:p>
-      <w:r>
-        <w:t>Look for: Explain the mechanism and terminology of confounders and controls</w:t>
+      <w:pPr>
+        <w:spacing w:line="336" w:lineRule="auto" w:after="180"/>
+      </w:pPr>
+      <w:r>
+        <w:rPr>
+          <w:b w:val="0"/>
+        </w:rPr>
+        <w:t>For this constructed exercise assume independent normal measurements with known population standard deviation2. A95% mean interval uses supplied normal critical value1.96:mean plus/minus1.96*sigma/sqrt(n).</w:t>
       </w:r>
     </w:p>
     <w:p>
-      <w:r>
-        <w:t>Reference example, not the only acceptable wording: Teacher explanation: A confounder changes alongside the intended factor and can offer another explanation. Controls aim to isolate the proposed mechanism. For a toy comparison vary only retrieval method while holding corpus, queries, cutoff and relevance rubric fixed. Randomise or counterbalance order when order effects matter.</w:t>
+      <w:pPr>
+        <w:spacing w:line="336" w:lineRule="auto" w:after="180"/>
+      </w:pPr>
+      <w:r>
+        <w:rPr>
+          <w:b w:val="0"/>
+        </w:rPr>
+        <w:t>Unknown sigma requires a different justified method.</w:t>
       </w:r>
     </w:p>
     <w:p>
@@ -248,27 +352,75 @@
         <w:pStyle w:val="Heading3"/>
       </w:pPr>
       <w:r>
-        <w:t>Hypotheses and measurable outcomes</w:t>
+        <w:t>Confounders and controls</w:t>
       </w:r>
     </w:p>
     <w:p>
-      <w:r>
-        <w:t>Without opening the old lesson, explain one key idea from Hypotheses and measurable outcomes. Give an example and a mistake that the idea helps you avoid.</w:t>
+      <w:pPr>
+        <w:spacing w:line="336" w:lineRule="auto" w:after="180"/>
+      </w:pPr>
+      <w:r>
+        <w:rPr>
+          <w:b w:val="0"/>
+        </w:rPr>
+        <w:t>Without opening the old lesson, explain one key idea from Confounders and controls. Give an example and a mistake that the idea helps you avoid.</w:t>
       </w:r>
     </w:p>
     <w:p>
-      <w:r>
-        <w:t>Look for: Explain the mechanism and terminology of hypotheses and measurable outcomes</w:t>
+      <w:pPr>
+        <w:spacing w:line="336" w:lineRule="auto" w:after="180"/>
+      </w:pPr>
+      <w:r>
+        <w:rPr>
+          <w:b w:val="0"/>
+        </w:rPr>
+        <w:t xml:space="preserve">Look for: Explain the </w:t>
+      </w:r>
+      <w:r>
+        <w:rPr>
+          <w:b/>
+        </w:rPr>
+        <w:t>mechanism</w:t>
+      </w:r>
+      <w:r>
+        <w:rPr>
+          <w:b w:val="0"/>
+        </w:rPr>
+        <w:t xml:space="preserve"> and terminology of confounders and controls</w:t>
       </w:r>
     </w:p>
     <w:p>
-      <w:r>
-        <w:t>Reference example, not the only acceptable wording: Teacher explanation: A hypothesis predicts a measurable comparison under stated conditions. Declare primary outcome and direction before inspecting results. Toy hypothesis:method B improves supported-answer rate over baseline A on a reserved paired set. Define support rubric and failure treatment; record secondary outcomes separately.</w:t>
+      <w:pPr>
+        <w:spacing w:line="336" w:lineRule="auto" w:after="180"/>
+      </w:pPr>
+      <w:r>
+        <w:rPr>
+          <w:b w:val="0"/>
+        </w:rPr>
+        <w:t xml:space="preserve">Reference example, not the only acceptable wording: Teacher explanation: A confounder changes alongside the intended factor and can offer another explanation. Controls aim to isolate the proposed </w:t>
+      </w:r>
+      <w:r>
+        <w:rPr>
+          <w:b/>
+        </w:rPr>
+        <w:t>mechanism</w:t>
+      </w:r>
+      <w:r>
+        <w:rPr>
+          <w:b w:val="0"/>
+        </w:rPr>
+        <w:t>.</w:t>
       </w:r>
     </w:p>
     <w:p>
-      <w:r>
-        <w:t>Two 45-minute sessions. Effect size describes magnitude on a stated scale. Practical importance depends on task requirements, not merely a nonzero difference. Use the supplied constructed scenarios to make the mechanism inspectable. Collect W4 before sharing solutions. Students should name intermediate evidence and limitations; classroom pacing and learning effectiveness remain unvalidated.</w:t>
+      <w:pPr>
+        <w:spacing w:line="336" w:lineRule="auto" w:after="180"/>
+      </w:pPr>
+      <w:r>
+        <w:rPr>
+          <w:b w:val="0"/>
+        </w:rPr>
+        <w:t>For a toy comparison vary only retrieval method while holding corpus, queries, cutoff and relevance rubric fixed. Randomise or counterbalance order when order effects matter.</w:t>
       </w:r>
     </w:p>
     <w:p>
@@ -276,45 +428,132 @@
         <w:pStyle w:val="Heading3"/>
       </w:pPr>
       <w:r>
-        <w:t>Outcomes</w:t>
+        <w:t>Hypotheses and measurable outcomes</w:t>
       </w:r>
     </w:p>
     <w:p>
-      <w:r>
-        <w:t>Explain the mechanism and terminology of effect size and practical importance</w:t>
+      <w:pPr>
+        <w:spacing w:line="336" w:lineRule="auto" w:after="180"/>
+      </w:pPr>
+      <w:r>
+        <w:rPr>
+          <w:b w:val="0"/>
+        </w:rPr>
+        <w:t>Without opening the old lesson, explain one key idea from Hypotheses and measurable outcomes. Give an example and a mistake that the idea helps you avoid.</w:t>
       </w:r>
     </w:p>
     <w:p>
-      <w:r>
-        <w:t>Apply the stated procedure to a new case with a traceable result</w:t>
+      <w:pPr>
+        <w:spacing w:line="336" w:lineRule="auto" w:after="180"/>
+      </w:pPr>
+      <w:r>
+        <w:rPr>
+          <w:b w:val="0"/>
+        </w:rPr>
+        <w:t xml:space="preserve">Look for: Explain the </w:t>
+      </w:r>
+      <w:r>
+        <w:rPr>
+          <w:b/>
+        </w:rPr>
+        <w:t>mechanism</w:t>
+      </w:r>
+      <w:r>
+        <w:rPr>
+          <w:b w:val="0"/>
+        </w:rPr>
+        <w:t xml:space="preserve"> and terminology of hypotheses and measurable outcomes</w:t>
       </w:r>
     </w:p>
     <w:p>
-      <w:r>
-        <w:t>Identify an assumption or limitation and design a revealing follow-up</w:t>
+      <w:pPr>
+        <w:spacing w:line="336" w:lineRule="auto" w:after="180"/>
+      </w:pPr>
+      <w:r>
+        <w:rPr>
+          <w:b w:val="0"/>
+        </w:rPr>
+        <w:t>Reference example, not the only acceptable wording: Teacher explanation: A hypothesis predicts a measurable comparison under stated conditions. Declare primary outcome and direction before inspecting results.</w:t>
       </w:r>
     </w:p>
     <w:p>
       <w:pPr>
-        <w:pStyle w:val="Heading3"/>
-      </w:pPr>
-      <w:r>
-        <w:t>Preparation</w:t>
+        <w:spacing w:line="336" w:lineRule="auto" w:after="180"/>
+      </w:pPr>
+      <w:r>
+        <w:rPr>
+          <w:b w:val="0"/>
+        </w:rPr>
+        <w:t>Toy hypothesis:method B improves supported-answer rate over baseline A on a reserved paired set. Define support rubric and failure treatment; record secondary outcomes separately.</w:t>
       </w:r>
     </w:p>
     <w:p>
-      <w:r>
-        <w:t>Lesson and workbook; paper and pencil</w:t>
+      <w:pPr>
+        <w:spacing w:line="336" w:lineRule="auto" w:after="180"/>
+      </w:pPr>
+      <w:r>
+        <w:rPr>
+          <w:b w:val="0"/>
+        </w:rPr>
+        <w:t xml:space="preserve">Two 45-minute sessions. </w:t>
+      </w:r>
+      <w:r>
+        <w:rPr>
+          <w:b/>
+        </w:rPr>
+        <w:t>Effect size</w:t>
+      </w:r>
+      <w:r>
+        <w:rPr>
+          <w:b w:val="0"/>
+        </w:rPr>
+        <w:t xml:space="preserve"> describes magnitude on a stated scale. Practical importance depends on task requirements, not merely a nonzero difference.</w:t>
       </w:r>
     </w:p>
     <w:p>
-      <w:r>
-        <w:t>Calculator and optional local Python 3 for arithmetic; no live API or private data</w:t>
+      <w:pPr>
+        <w:spacing w:line="336" w:lineRule="auto" w:after="180"/>
+      </w:pPr>
+      <w:r>
+        <w:rPr>
+          <w:b w:val="0"/>
+        </w:rPr>
+        <w:t xml:space="preserve">Use the supplied constructed scenarios to make the </w:t>
+      </w:r>
+      <w:r>
+        <w:rPr>
+          <w:b/>
+        </w:rPr>
+        <w:t>mechanism</w:t>
+      </w:r>
+      <w:r>
+        <w:rPr>
+          <w:b w:val="0"/>
+        </w:rPr>
+        <w:t xml:space="preserve"> inspectable. Collect W4 before sharing solutions.</w:t>
       </w:r>
     </w:p>
     <w:p>
-      <w:r>
-        <w:t>Prepare the fresh retry separately and withhold its solution until after collection</w:t>
+      <w:pPr>
+        <w:spacing w:line="336" w:lineRule="auto" w:after="180"/>
+      </w:pPr>
+      <w:r>
+        <w:rPr>
+          <w:b w:val="0"/>
+        </w:rPr>
+        <w:t xml:space="preserve">Students should name intermediate </w:t>
+      </w:r>
+      <w:r>
+        <w:rPr>
+          <w:b/>
+        </w:rPr>
+        <w:t>evidence</w:t>
+      </w:r>
+      <w:r>
+        <w:rPr>
+          <w:b w:val="0"/>
+        </w:rPr>
+        <w:t xml:space="preserve"> and limitations; classroom pacing and learning effectiveness remain unvalidated.</w:t>
       </w:r>
     </w:p>
     <w:p>
@@ -322,58 +561,326 @@
         <w:pStyle w:val="Heading3"/>
       </w:pPr>
       <w:r>
-        <w:t>Prerequisite answer</w:t>
+        <w:t>Outcomes</w:t>
       </w:r>
     </w:p>
     <w:p>
-      <w:r>
-        <w:t>A result depends on the inputs, procedure and conditions that produced it. Preserve data roles and distinguish observed outcomes from predictions or unmeasured conditions. If the prior concept cannot be explained, use a short retrieval activity before this chapter.</w:t>
+      <w:pPr>
+        <w:spacing w:line="336" w:lineRule="auto" w:after="180"/>
+      </w:pPr>
+      <w:r>
+        <w:rPr>
+          <w:b w:val="0"/>
+        </w:rPr>
+        <w:t xml:space="preserve">Explain the </w:t>
+      </w:r>
+      <w:r>
+        <w:rPr>
+          <w:b/>
+        </w:rPr>
+        <w:t>mechanism</w:t>
+      </w:r>
+      <w:r>
+        <w:rPr>
+          <w:b w:val="0"/>
+        </w:rPr>
+        <w:t xml:space="preserve"> and terminology of </w:t>
+      </w:r>
+      <w:r>
+        <w:rPr>
+          <w:b/>
+        </w:rPr>
+        <w:t>effect size</w:t>
+      </w:r>
+      <w:r>
+        <w:rPr>
+          <w:b w:val="0"/>
+        </w:rPr>
+        <w:t xml:space="preserve"> and practical importance</w:t>
       </w:r>
     </w:p>
     <w:p>
       <w:pPr>
-        <w:pStyle w:val="Heading3"/>
-      </w:pPr>
-      <w:r>
-        <w:t>End goal for the pictorial case</w:t>
+        <w:spacing w:line="336" w:lineRule="auto" w:after="180"/>
+      </w:pPr>
+      <w:r>
+        <w:rPr>
+          <w:b w:val="0"/>
+        </w:rPr>
+        <w:t>Apply the stated procedure to a new case with a traceable result</w:t>
       </w:r>
     </w:p>
     <w:p>
-      <w:r>
-        <w:t>Explain effect size and practical importance using the records and boundaries of this fictional investigation.</w:t>
+      <w:pPr>
+        <w:spacing w:line="336" w:lineRule="auto" w:after="180"/>
+      </w:pPr>
+      <w:r>
+        <w:rPr>
+          <w:b w:val="0"/>
+        </w:rPr>
+        <w:t>Identify an assumption or limitation and design a revealing follow-up</w:t>
       </w:r>
     </w:p>
     <w:p>
-      <w:r>
-        <w:t>This added worked case illustrates the week’s main idea. Retain all original and connected topics; schedule its practice within the teaching cycle.</w:t>
+      <w:pPr>
+        <w:pStyle w:val="Heading3"/>
+      </w:pPr>
+      <w:r>
+        <w:t>Preparation</w:t>
       </w:r>
     </w:p>
     <w:p>
       <w:pPr>
-        <w:pStyle w:val="Heading1"/>
-      </w:pPr>
-      <w:r>
-        <w:t>02. Explain and model the mechanism</w:t>
+        <w:spacing w:line="336" w:lineRule="auto" w:after="180"/>
+      </w:pPr>
+      <w:r>
+        <w:rPr>
+          <w:b w:val="0"/>
+        </w:rPr>
+        <w:t>Lesson and workbook; paper and pencil</w:t>
       </w:r>
     </w:p>
     <w:p>
-      <w:r>
-        <w:t>Effect size describes magnitude on a stated scale. Practical importance depends on task requirements, not merely a nonzero difference.</w:t>
+      <w:pPr>
+        <w:spacing w:line="336" w:lineRule="auto" w:after="180"/>
+      </w:pPr>
+      <w:r>
+        <w:rPr>
+          <w:b w:val="0"/>
+        </w:rPr>
+        <w:t>Calculator and optional local Python 3 for arithmetic; no live API or private data</w:t>
       </w:r>
     </w:p>
     <w:p>
-      <w:r>
-        <w:t>Begin by writing the question the procedure is intended to answer. Identify the information already supplied, the information it will produce and the information still missing. These are constructed classroom examples; they do not require live accounts, private records or an external service. Do not treat a plausible explanation as a measured outcome.</w:t>
+      <w:pPr>
+        <w:spacing w:line="336" w:lineRule="auto" w:after="180"/>
+      </w:pPr>
+      <w:r>
+        <w:rPr>
+          <w:b w:val="0"/>
+        </w:rPr>
+        <w:t>Prepare the fresh retry separately and withhold its solution until after collection</w:t>
       </w:r>
     </w:p>
     <w:p>
-      <w:r>
-        <w:t>For paired response durations compute baseline minus candidate per case and average the differences. Positive means faster candidate. Compare with a prespecified minimum useful gain.</w:t>
+      <w:pPr>
+        <w:pStyle w:val="Heading3"/>
+      </w:pPr>
+      <w:r>
+        <w:t>Prerequisite answer</w:t>
       </w:r>
     </w:p>
     <w:p>
-      <w:r>
-        <w:t>Before applying the procedure, write its units, denominator or decision boundary where relevant. A partner should be able to repeat each step using the same inputs. If a required input is absent or violates the stated contract, record that condition explicitly instead of quietly replacing it with a convenient value.</w:t>
+      <w:pPr>
+        <w:spacing w:line="336" w:lineRule="auto" w:after="180"/>
+      </w:pPr>
+      <w:r>
+        <w:rPr>
+          <w:b w:val="0"/>
+        </w:rPr>
+        <w:t xml:space="preserve">A result depends on the </w:t>
+      </w:r>
+      <w:r>
+        <w:rPr>
+          <w:b/>
+        </w:rPr>
+        <w:t>input</w:t>
+      </w:r>
+      <w:r>
+        <w:rPr>
+          <w:b w:val="0"/>
+        </w:rPr>
+        <w:t xml:space="preserve">s, procedure and conditions that produced it. Preserve data roles and distinguish observed outcomes from </w:t>
+      </w:r>
+      <w:r>
+        <w:rPr>
+          <w:b/>
+        </w:rPr>
+        <w:t>prediction</w:t>
+      </w:r>
+      <w:r>
+        <w:rPr>
+          <w:b w:val="0"/>
+        </w:rPr>
+        <w:t>s or unmeasured conditions.</w:t>
+      </w:r>
+    </w:p>
+    <w:p>
+      <w:pPr>
+        <w:spacing w:line="336" w:lineRule="auto" w:after="180"/>
+      </w:pPr>
+      <w:r>
+        <w:rPr>
+          <w:b w:val="0"/>
+        </w:rPr>
+        <w:t>If the prior concept cannot be explained, use a short retrieval activity before this chapter.</w:t>
+      </w:r>
+    </w:p>
+    <w:p>
+      <w:pPr>
+        <w:pStyle w:val="Heading3"/>
+      </w:pPr>
+      <w:r>
+        <w:t>End goal for the pictorial case</w:t>
+      </w:r>
+    </w:p>
+    <w:p>
+      <w:pPr>
+        <w:spacing w:line="336" w:lineRule="auto" w:after="180"/>
+      </w:pPr>
+      <w:r>
+        <w:rPr>
+          <w:b w:val="0"/>
+        </w:rPr>
+        <w:t xml:space="preserve">Explain </w:t>
+      </w:r>
+      <w:r>
+        <w:rPr>
+          <w:b/>
+        </w:rPr>
+        <w:t>effect size</w:t>
+      </w:r>
+      <w:r>
+        <w:rPr>
+          <w:b w:val="0"/>
+        </w:rPr>
+        <w:t xml:space="preserve"> and practical importance using the records and boundaries of this fictional investigation.</w:t>
+      </w:r>
+    </w:p>
+    <w:p>
+      <w:pPr>
+        <w:spacing w:line="336" w:lineRule="auto" w:after="180"/>
+      </w:pPr>
+      <w:r>
+        <w:rPr>
+          <w:b w:val="0"/>
+        </w:rPr>
+        <w:t>This added worked case illustrates the week’s main idea. Retain all original and connected topics; schedule its practice within the teaching cycle.</w:t>
+      </w:r>
+    </w:p>
+    <w:p>
+      <w:pPr>
+        <w:pStyle w:val="Heading1"/>
+      </w:pPr>
+      <w:r>
+        <w:t>02. Explain and model the mechanism</w:t>
+      </w:r>
+    </w:p>
+    <w:p>
+      <w:r>
+        <w:t>Model Effect size and practical importance using the supplied case, labelled mechanism and reasoning. Make the scope of each conclusion explicit.</w:t>
+      </w:r>
+    </w:p>
+    <w:p>
+      <w:pPr>
+        <w:spacing w:line="336" w:lineRule="auto" w:after="180"/>
+      </w:pPr>
+      <w:r>
+        <w:rPr>
+          <w:b/>
+        </w:rPr>
+        <w:t>Effect size</w:t>
+      </w:r>
+      <w:r>
+        <w:rPr>
+          <w:b w:val="0"/>
+        </w:rPr>
+        <w:t xml:space="preserve"> describes magnitude on a stated scale. Practical importance depends on task requirements, not merely a nonzero difference.</w:t>
+      </w:r>
+    </w:p>
+    <w:p>
+      <w:pPr>
+        <w:pStyle w:val="Heading3"/>
+      </w:pPr>
+      <w:r>
+        <w:t>Explain Effect size and practical importance · 1</w:t>
+      </w:r>
+    </w:p>
+    <w:p>
+      <w:pPr>
+        <w:spacing w:line="336" w:lineRule="auto" w:after="180"/>
+      </w:pPr>
+      <w:r>
+        <w:rPr>
+          <w:b w:val="0"/>
+        </w:rPr>
+        <w:t>Begin by writing the question the procedure is intended to answer. Identify the information already supplied, the information it will produce and the information still missing.</w:t>
+      </w:r>
+    </w:p>
+    <w:p>
+      <w:pPr>
+        <w:spacing w:line="336" w:lineRule="auto" w:after="180"/>
+      </w:pPr>
+      <w:r>
+        <w:rPr>
+          <w:b w:val="0"/>
+        </w:rPr>
+        <w:t>These are constructed classroom examples; they do not require live accounts, private records or an external service. Do not treat a plausible explanation as a measured outcome.</w:t>
+      </w:r>
+    </w:p>
+    <w:p>
+      <w:pPr>
+        <w:spacing w:line="336" w:lineRule="auto" w:after="180"/>
+      </w:pPr>
+      <w:r>
+        <w:rPr>
+          <w:b w:val="0"/>
+        </w:rPr>
+        <w:t>For paired response durations compute baseline minus candidate per case and average the differences. Positive means faster candidate. Compare with a prespecified minimum useful gain.</w:t>
+      </w:r>
+    </w:p>
+    <w:p>
+      <w:pPr>
+        <w:pStyle w:val="Heading3"/>
+      </w:pPr>
+      <w:r>
+        <w:t>Explain Effect size and practical importance · 2</w:t>
+      </w:r>
+    </w:p>
+    <w:p>
+      <w:pPr>
+        <w:spacing w:line="336" w:lineRule="auto" w:after="180"/>
+      </w:pPr>
+      <w:r>
+        <w:rPr>
+          <w:b w:val="0"/>
+        </w:rPr>
+        <w:t xml:space="preserve">Before applying the procedure, write its units, denominator or decision boundary where relevant. A partner should be able to repeat each step using the same </w:t>
+      </w:r>
+      <w:r>
+        <w:rPr>
+          <w:b/>
+        </w:rPr>
+        <w:t>input</w:t>
+      </w:r>
+      <w:r>
+        <w:rPr>
+          <w:b w:val="0"/>
+        </w:rPr>
+        <w:t>s.</w:t>
+      </w:r>
+    </w:p>
+    <w:p>
+      <w:pPr>
+        <w:spacing w:line="336" w:lineRule="auto" w:after="180"/>
+      </w:pPr>
+      <w:r>
+        <w:rPr>
+          <w:b w:val="0"/>
+        </w:rPr>
+        <w:t xml:space="preserve">If a required </w:t>
+      </w:r>
+      <w:r>
+        <w:rPr>
+          <w:b/>
+        </w:rPr>
+        <w:t>input</w:t>
+      </w:r>
+      <w:r>
+        <w:rPr>
+          <w:b w:val="0"/>
+        </w:rPr>
+        <w:t xml:space="preserve"> is absent or violates the stated contract, record that condition explicitly instead of quietly replacing it with a convenient value.</w:t>
       </w:r>
     </w:p>
     <w:tbl>
@@ -571,41 +1078,240 @@
       </w:r>
     </w:p>
     <w:p>
-      <w:r>
-        <w:t>Guided: Paired gains2, 3, 1; mean2 meets the inclusive useful-gain threshold. It is a three-case descriptive result, not a population certainty. Qualification: A meaningful sample effect may remain statistically uncertain; statistical significance can also concern a practically tiny effect. Exit: accept a concrete variation with its predicted outcome and a stated condition that would challenge the mechanism; reject a claim resting on unmeasured evidence.</w:t>
+      <w:pPr>
+        <w:pStyle w:val="Heading3"/>
+      </w:pPr>
+      <w:r>
+        <w:t>Explain Effect size and practical importance · 3</w:t>
       </w:r>
     </w:p>
     <w:p>
       <w:pPr>
-        <w:pStyle w:val="Heading3"/>
-      </w:pPr>
-      <w:r>
-        <w:t>Model the reasoning aloud</w:t>
+        <w:spacing w:line="336" w:lineRule="auto" w:after="180"/>
+      </w:pPr>
+      <w:r>
+        <w:rPr>
+          <w:b w:val="0"/>
+        </w:rPr>
+        <w:t>Guided: Paired gains2, 3, 1; mean2 meets the inclusive useful-gain threshold. It is a three-case descriptive result, not a population certainty.</w:t>
       </w:r>
     </w:p>
     <w:p>
-      <w:r>
-        <w:t>Use the complete worked example below before asking learners to complete W2. Reveal a small part, invite a prediction, then explain the deciding step. These teacher notes contain solutions; do not reveal the independent case answer during modelling.</w:t>
+      <w:pPr>
+        <w:spacing w:line="336" w:lineRule="auto" w:after="180"/>
+      </w:pPr>
+      <w:r>
+        <w:rPr>
+          <w:b w:val="0"/>
+        </w:rPr>
+        <w:t>Qualification: A meaningful sample effect may remain statistically uncertain; statistical significance can also concern a practically tiny effect.</w:t>
       </w:r>
     </w:p>
     <w:p>
-      <w:r>
-        <w:t>Baseline times10, 12, 8; candidate8, 9, 7 seconds. Useful gain threshold2 seconds.</w:t>
+      <w:pPr>
+        <w:spacing w:line="336" w:lineRule="auto" w:after="180"/>
+      </w:pPr>
+      <w:r>
+        <w:rPr>
+          <w:b w:val="0"/>
+        </w:rPr>
+        <w:t xml:space="preserve">Exit: accept a concrete variation with its predicted outcome and a stated condition that would challenge the </w:t>
+      </w:r>
+      <w:r>
+        <w:rPr>
+          <w:b/>
+        </w:rPr>
+        <w:t>mechanism</w:t>
+      </w:r>
+      <w:r>
+        <w:rPr>
+          <w:b w:val="0"/>
+        </w:rPr>
+        <w:t xml:space="preserve">; reject a claim resting on unmeasured </w:t>
+      </w:r>
+      <w:r>
+        <w:rPr>
+          <w:b/>
+        </w:rPr>
+        <w:t>evidence</w:t>
+      </w:r>
+      <w:r>
+        <w:rPr>
+          <w:b w:val="0"/>
+        </w:rPr>
+        <w:t>.</w:t>
       </w:r>
     </w:p>
     <w:p>
-      <w:r>
-        <w:t>Paired gains2, 3, 1; mean2 meets the inclusive useful-gain threshold. It is a three-case descriptive result, not a population certainty.</w:t>
+      <w:pPr>
+        <w:pStyle w:val="Heading3"/>
+      </w:pPr>
+      <w:r>
+        <w:t>Model the reasoning aloud</w:t>
       </w:r>
     </w:p>
     <w:p>
-      <w:r>
-        <w:t>Compare the intermediate evidence with the final statement. Explain why each number or decision follows from the stated inputs. The conclusion belongs to this scenario and procedure; changing the inputs, evaluation population or authority can change what it establishes. Retain the raw record so a later revision can be compared honestly.</w:t>
+      <w:pPr>
+        <w:spacing w:line="336" w:lineRule="auto" w:after="180"/>
+      </w:pPr>
+      <w:r>
+        <w:rPr>
+          <w:b w:val="0"/>
+        </w:rPr>
+        <w:t xml:space="preserve">Use the complete worked example below before asking learners to complete W2. Reveal a small part, invite a </w:t>
+      </w:r>
+      <w:r>
+        <w:rPr>
+          <w:b/>
+        </w:rPr>
+        <w:t>prediction</w:t>
+      </w:r>
+      <w:r>
+        <w:rPr>
+          <w:b w:val="0"/>
+        </w:rPr>
+        <w:t>, then explain the deciding step.</w:t>
       </w:r>
     </w:p>
     <w:p>
-      <w:r>
-        <w:t>Optional local lab: predict the printed result before running this standalone Python 3 example. Change one relevant boundary input, record the outcome and state the contract or statistical assumptions. The program uses fictional values and the Python standard library; it performs no external operations.</w:t>
+      <w:pPr>
+        <w:spacing w:line="336" w:lineRule="auto" w:after="180"/>
+      </w:pPr>
+      <w:r>
+        <w:rPr>
+          <w:b w:val="0"/>
+        </w:rPr>
+        <w:t>These teacher notes contain solutions; do not reveal the independent case answer during modelling.</w:t>
+      </w:r>
+    </w:p>
+    <w:p>
+      <w:pPr>
+        <w:spacing w:line="336" w:lineRule="auto" w:after="180"/>
+      </w:pPr>
+      <w:r>
+        <w:rPr>
+          <w:b w:val="0"/>
+        </w:rPr>
+        <w:t>Baseline times10, 12, 8; candidate8, 9, 7 seconds. Useful gain threshold2 seconds.</w:t>
+      </w:r>
+    </w:p>
+    <w:p>
+      <w:pPr>
+        <w:spacing w:line="336" w:lineRule="auto" w:after="180"/>
+      </w:pPr>
+      <w:r>
+        <w:rPr>
+          <w:b w:val="0"/>
+        </w:rPr>
+        <w:t>Paired gains2, 3, 1; mean2 meets the inclusive useful-gain threshold. It is a three-case descriptive result, not a population certainty.</w:t>
+      </w:r>
+    </w:p>
+    <w:p>
+      <w:pPr>
+        <w:pStyle w:val="Heading3"/>
+      </w:pPr>
+      <w:r>
+        <w:t>Model the reasoning aloud · 4</w:t>
+      </w:r>
+    </w:p>
+    <w:p>
+      <w:pPr>
+        <w:spacing w:line="336" w:lineRule="auto" w:after="180"/>
+      </w:pPr>
+      <w:r>
+        <w:rPr>
+          <w:b w:val="0"/>
+        </w:rPr>
+        <w:t xml:space="preserve">Compare the intermediate </w:t>
+      </w:r>
+      <w:r>
+        <w:rPr>
+          <w:b/>
+        </w:rPr>
+        <w:t>evidence</w:t>
+      </w:r>
+      <w:r>
+        <w:rPr>
+          <w:b w:val="0"/>
+        </w:rPr>
+        <w:t xml:space="preserve"> with the final statement. Explain why each number or decision follows from the stated </w:t>
+      </w:r>
+      <w:r>
+        <w:rPr>
+          <w:b/>
+        </w:rPr>
+        <w:t>input</w:t>
+      </w:r>
+      <w:r>
+        <w:rPr>
+          <w:b w:val="0"/>
+        </w:rPr>
+        <w:t>s.</w:t>
+      </w:r>
+    </w:p>
+    <w:p>
+      <w:pPr>
+        <w:spacing w:line="336" w:lineRule="auto" w:after="180"/>
+      </w:pPr>
+      <w:r>
+        <w:rPr>
+          <w:b w:val="0"/>
+        </w:rPr>
+        <w:t xml:space="preserve">The conclusion belongs to this scenario and procedure; changing the </w:t>
+      </w:r>
+      <w:r>
+        <w:rPr>
+          <w:b/>
+        </w:rPr>
+        <w:t>input</w:t>
+      </w:r>
+      <w:r>
+        <w:rPr>
+          <w:b w:val="0"/>
+        </w:rPr>
+        <w:t>s, evaluation population or authority can change what it establishes. Retain the raw record so a later revision can be compared honestly.</w:t>
+      </w:r>
+    </w:p>
+    <w:p>
+      <w:pPr>
+        <w:pStyle w:val="Heading3"/>
+      </w:pPr>
+      <w:r>
+        <w:t>Model the reasoning aloud · 5</w:t>
+      </w:r>
+    </w:p>
+    <w:p>
+      <w:pPr>
+        <w:spacing w:line="336" w:lineRule="auto" w:after="180"/>
+      </w:pPr>
+      <w:r>
+        <w:rPr>
+          <w:b w:val="0"/>
+        </w:rPr>
+        <w:t xml:space="preserve">Optional local lab: predict the printed result before running this standalone Python 3 example. Change one relevant boundary </w:t>
+      </w:r>
+      <w:r>
+        <w:rPr>
+          <w:b/>
+        </w:rPr>
+        <w:t>input</w:t>
+      </w:r>
+      <w:r>
+        <w:rPr>
+          <w:b w:val="0"/>
+        </w:rPr>
+        <w:t>, record the outcome and state the contract or statistical assumptions.</w:t>
+      </w:r>
+    </w:p>
+    <w:p>
+      <w:pPr>
+        <w:spacing w:line="336" w:lineRule="auto" w:after="180"/>
+      </w:pPr>
+      <w:r>
+        <w:rPr>
+          <w:b w:val="0"/>
+        </w:rPr>
+        <w:t>The program uses fictional values and the Python standard library; it performs no external operations.</w:t>
       </w:r>
     </w:p>
     <w:p>
@@ -731,7 +1437,13 @@
       </w:tr>
     </w:tbl>
     <w:p>
-      <w:r>
+      <w:pPr>
+        <w:spacing w:line="336" w:lineRule="auto" w:after="180"/>
+      </w:pPr>
+      <w:r>
+        <w:rPr>
+          <w:b w:val="0"/>
+        </w:rPr>
         <w:t>Use the diagram and verbal explanation together. Ask learners to match a sentence to a specific visual step; do not assign learners fixed visual or auditory learning styles.</w:t>
       </w:r>
     </w:p>
@@ -744,8 +1456,38 @@
       </w:r>
     </w:p>
     <w:p>
-      <w:r>
-        <w:t>An improvement with a practical threshold. A team compares error rates against a predeclared practical threshold.</w:t>
+      <w:pPr>
+        <w:spacing w:line="336" w:lineRule="auto" w:after="180"/>
+      </w:pPr>
+      <w:r>
+        <w:rPr>
+          <w:b w:val="0"/>
+        </w:rPr>
+        <w:t xml:space="preserve">An improvement with a </w:t>
+      </w:r>
+      <w:r>
+        <w:rPr>
+          <w:b/>
+        </w:rPr>
+        <w:t>practical threshold</w:t>
+      </w:r>
+      <w:r>
+        <w:rPr>
+          <w:b w:val="0"/>
+        </w:rPr>
+        <w:t xml:space="preserve">. A team compares error rates against a predeclared </w:t>
+      </w:r>
+      <w:r>
+        <w:rPr>
+          <w:b/>
+        </w:rPr>
+        <w:t>practical threshold</w:t>
+      </w:r>
+      <w:r>
+        <w:rPr>
+          <w:b w:val="0"/>
+        </w:rPr>
+        <w:t>.</w:t>
       </w:r>
     </w:p>
     <w:p>
@@ -757,7 +1499,22 @@
       </w:r>
     </w:p>
     <w:p>
-      <w:r>
+      <w:pPr>
+        <w:pStyle w:val="Heading3"/>
+      </w:pPr>
+      <w:r>
+        <w:t>Supplied facts</w:t>
+      </w:r>
+    </w:p>
+    <w:p>
+      <w:pPr>
+        <w:spacing w:line="336" w:lineRule="auto" w:after="180"/>
+        <w:shd w:fill="F1F6FC"/>
+      </w:pPr>
+      <w:r>
+        <w:rPr>
+          <w:b w:val="0"/>
+        </w:rPr>
         <w:t>A makes 20 errors in 1000 tasks; B makes 15. Practical improvement requires at least 10 fewer errors per 1000.</w:t>
       </w:r>
     </w:p>
@@ -957,21 +1714,37 @@
       </w:r>
     </w:p>
     <w:p>
-      <w:r>
-        <w:t>Effect size describes how much the outcome changes. Practical importance depends on the real decision criterion; relative changes can sound large while absolute changes remain small.</w:t>
+      <w:pPr>
+        <w:pStyle w:val="Heading3"/>
+      </w:pPr>
+      <w:r>
+        <w:t>Why the result follows</w:t>
       </w:r>
     </w:p>
     <w:p>
       <w:pPr>
-        <w:pStyle w:val="Heading3"/>
-      </w:pPr>
-      <w:r>
-        <w:t>What this example does not establish</w:t>
+        <w:spacing w:line="336" w:lineRule="auto" w:after="180"/>
+        <w:shd w:fill="F1F6FC"/>
+      </w:pPr>
+      <w:r>
+        <w:rPr>
+          <w:b/>
+        </w:rPr>
+        <w:t>Effect size</w:t>
+      </w:r>
+      <w:r>
+        <w:rPr>
+          <w:b w:val="0"/>
+        </w:rPr>
+        <w:t xml:space="preserve"> describes how much the outcome changes. Practical importance depends on the real decision criterion; relative changes can sound large while absolute changes remain small.</w:t>
       </w:r>
     </w:p>
     <w:p>
-      <w:r>
-        <w:t>No uncertainty or statistical significance is supplied; these counts alone cannot establish a general effect.</w:t>
+      <w:pPr>
+        <w:pStyle w:val="Heading3"/>
+      </w:pPr>
+      <w:r>
+        <w:t>What this example does not establish</w:t>
       </w:r>
     </w:p>
     <w:p>
@@ -979,43 +1752,180 @@
         <w:pStyle w:val="Heading3"/>
       </w:pPr>
       <w:r>
-        <w:t>Change one thing in the pictured case</w:t>
+        <w:t>Keep the stated limit</w:t>
       </w:r>
     </w:p>
     <w:p>
-      <w:r>
-        <w:t>Change: B makes 8 errors in 1000.</w:t>
+      <w:pPr>
+        <w:spacing w:line="336" w:lineRule="auto" w:after="180"/>
+        <w:shd w:fill="FFF5E6"/>
+      </w:pPr>
+      <w:r>
+        <w:rPr>
+          <w:b w:val="0"/>
+        </w:rPr>
+        <w:t>No uncertainty or statistical significance is supplied; these counts alone cannot establish a general effect.</w:t>
       </w:r>
     </w:p>
     <w:p>
-      <w:r>
-        <w:t>Prediction: The reduction becomes 12 per 1000 and meets the stated practical threshold.</w:t>
+      <w:pPr>
+        <w:pStyle w:val="Heading3"/>
+      </w:pPr>
+      <w:r>
+        <w:t>Change one thing in the pictured case</w:t>
       </w:r>
     </w:p>
     <w:p>
-      <w:r>
-        <w:t>Reason: Twenty minus eight exceeds the required ten fewer errors.</w:t>
+      <w:pPr>
+        <w:pStyle w:val="Heading3"/>
+      </w:pPr>
+      <w:r>
+        <w:t>Change one thing</w:t>
       </w:r>
     </w:p>
     <w:p>
       <w:pPr>
-        <w:pStyle w:val="Heading3"/>
-      </w:pPr>
-      <w:r>
-        <w:t>Ask while showing the picture</w:t>
+        <w:spacing w:line="336" w:lineRule="auto" w:after="180"/>
+        <w:shd w:fill="F5F1FB"/>
+      </w:pPr>
+      <w:r>
+        <w:rPr>
+          <w:b w:val="0"/>
+        </w:rPr>
+        <w:t>Change: B makes 8 errors in 1000.</w:t>
       </w:r>
     </w:p>
     <w:p>
-      <w:r>
-        <w:t>Cover the result. Ask learners to name the inputs and predict the next step. Uncover one step, connect the icon to the actual procedure, and explain its evidence. Then change the supplied condition and compare. The picture is a representation; it does not document execution of a real AI model.</w:t>
+      <w:pPr>
+        <w:pStyle w:val="Heading3"/>
+      </w:pPr>
+      <w:r>
+        <w:t>Predicted result</w:t>
       </w:r>
     </w:p>
     <w:p>
       <w:pPr>
+        <w:spacing w:line="336" w:lineRule="auto" w:after="180"/>
+        <w:shd w:fill="F1F6FC"/>
+      </w:pPr>
+      <w:r>
+        <w:rPr>
+          <w:b/>
+        </w:rPr>
+        <w:t>Prediction</w:t>
+      </w:r>
+      <w:r>
+        <w:rPr>
+          <w:b w:val="0"/>
+        </w:rPr>
+        <w:t xml:space="preserve">: The reduction becomes 12 per 1000 and meets the stated </w:t>
+      </w:r>
+      <w:r>
+        <w:rPr>
+          <w:b/>
+        </w:rPr>
+        <w:t>practical threshold</w:t>
+      </w:r>
+      <w:r>
+        <w:rPr>
+          <w:b w:val="0"/>
+        </w:rPr>
+        <w:t>.</w:t>
+      </w:r>
+    </w:p>
+    <w:p>
+      <w:pPr>
+        <w:pStyle w:val="Heading3"/>
+      </w:pPr>
+      <w:r>
+        <w:t>Why the result follows</w:t>
+      </w:r>
+    </w:p>
+    <w:p>
+      <w:pPr>
+        <w:spacing w:line="336" w:lineRule="auto" w:after="180"/>
+        <w:shd w:fill="F1F6FC"/>
+      </w:pPr>
+      <w:r>
+        <w:rPr>
+          <w:b w:val="0"/>
+        </w:rPr>
+        <w:t>Reason: Twenty minus eight exceeds the required ten fewer errors.</w:t>
+      </w:r>
+    </w:p>
+    <w:p>
+      <w:pPr>
+        <w:pStyle w:val="Heading3"/>
+      </w:pPr>
+      <w:r>
+        <w:t>Ask while showing the picture</w:t>
+      </w:r>
+    </w:p>
+    <w:p>
+      <w:pPr>
+        <w:pStyle w:val="Heading3"/>
+      </w:pPr>
+      <w:r>
+        <w:t>Ask while showing the picture · 6</w:t>
+      </w:r>
+    </w:p>
+    <w:p>
+      <w:pPr>
+        <w:spacing w:line="336" w:lineRule="auto" w:after="180"/>
+      </w:pPr>
+      <w:r>
+        <w:rPr>
+          <w:b w:val="0"/>
+        </w:rPr>
+        <w:t xml:space="preserve">Cover the result. Ask learners to name the </w:t>
+      </w:r>
+      <w:r>
+        <w:rPr>
+          <w:b/>
+        </w:rPr>
+        <w:t>input</w:t>
+      </w:r>
+      <w:r>
+        <w:rPr>
+          <w:b w:val="0"/>
+        </w:rPr>
+        <w:t xml:space="preserve">s and predict the next step. Uncover one step, connect the icon to the actual procedure, and explain its </w:t>
+      </w:r>
+      <w:r>
+        <w:rPr>
+          <w:b/>
+        </w:rPr>
+        <w:t>evidence</w:t>
+      </w:r>
+      <w:r>
+        <w:rPr>
+          <w:b w:val="0"/>
+        </w:rPr>
+        <w:t>. Then change the supplied condition and compare.</w:t>
+      </w:r>
+    </w:p>
+    <w:p>
+      <w:pPr>
+        <w:spacing w:line="336" w:lineRule="auto" w:after="180"/>
+      </w:pPr>
+      <w:r>
+        <w:rPr>
+          <w:b w:val="0"/>
+        </w:rPr>
+        <w:t>The picture is a representation; it does not document execution of a real AI model.</w:t>
+      </w:r>
+    </w:p>
+    <w:p>
+      <w:pPr>
         <w:pStyle w:val="Heading1"/>
       </w:pPr>
       <w:r>
         <w:t>03. Demonstrate and guide practice</w:t>
+      </w:r>
+    </w:p>
+    <w:p>
+      <w:r>
+        <w:t>Demonstrate Effect size and practical importance, reduce support deliberately and check individual reasoning before discussing answers.</w:t>
       </w:r>
     </w:p>
     <w:tbl>
@@ -1231,36 +2141,100 @@
       </w:tr>
     </w:tbl>
     <w:p>
-      <w:r>
-        <w:t>Use the worked example in Sections 3 and 6. Collect a prediction before revealing its result; ask the learner to point to each intermediate fact.</w:t>
+      <w:pPr>
+        <w:spacing w:line="336" w:lineRule="auto" w:after="180"/>
+      </w:pPr>
+      <w:r>
+        <w:rPr>
+          <w:b w:val="0"/>
+        </w:rPr>
+        <w:t xml:space="preserve">Use the worked example in Sections 3 and 6. Collect a </w:t>
+      </w:r>
+      <w:r>
+        <w:rPr>
+          <w:b/>
+        </w:rPr>
+        <w:t>prediction</w:t>
+      </w:r>
+      <w:r>
+        <w:rPr>
+          <w:b w:val="0"/>
+        </w:rPr>
+        <w:t xml:space="preserve"> before revealing its result; ask the learner to point to each intermediate fact.</w:t>
       </w:r>
     </w:p>
     <w:p>
-      <w:r>
-        <w:t>Provide an input/procedure/result/limit frame and a calculator when needed. Ask students to identify the first step before completing the whole trace. Extension: compare two concrete variants of this mechanism while holding unrelated conditions fixed; report both successful and unsuccessful outcomes.</w:t>
+      <w:pPr>
+        <w:spacing w:line="336" w:lineRule="auto" w:after="180"/>
+      </w:pPr>
+      <w:r>
+        <w:rPr>
+          <w:b w:val="0"/>
+        </w:rPr>
+        <w:t xml:space="preserve">Provide an </w:t>
+      </w:r>
+      <w:r>
+        <w:rPr>
+          <w:b/>
+        </w:rPr>
+        <w:t>input</w:t>
+      </w:r>
+      <w:r>
+        <w:rPr>
+          <w:b w:val="0"/>
+        </w:rPr>
+        <w:t>/procedure/result/limit frame and a calculator when needed. Ask students to identify the first step before completing the whole trace.</w:t>
       </w:r>
     </w:p>
     <w:p>
       <w:pPr>
-        <w:pStyle w:val="Heading3"/>
-      </w:pPr>
-      <w:r>
-        <w:t>Reduce help deliberately</w:t>
+        <w:spacing w:line="336" w:lineRule="auto" w:after="180"/>
+      </w:pPr>
+      <w:r>
+        <w:rPr>
+          <w:b w:val="0"/>
+        </w:rPr>
+        <w:t xml:space="preserve">Extension: compare two concrete variants of this </w:t>
+      </w:r>
+      <w:r>
+        <w:rPr>
+          <w:b/>
+        </w:rPr>
+        <w:t>mechanism</w:t>
+      </w:r>
+      <w:r>
+        <w:rPr>
+          <w:b w:val="0"/>
+        </w:rPr>
+        <w:t xml:space="preserve"> while holding unrelated conditions fixed; report both successful and unsuccessful outcomes.</w:t>
       </w:r>
     </w:p>
     <w:p>
-      <w:r>
-        <w:t>Completion task: Baseline times10, 12, 8; candidate8, 9, 7 seconds. Useful gain threshold2 seconds. Show the intermediate steps and give the conclusion with its scope.</w:t>
+      <w:pPr>
+        <w:pStyle w:val="Heading3"/>
+      </w:pPr>
+      <w:r>
+        <w:t>Reduce help deliberately</w:t>
       </w:r>
     </w:p>
     <w:p>
-      <w:r>
-        <w:t>Teacher check: Teacher explanation: Paired gains2, 3, 1; mean2 meets the inclusive useful-gain threshold. It is a three-case descriptive result, not a population certainty.</w:t>
+      <w:pPr>
+        <w:pStyle w:val="Heading3"/>
+      </w:pPr>
+      <w:r>
+        <w:t>Completion practice</w:t>
       </w:r>
     </w:p>
     <w:p>
-      <w:r>
-        <w:t>Start by identifying the given inputs together. Leave the intermediate steps blank. If needed, model one step, then withdraw that help on the next step. Move to a full trace only when the partial trace is understood. For partners, alternate explainer and checker; collect a response from every learner before discussion.</w:t>
+      <w:pPr>
+        <w:spacing w:line="336" w:lineRule="auto" w:after="180"/>
+        <w:shd w:fill="F5F1FB"/>
+      </w:pPr>
+      <w:r>
+        <w:rPr>
+          <w:b w:val="0"/>
+        </w:rPr>
+        <w:t>Completion task: Baseline times10, 12, 8; candidate8, 9, 7 seconds. Useful gain threshold2 seconds. Show the intermediate steps and give the conclusion with its scope.</w:t>
       </w:r>
     </w:p>
     <w:p>
@@ -1268,22 +2242,53 @@
         <w:pStyle w:val="Heading3"/>
       </w:pPr>
       <w:r>
-        <w:t>Individual reasoning check</w:t>
+        <w:t>Reasoning to listen for</w:t>
       </w:r>
     </w:p>
     <w:p>
-      <w:r>
-        <w:t>Use the worked case for Effect size and practical importance. Proposed explanation: “The worked result establishes every future case”. Decide whether this explanation is supported. Point to the step or supplied fact that decides; explain your repair if needed.</w:t>
+      <w:pPr>
+        <w:spacing w:line="336" w:lineRule="auto" w:after="180"/>
+        <w:shd w:fill="F1F6FC"/>
+      </w:pPr>
+      <w:r>
+        <w:rPr>
+          <w:b w:val="0"/>
+        </w:rPr>
+        <w:t>Teacher check: Teacher explanation: Paired gains2, 3, 1; mean2 meets the inclusive useful-gain threshold. It is a three-case descriptive result, not a population certainty.</w:t>
       </w:r>
     </w:p>
     <w:p>
-      <w:r>
-        <w:t>Expected correction: A meaningful sample effect may remain statistically uncertain; statistical significance can also concern a practically tiny effect.</w:t>
+      <w:pPr>
+        <w:spacing w:line="336" w:lineRule="auto" w:after="180"/>
+      </w:pPr>
+      <w:r>
+        <w:rPr>
+          <w:b w:val="0"/>
+        </w:rPr>
+        <w:t xml:space="preserve">Start by identifying the given </w:t>
+      </w:r>
+      <w:r>
+        <w:rPr>
+          <w:b/>
+        </w:rPr>
+        <w:t>input</w:t>
+      </w:r>
+      <w:r>
+        <w:rPr>
+          <w:b w:val="0"/>
+        </w:rPr>
+        <w:t>s together. Leave the intermediate steps blank. If needed, model one step, then withdraw that help on the next step. Move to a full trace only when the partial trace is understood.</w:t>
       </w:r>
     </w:p>
     <w:p>
-      <w:r>
-        <w:t>Collect explanations, not only yes/no votes. If a misunderstanding is common, re-model the relevant step for the class. If it affects a few learners, give a short targeted group explanation while others solve a more demanding variation.</w:t>
+      <w:pPr>
+        <w:spacing w:line="336" w:lineRule="auto" w:after="180"/>
+      </w:pPr>
+      <w:r>
+        <w:rPr>
+          <w:b w:val="0"/>
+        </w:rPr>
+        <w:t>For partners, alternate explainer and checker; collect a response from every learner before discussion.</w:t>
       </w:r>
     </w:p>
     <w:p>
@@ -1291,63 +2296,320 @@
         <w:pStyle w:val="Heading3"/>
       </w:pPr>
       <w:r>
-        <w:t>Pictorial practice question</w:t>
+        <w:t>Individual reasoning check</w:t>
       </w:r>
     </w:p>
     <w:p>
-      <w:r>
-        <w:t>Calculate the absolute error-rate reduction from 20/1000 to 15/1000. Does it meet the ten-fewer-errors threshold, and what changes when B has eight errors?</w:t>
+      <w:pPr>
+        <w:spacing w:line="336" w:lineRule="auto" w:after="180"/>
+      </w:pPr>
+      <w:r>
+        <w:rPr>
+          <w:b w:val="0"/>
+        </w:rPr>
+        <w:t xml:space="preserve">Use the worked case for </w:t>
+      </w:r>
+      <w:r>
+        <w:rPr>
+          <w:b/>
+        </w:rPr>
+        <w:t>Effect size</w:t>
+      </w:r>
+      <w:r>
+        <w:rPr>
+          <w:b w:val="0"/>
+        </w:rPr>
+        <w:t xml:space="preserve"> and practical importance. Proposed explanation: “The worked result establishes every future case”. Decide whether this explanation is supported.</w:t>
       </w:r>
     </w:p>
     <w:p>
       <w:pPr>
-        <w:pStyle w:val="Heading3"/>
-      </w:pPr>
-      <w:r>
-        <w:t>Reasoned teacher answer</w:t>
+        <w:spacing w:line="336" w:lineRule="auto" w:after="180"/>
+      </w:pPr>
+      <w:r>
+        <w:rPr>
+          <w:b w:val="0"/>
+        </w:rPr>
+        <w:t>Point to the step or supplied fact that decides; explain your repair if needed.</w:t>
       </w:r>
     </w:p>
     <w:p>
-      <w:r>
-        <w:t>A is 2%; B is 1.5%. B has 5 fewer errors per 1000, a 0.5-percentage-point reduction. Five is less than ten, so the observed change misses this threshold. Changed case: The reduction becomes 12 per 1000 and meets the stated practical threshold. Twenty minus eight exceeds the required ten fewer errors.</w:t>
+      <w:pPr>
+        <w:pStyle w:val="Heading3"/>
+      </w:pPr>
+      <w:r>
+        <w:t>Expected repair</w:t>
       </w:r>
     </w:p>
     <w:p>
-      <w:r>
-        <w:t>Changed-case reasoning: The reduction becomes 12 per 1000 and meets the stated practical threshold. Twenty minus eight exceeds the required ten fewer errors.</w:t>
+      <w:pPr>
+        <w:spacing w:line="336" w:lineRule="auto" w:after="180"/>
+        <w:shd w:fill="F1F6FC"/>
+      </w:pPr>
+      <w:r>
+        <w:rPr>
+          <w:b w:val="0"/>
+        </w:rPr>
+        <w:t>Expected correction: A meaningful sample effect may remain statistically uncertain; statistical significance can also concern a practically tiny effect.</w:t>
       </w:r>
     </w:p>
     <w:p>
-      <w:r>
-        <w:t>Collect each learner’s explanation before discussion. Use the first missing connection between input, deciding step and result to choose support. This question is worked-case practice, not fresh mastery evidence.</w:t>
+      <w:pPr>
+        <w:spacing w:line="336" w:lineRule="auto" w:after="180"/>
+      </w:pPr>
+      <w:r>
+        <w:rPr>
+          <w:b w:val="0"/>
+        </w:rPr>
+        <w:t>Collect explanations, not only yes/no votes. If a misunderstanding is common, re-model the relevant step for the class.</w:t>
       </w:r>
     </w:p>
     <w:p>
       <w:pPr>
-        <w:pStyle w:val="Heading1"/>
-      </w:pPr>
-      <w:r>
-        <w:t>04. Run the investigation and diagnose misconceptions</w:t>
+        <w:spacing w:line="336" w:lineRule="auto" w:after="180"/>
+      </w:pPr>
+      <w:r>
+        <w:rPr>
+          <w:b w:val="0"/>
+        </w:rPr>
+        <w:t>If it affects a few learners, give a short targeted group explanation while others solve a more demanding variation.</w:t>
       </w:r>
     </w:p>
     <w:p>
-      <w:r>
-        <w:t>The worked result establishes every future case: A meaningful sample effect may remain statistically uncertain; statistical significance can also concern a practically tiny effect.</w:t>
+      <w:pPr>
+        <w:pStyle w:val="Heading3"/>
+      </w:pPr>
+      <w:r>
+        <w:t>Pictorial practice question</w:t>
       </w:r>
     </w:p>
     <w:p>
-      <w:r>
-        <w:t>A missing input may be replaced without recording the change: A replacement changes the evidence or contract. Record the change and its justification; do not silently turn unknown into a measured value.</w:t>
+      <w:pPr>
+        <w:spacing w:line="336" w:lineRule="auto" w:after="180"/>
+        <w:shd w:fill="F5F1FB"/>
+      </w:pPr>
+      <w:r>
+        <w:rPr>
+          <w:b w:val="0"/>
+        </w:rPr>
+        <w:t>Calculate the absolute error-rate reduction from 20/1000 to 15/1000. Does it meet the ten-fewer-errors threshold, and what changes when B has eight errors?</w:t>
       </w:r>
     </w:p>
     <w:p>
-      <w:r>
-        <w:t>Repeating an assessed case is new independent evidence: A replay checks consistency. An example used for feedback or revision cannot later be described as untouched final evaluation.</w:t>
+      <w:pPr>
+        <w:pStyle w:val="Heading3"/>
+      </w:pPr>
+      <w:r>
+        <w:t>Reasoned teacher answer</w:t>
       </w:r>
     </w:p>
     <w:p>
-      <w:r>
-        <w:t>Use Section 9 for the evidence ledger. Add a boundary or missing-input case and record the expected response before checking. More successful repeats of one case do not establish wider coverage.</w:t>
+      <w:pPr>
+        <w:spacing w:line="336" w:lineRule="auto" w:after="180"/>
+      </w:pPr>
+      <w:r>
+        <w:rPr>
+          <w:b w:val="0"/>
+        </w:rPr>
+        <w:t>A is 2%; B is 1.5%. B has 5 fewer errors per 1000, a 0.5-percentage-point reduction. Five is less than ten, so the observed change misses this threshold.</w:t>
+      </w:r>
+    </w:p>
+    <w:p>
+      <w:pPr>
+        <w:spacing w:line="336" w:lineRule="auto" w:after="180"/>
+      </w:pPr>
+      <w:r>
+        <w:rPr>
+          <w:b w:val="0"/>
+        </w:rPr>
+        <w:t xml:space="preserve">Changed case: The reduction becomes 12 per 1000 and meets the stated </w:t>
+      </w:r>
+      <w:r>
+        <w:rPr>
+          <w:b/>
+        </w:rPr>
+        <w:t>practical threshold</w:t>
+      </w:r>
+      <w:r>
+        <w:rPr>
+          <w:b w:val="0"/>
+        </w:rPr>
+        <w:t>. Twenty minus eight exceeds the required ten fewer errors.</w:t>
+      </w:r>
+    </w:p>
+    <w:p>
+      <w:pPr>
+        <w:spacing w:line="336" w:lineRule="auto" w:after="180"/>
+      </w:pPr>
+      <w:r>
+        <w:rPr>
+          <w:b w:val="0"/>
+        </w:rPr>
+        <w:t xml:space="preserve">Changed-case reasoning: The reduction becomes 12 per 1000 and meets the stated </w:t>
+      </w:r>
+      <w:r>
+        <w:rPr>
+          <w:b/>
+        </w:rPr>
+        <w:t>practical threshold</w:t>
+      </w:r>
+      <w:r>
+        <w:rPr>
+          <w:b w:val="0"/>
+        </w:rPr>
+        <w:t>. Twenty minus eight exceeds the required ten fewer errors.</w:t>
+      </w:r>
+    </w:p>
+    <w:p>
+      <w:pPr>
+        <w:spacing w:line="336" w:lineRule="auto" w:after="180"/>
+      </w:pPr>
+      <w:r>
+        <w:rPr>
+          <w:b w:val="0"/>
+        </w:rPr>
+        <w:t xml:space="preserve">Collect each learner’s explanation before discussion. Use the first missing connection between </w:t>
+      </w:r>
+      <w:r>
+        <w:rPr>
+          <w:b/>
+        </w:rPr>
+        <w:t>input</w:t>
+      </w:r>
+      <w:r>
+        <w:rPr>
+          <w:b w:val="0"/>
+        </w:rPr>
+        <w:t xml:space="preserve">, deciding step and result to choose support. This question is worked-case practice, not fresh mastery </w:t>
+      </w:r>
+      <w:r>
+        <w:rPr>
+          <w:b/>
+        </w:rPr>
+        <w:t>evidence</w:t>
+      </w:r>
+      <w:r>
+        <w:rPr>
+          <w:b w:val="0"/>
+        </w:rPr>
+        <w:t>.</w:t>
+      </w:r>
+    </w:p>
+    <w:p>
+      <w:pPr>
+        <w:pStyle w:val="Heading1"/>
+      </w:pPr>
+      <w:r>
+        <w:t>04. Run the investigation and diagnose misconceptions</w:t>
+      </w:r>
+    </w:p>
+    <w:p>
+      <w:r>
+        <w:t>Run the Effect size and practical importance investigation and use the first unsupported step to choose a teaching response.</w:t>
+      </w:r>
+    </w:p>
+    <w:p>
+      <w:pPr>
+        <w:spacing w:line="336" w:lineRule="auto" w:after="180"/>
+      </w:pPr>
+      <w:r>
+        <w:rPr>
+          <w:b w:val="0"/>
+        </w:rPr>
+        <w:t>The worked result establishes every future case: A meaningful sample effect may remain statistically uncertain; statistical significance can also concern a practically tiny effect.</w:t>
+      </w:r>
+    </w:p>
+    <w:p>
+      <w:pPr>
+        <w:spacing w:line="336" w:lineRule="auto" w:after="180"/>
+      </w:pPr>
+      <w:r>
+        <w:rPr>
+          <w:b w:val="0"/>
+        </w:rPr>
+        <w:t xml:space="preserve">A missing </w:t>
+      </w:r>
+      <w:r>
+        <w:rPr>
+          <w:b/>
+        </w:rPr>
+        <w:t>input</w:t>
+      </w:r>
+      <w:r>
+        <w:rPr>
+          <w:b w:val="0"/>
+        </w:rPr>
+        <w:t xml:space="preserve"> may be replaced without recording the change: A replacement changes the </w:t>
+      </w:r>
+      <w:r>
+        <w:rPr>
+          <w:b/>
+        </w:rPr>
+        <w:t>evidence</w:t>
+      </w:r>
+      <w:r>
+        <w:rPr>
+          <w:b w:val="0"/>
+        </w:rPr>
+        <w:t xml:space="preserve"> or contract. Record the change and its justification; do not silently turn unknown into a measured value.</w:t>
+      </w:r>
+    </w:p>
+    <w:p>
+      <w:pPr>
+        <w:spacing w:line="336" w:lineRule="auto" w:after="180"/>
+      </w:pPr>
+      <w:r>
+        <w:rPr>
+          <w:b w:val="0"/>
+        </w:rPr>
+        <w:t xml:space="preserve">Repeating an assessed case is new independent </w:t>
+      </w:r>
+      <w:r>
+        <w:rPr>
+          <w:b/>
+        </w:rPr>
+        <w:t>evidence</w:t>
+      </w:r>
+      <w:r>
+        <w:rPr>
+          <w:b w:val="0"/>
+        </w:rPr>
+        <w:t>: A replay checks consistency. An example used for feedback or revision cannot later be described as untouched final evaluation.</w:t>
+      </w:r>
+    </w:p>
+    <w:p>
+      <w:pPr>
+        <w:spacing w:line="336" w:lineRule="auto" w:after="180"/>
+      </w:pPr>
+      <w:r>
+        <w:rPr>
+          <w:b w:val="0"/>
+        </w:rPr>
+        <w:t xml:space="preserve">Use Section 9 for the </w:t>
+      </w:r>
+      <w:r>
+        <w:rPr>
+          <w:b/>
+        </w:rPr>
+        <w:t>evidence</w:t>
+      </w:r>
+      <w:r>
+        <w:rPr>
+          <w:b w:val="0"/>
+        </w:rPr>
+        <w:t xml:space="preserve"> ledger. Add a boundary or missing-</w:t>
+      </w:r>
+      <w:r>
+        <w:rPr>
+          <w:b/>
+        </w:rPr>
+        <w:t>input</w:t>
+      </w:r>
+      <w:r>
+        <w:rPr>
+          <w:b w:val="0"/>
+        </w:rPr>
+        <w:t xml:space="preserve"> case and record the expected response before checking. More successful repeats of one case do not establish wider coverage.</w:t>
       </w:r>
     </w:p>
     <w:p>
@@ -1505,29 +2767,38 @@
       </w:tr>
     </w:tbl>
     <w:p>
-      <w:r>
-        <w:t>Offer an oral explanation, drawing, enlarged visual or fewer examples when that removes a reading/writing barrier. Keep the same reasoning goal. Stretch secure learners by changing a boundary or assumption and asking them to defend the effect, not simply by assigning more of the same questions.</w:t>
+      <w:pPr>
+        <w:spacing w:line="336" w:lineRule="auto" w:after="180"/>
+      </w:pPr>
+      <w:r>
+        <w:rPr>
+          <w:b w:val="0"/>
+        </w:rPr>
+        <w:t>Offer an oral explanation, drawing, enlarged visual or fewer examples when that removes a reading/writing barrier. Keep the same reasoning goal.</w:t>
       </w:r>
     </w:p>
     <w:p>
       <w:pPr>
-        <w:pStyle w:val="Heading1"/>
-      </w:pPr>
-      <w:r>
-        <w:t>05. Assess and explain the answers</w:t>
+        <w:spacing w:line="336" w:lineRule="auto" w:after="180"/>
+      </w:pPr>
+      <w:r>
+        <w:rPr>
+          <w:b w:val="0"/>
+        </w:rPr>
+        <w:t>Stretch secure learners by changing a boundary or assumption and asking them to defend the effect, not simply by assigning more of the same questions.</w:t>
       </w:r>
     </w:p>
     <w:p>
       <w:pPr>
-        <w:pStyle w:val="Heading3"/>
-      </w:pPr>
-      <w:r>
-        <w:t>Guided and exit questions</w:t>
+        <w:pStyle w:val="Heading1"/>
+      </w:pPr>
+      <w:r>
+        <w:t>05. Assess and explain the answers</w:t>
       </w:r>
     </w:p>
     <w:p>
       <w:r>
-        <w:t>Guided: Paired gains2, 3, 1; mean2 meets the inclusive useful-gain threshold. It is a three-case descriptive result, not a population certainty. Qualification: A meaningful sample effect may remain statistically uncertain; statistical significance can also concern a practically tiny effect. Exit: accept a concrete variation with its predicted outcome and a stated condition that would challenge the mechanism; reject a claim resting on unmeasured evidence.</w:t>
+        <w:t>Use the Effect size and practical importance questions, teacher keys and criteria after the relevant attempts. Previously discussed cases are practice; protect the separately selected independent task.</w:t>
       </w:r>
     </w:p>
     <w:p>
@@ -1535,89 +2806,220 @@
         <w:pStyle w:val="Heading3"/>
       </w:pPr>
       <w:r>
-        <w:t>W1 Explain the mechanism</w:t>
+        <w:t>Guided and exit questions</w:t>
       </w:r>
     </w:p>
     <w:p>
-      <w:r>
-        <w:t>Explain the weekly mechanism in your own words. Use the worked scenario to name its input, decision rule and output.</w:t>
+      <w:pPr>
+        <w:spacing w:line="336" w:lineRule="auto" w:after="180"/>
+      </w:pPr>
+      <w:r>
+        <w:rPr>
+          <w:b w:val="0"/>
+        </w:rPr>
+        <w:t>Guided: Paired gains2, 3, 1; mean2 meets the inclusive useful-gain threshold. It is a three-case descriptive result, not a population certainty.</w:t>
       </w:r>
     </w:p>
     <w:p>
-      <w:r>
-        <w:t>Teacher explanation: Effect size describes magnitude on a stated scale. Practical importance depends on task requirements, not merely a nonzero difference. For paired response durations compute baseline minus candidate per case and average the differences. Positive means faster candidate. Compare with a prespecified minimum useful gain.</w:t>
+      <w:pPr>
+        <w:spacing w:line="336" w:lineRule="auto" w:after="180"/>
+      </w:pPr>
+      <w:r>
+        <w:rPr>
+          <w:b w:val="0"/>
+        </w:rPr>
+        <w:t>Qualification: A meaningful sample effect may remain statistically uncertain; statistical significance can also concern a practically tiny effect.</w:t>
       </w:r>
     </w:p>
     <w:p>
       <w:pPr>
-        <w:pStyle w:val="Heading3"/>
-      </w:pPr>
-      <w:r>
-        <w:t>W2 Trace the worked case</w:t>
+        <w:spacing w:line="336" w:lineRule="auto" w:after="180"/>
+      </w:pPr>
+      <w:r>
+        <w:rPr>
+          <w:b w:val="0"/>
+        </w:rPr>
+        <w:t xml:space="preserve">Exit: accept a concrete variation with its predicted outcome and a stated condition that would challenge the </w:t>
+      </w:r>
+      <w:r>
+        <w:rPr>
+          <w:b/>
+        </w:rPr>
+        <w:t>mechanism</w:t>
+      </w:r>
+      <w:r>
+        <w:rPr>
+          <w:b w:val="0"/>
+        </w:rPr>
+        <w:t xml:space="preserve">; reject a claim resting on unmeasured </w:t>
+      </w:r>
+      <w:r>
+        <w:rPr>
+          <w:b/>
+        </w:rPr>
+        <w:t>evidence</w:t>
+      </w:r>
+      <w:r>
+        <w:rPr>
+          <w:b w:val="0"/>
+        </w:rPr>
+        <w:t>.</w:t>
       </w:r>
     </w:p>
     <w:p>
-      <w:r>
-        <w:t>Baseline times10, 12, 8; candidate8, 9, 7 seconds. Useful gain threshold2 seconds. Show the intermediate steps and give the conclusion with its scope.</w:t>
+      <w:pPr>
+        <w:pStyle w:val="Heading3"/>
+      </w:pPr>
+      <w:r>
+        <w:t>W1 Explain the mechanism</w:t>
       </w:r>
     </w:p>
     <w:p>
-      <w:r>
-        <w:t>Teacher explanation: Paired gains2, 3, 1; mean2 meets the inclusive useful-gain threshold. It is a three-case descriptive result, not a population certainty.</w:t>
+      <w:pPr>
+        <w:pStyle w:val="Heading3"/>
+      </w:pPr>
+      <w:r>
+        <w:t>Workbook question · W1</w:t>
       </w:r>
     </w:p>
     <w:p>
       <w:pPr>
-        <w:pStyle w:val="Heading3"/>
-      </w:pPr>
-      <w:r>
-        <w:t>W3 Audit the limit</w:t>
+        <w:spacing w:line="336" w:lineRule="auto" w:after="180"/>
+        <w:shd w:fill="F5F1FB"/>
+      </w:pPr>
+      <w:r>
+        <w:rPr>
+          <w:b w:val="0"/>
+        </w:rPr>
+        <w:t xml:space="preserve">Explain the weekly </w:t>
+      </w:r>
+      <w:r>
+        <w:rPr>
+          <w:b/>
+        </w:rPr>
+        <w:t>mechanism</w:t>
+      </w:r>
+      <w:r>
+        <w:rPr>
+          <w:b w:val="0"/>
+        </w:rPr>
+        <w:t xml:space="preserve"> in your own words. Use the worked scenario to name its </w:t>
+      </w:r>
+      <w:r>
+        <w:rPr>
+          <w:b/>
+        </w:rPr>
+        <w:t>input</w:t>
+      </w:r>
+      <w:r>
+        <w:rPr>
+          <w:b w:val="0"/>
+        </w:rPr>
+        <w:t xml:space="preserve">, decision rule and </w:t>
+      </w:r>
+      <w:r>
+        <w:rPr>
+          <w:b/>
+        </w:rPr>
+        <w:t>output</w:t>
+      </w:r>
+      <w:r>
+        <w:rPr>
+          <w:b w:val="0"/>
+        </w:rPr>
+        <w:t>.</w:t>
       </w:r>
     </w:p>
     <w:p>
-      <w:r>
-        <w:t>A report omits this qualification: A meaningful sample effect may remain statistically uncertain; statistical significance can also concern a practically tiny effect. Explain how omitting it could change a reader's interpretation, and write an accurate replacement.</w:t>
+      <w:pPr>
+        <w:pStyle w:val="Heading3"/>
+      </w:pPr>
+      <w:r>
+        <w:t>Teacher reasoning · W1</w:t>
       </w:r>
     </w:p>
     <w:p>
-      <w:r>
-        <w:t>Teacher explanation: A meaningful sample effect may remain statistically uncertain; statistical significance can also concern a practically tiny effect. State the observed result separately from the unverified or out-of-scope claim; preserve the original evidence rather than inventing a missing fact.</w:t>
+      <w:pPr>
+        <w:spacing w:line="336" w:lineRule="auto" w:after="180"/>
+        <w:shd w:fill="F1F6FC"/>
+      </w:pPr>
+      <w:r>
+        <w:rPr>
+          <w:b w:val="0"/>
+        </w:rPr>
+        <w:t xml:space="preserve">Teacher explanation: </w:t>
+      </w:r>
+      <w:r>
+        <w:rPr>
+          <w:b/>
+        </w:rPr>
+        <w:t>Effect size</w:t>
+      </w:r>
+      <w:r>
+        <w:rPr>
+          <w:b w:val="0"/>
+        </w:rPr>
+        <w:t xml:space="preserve"> describes magnitude on a stated scale. Practical importance depends on task requirements, not merely a nonzero difference.</w:t>
       </w:r>
     </w:p>
     <w:p>
       <w:pPr>
-        <w:pStyle w:val="Heading3"/>
-      </w:pPr>
-      <w:r>
-        <w:t>W4 Apply a new case independently</w:t>
+        <w:spacing w:line="336" w:lineRule="auto" w:after="180"/>
+        <w:shd w:fill="F1F6FC"/>
+      </w:pPr>
+      <w:r>
+        <w:rPr>
+          <w:b w:val="0"/>
+        </w:rPr>
+        <w:t>For paired response durations compute baseline minus candidate per case and average the differences. Positive means faster candidate. Compare with a prespecified minimum useful gain.</w:t>
       </w:r>
     </w:p>
     <w:p>
-      <w:r>
-        <w:t>Baseline6, 8, 10; candidate5, 7, 9. Useful mean gain at least1.5. Decide.</w:t>
+      <w:pPr>
+        <w:pStyle w:val="Heading3"/>
+      </w:pPr>
+      <w:r>
+        <w:t>W2 Trace the worked case</w:t>
       </w:r>
     </w:p>
     <w:p>
-      <w:r>
-        <w:t>Teacher explanation: Gains1, 1, 1; mean1 fails1.5 threshold despite positive sample improvement.</w:t>
+      <w:pPr>
+        <w:pStyle w:val="Heading3"/>
+      </w:pPr>
+      <w:r>
+        <w:t>Workbook question · W2</w:t>
       </w:r>
     </w:p>
     <w:p>
       <w:pPr>
-        <w:pStyle w:val="Heading3"/>
-      </w:pPr>
-      <w:r>
-        <w:t>W5 Design a revealing follow-up</w:t>
+        <w:spacing w:line="336" w:lineRule="auto" w:after="180"/>
+        <w:shd w:fill="F5F1FB"/>
+      </w:pPr>
+      <w:r>
+        <w:rPr>
+          <w:b w:val="0"/>
+        </w:rPr>
+        <w:t>Baseline times10, 12, 8; candidate8, 9, 7 seconds. Useful gain threshold2 seconds. Show the intermediate steps and give the conclusion with its scope.</w:t>
       </w:r>
     </w:p>
     <w:p>
-      <w:r>
-        <w:t>For the worked scenario, propose one additional case that could reveal a failure, describe its expected outcome before running it, and explain what would need to remain fixed for a fair comparison. Do not reuse W4 as a new final test after receiving feedback.</w:t>
+      <w:pPr>
+        <w:pStyle w:val="Heading3"/>
+      </w:pPr>
+      <w:r>
+        <w:t>Teacher reasoning · W2</w:t>
       </w:r>
     </w:p>
     <w:p>
-      <w:r>
-        <w:t>Teacher explanation: Accept a concrete variant of the worked input or a missing/conflicting/boundary condition, with an expectation derived from the declared procedure. Require preserved settings, original outputs and data roles. A meaningful sample effect may remain statistically uncertain; statistical significance can also concern a practically tiny effect. The new case should test this particular mechanism rather than merely restate the original result.</w:t>
+      <w:pPr>
+        <w:spacing w:line="336" w:lineRule="auto" w:after="180"/>
+        <w:shd w:fill="F1F6FC"/>
+      </w:pPr>
+      <w:r>
+        <w:rPr>
+          <w:b w:val="0"/>
+        </w:rPr>
+        <w:t>Teacher explanation: Paired gains2, 3, 1; mean2 meets the inclusive useful-gain threshold. It is a three-case descriptive result, not a population certainty.</w:t>
       </w:r>
     </w:p>
     <w:p>
@@ -1625,25 +3027,39 @@
         <w:pStyle w:val="Heading3"/>
       </w:pPr>
       <w:r>
-        <w:t>Independent assessment and fresh retry</w:t>
+        <w:t>W3 Audit the limit</w:t>
       </w:r>
     </w:p>
     <w:p>
-      <w:r>
-        <w:t>W4: Gains1, 1, 1; mean1 fails1.5 threshold despite positive sample improvement. Require intermediate reasoning and the stated scope. Fresh retry: Baseline5, 7, 9; candidate3, 5, 8; threshold1.5. Expected reasoning: Gains2, 2, 1; mean5/3≈1.667 meets threshold on three cases. If students need support, record it and reassess with another new case rather than awarding independence to a copied answer.</w:t>
+      <w:pPr>
+        <w:pStyle w:val="Heading3"/>
+      </w:pPr>
+      <w:r>
+        <w:t>Workbook question · W3</w:t>
       </w:r>
     </w:p>
     <w:p>
       <w:pPr>
-        <w:pStyle w:val="Heading3"/>
-      </w:pPr>
-      <w:r>
-        <w:t>Assess independent transfer</w:t>
+        <w:spacing w:line="336" w:lineRule="auto" w:after="180"/>
+        <w:shd w:fill="F5F1FB"/>
+      </w:pPr>
+      <w:r>
+        <w:rPr>
+          <w:b w:val="0"/>
+        </w:rPr>
+        <w:t>A report omits this qualification: A meaningful sample effect may remain statistically uncertain; statistical significance can also concern a practically tiny effect.</w:t>
       </w:r>
     </w:p>
     <w:p>
-      <w:r>
-        <w:t>Selected case: Baseline6, 8, 10; candidate5, 7, 9. Useful mean gain at least1.5. Decide.</w:t>
+      <w:pPr>
+        <w:spacing w:line="336" w:lineRule="auto" w:after="180"/>
+        <w:shd w:fill="F5F1FB"/>
+      </w:pPr>
+      <w:r>
+        <w:rPr>
+          <w:b w:val="0"/>
+        </w:rPr>
+        <w:t>Explain how omitting it could change a reader's interpretation, and write an accurate replacement.</w:t>
       </w:r>
     </w:p>
     <w:p>
@@ -1651,11 +3067,306 @@
         <w:pStyle w:val="Heading3"/>
       </w:pPr>
       <w:r>
-        <w:t>Selected case answer</w:t>
+        <w:t>Teacher reasoning · W3</w:t>
       </w:r>
     </w:p>
     <w:p>
-      <w:r>
+      <w:pPr>
+        <w:spacing w:line="336" w:lineRule="auto" w:after="180"/>
+        <w:shd w:fill="F1F6FC"/>
+      </w:pPr>
+      <w:r>
+        <w:rPr>
+          <w:b w:val="0"/>
+        </w:rPr>
+        <w:t>Teacher explanation: A meaningful sample effect may remain statistically uncertain; statistical significance can also concern a practically tiny effect.</w:t>
+      </w:r>
+    </w:p>
+    <w:p>
+      <w:pPr>
+        <w:spacing w:line="336" w:lineRule="auto" w:after="180"/>
+        <w:shd w:fill="F1F6FC"/>
+      </w:pPr>
+      <w:r>
+        <w:rPr>
+          <w:b w:val="0"/>
+        </w:rPr>
+        <w:t xml:space="preserve">State the observed result separately from the unverified or out-of-scope claim; preserve the original </w:t>
+      </w:r>
+      <w:r>
+        <w:rPr>
+          <w:b/>
+        </w:rPr>
+        <w:t>evidence</w:t>
+      </w:r>
+      <w:r>
+        <w:rPr>
+          <w:b w:val="0"/>
+        </w:rPr>
+        <w:t xml:space="preserve"> rather than inventing a missing fact.</w:t>
+      </w:r>
+    </w:p>
+    <w:p>
+      <w:pPr>
+        <w:pStyle w:val="Heading3"/>
+      </w:pPr>
+      <w:r>
+        <w:t>W4 Apply a new case independently</w:t>
+      </w:r>
+    </w:p>
+    <w:p>
+      <w:pPr>
+        <w:pStyle w:val="Heading3"/>
+      </w:pPr>
+      <w:r>
+        <w:t>Workbook question · W4</w:t>
+      </w:r>
+    </w:p>
+    <w:p>
+      <w:pPr>
+        <w:spacing w:line="336" w:lineRule="auto" w:after="180"/>
+        <w:shd w:fill="F5F1FB"/>
+      </w:pPr>
+      <w:r>
+        <w:rPr>
+          <w:b w:val="0"/>
+        </w:rPr>
+        <w:t>Baseline6, 8, 10; candidate5, 7, 9. Useful mean gain at least1.5. Decide.</w:t>
+      </w:r>
+    </w:p>
+    <w:p>
+      <w:pPr>
+        <w:pStyle w:val="Heading3"/>
+      </w:pPr>
+      <w:r>
+        <w:t>Teacher reasoning · W4</w:t>
+      </w:r>
+    </w:p>
+    <w:p>
+      <w:pPr>
+        <w:spacing w:line="336" w:lineRule="auto" w:after="180"/>
+        <w:shd w:fill="F1F6FC"/>
+      </w:pPr>
+      <w:r>
+        <w:rPr>
+          <w:b w:val="0"/>
+        </w:rPr>
+        <w:t>Teacher explanation: Gains1, 1, 1; mean1 fails1.5 threshold despite positive sample improvement.</w:t>
+      </w:r>
+    </w:p>
+    <w:p>
+      <w:pPr>
+        <w:pStyle w:val="Heading3"/>
+      </w:pPr>
+      <w:r>
+        <w:t>W5 Design a revealing follow-up</w:t>
+      </w:r>
+    </w:p>
+    <w:p>
+      <w:pPr>
+        <w:pStyle w:val="Heading3"/>
+      </w:pPr>
+      <w:r>
+        <w:t>Workbook question · W5</w:t>
+      </w:r>
+    </w:p>
+    <w:p>
+      <w:pPr>
+        <w:spacing w:line="336" w:lineRule="auto" w:after="180"/>
+        <w:shd w:fill="F5F1FB"/>
+      </w:pPr>
+      <w:r>
+        <w:rPr>
+          <w:b w:val="0"/>
+        </w:rPr>
+        <w:t>For the worked scenario, propose one additional case that could reveal a failure, describe its expected outcome before running it, and explain what would need to remain fixed for a fair comparison.</w:t>
+      </w:r>
+    </w:p>
+    <w:p>
+      <w:pPr>
+        <w:spacing w:line="336" w:lineRule="auto" w:after="180"/>
+        <w:shd w:fill="F5F1FB"/>
+      </w:pPr>
+      <w:r>
+        <w:rPr>
+          <w:b w:val="0"/>
+        </w:rPr>
+        <w:t>Do not reuse W4 as a new final test after receiving feedback.</w:t>
+      </w:r>
+    </w:p>
+    <w:p>
+      <w:pPr>
+        <w:pStyle w:val="Heading3"/>
+      </w:pPr>
+      <w:r>
+        <w:t>Teacher reasoning · W5</w:t>
+      </w:r>
+    </w:p>
+    <w:p>
+      <w:pPr>
+        <w:spacing w:line="336" w:lineRule="auto" w:after="180"/>
+        <w:shd w:fill="F1F6FC"/>
+      </w:pPr>
+      <w:r>
+        <w:rPr>
+          <w:b w:val="0"/>
+        </w:rPr>
+        <w:t xml:space="preserve">Teacher explanation: Accept a concrete variant of the worked </w:t>
+      </w:r>
+      <w:r>
+        <w:rPr>
+          <w:b/>
+        </w:rPr>
+        <w:t>input</w:t>
+      </w:r>
+      <w:r>
+        <w:rPr>
+          <w:b w:val="0"/>
+        </w:rPr>
+        <w:t xml:space="preserve"> or a missing/conflicting/boundary condition, with an expectation derived from the declared procedure.</w:t>
+      </w:r>
+    </w:p>
+    <w:p>
+      <w:pPr>
+        <w:spacing w:line="336" w:lineRule="auto" w:after="180"/>
+        <w:shd w:fill="F1F6FC"/>
+      </w:pPr>
+      <w:r>
+        <w:rPr>
+          <w:b w:val="0"/>
+        </w:rPr>
+        <w:t xml:space="preserve">Require preserved settings, original </w:t>
+      </w:r>
+      <w:r>
+        <w:rPr>
+          <w:b/>
+        </w:rPr>
+        <w:t>output</w:t>
+      </w:r>
+      <w:r>
+        <w:rPr>
+          <w:b w:val="0"/>
+        </w:rPr>
+        <w:t>s and data roles. A meaningful sample effect may remain statistically uncertain; statistical significance can also concern a practically tiny effect.</w:t>
+      </w:r>
+    </w:p>
+    <w:p>
+      <w:pPr>
+        <w:spacing w:line="336" w:lineRule="auto" w:after="180"/>
+        <w:shd w:fill="F1F6FC"/>
+      </w:pPr>
+      <w:r>
+        <w:rPr>
+          <w:b w:val="0"/>
+        </w:rPr>
+        <w:t xml:space="preserve">The new case should test this particular </w:t>
+      </w:r>
+      <w:r>
+        <w:rPr>
+          <w:b/>
+        </w:rPr>
+        <w:t>mechanism</w:t>
+      </w:r>
+      <w:r>
+        <w:rPr>
+          <w:b w:val="0"/>
+        </w:rPr>
+        <w:t xml:space="preserve"> rather than merely restate the original result.</w:t>
+      </w:r>
+    </w:p>
+    <w:p>
+      <w:pPr>
+        <w:pStyle w:val="Heading3"/>
+      </w:pPr>
+      <w:r>
+        <w:t>Independent assessment and fresh retry</w:t>
+      </w:r>
+    </w:p>
+    <w:p>
+      <w:pPr>
+        <w:pStyle w:val="Heading3"/>
+      </w:pPr>
+      <w:r>
+        <w:t>Teacher key · Independent assessment and fresh retry</w:t>
+      </w:r>
+    </w:p>
+    <w:p>
+      <w:pPr>
+        <w:spacing w:line="336" w:lineRule="auto" w:after="180"/>
+        <w:shd w:fill="F1F6FC"/>
+      </w:pPr>
+      <w:r>
+        <w:rPr>
+          <w:b w:val="0"/>
+        </w:rPr>
+        <w:t>W4: Gains1, 1, 1; mean1 fails1.5 threshold despite positive sample improvement. Require intermediate reasoning and the stated scope. Fresh retry: Baseline5, 7, 9; candidate3, 5, 8; threshold1.5.</w:t>
+      </w:r>
+    </w:p>
+    <w:p>
+      <w:pPr>
+        <w:spacing w:line="336" w:lineRule="auto" w:after="180"/>
+        <w:shd w:fill="F1F6FC"/>
+      </w:pPr>
+      <w:r>
+        <w:rPr>
+          <w:b w:val="0"/>
+        </w:rPr>
+        <w:t>Expected reasoning: Gains2, 2, 1; mean5/3≈1.667 meets threshold on three cases. If students need support, record it and reassess with another new case rather than awarding independence to a copied answer.</w:t>
+      </w:r>
+    </w:p>
+    <w:p>
+      <w:pPr>
+        <w:pStyle w:val="Heading3"/>
+      </w:pPr>
+      <w:r>
+        <w:t>Assess independent transfer</w:t>
+      </w:r>
+    </w:p>
+    <w:p>
+      <w:pPr>
+        <w:pStyle w:val="Heading3"/>
+      </w:pPr>
+      <w:r>
+        <w:t>Independent question · withhold the key</w:t>
+      </w:r>
+    </w:p>
+    <w:p>
+      <w:pPr>
+        <w:spacing w:line="336" w:lineRule="auto" w:after="180"/>
+        <w:shd w:fill="F5F1FB"/>
+      </w:pPr>
+      <w:r>
+        <w:rPr>
+          <w:b w:val="0"/>
+        </w:rPr>
+        <w:t>Selected case: Baseline6, 8, 10; candidate5, 7, 9. Useful mean gain at least1.5. Decide.</w:t>
+      </w:r>
+    </w:p>
+    <w:p>
+      <w:pPr>
+        <w:pStyle w:val="Heading3"/>
+      </w:pPr>
+      <w:r>
+        <w:t>Selected case answer</w:t>
+      </w:r>
+    </w:p>
+    <w:p>
+      <w:pPr>
+        <w:pStyle w:val="Heading3"/>
+      </w:pPr>
+      <w:r>
+        <w:t>Teacher key · Selected case answer</w:t>
+      </w:r>
+    </w:p>
+    <w:p>
+      <w:pPr>
+        <w:spacing w:line="336" w:lineRule="auto" w:after="180"/>
+        <w:shd w:fill="F1F6FC"/>
+      </w:pPr>
+      <w:r>
+        <w:rPr>
+          <w:b w:val="0"/>
+        </w:rPr>
         <w:t>Teacher explanation: Gains1, 1, 1; mean1 fails1.5 threshold despite positive sample improvement.</w:t>
       </w:r>
     </w:p>
@@ -1762,67 +3473,305 @@
       </w:tr>
     </w:tbl>
     <w:p>
-      <w:r>
-        <w:t>Record each dimension as not yet, with support, or independent. Accept a valid alternative procedure with a defensible trace. Do not penalise an honestly recorded model failure if the learner correctly explains its evidence and limits.</w:t>
+      <w:pPr>
+        <w:pStyle w:val="Heading3"/>
+      </w:pPr>
+      <w:r>
+        <w:t>Teacher key · Selected case answer</w:t>
       </w:r>
     </w:p>
     <w:p>
       <w:pPr>
-        <w:pStyle w:val="Heading3"/>
-      </w:pPr>
-      <w:r>
-        <w:t>Feedback that the learner uses</w:t>
+        <w:spacing w:line="336" w:lineRule="auto" w:after="180"/>
+        <w:shd w:fill="F1F6FC"/>
+      </w:pPr>
+      <w:r>
+        <w:rPr>
+          <w:b w:val="0"/>
+        </w:rPr>
+        <w:t>Record each dimension as not yet, with support, or independent. Accept a valid alternative procedure with a defensible trace.</w:t>
       </w:r>
     </w:p>
     <w:p>
-      <w:r>
-        <w:t>Name the earliest unsupported step and give one action to repair it. Have the learner make that repair now and explain why. Then assess the relevant skill on a fresh, fully specified case. Confirm it was not previously practised with feedback; solve and check the new case before assigning it. A follow-up design prompt is a starting brief, not automatically an equivalent test.</w:t>
+      <w:pPr>
+        <w:spacing w:line="336" w:lineRule="auto" w:after="180"/>
+        <w:shd w:fill="F1F6FC"/>
+      </w:pPr>
+      <w:r>
+        <w:rPr>
+          <w:b w:val="0"/>
+        </w:rPr>
+        <w:t xml:space="preserve">Do not penalise an honestly recorded model failure if the learner correctly explains its </w:t>
+      </w:r>
+      <w:r>
+        <w:rPr>
+          <w:b/>
+        </w:rPr>
+        <w:t>evidence</w:t>
+      </w:r>
+      <w:r>
+        <w:rPr>
+          <w:b w:val="0"/>
+        </w:rPr>
+        <w:t xml:space="preserve"> and limits.</w:t>
       </w:r>
     </w:p>
     <w:p>
       <w:pPr>
-        <w:pStyle w:val="Heading1"/>
-      </w:pPr>
-      <w:r>
-        <w:t>06. Connect the project, support and next lesson</w:t>
+        <w:pStyle w:val="Heading3"/>
+      </w:pPr>
+      <w:r>
+        <w:t>Feedback that the learner uses</w:t>
       </w:r>
     </w:p>
     <w:p>
-      <w:r>
-        <w:t>Add a labelled effect size and practical importance evidence sheet to Reproducible AI Research Study. Show how you can explain the mechanism and terminology of effect size and practical importance. Use the supplied fictional case and keep its inputs, intermediate steps, calculation or prediction, and limitation. Connect this record to last week’s record; a matching answer without a trace is insufficient.</w:t>
+      <w:pPr>
+        <w:spacing w:line="336" w:lineRule="auto" w:after="180"/>
+      </w:pPr>
+      <w:r>
+        <w:rPr>
+          <w:b w:val="0"/>
+        </w:rPr>
+        <w:t>Name the earliest unsupported step and give one action to repair it. Have the learner make that repair now and explain why. Then assess the relevant skill on a fresh, fully specified case.</w:t>
       </w:r>
     </w:p>
     <w:p>
-      <w:r>
-        <w:t>Provide an input/procedure/result/limit frame and a calculator when needed. Ask students to identify the first step before completing the whole trace. Extension: compare two concrete variants of this mechanism while holding unrelated conditions fixed; report both successful and unsuccessful outcomes.</w:t>
+      <w:pPr>
+        <w:spacing w:line="336" w:lineRule="auto" w:after="180"/>
+      </w:pPr>
+      <w:r>
+        <w:rPr>
+          <w:b w:val="0"/>
+        </w:rPr>
+        <w:t>Confirm it was not previously practised with feedback; solve and check the new case before assigning it. A follow-up design prompt is a starting brief, not automatically an equivalent test.</w:t>
       </w:r>
     </w:p>
     <w:p>
-      <w:r>
-        <w:t>Next connection: Statistical tests and assumptions. Preserve the current case record and retrieve its evidence boundary before moving on.</w:t>
+      <w:pPr>
+        <w:pStyle w:val="Heading1"/>
+      </w:pPr>
+      <w:r>
+        <w:t>06. Connect the project, support and next lesson</w:t>
       </w:r>
     </w:p>
     <w:p>
       <w:r>
-        <w:t>Retain the project ledger and assess a changed case after support. Check the relevant prerequisite before carrying this component forward.</w:t>
+        <w:t>Connect Effect size and practical importance to Reproducible AI Research Study, adapt support and plan a later changed-case check.</w:t>
       </w:r>
     </w:p>
     <w:p>
       <w:pPr>
-        <w:pStyle w:val="Heading3"/>
-      </w:pPr>
-      <w:r>
-        <w:t>Plan the delayed return</w:t>
+        <w:spacing w:line="336" w:lineRule="auto" w:after="180"/>
+      </w:pPr>
+      <w:r>
+        <w:rPr>
+          <w:b w:val="0"/>
+        </w:rPr>
+        <w:t xml:space="preserve">Add a labelled </w:t>
+      </w:r>
+      <w:r>
+        <w:rPr>
+          <w:b/>
+        </w:rPr>
+        <w:t>effect size</w:t>
+      </w:r>
+      <w:r>
+        <w:rPr>
+          <w:b w:val="0"/>
+        </w:rPr>
+        <w:t xml:space="preserve"> and practical importance </w:t>
+      </w:r>
+      <w:r>
+        <w:rPr>
+          <w:b/>
+        </w:rPr>
+        <w:t>evidence</w:t>
+      </w:r>
+      <w:r>
+        <w:rPr>
+          <w:b w:val="0"/>
+        </w:rPr>
+        <w:t xml:space="preserve"> sheet to Reproducible AI Research Study. Show how you can explain the </w:t>
+      </w:r>
+      <w:r>
+        <w:rPr>
+          <w:b/>
+        </w:rPr>
+        <w:t>mechanism</w:t>
+      </w:r>
+      <w:r>
+        <w:rPr>
+          <w:b w:val="0"/>
+        </w:rPr>
+        <w:t xml:space="preserve"> and terminology of </w:t>
+      </w:r>
+      <w:r>
+        <w:rPr>
+          <w:b/>
+        </w:rPr>
+        <w:t>effect size</w:t>
+      </w:r>
+      <w:r>
+        <w:rPr>
+          <w:b w:val="0"/>
+        </w:rPr>
+        <w:t xml:space="preserve"> and practical importance.</w:t>
       </w:r>
     </w:p>
     <w:p>
-      <w:r>
-        <w:t>Suggested return points in this level: ai-7/14, ai-7/16, ai-7/19. Use actual classroom dates, adjusting for holidays and gaps. One, three and six teaching weeks are scheduling choices, not a claimed optimal spacing.</w:t>
+      <w:pPr>
+        <w:spacing w:line="336" w:lineRule="auto" w:after="180"/>
+      </w:pPr>
+      <w:r>
+        <w:rPr>
+          <w:b w:val="0"/>
+        </w:rPr>
+        <w:t xml:space="preserve">Use the supplied fictional case and keep its </w:t>
+      </w:r>
+      <w:r>
+        <w:rPr>
+          <w:b/>
+        </w:rPr>
+        <w:t>input</w:t>
+      </w:r>
+      <w:r>
+        <w:rPr>
+          <w:b w:val="0"/>
+        </w:rPr>
+        <w:t xml:space="preserve">s, intermediate steps, calculation or </w:t>
+      </w:r>
+      <w:r>
+        <w:rPr>
+          <w:b/>
+        </w:rPr>
+        <w:t>prediction</w:t>
+      </w:r>
+      <w:r>
+        <w:rPr>
+          <w:b w:val="0"/>
+        </w:rPr>
+        <w:t>, and limitation. Connect this record to last week’s record; a matching answer without a trace is insufficient.</w:t>
       </w:r>
     </w:p>
     <w:p>
-      <w:r>
-        <w:t>At a delayed check, ask for the idea from memory and a changed application. Compare with the earlier independent response and record support used. For a new level, revisit the previous capstone before checking the new prerequisites.</w:t>
+      <w:pPr>
+        <w:spacing w:line="336" w:lineRule="auto" w:after="180"/>
+      </w:pPr>
+      <w:r>
+        <w:rPr>
+          <w:b w:val="0"/>
+        </w:rPr>
+        <w:t xml:space="preserve">Provide an </w:t>
+      </w:r>
+      <w:r>
+        <w:rPr>
+          <w:b/>
+        </w:rPr>
+        <w:t>input</w:t>
+      </w:r>
+      <w:r>
+        <w:rPr>
+          <w:b w:val="0"/>
+        </w:rPr>
+        <w:t>/procedure/result/limit frame and a calculator when needed. Ask students to identify the first step before completing the whole trace.</w:t>
+      </w:r>
+    </w:p>
+    <w:p>
+      <w:pPr>
+        <w:spacing w:line="336" w:lineRule="auto" w:after="180"/>
+      </w:pPr>
+      <w:r>
+        <w:rPr>
+          <w:b w:val="0"/>
+        </w:rPr>
+        <w:t xml:space="preserve">Extension: compare two concrete variants of this </w:t>
+      </w:r>
+      <w:r>
+        <w:rPr>
+          <w:b/>
+        </w:rPr>
+        <w:t>mechanism</w:t>
+      </w:r>
+      <w:r>
+        <w:rPr>
+          <w:b w:val="0"/>
+        </w:rPr>
+        <w:t xml:space="preserve"> while holding unrelated conditions fixed; report both successful and unsuccessful outcomes.</w:t>
+      </w:r>
+    </w:p>
+    <w:p>
+      <w:pPr>
+        <w:spacing w:line="336" w:lineRule="auto" w:after="180"/>
+      </w:pPr>
+      <w:r>
+        <w:rPr>
+          <w:b w:val="0"/>
+        </w:rPr>
+        <w:t xml:space="preserve">Next connection: Statistical tests and assumptions. Preserve the current case record and retrieve its </w:t>
+      </w:r>
+      <w:r>
+        <w:rPr>
+          <w:b/>
+        </w:rPr>
+        <w:t>evidence</w:t>
+      </w:r>
+      <w:r>
+        <w:rPr>
+          <w:b w:val="0"/>
+        </w:rPr>
+        <w:t xml:space="preserve"> boundary before moving on.</w:t>
+      </w:r>
+    </w:p>
+    <w:p>
+      <w:pPr>
+        <w:spacing w:line="336" w:lineRule="auto" w:after="180"/>
+      </w:pPr>
+      <w:r>
+        <w:rPr>
+          <w:b w:val="0"/>
+        </w:rPr>
+        <w:t>Retain the project ledger and assess a changed case after support. Check the relevant prerequisite before carrying this component forward.</w:t>
+      </w:r>
+    </w:p>
+    <w:p>
+      <w:pPr>
+        <w:pStyle w:val="Heading3"/>
+      </w:pPr>
+      <w:r>
+        <w:t>Plan the delayed return</w:t>
+      </w:r>
+    </w:p>
+    <w:p>
+      <w:pPr>
+        <w:spacing w:line="336" w:lineRule="auto" w:after="180"/>
+      </w:pPr>
+      <w:r>
+        <w:rPr>
+          <w:b w:val="0"/>
+        </w:rPr>
+        <w:t>Suggested return points in this level: ai-7/14, ai-7/16, ai-7/19. Use actual classroom dates, adjusting for holidays and gaps. One, three and six teaching weeks are scheduling choices, not a claimed optimal spacing.</w:t>
+      </w:r>
+    </w:p>
+    <w:p>
+      <w:pPr>
+        <w:spacing w:line="336" w:lineRule="auto" w:after="180"/>
+      </w:pPr>
+      <w:r>
+        <w:rPr>
+          <w:b w:val="0"/>
+        </w:rPr>
+        <w:t>At a delayed check, ask for the idea from memory and a changed application. Compare with the earlier independent response and record support used.</w:t>
+      </w:r>
+    </w:p>
+    <w:p>
+      <w:pPr>
+        <w:spacing w:line="336" w:lineRule="auto" w:after="180"/>
+      </w:pPr>
+      <w:r>
+        <w:rPr>
+          <w:b w:val="0"/>
+        </w:rPr>
+        <w:t>For a new level, revisit the previous capstone before checking the new prerequisites.</w:t>
       </w:r>
     </w:p>
     <w:tbl>
@@ -1982,8 +3931,26 @@
       </w:tr>
     </w:tbl>
     <w:p>
-      <w:r>
-        <w:t>Use the evidence to choose reteaching or the next step. A completed page, confidence rating or attractive project does not by itself demonstrate understanding.</w:t>
+      <w:pPr>
+        <w:spacing w:line="336" w:lineRule="auto" w:after="180"/>
+      </w:pPr>
+      <w:r>
+        <w:rPr>
+          <w:b w:val="0"/>
+        </w:rPr>
+        <w:t xml:space="preserve">Use the </w:t>
+      </w:r>
+      <w:r>
+        <w:rPr>
+          <w:b/>
+        </w:rPr>
+        <w:t>evidence</w:t>
+      </w:r>
+      <w:r>
+        <w:rPr>
+          <w:b w:val="0"/>
+        </w:rPr>
+        <w:t xml:space="preserve"> to choose reteaching or the next step. A completed page, confidence rating or attractive project does not by itself demonstrate understanding.</w:t>
       </w:r>
     </w:p>
     <w:p>
@@ -1995,7 +3962,13 @@
       </w:r>
     </w:p>
     <w:p>
-      <w:r>
+      <w:pPr>
+        <w:spacing w:line="336" w:lineRule="auto" w:after="180"/>
+      </w:pPr>
+      <w:r>
+        <w:rPr>
+          <w:b w:val="0"/>
+        </w:rPr>
         <w:t>For the Reproducible AI Research Study, retain an annotated worked trace and the changed-case reasoning. Connect the claim to its records, units and assumptions so another investigator can challenge or reproduce it.</w:t>
       </w:r>
     </w:p>
@@ -2009,12 +3982,74 @@
     </w:p>
     <w:p>
       <w:r>
-        <w:t>Teaching target: Explain the mechanism and terminology of effect size and practical importance</w:t>
+        <w:t>Use this preparation summary alongside the detailed Effect size and practical importance lesson; it is a checklist rather than a replacement for the full sequence.</w:t>
       </w:r>
     </w:p>
     <w:p>
-      <w:r>
-        <w:t>Prepare the labelled worked-case picture, the matching workbook, fictional input cards and a place for individual responses. Check a local Python 3 environment before class; have a paper-trace version ready.</w:t>
+      <w:pPr>
+        <w:pStyle w:val="Heading3"/>
+      </w:pPr>
+      <w:r>
+        <w:t>Teaching target</w:t>
+      </w:r>
+    </w:p>
+    <w:p>
+      <w:pPr>
+        <w:spacing w:line="336" w:lineRule="auto" w:after="180"/>
+        <w:shd w:fill="EDF7F3"/>
+      </w:pPr>
+      <w:r>
+        <w:rPr>
+          <w:b w:val="0"/>
+        </w:rPr>
+        <w:t xml:space="preserve">Teaching target: Explain the </w:t>
+      </w:r>
+      <w:r>
+        <w:rPr>
+          <w:b/>
+        </w:rPr>
+        <w:t>mechanism</w:t>
+      </w:r>
+      <w:r>
+        <w:rPr>
+          <w:b w:val="0"/>
+        </w:rPr>
+        <w:t xml:space="preserve"> and terminology of </w:t>
+      </w:r>
+      <w:r>
+        <w:rPr>
+          <w:b/>
+        </w:rPr>
+        <w:t>effect size</w:t>
+      </w:r>
+      <w:r>
+        <w:rPr>
+          <w:b w:val="0"/>
+        </w:rPr>
+        <w:t xml:space="preserve"> and practical importance</w:t>
+      </w:r>
+    </w:p>
+    <w:p>
+      <w:pPr>
+        <w:spacing w:line="336" w:lineRule="auto" w:after="180"/>
+      </w:pPr>
+      <w:r>
+        <w:rPr>
+          <w:b w:val="0"/>
+        </w:rPr>
+        <w:t xml:space="preserve">Prepare the labelled worked-case picture, the matching workbook, fictional </w:t>
+      </w:r>
+      <w:r>
+        <w:rPr>
+          <w:b/>
+        </w:rPr>
+        <w:t>input</w:t>
+      </w:r>
+      <w:r>
+        <w:rPr>
+          <w:b w:val="0"/>
+        </w:rPr>
+        <w:t xml:space="preserve"> cards and a place for individual responses. Check a local Python 3 environment before class; have a paper-trace version ready.</w:t>
       </w:r>
     </w:p>
     <w:tbl>
@@ -2161,37 +4196,195 @@
       </w:tr>
     </w:tbl>
     <w:p>
-      <w:r>
+      <w:pPr>
+        <w:spacing w:line="336" w:lineRule="auto" w:after="180"/>
+      </w:pPr>
+      <w:r>
+        <w:rPr>
+          <w:b w:val="0"/>
+        </w:rPr>
         <w:t>Before class, solve the supported practice: Baseline times10, 12, 8; candidate8, 9, 7 seconds. Useful gain threshold2 seconds. Show the intermediate steps and give the conclusion with its scope.</w:t>
       </w:r>
     </w:p>
     <w:p>
-      <w:r>
-        <w:t>Reasoned practice answer: Teacher explanation: Paired gains2, 3, 1; mean2 meets the inclusive useful-gain threshold. It is a three-case descriptive result, not a population certainty.</w:t>
+      <w:pPr>
+        <w:pStyle w:val="Heading3"/>
+      </w:pPr>
+      <w:r>
+        <w:t>Supported practice answer</w:t>
       </w:r>
     </w:p>
     <w:p>
-      <w:r>
-        <w:t>Check every learner before discussion: Use the worked case for Effect size and practical importance. Proposed explanation: “The worked result establishes every future case”. Decide whether this explanation is supported. Point to the step or supplied fact that decides; explain your repair if needed.</w:t>
+      <w:pPr>
+        <w:spacing w:line="336" w:lineRule="auto" w:after="180"/>
+        <w:shd w:fill="F1F6FC"/>
+      </w:pPr>
+      <w:r>
+        <w:rPr>
+          <w:b w:val="0"/>
+        </w:rPr>
+        <w:t>Reasoned practice answer: Teacher explanation: Paired gains2, 3, 1; mean2 meets the inclusive useful-gain threshold. It is a three-case descriptive result, not a population certainty.</w:t>
       </w:r>
     </w:p>
     <w:p>
-      <w:r>
-        <w:t>Misconception repair: A meaningful sample effect may remain statistically uncertain; statistical significance can also concern a practically tiny effect.</w:t>
+      <w:pPr>
+        <w:spacing w:line="336" w:lineRule="auto" w:after="180"/>
+      </w:pPr>
+      <w:r>
+        <w:rPr>
+          <w:b w:val="0"/>
+        </w:rPr>
+        <w:t xml:space="preserve">Check every learner before discussion: Use the worked case for </w:t>
+      </w:r>
+      <w:r>
+        <w:rPr>
+          <w:b/>
+        </w:rPr>
+        <w:t>Effect size</w:t>
+      </w:r>
+      <w:r>
+        <w:rPr>
+          <w:b w:val="0"/>
+        </w:rPr>
+        <w:t xml:space="preserve"> and practical importance. Proposed explanation: “The worked result establishes every future case”. Decide whether this explanation is supported.</w:t>
       </w:r>
     </w:p>
     <w:p>
-      <w:r>
-        <w:t>Support: read the exact case aloud, enlarge the labelled picture, supply input cards and model only the first deciding step. Accept a spoken explanation or drawing; retain the reasoning goal.</w:t>
+      <w:pPr>
+        <w:spacing w:line="336" w:lineRule="auto" w:after="180"/>
+      </w:pPr>
+      <w:r>
+        <w:rPr>
+          <w:b w:val="0"/>
+        </w:rPr>
+        <w:t>Point to the step or supplied fact that decides; explain your repair if needed.</w:t>
       </w:r>
     </w:p>
     <w:p>
-      <w:r>
-        <w:t>Extension: B makes 8 errors in 1000. Require a prediction and a reason before comparing. Expected result: The reduction becomes 12 per 1000 and meets the stated practical threshold. Reason: Twenty minus eight exceeds the required ten fewer errors.</w:t>
+      <w:pPr>
+        <w:pStyle w:val="Heading3"/>
+      </w:pPr>
+      <w:r>
+        <w:t>Repair the misconception</w:t>
       </w:r>
     </w:p>
     <w:p>
-      <w:r>
+      <w:pPr>
+        <w:spacing w:line="336" w:lineRule="auto" w:after="180"/>
+        <w:shd w:fill="FFF5E6"/>
+      </w:pPr>
+      <w:r>
+        <w:rPr>
+          <w:b w:val="0"/>
+        </w:rPr>
+        <w:t>Misconception repair: A meaningful sample effect may remain statistically uncertain; statistical significance can also concern a practically tiny effect.</w:t>
+      </w:r>
+    </w:p>
+    <w:p>
+      <w:pPr>
+        <w:pStyle w:val="Heading3"/>
+      </w:pPr>
+      <w:r>
+        <w:t>Support without giving away the answer</w:t>
+      </w:r>
+    </w:p>
+    <w:p>
+      <w:pPr>
+        <w:spacing w:line="336" w:lineRule="auto" w:after="180"/>
+        <w:shd w:fill="F1F6F8"/>
+      </w:pPr>
+      <w:r>
+        <w:rPr>
+          <w:b w:val="0"/>
+        </w:rPr>
+        <w:t xml:space="preserve">Support: read the exact case aloud, enlarge the labelled picture, supply </w:t>
+      </w:r>
+      <w:r>
+        <w:rPr>
+          <w:b/>
+        </w:rPr>
+        <w:t>input</w:t>
+      </w:r>
+      <w:r>
+        <w:rPr>
+          <w:b w:val="0"/>
+        </w:rPr>
+        <w:t xml:space="preserve"> cards and model only the first deciding step. Accept a spoken explanation or drawing; retain the reasoning goal.</w:t>
+      </w:r>
+    </w:p>
+    <w:p>
+      <w:pPr>
+        <w:pStyle w:val="Heading3"/>
+      </w:pPr>
+      <w:r>
+        <w:t>Extend the reasoning</w:t>
+      </w:r>
+    </w:p>
+    <w:p>
+      <w:pPr>
+        <w:spacing w:line="336" w:lineRule="auto" w:after="180"/>
+        <w:shd w:fill="F5F1FB"/>
+      </w:pPr>
+      <w:r>
+        <w:rPr>
+          <w:b w:val="0"/>
+        </w:rPr>
+        <w:t xml:space="preserve">Extension: B makes 8 errors in 1000. Require a </w:t>
+      </w:r>
+      <w:r>
+        <w:rPr>
+          <w:b/>
+        </w:rPr>
+        <w:t>prediction</w:t>
+      </w:r>
+      <w:r>
+        <w:rPr>
+          <w:b w:val="0"/>
+        </w:rPr>
+        <w:t xml:space="preserve"> and a reason before comparing. Expected result: The reduction becomes 12 per 1000 and meets the stated </w:t>
+      </w:r>
+      <w:r>
+        <w:rPr>
+          <w:b/>
+        </w:rPr>
+        <w:t>practical threshold</w:t>
+      </w:r>
+      <w:r>
+        <w:rPr>
+          <w:b w:val="0"/>
+        </w:rPr>
+        <w:t>.</w:t>
+      </w:r>
+    </w:p>
+    <w:p>
+      <w:pPr>
+        <w:spacing w:line="336" w:lineRule="auto" w:after="180"/>
+        <w:shd w:fill="F5F1FB"/>
+      </w:pPr>
+      <w:r>
+        <w:rPr>
+          <w:b w:val="0"/>
+        </w:rPr>
+        <w:t>Reason: Twenty minus eight exceeds the required ten fewer errors.</w:t>
+      </w:r>
+    </w:p>
+    <w:p>
+      <w:pPr>
+        <w:pStyle w:val="Heading3"/>
+      </w:pPr>
+      <w:r>
+        <w:t>Protect the independent attempt</w:t>
+      </w:r>
+    </w:p>
+    <w:p>
+      <w:pPr>
+        <w:spacing w:line="336" w:lineRule="auto" w:after="180"/>
+        <w:shd w:fill="FFF5E6"/>
+      </w:pPr>
+      <w:r>
+        <w:rPr>
+          <w:b w:val="0"/>
+        </w:rPr>
         <w:t>Independent assessment: withhold the reserved answer until the learner has attempted the new case. Record support separately from correctness.</w:t>
       </w:r>
     </w:p>
@@ -2380,46 +4573,950 @@
       </w:tr>
     </w:tbl>
     <w:p>
-      <w:r>
-        <w:t>Project checkpoint: Test changed cases. Keep normal, boundary and failure cases; compare expected and observed results.</w:t>
+      <w:pPr>
+        <w:pStyle w:val="Heading3"/>
+      </w:pPr>
+      <w:r>
+        <w:t>Project checkpoint</w:t>
       </w:r>
     </w:p>
     <w:p>
-      <w:r>
-        <w:t>Use the weekly teacher answer for topic-specific reasoning. A saved progress tick is an activity record; judge mastery from the learner’s explanation and evidence.</w:t>
+      <w:pPr>
+        <w:spacing w:line="336" w:lineRule="auto" w:after="180"/>
+        <w:shd w:fill="EDF7F3"/>
+      </w:pPr>
+      <w:r>
+        <w:rPr>
+          <w:b w:val="0"/>
+        </w:rPr>
+        <w:t>Project checkpoint: Test changed cases. Keep normal, boundary and failure cases; compare expected and observed results.</w:t>
       </w:r>
     </w:p>
     <w:p>
       <w:pPr>
-        <w:pStyle w:val="Heading1"/>
-      </w:pPr>
-      <w:r>
-        <w:t>08. Use feedback, labs and repair paths</w:t>
+        <w:spacing w:line="336" w:lineRule="auto" w:after="180"/>
+      </w:pPr>
+      <w:r>
+        <w:rPr>
+          <w:b w:val="0"/>
+        </w:rPr>
+        <w:t xml:space="preserve">Use the weekly teacher answer for topic-specific reasoning. A saved progress tick is an activity record; judge mastery from the learner’s explanation and </w:t>
+      </w:r>
+      <w:r>
+        <w:rPr>
+          <w:b/>
+        </w:rPr>
+        <w:t>evidence</w:t>
+      </w:r>
+      <w:r>
+        <w:rPr>
+          <w:b w:val="0"/>
+        </w:rPr>
+        <w:t>.</w:t>
       </w:r>
     </w:p>
     <w:p>
-      <w:r>
-        <w:t>Use the two formative questions as supported practice, not as independent mastery scores. Discuss the deciding evidence rather than accepting a guessed selection.</w:t>
+      <w:pPr>
+        <w:pStyle w:val="Heading1"/>
+      </w:pPr>
+      <w:r>
+        <w:t>08. Use feedback, labs and repair paths</w:t>
       </w:r>
     </w:p>
     <w:p>
       <w:r>
-        <w:t>The feedback comes from the reviewed public worked case. Do not reveal the separately reserved independent teacher answer until the learner has attempted that case.</w:t>
+        <w:t>Use feedback, earlier review and portfolios purposefully. Apply the coding routine only when this lesson has an executable lab.</w:t>
       </w:r>
     </w:p>
     <w:p>
-      <w:r>
-        <w:t>Ask students to predict before running code. Preserve errors and actual outputs; collect a changed test and an explanation. The branch-boundary and indexing lessons deliberately include failure cases.</w:t>
+      <w:pPr>
+        <w:spacing w:line="336" w:lineRule="auto" w:after="180"/>
+      </w:pPr>
+      <w:r>
+        <w:rPr>
+          <w:b w:val="0"/>
+        </w:rPr>
+        <w:t xml:space="preserve">Use the two formative questions as supported practice, not as independent mastery scores. Discuss the deciding </w:t>
+      </w:r>
+      <w:r>
+        <w:rPr>
+          <w:b/>
+        </w:rPr>
+        <w:t>evidence</w:t>
+      </w:r>
+      <w:r>
+        <w:rPr>
+          <w:b w:val="0"/>
+        </w:rPr>
+        <w:t xml:space="preserve"> rather than accepting a guessed selection.</w:t>
       </w:r>
     </w:p>
     <w:p>
-      <w:r>
-        <w:t>Use the earlier worked-explanation links to address a specific missing building block, then return to the current question. Adapt this suggestion after observing the learner; it is not an automatic diagnosis.</w:t>
+      <w:pPr>
+        <w:spacing w:line="336" w:lineRule="auto" w:after="180"/>
+      </w:pPr>
+      <w:r>
+        <w:rPr>
+          <w:b w:val="0"/>
+        </w:rPr>
+        <w:t>The feedback comes from the reviewed public worked case. Do not reveal the separately reserved independent teacher answer until the learner has attempted that case.</w:t>
       </w:r>
     </w:p>
     <w:p>
-      <w:r>
-        <w:t>Collect the completed-work portfolio as evidence. Record support separately from correctness, and assess explanation, trace/test and limitations. Progress ticks and quiz selections alone do not establish mastery.</w:t>
+      <w:pPr>
+        <w:spacing w:line="336" w:lineRule="auto" w:after="180"/>
+      </w:pPr>
+      <w:r>
+        <w:rPr>
+          <w:b w:val="0"/>
+        </w:rPr>
+        <w:t xml:space="preserve">Ask students to predict before running code. Preserve errors and actual </w:t>
+      </w:r>
+      <w:r>
+        <w:rPr>
+          <w:b/>
+        </w:rPr>
+        <w:t>output</w:t>
+      </w:r>
+      <w:r>
+        <w:rPr>
+          <w:b w:val="0"/>
+        </w:rPr>
+        <w:t>s; collect a changed test and an explanation. The branch-boundary and indexing lessons deliberately include failure cases.</w:t>
+      </w:r>
+    </w:p>
+    <w:p>
+      <w:pPr>
+        <w:spacing w:line="336" w:lineRule="auto" w:after="180"/>
+      </w:pPr>
+      <w:r>
+        <w:rPr>
+          <w:b w:val="0"/>
+        </w:rPr>
+        <w:t>Use the earlier worked-explanation links to address a specific missing building block, then return to the current question. Adapt this suggestion after observing the learner; it is not an automatic diagnosis.</w:t>
+      </w:r>
+    </w:p>
+    <w:p>
+      <w:pPr>
+        <w:spacing w:line="336" w:lineRule="auto" w:after="180"/>
+      </w:pPr>
+      <w:r>
+        <w:rPr>
+          <w:b w:val="0"/>
+        </w:rPr>
+        <w:t xml:space="preserve">Collect the completed-work portfolio as </w:t>
+      </w:r>
+      <w:r>
+        <w:rPr>
+          <w:b/>
+        </w:rPr>
+        <w:t>evidence</w:t>
+      </w:r>
+      <w:r>
+        <w:rPr>
+          <w:b w:val="0"/>
+        </w:rPr>
+        <w:t>. Record support separately from correctness, and assess explanation, trace/test and limitations. Progress ticks and quiz selections alone do not establish mastery.</w:t>
+      </w:r>
+    </w:p>
+    <w:p>
+      <w:pPr>
+        <w:pStyle w:val="Heading1"/>
+      </w:pPr>
+      <w:r>
+        <w:t>09. Visual concept journey</w:t>
+      </w:r>
+    </w:p>
+    <w:p>
+      <w:r>
+        <w:t>Show one Effect size and practical importance graphic at a time, request a prediction and discuss its trace before the independent assessment.</w:t>
+      </w:r>
+    </w:p>
+    <w:p>
+      <w:pPr>
+        <w:spacing w:line="336" w:lineRule="auto" w:after="180"/>
+      </w:pPr>
+      <w:r>
+        <w:rPr>
+          <w:b w:val="0"/>
+        </w:rPr>
+        <w:t xml:space="preserve">Use one picture at a time. Hide a worked result before asking for a </w:t>
+      </w:r>
+      <w:r>
+        <w:rPr>
+          <w:b/>
+        </w:rPr>
+        <w:t>prediction</w:t>
+      </w:r>
+      <w:r>
+        <w:rPr>
+          <w:b w:val="0"/>
+        </w:rPr>
+        <w:t>, then reveal it for feedback. These are supported teaching cases; retain the separate independent assessment for a fresh first attempt.</w:t>
+      </w:r>
+    </w:p>
+    <w:p>
+      <w:pPr>
+        <w:pStyle w:val="Heading3"/>
+      </w:pPr>
+      <w:r>
+        <w:t>01. Effect size and practical importance: the case</w:t>
+      </w:r>
+    </w:p>
+    <w:p>
+      <w:r>
+        <w:drawing>
+          <wp:inline xmlns:a="http://schemas.openxmlformats.org/drawingml/2006/main" xmlns:pic="http://schemas.openxmlformats.org/drawingml/2006/picture">
+            <wp:extent cx="5486400" cy="2834640"/>
+            <wp:docPr id="3" name="Picture 3" descr="An improvement with a practical threshold. A team compares error rates against a predeclared practical threshold. Supplied facts: A makes 20 errors in 1000 tasks; B makes 15. Practical improvement requires at least 10 fewer errors per 1000."/>
+            <wp:cNvGraphicFramePr>
+              <a:graphicFrameLocks noChangeAspect="1"/>
+            </wp:cNvGraphicFramePr>
+            <a:graphic>
+              <a:graphicData uri="http://schemas.openxmlformats.org/drawingml/2006/picture">
+                <pic:pic>
+                  <pic:nvPicPr>
+                    <pic:cNvPr id="0" name="academy-story-ai-7-13-01.png"/>
+                    <pic:cNvPicPr/>
+                  </pic:nvPicPr>
+                  <pic:blipFill>
+                    <a:blip r:embed="rId11"/>
+                    <a:stretch>
+                      <a:fillRect/>
+                    </a:stretch>
+                  </pic:blipFill>
+                  <pic:spPr>
+                    <a:xfrm>
+                      <a:off x="0" y="0"/>
+                      <a:ext cx="5486400" cy="2834640"/>
+                    </a:xfrm>
+                    <a:prstGeom prst="rect"/>
+                  </pic:spPr>
+                </pic:pic>
+              </a:graphicData>
+            </a:graphic>
+          </wp:inline>
+        </w:drawing>
+      </w:r>
+    </w:p>
+    <w:p>
+      <w:pPr>
+        <w:spacing w:line="336" w:lineRule="auto" w:after="180"/>
+      </w:pPr>
+      <w:r>
+        <w:rPr>
+          <w:b w:val="0"/>
+        </w:rPr>
+        <w:t xml:space="preserve">An improvement with a </w:t>
+      </w:r>
+      <w:r>
+        <w:rPr>
+          <w:b/>
+        </w:rPr>
+        <w:t>practical threshold</w:t>
+      </w:r>
+      <w:r>
+        <w:rPr>
+          <w:b w:val="0"/>
+        </w:rPr>
+        <w:t xml:space="preserve">. A team compares error rates against a predeclared </w:t>
+      </w:r>
+      <w:r>
+        <w:rPr>
+          <w:b/>
+        </w:rPr>
+        <w:t>practical threshold</w:t>
+      </w:r>
+      <w:r>
+        <w:rPr>
+          <w:b w:val="0"/>
+        </w:rPr>
+        <w:t>. Supplied facts: A makes 20 errors in 1000 tasks; B makes 15.</w:t>
+      </w:r>
+    </w:p>
+    <w:p>
+      <w:pPr>
+        <w:spacing w:line="336" w:lineRule="auto" w:after="180"/>
+      </w:pPr>
+      <w:r>
+        <w:rPr>
+          <w:b w:val="0"/>
+        </w:rPr>
+        <w:t>Practical improvement requires at least 10 fewer errors per 1000.</w:t>
+      </w:r>
+    </w:p>
+    <w:p>
+      <w:pPr>
+        <w:spacing w:line="336" w:lineRule="auto" w:after="180"/>
+        <w:shd w:fill="F5F1FB"/>
+      </w:pPr>
+      <w:r>
+        <w:rPr>
+          <w:b w:val="0"/>
+        </w:rPr>
+        <w:t>Point to the given fact that matters most. Explain why it matters.</w:t>
+      </w:r>
+    </w:p>
+    <w:p>
+      <w:pPr>
+        <w:pStyle w:val="Heading3"/>
+      </w:pPr>
+      <w:r>
+        <w:t>Discuss while showing the picture</w:t>
+      </w:r>
+    </w:p>
+    <w:p>
+      <w:pPr>
+        <w:spacing w:line="336" w:lineRule="auto" w:after="180"/>
+        <w:shd w:fill="F1F6F8"/>
+      </w:pPr>
+      <w:r>
+        <w:rPr>
+          <w:b w:val="0"/>
+        </w:rPr>
+        <w:t>Teacher prompt: Point to the given fact that matters most. Explain why it matters. Ask learners to describe one label or arrow in ordinary words. Use the adjacent transcript if the image is difficult to see.</w:t>
+      </w:r>
+    </w:p>
+    <w:p>
+      <w:pPr>
+        <w:pStyle w:val="Heading3"/>
+      </w:pPr>
+      <w:r>
+        <w:t>02. Follow the deciding steps</w:t>
+      </w:r>
+    </w:p>
+    <w:p>
+      <w:r>
+        <w:drawing>
+          <wp:inline xmlns:a="http://schemas.openxmlformats.org/drawingml/2006/main" xmlns:pic="http://schemas.openxmlformats.org/drawingml/2006/picture">
+            <wp:extent cx="5486400" cy="3182112"/>
+            <wp:docPr id="4" name="Picture 4" descr="Compute rates: A is 2%; B is 1.5%. → Compute effect size: B has 5 fewer errors per 1000, a 0.5-percentage-point reduction. → Apply practical threshold: Five is less than ten, so the observed change misses this threshold."/>
+            <wp:cNvGraphicFramePr>
+              <a:graphicFrameLocks noChangeAspect="1"/>
+            </wp:cNvGraphicFramePr>
+            <a:graphic>
+              <a:graphicData uri="http://schemas.openxmlformats.org/drawingml/2006/picture">
+                <pic:pic>
+                  <pic:nvPicPr>
+                    <pic:cNvPr id="0" name="academy-story-ai-7-13-02.png"/>
+                    <pic:cNvPicPr/>
+                  </pic:nvPicPr>
+                  <pic:blipFill>
+                    <a:blip r:embed="rId12"/>
+                    <a:stretch>
+                      <a:fillRect/>
+                    </a:stretch>
+                  </pic:blipFill>
+                  <pic:spPr>
+                    <a:xfrm>
+                      <a:off x="0" y="0"/>
+                      <a:ext cx="5486400" cy="3182112"/>
+                    </a:xfrm>
+                    <a:prstGeom prst="rect"/>
+                  </pic:spPr>
+                </pic:pic>
+              </a:graphicData>
+            </a:graphic>
+          </wp:inline>
+        </w:drawing>
+      </w:r>
+    </w:p>
+    <w:p>
+      <w:pPr>
+        <w:spacing w:line="336" w:lineRule="auto" w:after="180"/>
+      </w:pPr>
+      <w:r>
+        <w:rPr>
+          <w:b w:val="0"/>
+        </w:rPr>
+        <w:t xml:space="preserve">Compute rates: A is 2%; B is 1.5%. → Compute </w:t>
+      </w:r>
+      <w:r>
+        <w:rPr>
+          <w:b/>
+        </w:rPr>
+        <w:t>effect size</w:t>
+      </w:r>
+      <w:r>
+        <w:rPr>
+          <w:b w:val="0"/>
+        </w:rPr>
+        <w:t xml:space="preserve">: B has 5 fewer errors per 1000, a 0.5-percentage-point reduction. → Apply </w:t>
+      </w:r>
+      <w:r>
+        <w:rPr>
+          <w:b/>
+        </w:rPr>
+        <w:t>practical threshold</w:t>
+      </w:r>
+      <w:r>
+        <w:rPr>
+          <w:b w:val="0"/>
+        </w:rPr>
+        <w:t>: Five is less than ten, so the observed change misses this threshold.</w:t>
+      </w:r>
+    </w:p>
+    <w:p>
+      <w:pPr>
+        <w:spacing w:line="336" w:lineRule="auto" w:after="180"/>
+        <w:shd w:fill="F5F1FB"/>
+      </w:pPr>
+      <w:r>
+        <w:rPr>
+          <w:b w:val="0"/>
+        </w:rPr>
+        <w:t xml:space="preserve">Point to each numbered stage and explain which recorded </w:t>
+      </w:r>
+      <w:r>
+        <w:rPr>
+          <w:b/>
+        </w:rPr>
+        <w:t>input</w:t>
+      </w:r>
+      <w:r>
+        <w:rPr>
+          <w:b w:val="0"/>
+        </w:rPr>
+        <w:t xml:space="preserve"> it uses.</w:t>
+      </w:r>
+    </w:p>
+    <w:p>
+      <w:pPr>
+        <w:pStyle w:val="Heading3"/>
+      </w:pPr>
+      <w:r>
+        <w:t>Discuss while showing the picture</w:t>
+      </w:r>
+    </w:p>
+    <w:p>
+      <w:pPr>
+        <w:spacing w:line="336" w:lineRule="auto" w:after="180"/>
+        <w:shd w:fill="F1F6F8"/>
+      </w:pPr>
+      <w:r>
+        <w:rPr>
+          <w:b w:val="0"/>
+        </w:rPr>
+        <w:t xml:space="preserve">Teacher prompt: Point to each numbered stage and explain which recorded </w:t>
+      </w:r>
+      <w:r>
+        <w:rPr>
+          <w:b/>
+        </w:rPr>
+        <w:t>input</w:t>
+      </w:r>
+      <w:r>
+        <w:rPr>
+          <w:b w:val="0"/>
+        </w:rPr>
+        <w:t xml:space="preserve"> it uses. Ask learners to describe one label or arrow in ordinary words. Use the adjacent transcript if the image is difficult to see.</w:t>
+      </w:r>
+    </w:p>
+    <w:p>
+      <w:pPr>
+        <w:pStyle w:val="Heading3"/>
+      </w:pPr>
+      <w:r>
+        <w:t>03. Errors on 1000 tasks</w:t>
+      </w:r>
+    </w:p>
+    <w:p>
+      <w:r>
+        <w:drawing>
+          <wp:inline xmlns:a="http://schemas.openxmlformats.org/drawingml/2006/main" xmlns:pic="http://schemas.openxmlformats.org/drawingml/2006/picture">
+            <wp:extent cx="5486400" cy="2834640"/>
+            <wp:docPr id="5" name="Picture 5" descr="Errors on 1000 tasks. Units: errors per 1000 tasks. A: 20. B: 15."/>
+            <wp:cNvGraphicFramePr>
+              <a:graphicFrameLocks noChangeAspect="1"/>
+            </wp:cNvGraphicFramePr>
+            <a:graphic>
+              <a:graphicData uri="http://schemas.openxmlformats.org/drawingml/2006/picture">
+                <pic:pic>
+                  <pic:nvPicPr>
+                    <pic:cNvPr id="0" name="academy-story-ai-7-13-03.png"/>
+                    <pic:cNvPicPr/>
+                  </pic:nvPicPr>
+                  <pic:blipFill>
+                    <a:blip r:embed="rId13"/>
+                    <a:stretch>
+                      <a:fillRect/>
+                    </a:stretch>
+                  </pic:blipFill>
+                  <pic:spPr>
+                    <a:xfrm>
+                      <a:off x="0" y="0"/>
+                      <a:ext cx="5486400" cy="2834640"/>
+                    </a:xfrm>
+                    <a:prstGeom prst="rect"/>
+                  </pic:spPr>
+                </pic:pic>
+              </a:graphicData>
+            </a:graphic>
+          </wp:inline>
+        </w:drawing>
+      </w:r>
+    </w:p>
+    <w:p>
+      <w:pPr>
+        <w:spacing w:line="336" w:lineRule="auto" w:after="180"/>
+      </w:pPr>
+      <w:r>
+        <w:rPr>
+          <w:b w:val="0"/>
+        </w:rPr>
+        <w:t>Errors on 1000 tasks. Units: errors per 1000 tasks. A: 20. B: 15.</w:t>
+      </w:r>
+    </w:p>
+    <w:p>
+      <w:pPr>
+        <w:spacing w:line="336" w:lineRule="auto" w:after="180"/>
+        <w:shd w:fill="F5F1FB"/>
+      </w:pPr>
+      <w:r>
+        <w:rPr>
+          <w:b w:val="0"/>
+        </w:rPr>
+        <w:t>Read the labels and values. Explain the relationship the model shows.</w:t>
+      </w:r>
+    </w:p>
+    <w:p>
+      <w:pPr>
+        <w:pStyle w:val="Heading3"/>
+      </w:pPr>
+      <w:r>
+        <w:t>Discuss while showing the picture</w:t>
+      </w:r>
+    </w:p>
+    <w:p>
+      <w:pPr>
+        <w:spacing w:line="336" w:lineRule="auto" w:after="180"/>
+        <w:shd w:fill="F1F6F8"/>
+      </w:pPr>
+      <w:r>
+        <w:rPr>
+          <w:b w:val="0"/>
+        </w:rPr>
+        <w:t>Teacher prompt: Read the labels and values. Explain the relationship the model shows. Ask learners to describe one label or arrow in ordinary words. Use the adjacent transcript if the image is difficult to see.</w:t>
+      </w:r>
+    </w:p>
+    <w:p>
+      <w:pPr>
+        <w:spacing w:line="336" w:lineRule="auto" w:after="180"/>
+        <w:shd w:fill="F1F6F8"/>
+      </w:pPr>
+      <w:r>
+        <w:rPr>
+          <w:b w:val="0"/>
+        </w:rPr>
+        <w:t>Check row/column meanings, units and denominators before discussing a difference. Supplied toy values are not real class or model results.</w:t>
+      </w:r>
+    </w:p>
+    <w:p>
+      <w:pPr>
+        <w:pStyle w:val="Heading3"/>
+      </w:pPr>
+      <w:r>
+        <w:t>04. Change one thing. Trace what follows.</w:t>
+      </w:r>
+    </w:p>
+    <w:p>
+      <w:r>
+        <w:drawing>
+          <wp:inline xmlns:a="http://schemas.openxmlformats.org/drawingml/2006/main" xmlns:pic="http://schemas.openxmlformats.org/drawingml/2006/picture">
+            <wp:extent cx="5486400" cy="3026664"/>
+            <wp:docPr id="6" name="Picture 6" descr="Original case: Five is less than ten, so the observed change misses this threshold. Changed condition: B makes 8 errors in 1000. Expected result: The reduction becomes 12 per 1000 and meets the stated practical threshold. Reason: Twenty minus eight exceeds the required ten fewer errors."/>
+            <wp:cNvGraphicFramePr>
+              <a:graphicFrameLocks noChangeAspect="1"/>
+            </wp:cNvGraphicFramePr>
+            <a:graphic>
+              <a:graphicData uri="http://schemas.openxmlformats.org/drawingml/2006/picture">
+                <pic:pic>
+                  <pic:nvPicPr>
+                    <pic:cNvPr id="0" name="academy-story-ai-7-13-04.png"/>
+                    <pic:cNvPicPr/>
+                  </pic:nvPicPr>
+                  <pic:blipFill>
+                    <a:blip r:embed="rId14"/>
+                    <a:stretch>
+                      <a:fillRect/>
+                    </a:stretch>
+                  </pic:blipFill>
+                  <pic:spPr>
+                    <a:xfrm>
+                      <a:off x="0" y="0"/>
+                      <a:ext cx="5486400" cy="3026664"/>
+                    </a:xfrm>
+                    <a:prstGeom prst="rect"/>
+                  </pic:spPr>
+                </pic:pic>
+              </a:graphicData>
+            </a:graphic>
+          </wp:inline>
+        </w:drawing>
+      </w:r>
+    </w:p>
+    <w:p>
+      <w:pPr>
+        <w:spacing w:line="336" w:lineRule="auto" w:after="180"/>
+      </w:pPr>
+      <w:r>
+        <w:rPr>
+          <w:b w:val="0"/>
+        </w:rPr>
+        <w:t xml:space="preserve">Original case: Five is less than ten, so the observed change misses this threshold. Changed condition: B makes 8 errors in 1000. Expected result: The reduction becomes 12 per 1000 and meets the stated </w:t>
+      </w:r>
+      <w:r>
+        <w:rPr>
+          <w:b/>
+        </w:rPr>
+        <w:t>practical threshold</w:t>
+      </w:r>
+      <w:r>
+        <w:rPr>
+          <w:b w:val="0"/>
+        </w:rPr>
+        <w:t>.</w:t>
+      </w:r>
+    </w:p>
+    <w:p>
+      <w:pPr>
+        <w:spacing w:line="336" w:lineRule="auto" w:after="180"/>
+      </w:pPr>
+      <w:r>
+        <w:rPr>
+          <w:b w:val="0"/>
+        </w:rPr>
+        <w:t>Reason: Twenty minus eight exceeds the required ten fewer errors.</w:t>
+      </w:r>
+    </w:p>
+    <w:p>
+      <w:pPr>
+        <w:spacing w:line="336" w:lineRule="auto" w:after="180"/>
+        <w:shd w:fill="F5F1FB"/>
+      </w:pPr>
+      <w:r>
+        <w:rPr>
+          <w:b w:val="0"/>
+        </w:rPr>
+        <w:t>Predict before checking the worked changed-case result. Name what changed and what the supplied facts allow you to conclude.</w:t>
+      </w:r>
+    </w:p>
+    <w:p>
+      <w:pPr>
+        <w:pStyle w:val="Heading3"/>
+      </w:pPr>
+      <w:r>
+        <w:t>Discuss while showing the picture</w:t>
+      </w:r>
+    </w:p>
+    <w:p>
+      <w:pPr>
+        <w:spacing w:line="336" w:lineRule="auto" w:after="180"/>
+        <w:shd w:fill="F1F6F8"/>
+      </w:pPr>
+      <w:r>
+        <w:rPr>
+          <w:b w:val="0"/>
+        </w:rPr>
+        <w:t>Teacher prompt: Predict before checking the worked changed-case result. Name what changed and what the supplied facts allow you to conclude. Ask learners to describe one label or arrow in ordinary words.</w:t>
+      </w:r>
+    </w:p>
+    <w:p>
+      <w:pPr>
+        <w:spacing w:line="336" w:lineRule="auto" w:after="180"/>
+        <w:shd w:fill="F1F6F8"/>
+      </w:pPr>
+      <w:r>
+        <w:rPr>
+          <w:b w:val="0"/>
+        </w:rPr>
+        <w:t>Use the adjacent transcript if the image is difficult to see. Changed-case reasoning: Twenty minus eight exceeds the required ten fewer errors.</w:t>
+      </w:r>
+    </w:p>
+    <w:p>
+      <w:pPr>
+        <w:pStyle w:val="Heading3"/>
+      </w:pPr>
+      <w:r>
+        <w:t>05. Connect the explanation to its limit</w:t>
+      </w:r>
+    </w:p>
+    <w:p>
+      <w:r>
+        <w:drawing>
+          <wp:inline xmlns:a="http://schemas.openxmlformats.org/drawingml/2006/main" xmlns:pic="http://schemas.openxmlformats.org/drawingml/2006/picture">
+            <wp:extent cx="5486400" cy="2834640"/>
+            <wp:docPr id="7" name="Picture 7" descr="Effect size describes how much the outcome changes. Practical importance depends on the real decision criterion; relative changes can sound large while absolute changes remain small. Limit: No uncertainty or statistical significance is supplied; these counts alone cannot establish a general effect."/>
+            <wp:cNvGraphicFramePr>
+              <a:graphicFrameLocks noChangeAspect="1"/>
+            </wp:cNvGraphicFramePr>
+            <a:graphic>
+              <a:graphicData uri="http://schemas.openxmlformats.org/drawingml/2006/picture">
+                <pic:pic>
+                  <pic:nvPicPr>
+                    <pic:cNvPr id="0" name="academy-story-ai-7-13-05.png"/>
+                    <pic:cNvPicPr/>
+                  </pic:nvPicPr>
+                  <pic:blipFill>
+                    <a:blip r:embed="rId15"/>
+                    <a:stretch>
+                      <a:fillRect/>
+                    </a:stretch>
+                  </pic:blipFill>
+                  <pic:spPr>
+                    <a:xfrm>
+                      <a:off x="0" y="0"/>
+                      <a:ext cx="5486400" cy="2834640"/>
+                    </a:xfrm>
+                    <a:prstGeom prst="rect"/>
+                  </pic:spPr>
+                </pic:pic>
+              </a:graphicData>
+            </a:graphic>
+          </wp:inline>
+        </w:drawing>
+      </w:r>
+    </w:p>
+    <w:p>
+      <w:pPr>
+        <w:spacing w:line="336" w:lineRule="auto" w:after="180"/>
+      </w:pPr>
+      <w:r>
+        <w:rPr>
+          <w:b/>
+        </w:rPr>
+        <w:t>Effect size</w:t>
+      </w:r>
+      <w:r>
+        <w:rPr>
+          <w:b w:val="0"/>
+        </w:rPr>
+        <w:t xml:space="preserve"> describes how much the outcome changes. Practical importance depends on the real decision criterion; relative changes can sound large while absolute changes remain small.</w:t>
+      </w:r>
+    </w:p>
+    <w:p>
+      <w:pPr>
+        <w:spacing w:line="336" w:lineRule="auto" w:after="180"/>
+      </w:pPr>
+      <w:r>
+        <w:rPr>
+          <w:b w:val="0"/>
+        </w:rPr>
+        <w:t>Limit: No uncertainty or statistical significance is supplied; these counts alone cannot establish a general effect.</w:t>
+      </w:r>
+    </w:p>
+    <w:p>
+      <w:pPr>
+        <w:spacing w:line="336" w:lineRule="auto" w:after="180"/>
+        <w:shd w:fill="F5F1FB"/>
+      </w:pPr>
+      <w:r>
+        <w:rPr>
+          <w:b w:val="0"/>
+        </w:rPr>
+        <w:t>Explain the case, then point to a limit on the claim.</w:t>
+      </w:r>
+    </w:p>
+    <w:p>
+      <w:pPr>
+        <w:pStyle w:val="Heading3"/>
+      </w:pPr>
+      <w:r>
+        <w:t>Discuss while showing the picture</w:t>
+      </w:r>
+    </w:p>
+    <w:p>
+      <w:pPr>
+        <w:spacing w:line="336" w:lineRule="auto" w:after="180"/>
+        <w:shd w:fill="F1F6F8"/>
+      </w:pPr>
+      <w:r>
+        <w:rPr>
+          <w:b w:val="0"/>
+        </w:rPr>
+        <w:t>Teacher prompt: Explain the case, then point to a limit on the claim. Ask learners to describe one label or arrow in ordinary words. Use the adjacent transcript if the image is difficult to see.</w:t>
+      </w:r>
+    </w:p>
+    <w:p>
+      <w:pPr>
+        <w:spacing w:line="336" w:lineRule="auto" w:after="180"/>
+        <w:shd w:fill="F1F6F8"/>
+      </w:pPr>
+      <w:r>
+        <w:rPr>
+          <w:b w:val="0"/>
+        </w:rPr>
+        <w:t>Keep the stated scope: No uncertainty or statistical significance is supplied; these counts alone cannot establish a general effect.</w:t>
+      </w:r>
+    </w:p>
+    <w:p>
+      <w:pPr>
+        <w:pStyle w:val="Heading3"/>
+      </w:pPr>
+      <w:r>
+        <w:t>06. Make the idea visible in your project</w:t>
+      </w:r>
+    </w:p>
+    <w:p>
+      <w:r>
+        <w:drawing>
+          <wp:inline xmlns:a="http://schemas.openxmlformats.org/drawingml/2006/main" xmlns:pic="http://schemas.openxmlformats.org/drawingml/2006/picture">
+            <wp:extent cx="5486400" cy="3681984"/>
+            <wp:docPr id="8" name="Picture 8" descr="For the Reproducible AI Research Study, retain an annotated worked trace and the changed-case reasoning. Connect the claim to its records, units and assumptions so another investigator can challenge or reproduce it. Draw your input, deciding step, result and limit. Supported question: Calculate the absolute error-rate reduction from 20/1000 to 15/1000. Does it meet the ten-fewer-errors threshold, and what changes when B has eight errors?"/>
+            <wp:cNvGraphicFramePr>
+              <a:graphicFrameLocks noChangeAspect="1"/>
+            </wp:cNvGraphicFramePr>
+            <a:graphic>
+              <a:graphicData uri="http://schemas.openxmlformats.org/drawingml/2006/picture">
+                <pic:pic>
+                  <pic:nvPicPr>
+                    <pic:cNvPr id="0" name="academy-story-ai-7-13-06.png"/>
+                    <pic:cNvPicPr/>
+                  </pic:nvPicPr>
+                  <pic:blipFill>
+                    <a:blip r:embed="rId16"/>
+                    <a:stretch>
+                      <a:fillRect/>
+                    </a:stretch>
+                  </pic:blipFill>
+                  <pic:spPr>
+                    <a:xfrm>
+                      <a:off x="0" y="0"/>
+                      <a:ext cx="5486400" cy="3681984"/>
+                    </a:xfrm>
+                    <a:prstGeom prst="rect"/>
+                  </pic:spPr>
+                </pic:pic>
+              </a:graphicData>
+            </a:graphic>
+          </wp:inline>
+        </w:drawing>
+      </w:r>
+    </w:p>
+    <w:p>
+      <w:pPr>
+        <w:spacing w:line="336" w:lineRule="auto" w:after="180"/>
+      </w:pPr>
+      <w:r>
+        <w:rPr>
+          <w:b w:val="0"/>
+        </w:rPr>
+        <w:t>For the Reproducible AI Research Study, retain an annotated worked trace and the changed-case reasoning. Connect the claim to its records, units and assumptions so another investigator can challenge or reproduce it.</w:t>
+      </w:r>
+    </w:p>
+    <w:p>
+      <w:pPr>
+        <w:spacing w:line="336" w:lineRule="auto" w:after="180"/>
+      </w:pPr>
+      <w:r>
+        <w:rPr>
+          <w:b w:val="0"/>
+        </w:rPr>
+        <w:t xml:space="preserve">Draw your </w:t>
+      </w:r>
+      <w:r>
+        <w:rPr>
+          <w:b/>
+        </w:rPr>
+        <w:t>input</w:t>
+      </w:r>
+      <w:r>
+        <w:rPr>
+          <w:b w:val="0"/>
+        </w:rPr>
+        <w:t>, deciding step, result and limit. Supported question: Calculate the absolute error-rate reduction from 20/1000 to 15/1000. Does it meet the ten-fewer-errors threshold, and what changes when B has eight errors?</w:t>
+      </w:r>
+    </w:p>
+    <w:p>
+      <w:pPr>
+        <w:spacing w:line="336" w:lineRule="auto" w:after="180"/>
+        <w:shd w:fill="F5F1FB"/>
+      </w:pPr>
+      <w:r>
+        <w:rPr>
+          <w:b w:val="0"/>
+        </w:rPr>
+        <w:t xml:space="preserve">Draw your project trace and justify the deciding step using </w:t>
+      </w:r>
+      <w:r>
+        <w:rPr>
+          <w:b/>
+        </w:rPr>
+        <w:t>evidence</w:t>
+      </w:r>
+      <w:r>
+        <w:rPr>
+          <w:b w:val="0"/>
+        </w:rPr>
+        <w:t>.</w:t>
+      </w:r>
+    </w:p>
+    <w:p>
+      <w:pPr>
+        <w:pStyle w:val="Heading3"/>
+      </w:pPr>
+      <w:r>
+        <w:t>Discuss while showing the picture</w:t>
+      </w:r>
+    </w:p>
+    <w:p>
+      <w:pPr>
+        <w:spacing w:line="336" w:lineRule="auto" w:after="180"/>
+        <w:shd w:fill="F1F6F8"/>
+      </w:pPr>
+      <w:r>
+        <w:rPr>
+          <w:b w:val="0"/>
+        </w:rPr>
+        <w:t xml:space="preserve">Teacher prompt: Draw your project trace and justify the deciding step using </w:t>
+      </w:r>
+      <w:r>
+        <w:rPr>
+          <w:b/>
+        </w:rPr>
+        <w:t>evidence</w:t>
+      </w:r>
+      <w:r>
+        <w:rPr>
+          <w:b w:val="0"/>
+        </w:rPr>
+        <w:t>. Ask learners to describe one label or arrow in ordinary words. Use the adjacent transcript if the image is difficult to see.</w:t>
+      </w:r>
+    </w:p>
+    <w:p>
+      <w:pPr>
+        <w:spacing w:line="336" w:lineRule="auto" w:after="180"/>
+        <w:shd w:fill="F1F6F8"/>
+      </w:pPr>
+      <w:r>
+        <w:rPr>
+          <w:b w:val="0"/>
+        </w:rPr>
+        <w:t>Supported practice key: A is 2%; B is 1.5%. B has 5 fewer errors per 1000, a 0.5-percentage-point reduction. Five is less than ten, so the observed change misses this threshold.</w:t>
+      </w:r>
+    </w:p>
+    <w:p>
+      <w:pPr>
+        <w:spacing w:line="336" w:lineRule="auto" w:after="180"/>
+        <w:shd w:fill="F1F6F8"/>
+      </w:pPr>
+      <w:r>
+        <w:rPr>
+          <w:b w:val="0"/>
+        </w:rPr>
+        <w:t xml:space="preserve">Changed case: The reduction becomes 12 per 1000 and meets the stated </w:t>
+      </w:r>
+      <w:r>
+        <w:rPr>
+          <w:b/>
+        </w:rPr>
+        <w:t>practical threshold</w:t>
+      </w:r>
+      <w:r>
+        <w:rPr>
+          <w:b w:val="0"/>
+        </w:rPr>
+        <w:t>. Twenty minus eight exceeds the required ten fewer errors.</w:t>
       </w:r>
     </w:p>
     <w:sectPr>

--- a/downloads/teacher/ai-7-week-13.docx
+++ b/downloads/teacher/ai-7-week-13.docx
@@ -149,7 +149,7 @@
           </w:tcPr>
           <w:p>
             <w:r>
-              <w:t>Sections 1–6; record the brief recall in the workbook.</w:t>
+              <w:t>Use Your mission, Notice the evidence, See how it works, Words that unlock the idea and Follow a worked example; record the brief recall in the workbook.</w:t>
             </w:r>
           </w:p>
         </w:tc>
@@ -181,7 +181,7 @@
           </w:tcPr>
           <w:p>
             <w:r>
-              <w:t>Sections 7–10; use the matching workbook W2 and misconception check.</w:t>
+              <w:t>Use Find and repair a mistake, Practise together and Run the investigation, with workbook W2 and Individual reasoning check.</w:t>
             </w:r>
           </w:p>
         </w:tc>
@@ -213,7 +213,7 @@
           </w:tcPr>
           <w:p>
             <w:r>
-              <w:t>Sections 9 and 11–14. Give extra time to finish the full task set; use Section 15 when the week includes a coding lab.</w:t>
+              <w:t>Use Run the investigation, Build your understanding, Connect your project and Show what you know. Reserve further time for the full task set. Use a code example only where one is actually supplied.</w:t>
             </w:r>
           </w:p>
         </w:tc>
@@ -333,7 +333,7 @@
         <w:rPr>
           <w:b w:val="0"/>
         </w:rPr>
-        <w:t>For this constructed exercise assume independent normal measurements with known population standard deviation2. A95% mean interval uses supplied normal critical value1.96:mean plus/minus1.96*sigma/sqrt(n).</w:t>
+        <w:t>For this constructed exercise assume independent normal measurements with known population standard deviation 2. A 95% mean interval uses supplied normal critical value 1.96:mean plus/minus1.96*sigma/sqrt(n).</w:t>
       </w:r>
     </w:p>
     <w:p>
@@ -495,7 +495,7 @@
         <w:rPr>
           <w:b w:val="0"/>
         </w:rPr>
-        <w:t xml:space="preserve">Two 45-minute sessions. </w:t>
+        <w:t xml:space="preserve">Compact alternative: two 45-minute sessions for the core explanation and W1–W5 only. The main plan uses three sessions; schedule further time for the complete investigation, project, visual journey and any code examples. </w:t>
       </w:r>
       <w:r>
         <w:rPr>
@@ -1046,7 +1046,7 @@
           </w:tcPr>
           <w:p>
             <w:r>
-              <w:t>Baseline times10, 12, 8; candidate8, 9, 7 seconds. Useful gain threshold2 seconds.</w:t>
+              <w:t>Baseline times10, 12, 8; candidate8, 9, 7 seconds. Useful mean gain requires at least 2 seconds.</w:t>
             </w:r>
           </w:p>
         </w:tc>
@@ -1192,7 +1192,7 @@
         <w:rPr>
           <w:b w:val="0"/>
         </w:rPr>
-        <w:t>Baseline times10, 12, 8; candidate8, 9, 7 seconds. Useful gain threshold2 seconds.</w:t>
+        <w:t>Baseline times10, 12, 8; candidate8, 9, 7 seconds. Useful mean gain requires at least 2 seconds.</w:t>
       </w:r>
     </w:p>
     <w:p>
@@ -2002,7 +2002,7 @@
           </w:tcPr>
           <w:p>
             <w:r>
-              <w:t>Explain section 1 and vocabulary. Complete W1 with a mechanism-based explanation.</w:t>
+              <w:t>Explain See how it works and Words that unlock the idea. Complete W1 with a mechanism-based explanation.</w:t>
             </w:r>
           </w:p>
         </w:tc>
@@ -2234,7 +2234,7 @@
         <w:rPr>
           <w:b w:val="0"/>
         </w:rPr>
-        <w:t>Completion task: Baseline times10, 12, 8; candidate8, 9, 7 seconds. Useful gain threshold2 seconds. Show the intermediate steps and give the conclusion with its scope.</w:t>
+        <w:t>Completion task: Baseline times10, 12, 8; candidate8, 9, 7 seconds. Useful mean gain requires at least 2 seconds. Show the intermediate steps and give the conclusion with its scope.</w:t>
       </w:r>
     </w:p>
     <w:p>
@@ -2999,7 +2999,7 @@
         <w:rPr>
           <w:b w:val="0"/>
         </w:rPr>
-        <w:t>Baseline times10, 12, 8; candidate8, 9, 7 seconds. Useful gain threshold2 seconds. Show the intermediate steps and give the conclusion with its scope.</w:t>
+        <w:t>Baseline times10, 12, 8; candidate8, 9, 7 seconds. Useful mean gain requires at least 2 seconds. Show the intermediate steps and give the conclusion with its scope.</w:t>
       </w:r>
     </w:p>
     <w:p>
@@ -3131,7 +3131,7 @@
         <w:rPr>
           <w:b w:val="0"/>
         </w:rPr>
-        <w:t>Baseline6, 8, 10; candidate5, 7, 9. Useful mean gain at least1.5. Decide.</w:t>
+        <w:t>Baseline times are 6, 8, 10 seconds; candidate times are 5, 7, 9 seconds on the same three cases in the same order. Define each gain as baseline minus candidate. Useful mean gain must be at least 1.5 seconds. Calculate and decide.</w:t>
       </w:r>
     </w:p>
     <w:p>
@@ -3339,7 +3339,7 @@
         <w:rPr>
           <w:b w:val="0"/>
         </w:rPr>
-        <w:t>Selected case: Baseline6, 8, 10; candidate5, 7, 9. Useful mean gain at least1.5. Decide.</w:t>
+        <w:t>Selected case: Baseline times are 6, 8, 10 seconds; candidate times are 5, 7, 9 seconds on the same three cases in the same order. Define each gain as baseline minus candidate. Useful mean gain must be at least 1.5 seconds. Calculate and decide.</w:t>
       </w:r>
     </w:p>
     <w:p>
@@ -4125,7 +4125,7 @@
           </w:tcPr>
           <w:p>
             <w:r>
-              <w:t>Sections 1–6; record the brief recall in the workbook.</w:t>
+              <w:t>Use Your mission, Notice the evidence, See how it works, Words that unlock the idea and Follow a worked example; record the brief recall in the workbook.</w:t>
             </w:r>
           </w:p>
         </w:tc>
@@ -4157,7 +4157,7 @@
           </w:tcPr>
           <w:p>
             <w:r>
-              <w:t>Sections 7–10; use the matching workbook W2 and misconception check.</w:t>
+              <w:t>Use Find and repair a mistake, Practise together and Run the investigation, with workbook W2 and Individual reasoning check.</w:t>
             </w:r>
           </w:p>
         </w:tc>
@@ -4189,7 +4189,7 @@
           </w:tcPr>
           <w:p>
             <w:r>
-              <w:t>Sections 9 and 11–14. Give extra time to finish the full task set; use Section 15 when the week includes a coding lab.</w:t>
+              <w:t>Use Run the investigation, Build your understanding, Connect your project and Show what you know. Reserve further time for the full task set. Use a code example only where one is actually supplied.</w:t>
             </w:r>
           </w:p>
         </w:tc>
@@ -4203,7 +4203,7 @@
         <w:rPr>
           <w:b w:val="0"/>
         </w:rPr>
-        <w:t>Before class, solve the supported practice: Baseline times10, 12, 8; candidate8, 9, 7 seconds. Useful gain threshold2 seconds. Show the intermediate steps and give the conclusion with its scope.</w:t>
+        <w:t>Before class, solve the supported practice: Baseline times10, 12, 8; candidate8, 9, 7 seconds. Useful mean gain requires at least 2 seconds. Show the intermediate steps and give the conclusion with its scope.</w:t>
       </w:r>
     </w:p>
     <w:p>

--- a/downloads/teacher/ai-7-week-13.docx
+++ b/downloads/teacher/ai-7-week-13.docx
@@ -25,20 +25,38 @@
         <w:pStyle w:val="Heading1"/>
       </w:pPr>
       <w:r>
-        <w:t>01. Prepare the purpose, prerequisites and materials</w:t>
+        <w:t>Ask how much changed, in which units and against which prespecified criterion.</w:t>
       </w:r>
     </w:p>
     <w:p>
       <w:r>
-        <w:t>Prepare Effect size and practical importance: check the target, prerequisites, resources and adaptable teaching schedule.</w:t>
+        <w:t>Teach useful magnitudes with clear mean-versus-individual and descriptive-versus-inferential limits.</w:t>
       </w:r>
     </w:p>
     <w:p>
-      <w:pPr>
-        <w:pStyle w:val="Heading3"/>
-      </w:pPr>
-      <w:r>
-        <w:t>Teach the learning cycle</w:t>
+      <w:r>
+        <w:t>Model A−B gain convention → apply inclusive mean target → contrast absolute/relative error change → assess new threshold → retain quality/resource/uncertainty gaps.</w:t>
+      </w:r>
+    </w:p>
+    <w:p>
+      <w:pPr>
+        <w:pStyle w:val="Heading1"/>
+      </w:pPr>
+      <w:r>
+        <w:t>01. Prepare the connected research investigation</w:t>
+      </w:r>
+    </w:p>
+    <w:p>
+      <w:r>
+        <w:t>Keep modelling, shared practice and independent evidence distinct.</w:t>
+      </w:r>
+    </w:p>
+    <w:p>
+      <w:pPr>
+        <w:pStyle w:val="Heading2"/>
+      </w:pPr>
+      <w:r>
+        <w:t>Target and main teaching plan</w:t>
       </w:r>
     </w:p>
     <w:p>
@@ -255,18 +273,21 @@
     </w:p>
     <w:p>
       <w:pPr>
-        <w:pStyle w:val="Heading3"/>
-      </w:pPr>
-      <w:r>
-        <w:t>Retrieval answer guidance</w:t>
+        <w:pStyle w:val="Heading2"/>
+      </w:pPr>
+      <w:r>
+        <w:t>Preparation and prerequisite</w:t>
       </w:r>
     </w:p>
     <w:p>
       <w:pPr>
-        <w:pStyle w:val="Heading3"/>
-      </w:pPr>
-      <w:r>
-        <w:t>Uncertainty intervals</w:t>
+        <w:spacing w:line="336" w:lineRule="auto" w:after="180"/>
+      </w:pPr>
+      <w:r>
+        <w:rPr>
+          <w:b w:val="0"/>
+        </w:rPr>
+        <w:t>Lesson and workbook; paper and pencil</w:t>
       </w:r>
     </w:p>
     <w:p>
@@ -277,7 +298,7 @@
         <w:rPr>
           <w:b w:val="0"/>
         </w:rPr>
-        <w:t>Without opening the old lesson, explain one key idea from Uncertainty intervals. Give an example and a mistake that the idea helps you avoid.</w:t>
+        <w:t>Calculator and optional local Python 3 for arithmetic; no live API or private data</w:t>
       </w:r>
     </w:p>
     <w:p>
@@ -288,19 +309,7 @@
         <w:rPr>
           <w:b w:val="0"/>
         </w:rPr>
-        <w:t xml:space="preserve">Look for: Explain the </w:t>
-      </w:r>
-      <w:r>
-        <w:rPr>
-          <w:b/>
-        </w:rPr>
-        <w:t>mechanism</w:t>
-      </w:r>
-      <w:r>
-        <w:rPr>
-          <w:b w:val="0"/>
-        </w:rPr>
-        <w:t xml:space="preserve"> and terminology of uncertainty intervals</w:t>
+        <w:t>Prepare the fresh retry separately and withhold its solution until after collection</w:t>
       </w:r>
     </w:p>
     <w:p>
@@ -311,7 +320,31 @@
         <w:rPr>
           <w:b w:val="0"/>
         </w:rPr>
-        <w:t>Reference example, not the only acceptable wording: Teacher explanation: An uncertainty interval needs a sampling model and assumptions.</w:t>
+        <w:t xml:space="preserve">A result depends on the </w:t>
+      </w:r>
+      <w:r>
+        <w:rPr>
+          <w:b/>
+        </w:rPr>
+        <w:t>input</w:t>
+      </w:r>
+      <w:r>
+        <w:rPr>
+          <w:b w:val="0"/>
+        </w:rPr>
+        <w:t xml:space="preserve">s, procedure and conditions that produced it. Preserve data roles and distinguish observed outcomes from </w:t>
+      </w:r>
+      <w:r>
+        <w:rPr>
+          <w:b/>
+        </w:rPr>
+        <w:t>prediction</w:t>
+      </w:r>
+      <w:r>
+        <w:rPr>
+          <w:b w:val="0"/>
+        </w:rPr>
+        <w:t>s or unmeasured conditions.</w:t>
       </w:r>
     </w:p>
     <w:p>
@@ -322,18 +355,15 @@
         <w:rPr>
           <w:b w:val="0"/>
         </w:rPr>
-        <w:t>A confidence level refers to the repeated-sampling method, not a probability attached to a fixed unknown parameter after observing data.</w:t>
+        <w:t>If the prior concept cannot be explained, use a short retrieval activity before this chapter.</w:t>
       </w:r>
     </w:p>
     <w:p>
       <w:pPr>
-        <w:spacing w:line="336" w:lineRule="auto" w:after="180"/>
-      </w:pPr>
-      <w:r>
-        <w:rPr>
-          <w:b w:val="0"/>
-        </w:rPr>
-        <w:t>For this constructed exercise assume independent normal measurements with known population standard deviation 2. A 95% mean interval uses supplied normal critical value 1.96:mean plus/minus1.96*sigma/sqrt(n).</w:t>
+        <w:pStyle w:val="Heading2"/>
+      </w:pPr>
+      <w:r>
+        <w:t>Opening retrieval</w:t>
       </w:r>
     </w:p>
     <w:p>
@@ -344,15 +374,30 @@
         <w:rPr>
           <w:b w:val="0"/>
         </w:rPr>
-        <w:t>Unknown sigma requires a different justified method.</w:t>
+        <w:t>Without opening the old lesson, explain one key idea from Uncertainty intervals. Give an example and a mistake that the idea helps you avoid.</w:t>
       </w:r>
     </w:p>
     <w:p>
       <w:pPr>
-        <w:pStyle w:val="Heading3"/>
-      </w:pPr>
-      <w:r>
-        <w:t>Confounders and controls</w:t>
+        <w:spacing w:line="336" w:lineRule="auto" w:after="180"/>
+      </w:pPr>
+      <w:r>
+        <w:rPr>
+          <w:b w:val="0"/>
+        </w:rPr>
+        <w:t xml:space="preserve">Look for: Explain the </w:t>
+      </w:r>
+      <w:r>
+        <w:rPr>
+          <w:b/>
+        </w:rPr>
+        <w:t>mechanism</w:t>
+      </w:r>
+      <w:r>
+        <w:rPr>
+          <w:b w:val="0"/>
+        </w:rPr>
+        <w:t xml:space="preserve"> and terminology of uncertainty intervals</w:t>
       </w:r>
     </w:p>
     <w:p>
@@ -363,7 +408,7 @@
         <w:rPr>
           <w:b w:val="0"/>
         </w:rPr>
-        <w:t>Without opening the old lesson, explain one key idea from Confounders and controls. Give an example and a mistake that the idea helps you avoid.</w:t>
+        <w:t>Reference example, not the only acceptable wording: Teacher explanation: An uncertainty interval needs a sampling model and assumptions.</w:t>
       </w:r>
     </w:p>
     <w:p>
@@ -374,19 +419,7 @@
         <w:rPr>
           <w:b w:val="0"/>
         </w:rPr>
-        <w:t xml:space="preserve">Look for: Explain the </w:t>
-      </w:r>
-      <w:r>
-        <w:rPr>
-          <w:b/>
-        </w:rPr>
-        <w:t>mechanism</w:t>
-      </w:r>
-      <w:r>
-        <w:rPr>
-          <w:b w:val="0"/>
-        </w:rPr>
-        <w:t xml:space="preserve"> and terminology of confounders and controls</w:t>
+        <w:t>A confidence level refers to the repeated-sampling method, not a probability attached to a fixed unknown parameter after observing data.</w:t>
       </w:r>
     </w:p>
     <w:p>
@@ -397,19 +430,7 @@
         <w:rPr>
           <w:b w:val="0"/>
         </w:rPr>
-        <w:t xml:space="preserve">Reference example, not the only acceptable wording: Teacher explanation: A confounder changes alongside the intended factor and can offer another explanation. Controls aim to isolate the proposed </w:t>
-      </w:r>
-      <w:r>
-        <w:rPr>
-          <w:b/>
-        </w:rPr>
-        <w:t>mechanism</w:t>
-      </w:r>
-      <w:r>
-        <w:rPr>
-          <w:b w:val="0"/>
-        </w:rPr>
-        <w:t>.</w:t>
+        <w:t>For this constructed exercise assume independent normal measurements with known population standard deviation 2. A 95% mean interval uses supplied normal critical value 1.96:mean plus/minus1.96*sigma/sqrt(n).</w:t>
       </w:r>
     </w:p>
     <w:p>
@@ -420,15 +441,18 @@
         <w:rPr>
           <w:b w:val="0"/>
         </w:rPr>
-        <w:t>For a toy comparison vary only retrieval method while holding corpus, queries, cutoff and relevance rubric fixed. Randomise or counterbalance order when order effects matter.</w:t>
+        <w:t>Unknown sigma requires a different justified method.</w:t>
       </w:r>
     </w:p>
     <w:p>
       <w:pPr>
-        <w:pStyle w:val="Heading3"/>
-      </w:pPr>
-      <w:r>
-        <w:t>Hypotheses and measurable outcomes</w:t>
+        <w:spacing w:line="336" w:lineRule="auto" w:after="180"/>
+      </w:pPr>
+      <w:r>
+        <w:rPr>
+          <w:b w:val="0"/>
+        </w:rPr>
+        <w:t>Without opening the old lesson, explain one key idea from Confounders and controls. Give an example and a mistake that the idea helps you avoid.</w:t>
       </w:r>
     </w:p>
     <w:p>
@@ -439,7 +463,19 @@
         <w:rPr>
           <w:b w:val="0"/>
         </w:rPr>
-        <w:t>Without opening the old lesson, explain one key idea from Hypotheses and measurable outcomes. Give an example and a mistake that the idea helps you avoid.</w:t>
+        <w:t xml:space="preserve">Look for: Explain the </w:t>
+      </w:r>
+      <w:r>
+        <w:rPr>
+          <w:b/>
+        </w:rPr>
+        <w:t>mechanism</w:t>
+      </w:r>
+      <w:r>
+        <w:rPr>
+          <w:b w:val="0"/>
+        </w:rPr>
+        <w:t xml:space="preserve"> and terminology of confounders and controls</w:t>
       </w:r>
     </w:p>
     <w:p>
@@ -450,7 +486,7 @@
         <w:rPr>
           <w:b w:val="0"/>
         </w:rPr>
-        <w:t xml:space="preserve">Look for: Explain the </w:t>
+        <w:t xml:space="preserve">Reference example, not the only acceptable wording: Teacher explanation: A confounder changes alongside the intended factor and can offer another explanation. Controls aim to isolate the proposed </w:t>
       </w:r>
       <w:r>
         <w:rPr>
@@ -462,7 +498,7 @@
         <w:rPr>
           <w:b w:val="0"/>
         </w:rPr>
-        <w:t xml:space="preserve"> and terminology of hypotheses and measurable outcomes</w:t>
+        <w:t>.</w:t>
       </w:r>
     </w:p>
     <w:p>
@@ -473,7 +509,7 @@
         <w:rPr>
           <w:b w:val="0"/>
         </w:rPr>
-        <w:t>Reference example, not the only acceptable wording: Teacher explanation: A hypothesis predicts a measurable comparison under stated conditions. Declare primary outcome and direction before inspecting results.</w:t>
+        <w:t>For a toy comparison vary only retrieval method while holding corpus, queries, cutoff and relevance rubric fixed. Randomise or counterbalance order when order effects matter.</w:t>
       </w:r>
     </w:p>
     <w:p>
@@ -484,7 +520,7 @@
         <w:rPr>
           <w:b w:val="0"/>
         </w:rPr>
-        <w:t>Toy hypothesis:method B improves supported-answer rate over baseline A on a reserved paired set. Define support rubric and failure treatment; record secondary outcomes separately.</w:t>
+        <w:t>Without opening the old lesson, explain one key idea from Hypotheses and measurable outcomes. Give an example and a mistake that the idea helps you avoid.</w:t>
       </w:r>
     </w:p>
     <w:p>
@@ -495,19 +531,19 @@
         <w:rPr>
           <w:b w:val="0"/>
         </w:rPr>
-        <w:t xml:space="preserve">Compact alternative: two 45-minute sessions for the core explanation and W1–W5 only. The main plan uses three sessions; schedule further time for the complete investigation, project, visual journey and any code examples. </w:t>
+        <w:t xml:space="preserve">Look for: Explain the </w:t>
       </w:r>
       <w:r>
         <w:rPr>
           <w:b/>
         </w:rPr>
-        <w:t>Effect size</w:t>
+        <w:t>mechanism</w:t>
       </w:r>
       <w:r>
         <w:rPr>
           <w:b w:val="0"/>
         </w:rPr>
-        <w:t xml:space="preserve"> describes magnitude on a stated scale. Practical importance depends on task requirements, not merely a nonzero difference.</w:t>
+        <w:t xml:space="preserve"> and terminology of hypotheses and measurable outcomes</w:t>
       </w:r>
     </w:p>
     <w:p>
@@ -518,19 +554,7 @@
         <w:rPr>
           <w:b w:val="0"/>
         </w:rPr>
-        <w:t xml:space="preserve">Use the supplied constructed scenarios to make the </w:t>
-      </w:r>
-      <w:r>
-        <w:rPr>
-          <w:b/>
-        </w:rPr>
-        <w:t>mechanism</w:t>
-      </w:r>
-      <w:r>
-        <w:rPr>
-          <w:b w:val="0"/>
-        </w:rPr>
-        <w:t xml:space="preserve"> inspectable. Collect W4 before sharing solutions.</w:t>
+        <w:t>Reference example, not the only acceptable wording: Teacher explanation: A hypothesis predicts a measurable comparison under stated conditions. Declare primary outcome and direction before inspecting results.</w:t>
       </w:r>
     </w:p>
     <w:p>
@@ -541,27 +565,15 @@
         <w:rPr>
           <w:b w:val="0"/>
         </w:rPr>
-        <w:t xml:space="preserve">Students should name intermediate </w:t>
-      </w:r>
-      <w:r>
-        <w:rPr>
-          <w:b/>
-        </w:rPr>
-        <w:t>evidence</w:t>
-      </w:r>
-      <w:r>
-        <w:rPr>
-          <w:b w:val="0"/>
-        </w:rPr>
-        <w:t xml:space="preserve"> and limitations; classroom pacing and learning effectiveness remain unvalidated.</w:t>
+        <w:t>Toy hypothesis:method B improves supported-answer rate over baseline A on a reserved paired set. Define support rubric and failure treatment; record secondary outcomes separately.</w:t>
       </w:r>
     </w:p>
     <w:p>
       <w:pPr>
-        <w:pStyle w:val="Heading3"/>
-      </w:pPr>
-      <w:r>
-        <w:t>Outcomes</w:t>
+        <w:pStyle w:val="Heading2"/>
+      </w:pPr>
+      <w:r>
+        <w:t>Pictured end goal</w:t>
       </w:r>
     </w:p>
     <w:p>
@@ -572,53 +584,35 @@
         <w:rPr>
           <w:b w:val="0"/>
         </w:rPr>
-        <w:t xml:space="preserve">Explain the </w:t>
+        <w:t xml:space="preserve">Explain </w:t>
       </w:r>
       <w:r>
         <w:rPr>
           <w:b/>
         </w:rPr>
-        <w:t>mechanism</w:t>
+        <w:t>effect size</w:t>
       </w:r>
       <w:r>
         <w:rPr>
           <w:b w:val="0"/>
         </w:rPr>
-        <w:t xml:space="preserve"> and terminology of </w:t>
-      </w:r>
-      <w:r>
-        <w:rPr>
-          <w:b/>
-        </w:rPr>
-        <w:t>effect size</w:t>
-      </w:r>
-      <w:r>
-        <w:rPr>
-          <w:b w:val="0"/>
-        </w:rPr>
-        <w:t xml:space="preserve"> and practical importance</w:t>
+        <w:t xml:space="preserve"> and practical importance using the records and boundaries of this fictional investigation.</w:t>
       </w:r>
     </w:p>
     <w:p>
       <w:pPr>
-        <w:spacing w:line="336" w:lineRule="auto" w:after="180"/>
-      </w:pPr>
-      <w:r>
-        <w:rPr>
-          <w:b w:val="0"/>
-        </w:rPr>
-        <w:t>Apply the stated procedure to a new case with a traceable result</w:t>
+        <w:pStyle w:val="Heading2"/>
+      </w:pPr>
+      <w:r>
+        <w:t>Earlier wording, alternatives and picture transcripts · reference / check after trying</w:t>
       </w:r>
     </w:p>
     <w:p>
       <w:pPr>
-        <w:spacing w:line="336" w:lineRule="auto" w:after="180"/>
-      </w:pPr>
-      <w:r>
-        <w:rPr>
-          <w:b w:val="0"/>
-        </w:rPr>
-        <w:t>Identify an assumption or limitation and design a revealing follow-up</w:t>
+        <w:pStyle w:val="Heading3"/>
+      </w:pPr>
+      <w:r>
+        <w:t>Teach the learning cycle</w:t>
       </w:r>
     </w:p>
     <w:p>
@@ -626,48 +620,54 @@
         <w:pStyle w:val="Heading3"/>
       </w:pPr>
       <w:r>
-        <w:t>Preparation</w:t>
+        <w:t>Retrieval answer guidance</w:t>
       </w:r>
     </w:p>
     <w:p>
       <w:pPr>
-        <w:spacing w:line="336" w:lineRule="auto" w:after="180"/>
-      </w:pPr>
-      <w:r>
-        <w:rPr>
-          <w:b w:val="0"/>
-        </w:rPr>
-        <w:t>Lesson and workbook; paper and pencil</w:t>
+        <w:pStyle w:val="Heading3"/>
+      </w:pPr>
+      <w:r>
+        <w:t>Uncertainty intervals</w:t>
       </w:r>
     </w:p>
     <w:p>
       <w:pPr>
-        <w:spacing w:line="336" w:lineRule="auto" w:after="180"/>
-      </w:pPr>
-      <w:r>
-        <w:rPr>
-          <w:b w:val="0"/>
-        </w:rPr>
-        <w:t>Calculator and optional local Python 3 for arithmetic; no live API or private data</w:t>
+        <w:pStyle w:val="Heading3"/>
+      </w:pPr>
+      <w:r>
+        <w:t>Confounders and controls</w:t>
       </w:r>
     </w:p>
     <w:p>
       <w:pPr>
-        <w:spacing w:line="336" w:lineRule="auto" w:after="180"/>
-      </w:pPr>
-      <w:r>
-        <w:rPr>
-          <w:b w:val="0"/>
-        </w:rPr>
-        <w:t>Prepare the fresh retry separately and withhold its solution until after collection</w:t>
+        <w:pStyle w:val="Heading3"/>
+      </w:pPr>
+      <w:r>
+        <w:t>Hypotheses and measurable outcomes</w:t>
       </w:r>
     </w:p>
     <w:p>
       <w:pPr>
-        <w:pStyle w:val="Heading3"/>
-      </w:pPr>
-      <w:r>
-        <w:t>Prerequisite answer</w:t>
+        <w:spacing w:line="336" w:lineRule="auto" w:after="180"/>
+      </w:pPr>
+      <w:r>
+        <w:rPr>
+          <w:b w:val="0"/>
+        </w:rPr>
+        <w:t xml:space="preserve">Compact alternative: two 45-minute sessions for the core explanation and W1–W5 only. The main plan uses three sessions; schedule further time for the complete investigation, project, visual journey and any code examples. </w:t>
+      </w:r>
+      <w:r>
+        <w:rPr>
+          <w:b/>
+        </w:rPr>
+        <w:t>Effect size</w:t>
+      </w:r>
+      <w:r>
+        <w:rPr>
+          <w:b w:val="0"/>
+        </w:rPr>
+        <w:t xml:space="preserve"> describes magnitude on a stated scale. Practical importance depends on task requirements, not merely a nonzero difference.</w:t>
       </w:r>
     </w:p>
     <w:p>
@@ -678,31 +678,19 @@
         <w:rPr>
           <w:b w:val="0"/>
         </w:rPr>
-        <w:t xml:space="preserve">A result depends on the </w:t>
+        <w:t xml:space="preserve">Use the supplied constructed scenarios to make the </w:t>
       </w:r>
       <w:r>
         <w:rPr>
           <w:b/>
         </w:rPr>
-        <w:t>input</w:t>
+        <w:t>mechanism</w:t>
       </w:r>
       <w:r>
         <w:rPr>
           <w:b w:val="0"/>
         </w:rPr>
-        <w:t xml:space="preserve">s, procedure and conditions that produced it. Preserve data roles and distinguish observed outcomes from </w:t>
-      </w:r>
-      <w:r>
-        <w:rPr>
-          <w:b/>
-        </w:rPr>
-        <w:t>prediction</w:t>
-      </w:r>
-      <w:r>
-        <w:rPr>
-          <w:b w:val="0"/>
-        </w:rPr>
-        <w:t>s or unmeasured conditions.</w:t>
+        <w:t xml:space="preserve"> inspectable. Collect W4 before sharing solutions.</w:t>
       </w:r>
     </w:p>
     <w:p>
@@ -713,7 +701,19 @@
         <w:rPr>
           <w:b w:val="0"/>
         </w:rPr>
-        <w:t>If the prior concept cannot be explained, use a short retrieval activity before this chapter.</w:t>
+        <w:t xml:space="preserve">Students should name intermediate </w:t>
+      </w:r>
+      <w:r>
+        <w:rPr>
+          <w:b/>
+        </w:rPr>
+        <w:t>evidence</w:t>
+      </w:r>
+      <w:r>
+        <w:rPr>
+          <w:b w:val="0"/>
+        </w:rPr>
+        <w:t xml:space="preserve"> and limitations; classroom pacing and learning effectiveness remain unvalidated.</w:t>
       </w:r>
     </w:p>
     <w:p>
@@ -721,7 +721,7 @@
         <w:pStyle w:val="Heading3"/>
       </w:pPr>
       <w:r>
-        <w:t>End goal for the pictorial case</w:t>
+        <w:t>Outcomes</w:t>
       </w:r>
     </w:p>
     <w:p>
@@ -732,19 +732,31 @@
         <w:rPr>
           <w:b w:val="0"/>
         </w:rPr>
-        <w:t xml:space="preserve">Explain </w:t>
+        <w:t xml:space="preserve">Explain the </w:t>
       </w:r>
       <w:r>
         <w:rPr>
           <w:b/>
         </w:rPr>
+        <w:t>mechanism</w:t>
+      </w:r>
+      <w:r>
+        <w:rPr>
+          <w:b w:val="0"/>
+        </w:rPr>
+        <w:t xml:space="preserve"> and terminology of </w:t>
+      </w:r>
+      <w:r>
+        <w:rPr>
+          <w:b/>
+        </w:rPr>
         <w:t>effect size</w:t>
       </w:r>
       <w:r>
         <w:rPr>
           <w:b w:val="0"/>
         </w:rPr>
-        <w:t xml:space="preserve"> and practical importance using the records and boundaries of this fictional investigation.</w:t>
+        <w:t xml:space="preserve"> and practical importance</w:t>
       </w:r>
     </w:p>
     <w:p>
@@ -755,37 +767,34 @@
         <w:rPr>
           <w:b w:val="0"/>
         </w:rPr>
-        <w:t>This added worked case illustrates the week’s main idea. Retain all original and connected topics; schedule its practice within the teaching cycle.</w:t>
+        <w:t>Apply the stated procedure to a new case with a traceable result</w:t>
       </w:r>
     </w:p>
     <w:p>
       <w:pPr>
-        <w:pStyle w:val="Heading1"/>
-      </w:pPr>
-      <w:r>
-        <w:t>02. Explain and model the mechanism</w:t>
+        <w:spacing w:line="336" w:lineRule="auto" w:after="180"/>
+      </w:pPr>
+      <w:r>
+        <w:rPr>
+          <w:b w:val="0"/>
+        </w:rPr>
+        <w:t>Identify an assumption or limitation and design a revealing follow-up</w:t>
       </w:r>
     </w:p>
     <w:p>
-      <w:r>
-        <w:t>Model Effect size and practical importance using the supplied case, labelled mechanism and reasoning. Make the scope of each conclusion explicit.</w:t>
+      <w:pPr>
+        <w:pStyle w:val="Heading3"/>
+      </w:pPr>
+      <w:r>
+        <w:t>Preparation</w:t>
       </w:r>
     </w:p>
     <w:p>
       <w:pPr>
-        <w:spacing w:line="336" w:lineRule="auto" w:after="180"/>
-      </w:pPr>
-      <w:r>
-        <w:rPr>
-          <w:b/>
-        </w:rPr>
-        <w:t>Effect size</w:t>
-      </w:r>
-      <w:r>
-        <w:rPr>
-          <w:b w:val="0"/>
-        </w:rPr>
-        <w:t xml:space="preserve"> describes magnitude on a stated scale. Practical importance depends on task requirements, not merely a nonzero difference.</w:t>
+        <w:pStyle w:val="Heading3"/>
+      </w:pPr>
+      <w:r>
+        <w:t>Prerequisite answer</w:t>
       </w:r>
     </w:p>
     <w:p>
@@ -793,7 +802,7 @@
         <w:pStyle w:val="Heading3"/>
       </w:pPr>
       <w:r>
-        <w:t>Explain Effect size and practical importance · 1</w:t>
+        <w:t>End goal for the pictorial case</w:t>
       </w:r>
     </w:p>
     <w:p>
@@ -804,37 +813,1752 @@
         <w:rPr>
           <w:b w:val="0"/>
         </w:rPr>
-        <w:t>Begin by writing the question the procedure is intended to answer. Identify the information already supplied, the information it will produce and the information still missing.</w:t>
+        <w:t>This added worked case illustrates the week’s main idea. Retain all original and connected topics; schedule its practice within the teaching cycle.</w:t>
       </w:r>
     </w:p>
     <w:p>
       <w:pPr>
-        <w:spacing w:line="336" w:lineRule="auto" w:after="180"/>
-      </w:pPr>
-      <w:r>
-        <w:rPr>
-          <w:b w:val="0"/>
-        </w:rPr>
-        <w:t>These are constructed classroom examples; they do not require live accounts, private records or an external service. Do not treat a plausible explanation as a measured outcome.</w:t>
+        <w:pStyle w:val="Heading1"/>
+      </w:pPr>
+      <w:r>
+        <w:t>02. Teach descriptive magnitude and task-specific usefulness without inferential overclaims</w:t>
       </w:r>
     </w:p>
     <w:p>
-      <w:pPr>
-        <w:spacing w:line="336" w:lineRule="auto" w:after="180"/>
-      </w:pPr>
-      <w:r>
-        <w:rPr>
-          <w:b w:val="0"/>
-        </w:rPr>
-        <w:t>For paired response durations compute baseline minus candidate per case and average the differences. Positive means faster candidate. Compare with a prespecified minimum useful gain.</w:t>
+      <w:r>
+        <w:t>Keep time, errors-per-thousand, percentage points and relative changes separate.</w:t>
       </w:r>
     </w:p>
     <w:p>
       <w:pPr>
+        <w:pStyle w:val="Heading2"/>
+      </w:pPr>
+      <w:r>
+        <w:t>Definitions and complete effect/criterion contract</w:t>
+      </w:r>
+    </w:p>
+    <w:p>
+      <w:pPr>
+        <w:spacing w:line="336" w:lineRule="auto" w:after="180"/>
+      </w:pPr>
+      <w:r>
+        <w:rPr>
+          <w:b/>
+        </w:rPr>
+        <w:t>Effect size</w:t>
+      </w:r>
+      <w:r>
+        <w:rPr>
+          <w:b w:val="0"/>
+        </w:rPr>
+        <w:t xml:space="preserve"> describes magnitude on a stated scale. Practical importance depends on task requirements, not merely a nonzero difference.</w:t>
+      </w:r>
+    </w:p>
+    <w:p>
+      <w:pPr>
+        <w:spacing w:line="336" w:lineRule="auto" w:after="180"/>
+      </w:pPr>
+      <w:r>
+        <w:rPr>
+          <w:b w:val="0"/>
+        </w:rPr>
+        <w:t>For paired response durations compute baseline minus candidate per case and average the differences. Positive means faster candidate. Compare with a prespecified minimum useful gain.</w:t>
+      </w:r>
+    </w:p>
+    <w:tbl>
+      <w:tblPr>
+        <w:tblStyle w:val="LightShading-Accent1"/>
+        <w:tblW w:type="auto" w:w="0"/>
+        <w:tblLook w:firstColumn="1" w:firstRow="1" w:lastColumn="0" w:lastRow="0" w:noHBand="0" w:noVBand="1" w:val="04A0"/>
+      </w:tblPr>
+      <w:tblGrid>
+        <w:gridCol w:w="5112"/>
+        <w:gridCol w:w="5112"/>
+      </w:tblGrid>
+      <w:tr>
+        <w:trPr>
+          <w:tblHeader/>
+        </w:trPr>
+        <w:tc>
+          <w:tcPr>
+            <w:tcW w:type="dxa" w:w="5112"/>
+          </w:tcPr>
+          <w:p>
+            <w:r>
+              <w:t>Effect/decision item</w:t>
+            </w:r>
+          </w:p>
+        </w:tc>
+        <w:tc>
+          <w:tcPr>
+            <w:tcW w:type="dxa" w:w="5112"/>
+          </w:tcPr>
+          <w:p>
+            <w:r>
+              <w:t>Complete supplied-exercise rule</w:t>
+            </w:r>
+          </w:p>
+        </w:tc>
+      </w:tr>
+      <w:tr>
+        <w:tc>
+          <w:tcPr>
+            <w:tcW w:type="dxa" w:w="5112"/>
+          </w:tcPr>
+          <w:p>
+            <w:r>
+              <w:t>Main paired cases</w:t>
+            </w:r>
+          </w:p>
+        </w:tc>
+        <w:tc>
+          <w:tcPr>
+            <w:tcW w:type="dxa" w:w="5112"/>
+          </w:tcPr>
+          <w:p>
+            <w:r>
+              <w:t>Q1: 10→8; Q2: 12→9; Q3: 8→7 seconds, baseline→candidate</w:t>
+            </w:r>
+          </w:p>
+        </w:tc>
+      </w:tr>
+      <w:tr>
+        <w:tc>
+          <w:tcPr>
+            <w:tcW w:type="dxa" w:w="5112"/>
+          </w:tcPr>
+          <w:p>
+            <w:r>
+              <w:t>Gain definition</w:t>
+            </w:r>
+          </w:p>
+        </w:tc>
+        <w:tc>
+          <w:tcPr>
+            <w:tcW w:type="dxa" w:w="5112"/>
+          </w:tcPr>
+          <w:p>
+            <w:r>
+              <w:t>Baseline seconds − candidate seconds; positive is faster candidate</w:t>
+            </w:r>
+          </w:p>
+        </w:tc>
+      </w:tr>
+      <w:tr>
+        <w:tc>
+          <w:tcPr>
+            <w:tcW w:type="dxa" w:w="5112"/>
+          </w:tcPr>
+          <w:p>
+            <w:r>
+              <w:t>Summary</w:t>
+            </w:r>
+          </w:p>
+        </w:tc>
+        <w:tc>
+          <w:tcPr>
+            <w:tcW w:type="dxa" w:w="5112"/>
+          </w:tcPr>
+          <w:p>
+            <w:r>
+              <w:t>Mean of the three paired gains, in seconds</w:t>
+            </w:r>
+          </w:p>
+        </w:tc>
+      </w:tr>
+      <w:tr>
+        <w:tc>
+          <w:tcPr>
+            <w:tcW w:type="dxa" w:w="5112"/>
+          </w:tcPr>
+          <w:p>
+            <w:r>
+              <w:t>Prespecified useful-gain rule</w:t>
+            </w:r>
+          </w:p>
+        </w:tc>
+        <w:tc>
+          <w:tcPr>
+            <w:tcW w:type="dxa" w:w="5112"/>
+          </w:tcPr>
+          <w:p>
+            <w:r>
+              <w:t>Mean gain at least 2 seconds; equality meets the rule</w:t>
+            </w:r>
+          </w:p>
+        </w:tc>
+      </w:tr>
+      <w:tr>
+        <w:tc>
+          <w:tcPr>
+            <w:tcW w:type="dxa" w:w="5112"/>
+          </w:tcPr>
+          <w:p>
+            <w:r>
+              <w:t>Mean versus individual cases</w:t>
+            </w:r>
+          </w:p>
+        </w:tc>
+        <w:tc>
+          <w:tcPr>
+            <w:tcW w:type="dxa" w:w="5112"/>
+          </w:tcPr>
+          <w:p>
+            <w:r>
+              <w:t>Rule applies to the mean, not a requirement that every case gains 2 seconds</w:t>
+            </w:r>
+          </w:p>
+        </w:tc>
+      </w:tr>
+      <w:tr>
+        <w:tc>
+          <w:tcPr>
+            <w:tcW w:type="dxa" w:w="5112"/>
+          </w:tcPr>
+          <w:p>
+            <w:r>
+              <w:t>Separate error-count picture</w:t>
+            </w:r>
+          </w:p>
+        </w:tc>
+        <w:tc>
+          <w:tcPr>
+            <w:tcW w:type="dxa" w:w="5112"/>
+          </w:tcPr>
+          <w:p>
+            <w:r>
+              <w:t>A 20 errors/1000 tasks; B 15/1000 initially, changed B 8/1000</w:t>
+            </w:r>
+          </w:p>
+        </w:tc>
+      </w:tr>
+      <w:tr>
+        <w:tc>
+          <w:tcPr>
+            <w:tcW w:type="dxa" w:w="5112"/>
+          </w:tcPr>
+          <w:p>
+            <w:r>
+              <w:t>Picture useful-change rule</w:t>
+            </w:r>
+          </w:p>
+        </w:tc>
+        <w:tc>
+          <w:tcPr>
+            <w:tcW w:type="dxa" w:w="5112"/>
+          </w:tcPr>
+          <w:p>
+            <w:r>
+              <w:t>At least 10 fewer errors per 1000; fictional task criterion, not a universal threshold</w:t>
+            </w:r>
+          </w:p>
+        </w:tc>
+      </w:tr>
+      <w:tr>
+        <w:tc>
+          <w:tcPr>
+            <w:tcW w:type="dxa" w:w="5112"/>
+          </w:tcPr>
+          <w:p>
+            <w:r>
+              <w:t>Absolute and relative effects</w:t>
+            </w:r>
+          </w:p>
+        </w:tc>
+        <w:tc>
+          <w:tcPr>
+            <w:tcW w:type="dxa" w:w="5112"/>
+          </w:tcPr>
+          <w:p>
+            <w:r>
+              <w:t>Keep errors-per 1000 and percentage points separate from relative reduction</w:t>
+            </w:r>
+          </w:p>
+        </w:tc>
+      </w:tr>
+      <w:tr>
+        <w:tc>
+          <w:tcPr>
+            <w:tcW w:type="dxa" w:w="5112"/>
+          </w:tcPr>
+          <w:p>
+            <w:r>
+              <w:t>Evidence limits</w:t>
+            </w:r>
+          </w:p>
+        </w:tc>
+        <w:tc>
+          <w:tcPr>
+            <w:tcW w:type="dxa" w:w="5112"/>
+          </w:tcPr>
+          <w:p>
+            <w:r>
+              <w:t>No uncertainty, significance, causal effect or complete deployment-readiness evidence supplied</w:t>
+            </w:r>
+          </w:p>
+        </w:tc>
+      </w:tr>
+      <w:tr>
+        <w:tc>
+          <w:tcPr>
+            <w:tcW w:type="dxa" w:w="5112"/>
+          </w:tcPr>
+          <w:p>
+            <w:r>
+              <w:t>Other task constraints</w:t>
+            </w:r>
+          </w:p>
+        </w:tc>
+        <w:tc>
+          <w:tcPr>
+            <w:tcW w:type="dxa" w:w="5112"/>
+          </w:tcPr>
+          <w:p>
+            <w:r>
+              <w:t>Quality, resources and robustness require their own observations; passing one criterion does not settle them</w:t>
+            </w:r>
+          </w:p>
+        </w:tc>
+      </w:tr>
+    </w:tbl>
+    <w:p>
+      <w:pPr>
+        <w:pStyle w:val="Heading2"/>
+      </w:pPr>
+      <w:r>
+        <w:t>Main paired-gain ledger and checked reasoning</w:t>
+      </w:r>
+    </w:p>
+    <w:tbl>
+      <w:tblPr>
+        <w:tblStyle w:val="LightShading-Accent1"/>
+        <w:tblW w:type="auto" w:w="0"/>
+        <w:tblLook w:firstColumn="1" w:firstRow="1" w:lastColumn="0" w:lastRow="0" w:noHBand="0" w:noVBand="1" w:val="04A0"/>
+      </w:tblPr>
+      <w:tblGrid>
+        <w:gridCol w:w="2556"/>
+        <w:gridCol w:w="2556"/>
+        <w:gridCol w:w="2556"/>
+        <w:gridCol w:w="2556"/>
+      </w:tblGrid>
+      <w:tr>
+        <w:trPr>
+          <w:tblHeader/>
+        </w:trPr>
+        <w:tc>
+          <w:tcPr>
+            <w:tcW w:type="dxa" w:w="2556"/>
+          </w:tcPr>
+          <w:p>
+            <w:r>
+              <w:t>Main paired case</w:t>
+            </w:r>
+          </w:p>
+        </w:tc>
+        <w:tc>
+          <w:tcPr>
+            <w:tcW w:type="dxa" w:w="2556"/>
+          </w:tcPr>
+          <w:p>
+            <w:r>
+              <w:t>Baseline seconds</w:t>
+            </w:r>
+          </w:p>
+        </w:tc>
+        <w:tc>
+          <w:tcPr>
+            <w:tcW w:type="dxa" w:w="2556"/>
+          </w:tcPr>
+          <w:p>
+            <w:r>
+              <w:t>Candidate seconds</w:t>
+            </w:r>
+          </w:p>
+        </w:tc>
+        <w:tc>
+          <w:tcPr>
+            <w:tcW w:type="dxa" w:w="2556"/>
+          </w:tcPr>
+          <w:p>
+            <w:r>
+              <w:t>Gain: baseline − candidate</w:t>
+            </w:r>
+          </w:p>
+        </w:tc>
+      </w:tr>
+      <w:tr>
+        <w:tc>
+          <w:tcPr>
+            <w:tcW w:type="dxa" w:w="2556"/>
+          </w:tcPr>
+          <w:p>
+            <w:r>
+              <w:t>Q1</w:t>
+            </w:r>
+          </w:p>
+        </w:tc>
+        <w:tc>
+          <w:tcPr>
+            <w:tcW w:type="dxa" w:w="2556"/>
+          </w:tcPr>
+          <w:p>
+            <w:r>
+              <w:t>10</w:t>
+            </w:r>
+          </w:p>
+        </w:tc>
+        <w:tc>
+          <w:tcPr>
+            <w:tcW w:type="dxa" w:w="2556"/>
+          </w:tcPr>
+          <w:p>
+            <w:r>
+              <w:t>8</w:t>
+            </w:r>
+          </w:p>
+        </w:tc>
+        <w:tc>
+          <w:tcPr>
+            <w:tcW w:type="dxa" w:w="2556"/>
+          </w:tcPr>
+          <w:p>
+            <w:r>
+              <w:t>2</w:t>
+            </w:r>
+          </w:p>
+        </w:tc>
+      </w:tr>
+      <w:tr>
+        <w:tc>
+          <w:tcPr>
+            <w:tcW w:type="dxa" w:w="2556"/>
+          </w:tcPr>
+          <w:p>
+            <w:r>
+              <w:t>Q2</w:t>
+            </w:r>
+          </w:p>
+        </w:tc>
+        <w:tc>
+          <w:tcPr>
+            <w:tcW w:type="dxa" w:w="2556"/>
+          </w:tcPr>
+          <w:p>
+            <w:r>
+              <w:t>12</w:t>
+            </w:r>
+          </w:p>
+        </w:tc>
+        <w:tc>
+          <w:tcPr>
+            <w:tcW w:type="dxa" w:w="2556"/>
+          </w:tcPr>
+          <w:p>
+            <w:r>
+              <w:t>9</w:t>
+            </w:r>
+          </w:p>
+        </w:tc>
+        <w:tc>
+          <w:tcPr>
+            <w:tcW w:type="dxa" w:w="2556"/>
+          </w:tcPr>
+          <w:p>
+            <w:r>
+              <w:t>3</w:t>
+            </w:r>
+          </w:p>
+        </w:tc>
+      </w:tr>
+      <w:tr>
+        <w:tc>
+          <w:tcPr>
+            <w:tcW w:type="dxa" w:w="2556"/>
+          </w:tcPr>
+          <w:p>
+            <w:r>
+              <w:t>Q3</w:t>
+            </w:r>
+          </w:p>
+        </w:tc>
+        <w:tc>
+          <w:tcPr>
+            <w:tcW w:type="dxa" w:w="2556"/>
+          </w:tcPr>
+          <w:p>
+            <w:r>
+              <w:t>8</w:t>
+            </w:r>
+          </w:p>
+        </w:tc>
+        <w:tc>
+          <w:tcPr>
+            <w:tcW w:type="dxa" w:w="2556"/>
+          </w:tcPr>
+          <w:p>
+            <w:r>
+              <w:t>7</w:t>
+            </w:r>
+          </w:p>
+        </w:tc>
+        <w:tc>
+          <w:tcPr>
+            <w:tcW w:type="dxa" w:w="2556"/>
+          </w:tcPr>
+          <w:p>
+            <w:r>
+              <w:t>1</w:t>
+            </w:r>
+          </w:p>
+        </w:tc>
+      </w:tr>
+      <w:tr>
+        <w:tc>
+          <w:tcPr>
+            <w:tcW w:type="dxa" w:w="2556"/>
+          </w:tcPr>
+          <w:p>
+            <w:r>
+              <w:t>Mean gain</w:t>
+            </w:r>
+          </w:p>
+        </w:tc>
+        <w:tc>
+          <w:tcPr>
+            <w:tcW w:type="dxa" w:w="2556"/>
+          </w:tcPr>
+          <w:p>
+            <w:r>
+              <w:t>(2+3+1)/3</w:t>
+            </w:r>
+          </w:p>
+        </w:tc>
+        <w:tc>
+          <w:tcPr>
+            <w:tcW w:type="dxa" w:w="2556"/>
+          </w:tcPr>
+          <w:p>
+            <w:r>
+              <w:t>2 seconds</w:t>
+            </w:r>
+          </w:p>
+        </w:tc>
+        <w:tc>
+          <w:tcPr>
+            <w:tcW w:type="dxa" w:w="2556"/>
+          </w:tcPr>
+          <w:p>
+            <w:r>
+              <w:t>Meets inclusive mean threshold 2</w:t>
+            </w:r>
+          </w:p>
+        </w:tc>
+      </w:tr>
+      <w:tr>
+        <w:tc>
+          <w:tcPr>
+            <w:tcW w:type="dxa" w:w="2556"/>
+          </w:tcPr>
+          <w:p>
+            <w:r>
+              <w:t>Individual variation</w:t>
+            </w:r>
+          </w:p>
+        </w:tc>
+        <w:tc>
+          <w:tcPr>
+            <w:tcW w:type="dxa" w:w="2556"/>
+          </w:tcPr>
+          <w:p>
+            <w:r>
+              <w:t>Q3 gain is1 second</w:t>
+            </w:r>
+          </w:p>
+        </w:tc>
+        <w:tc>
+          <w:tcPr>
+            <w:tcW w:type="dxa" w:w="2556"/>
+          </w:tcPr>
+          <w:p>
+            <w:r>
+              <w:t>Mean rule still met</w:t>
+            </w:r>
+          </w:p>
+        </w:tc>
+        <w:tc>
+          <w:tcPr>
+            <w:tcW w:type="dxa" w:w="2556"/>
+          </w:tcPr>
+          <w:p>
+            <w:r>
+              <w:t>Not a claim every case meets an individual 2-second target</w:t>
+            </w:r>
+          </w:p>
+        </w:tc>
+      </w:tr>
+      <w:tr>
+        <w:tc>
+          <w:tcPr>
+            <w:tcW w:type="dxa" w:w="2556"/>
+          </w:tcPr>
+          <w:p>
+            <w:r>
+              <w:t>Remaining uncertainty</w:t>
+            </w:r>
+          </w:p>
+        </w:tc>
+        <w:tc>
+          <w:tcPr>
+            <w:tcW w:type="dxa" w:w="2556"/>
+          </w:tcPr>
+          <w:p>
+            <w:r>
+              <w:t>Only three supplied paired cases</w:t>
+            </w:r>
+          </w:p>
+        </w:tc>
+        <w:tc>
+          <w:tcPr>
+            <w:tcW w:type="dxa" w:w="2556"/>
+          </w:tcPr>
+          <w:p>
+            <w:r>
+              <w:t>No interval or statistical test supplied</w:t>
+            </w:r>
+          </w:p>
+        </w:tc>
+        <w:tc>
+          <w:tcPr>
+            <w:tcW w:type="dxa" w:w="2556"/>
+          </w:tcPr>
+          <w:p>
+            <w:r>
+              <w:t>No population-certainty or causal claim</w:t>
+            </w:r>
+          </w:p>
+        </w:tc>
+      </w:tr>
+    </w:tbl>
+    <w:p>
+      <w:pPr>
+        <w:spacing w:line="336" w:lineRule="auto" w:after="180"/>
+      </w:pPr>
+      <w:r>
+        <w:rPr>
+          <w:b w:val="0"/>
+        </w:rPr>
+        <w:t>Main gains are 2, 3 and 1 seconds, averaging 2. Equality meets the at-least-two-second mean rule, even though Q3 gains only one second. Here A−B defines time saved, unlike the prior B−A difference. Picture: A has twenty errors per thousand and B fifteen, a reduction of five per thousand, 0.5 percentage points or 25% relative to A. Five misses the required ten.</w:t>
+      </w:r>
+    </w:p>
+    <w:p>
+      <w:pPr>
+        <w:spacing w:line="336" w:lineRule="auto" w:after="180"/>
+      </w:pPr>
+      <w:r>
+        <w:rPr>
+          <w:b w:val="0"/>
+        </w:rPr>
+        <w:t>Changed B with eight errors gives twelve fewer and a 1.2-point reduction, meeting only that criterion. Selected times 6/8/10 versus 5/7/9 give gains 1/1/1 and mean 1, below the new 1.5-second threshold despite positive improvement. No uncertainty, significance, causal or complete-readiness result follows.</w:t>
+      </w:r>
+    </w:p>
+    <w:p>
+      <w:pPr>
         <w:pStyle w:val="Heading3"/>
       </w:pPr>
       <w:r>
-        <w:t>Explain Effect size and practical importance · 2</w:t>
+        <w:t>Effect size and practical importance — evidence trace</w:t>
+      </w:r>
+    </w:p>
+    <w:tbl>
+      <w:tblPr>
+        <w:tblStyle w:val="LightShading-Accent1"/>
+        <w:tblW w:type="auto" w:w="0"/>
+        <w:tblLook w:firstColumn="1" w:firstRow="1" w:lastColumn="0" w:lastRow="0" w:noHBand="0" w:noVBand="1" w:val="04A0"/>
+      </w:tblPr>
+      <w:tblGrid>
+        <w:gridCol w:w="3408"/>
+        <w:gridCol w:w="3408"/>
+        <w:gridCol w:w="3408"/>
+      </w:tblGrid>
+      <w:tr>
+        <w:trPr>
+          <w:tblHeader/>
+        </w:trPr>
+        <w:tc>
+          <w:tcPr>
+            <w:tcW w:type="dxa" w:w="3408"/>
+          </w:tcPr>
+          <w:p>
+            <w:r>
+              <w:t>Input and scope</w:t>
+            </w:r>
+          </w:p>
+        </w:tc>
+        <w:tc>
+          <w:tcPr>
+            <w:tcW w:type="dxa" w:w="3408"/>
+          </w:tcPr>
+          <w:p>
+            <w:r>
+              <w:t>Check or calculation</w:t>
+            </w:r>
+          </w:p>
+        </w:tc>
+        <w:tc>
+          <w:tcPr>
+            <w:tcW w:type="dxa" w:w="3408"/>
+          </w:tcPr>
+          <w:p>
+            <w:r>
+              <w:t>Conclusion and limit</w:t>
+            </w:r>
+          </w:p>
+        </w:tc>
+      </w:tr>
+      <w:tr>
+        <w:tc>
+          <w:tcPr>
+            <w:tcW w:type="dxa" w:w="3408"/>
+          </w:tcPr>
+          <w:p>
+            <w:r>
+              <w:t>Baseline times 10, 12, 8; candidate 8, 9, 7 seconds. Useful mean gain requires at least 2 seconds.</w:t>
+            </w:r>
+          </w:p>
+        </w:tc>
+        <w:tc>
+          <w:tcPr>
+            <w:tcW w:type="dxa" w:w="3408"/>
+          </w:tcPr>
+          <w:p>
+            <w:r>
+              <w:t>For paired response durations compute baseline minus candidate per case and average the differences. Positive means faster candidate. Compare with a prespecified minimum useful gain.</w:t>
+            </w:r>
+          </w:p>
+        </w:tc>
+        <w:tc>
+          <w:tcPr>
+            <w:tcW w:type="dxa" w:w="3408"/>
+          </w:tcPr>
+          <w:p>
+            <w:r>
+              <w:t>Paired gains 2, 3, 1; mean 2 meets the inclusive useful-gain threshold. It is a three-case descriptive result, not a population certainty.</w:t>
+            </w:r>
+          </w:p>
+        </w:tc>
+      </w:tr>
+    </w:tbl>
+    <w:p>
+      <w:r>
+        <w:t>The figure connects this chapter's worked input, declared procedure and result. Read the complete worked reasoning for qualifiers and intermediate steps; the abbreviated labels do not replace that reasoning.</w:t>
+      </w:r>
+    </w:p>
+    <w:p>
+      <w:pPr>
+        <w:spacing w:line="336" w:lineRule="auto" w:after="180"/>
+      </w:pPr>
+      <w:r>
+        <w:rPr>
+          <w:b w:val="0"/>
+        </w:rPr>
+        <w:t xml:space="preserve">Guided: Paired gains 2, 3, 1; mean 2 meets the inclusive useful-gain threshold. It is a three-case descriptive result, not a population certainty. Qualification: A meaningful sample effect may remain statistically uncertain; statistical significance can also concern a practically tiny effect. Exit: accept a concrete variation with its predicted outcome and a stated condition that would challenge the </w:t>
+      </w:r>
+      <w:r>
+        <w:rPr>
+          <w:b/>
+        </w:rPr>
+        <w:t>mechanism</w:t>
+      </w:r>
+      <w:r>
+        <w:rPr>
+          <w:b w:val="0"/>
+        </w:rPr>
+        <w:t xml:space="preserve">; reject a claim resting on unmeasured </w:t>
+      </w:r>
+      <w:r>
+        <w:rPr>
+          <w:b/>
+        </w:rPr>
+        <w:t>evidence</w:t>
+      </w:r>
+      <w:r>
+        <w:rPr>
+          <w:b w:val="0"/>
+        </w:rPr>
+        <w:t>.</w:t>
+      </w:r>
+    </w:p>
+    <w:p>
+      <w:pPr>
+        <w:spacing w:line="336" w:lineRule="auto" w:after="180"/>
+      </w:pPr>
+      <w:r>
+        <w:rPr>
+          <w:b w:val="0"/>
+        </w:rPr>
+        <w:t>Baseline times 10, 12, 8; candidate 8, 9, 7 seconds. Useful mean gain requires at least 2 seconds.</w:t>
+      </w:r>
+    </w:p>
+    <w:p>
+      <w:pPr>
+        <w:spacing w:line="336" w:lineRule="auto" w:after="180"/>
+      </w:pPr>
+      <w:r>
+        <w:rPr>
+          <w:b w:val="0"/>
+        </w:rPr>
+        <w:t>Paired gains 2, 3, 1; mean 2 meets the inclusive useful-gain threshold. It is a three-case descriptive result, not a population certainty.</w:t>
+      </w:r>
+    </w:p>
+    <w:p>
+      <w:pPr>
+        <w:spacing w:line="336" w:lineRule="auto" w:after="180"/>
+      </w:pPr>
+      <w:r>
+        <w:rPr>
+          <w:b w:val="0"/>
+        </w:rPr>
+        <w:t xml:space="preserve">Compare the intermediate </w:t>
+      </w:r>
+      <w:r>
+        <w:rPr>
+          <w:b/>
+        </w:rPr>
+        <w:t>evidence</w:t>
+      </w:r>
+      <w:r>
+        <w:rPr>
+          <w:b w:val="0"/>
+        </w:rPr>
+        <w:t xml:space="preserve"> with the final statement. Explain why each number or decision follows from the stated </w:t>
+      </w:r>
+      <w:r>
+        <w:rPr>
+          <w:b/>
+        </w:rPr>
+        <w:t>input</w:t>
+      </w:r>
+      <w:r>
+        <w:rPr>
+          <w:b w:val="0"/>
+        </w:rPr>
+        <w:t>s.</w:t>
+      </w:r>
+    </w:p>
+    <w:p>
+      <w:pPr>
+        <w:spacing w:line="336" w:lineRule="auto" w:after="180"/>
+      </w:pPr>
+      <w:r>
+        <w:rPr>
+          <w:b w:val="0"/>
+        </w:rPr>
+        <w:t xml:space="preserve">The conclusion belongs to this scenario and procedure; changing the </w:t>
+      </w:r>
+      <w:r>
+        <w:rPr>
+          <w:b/>
+        </w:rPr>
+        <w:t>input</w:t>
+      </w:r>
+      <w:r>
+        <w:rPr>
+          <w:b w:val="0"/>
+        </w:rPr>
+        <w:t>s, evaluation population or authority can change what it establishes. Retain the raw record so a later revision can be compared honestly.</w:t>
+      </w:r>
+    </w:p>
+    <w:p>
+      <w:pPr>
+        <w:pStyle w:val="Heading2"/>
+      </w:pPr>
+      <w:r>
+        <w:t>Mean/individual, sign and practical-scope probes</w:t>
+      </w:r>
+    </w:p>
+    <w:tbl>
+      <w:tblPr>
+        <w:tblStyle w:val="LightShading-Accent1"/>
+        <w:tblW w:type="auto" w:w="0"/>
+        <w:tblLook w:firstColumn="1" w:firstRow="1" w:lastColumn="0" w:lastRow="0" w:noHBand="0" w:noVBand="1" w:val="04A0"/>
+      </w:tblPr>
+      <w:tblGrid>
+        <w:gridCol w:w="5112"/>
+        <w:gridCol w:w="5112"/>
+      </w:tblGrid>
+      <w:tr>
+        <w:trPr>
+          <w:tblHeader/>
+        </w:trPr>
+        <w:tc>
+          <w:tcPr>
+            <w:tcW w:type="dxa" w:w="5112"/>
+          </w:tcPr>
+          <w:p>
+            <w:r>
+              <w:t>Effect/practicality probe</w:t>
+            </w:r>
+          </w:p>
+        </w:tc>
+        <w:tc>
+          <w:tcPr>
+            <w:tcW w:type="dxa" w:w="5112"/>
+          </w:tcPr>
+          <w:p>
+            <w:r>
+              <w:t>Expected interpretation</w:t>
+            </w:r>
+          </w:p>
+        </w:tc>
+      </w:tr>
+      <w:tr>
+        <w:tc>
+          <w:tcPr>
+            <w:tcW w:type="dxa" w:w="5112"/>
+          </w:tcPr>
+          <w:p>
+            <w:r>
+              <w:t>Positive baseline-minus-candidate gain</w:t>
+            </w:r>
+          </w:p>
+        </w:tc>
+        <w:tc>
+          <w:tcPr>
+            <w:tcW w:type="dxa" w:w="5112"/>
+          </w:tcPr>
+          <w:p>
+            <w:r>
+              <w:t>Candidate is faster under this sign convention</w:t>
+            </w:r>
+          </w:p>
+        </w:tc>
+      </w:tr>
+      <w:tr>
+        <w:tc>
+          <w:tcPr>
+            <w:tcW w:type="dxa" w:w="5112"/>
+          </w:tcPr>
+          <w:p>
+            <w:r>
+              <w:t>Mean equals the minimum useful gain</w:t>
+            </w:r>
+          </w:p>
+        </w:tc>
+        <w:tc>
+          <w:tcPr>
+            <w:tcW w:type="dxa" w:w="5112"/>
+          </w:tcPr>
+          <w:p>
+            <w:r>
+              <w:t>Meets an at-least threshold</w:t>
+            </w:r>
+          </w:p>
+        </w:tc>
+      </w:tr>
+      <w:tr>
+        <w:tc>
+          <w:tcPr>
+            <w:tcW w:type="dxa" w:w="5112"/>
+          </w:tcPr>
+          <w:p>
+            <w:r>
+              <w:t>One case below mean target</w:t>
+            </w:r>
+          </w:p>
+        </w:tc>
+        <w:tc>
+          <w:tcPr>
+            <w:tcW w:type="dxa" w:w="5112"/>
+          </w:tcPr>
+          <w:p>
+            <w:r>
+              <w:t>Does not automatically fail a rule about the mean</w:t>
+            </w:r>
+          </w:p>
+        </w:tc>
+      </w:tr>
+      <w:tr>
+        <w:tc>
+          <w:tcPr>
+            <w:tcW w:type="dxa" w:w="5112"/>
+          </w:tcPr>
+          <w:p>
+            <w:r>
+              <w:t>Relative reduction sounds large</w:t>
+            </w:r>
+          </w:p>
+        </w:tc>
+        <w:tc>
+          <w:tcPr>
+            <w:tcW w:type="dxa" w:w="5112"/>
+          </w:tcPr>
+          <w:p>
+            <w:r>
+              <w:t>Report absolute units and baseline rate too</w:t>
+            </w:r>
+          </w:p>
+        </w:tc>
+      </w:tr>
+      <w:tr>
+        <w:tc>
+          <w:tcPr>
+            <w:tcW w:type="dxa" w:w="5112"/>
+          </w:tcPr>
+          <w:p>
+            <w:r>
+              <w:t>Observed reduction below practical target</w:t>
+            </w:r>
+          </w:p>
+        </w:tc>
+        <w:tc>
+          <w:tcPr>
+            <w:tcW w:type="dxa" w:w="5112"/>
+          </w:tcPr>
+          <w:p>
+            <w:r>
+              <w:t>Still a descriptive change, but criterion not met</w:t>
+            </w:r>
+          </w:p>
+        </w:tc>
+      </w:tr>
+      <w:tr>
+        <w:tc>
+          <w:tcPr>
+            <w:tcW w:type="dxa" w:w="5112"/>
+          </w:tcPr>
+          <w:p>
+            <w:r>
+              <w:t>Observed criterion met</w:t>
+            </w:r>
+          </w:p>
+        </w:tc>
+        <w:tc>
+          <w:tcPr>
+            <w:tcW w:type="dxa" w:w="5112"/>
+          </w:tcPr>
+          <w:p>
+            <w:r>
+              <w:t>No automatic significance, causal or deployment conclusion</w:t>
+            </w:r>
+          </w:p>
+        </w:tc>
+      </w:tr>
+      <w:tr>
+        <w:tc>
+          <w:tcPr>
+            <w:tcW w:type="dxa" w:w="5112"/>
+          </w:tcPr>
+          <w:p>
+            <w:r>
+              <w:t>Threshold chosen after inspecting outcomes</w:t>
+            </w:r>
+          </w:p>
+        </w:tc>
+        <w:tc>
+          <w:tcPr>
+            <w:tcW w:type="dxa" w:w="5112"/>
+          </w:tcPr>
+          <w:p>
+            <w:r>
+              <w:t>Disclose revision rather than claim prespecified importance</w:t>
+            </w:r>
+          </w:p>
+        </w:tc>
+      </w:tr>
+      <w:tr>
+        <w:tc>
+          <w:tcPr>
+            <w:tcW w:type="dxa" w:w="5112"/>
+          </w:tcPr>
+          <w:p>
+            <w:r>
+              <w:t>Faster response is wrong or over resource budget</w:t>
+            </w:r>
+          </w:p>
+        </w:tc>
+        <w:tc>
+          <w:tcPr>
+            <w:tcW w:type="dxa" w:w="5112"/>
+          </w:tcPr>
+          <w:p>
+            <w:r>
+              <w:t>Other requirements can still block practical usefulness</w:t>
+            </w:r>
+          </w:p>
+        </w:tc>
+      </w:tr>
+      <w:tr>
+        <w:tc>
+          <w:tcPr>
+            <w:tcW w:type="dxa" w:w="5112"/>
+          </w:tcPr>
+          <w:p>
+            <w:r>
+              <w:t>Three supplied pairs</w:t>
+            </w:r>
+          </w:p>
+        </w:tc>
+        <w:tc>
+          <w:tcPr>
+            <w:tcW w:type="dxa" w:w="5112"/>
+          </w:tcPr>
+          <w:p>
+            <w:r>
+              <w:t>Do not invent a population effect interval or certainty</w:t>
+            </w:r>
+          </w:p>
+        </w:tc>
+      </w:tr>
+    </w:tbl>
+    <w:p>
+      <w:pPr>
+        <w:pStyle w:val="Heading2"/>
+      </w:pPr>
+      <w:r>
+        <w:t>Separate error magnitudes and native threshold comparison</w:t>
+      </w:r>
+    </w:p>
+    <w:p>
+      <w:pPr>
+        <w:spacing w:line="336" w:lineRule="auto" w:after="180"/>
+      </w:pPr>
+      <w:r>
+        <w:rPr>
+          <w:b w:val="0"/>
+        </w:rPr>
+        <w:t xml:space="preserve">An improvement with a </w:t>
+      </w:r>
+      <w:r>
+        <w:rPr>
+          <w:b/>
+        </w:rPr>
+        <w:t>practical threshold</w:t>
+      </w:r>
+      <w:r>
+        <w:rPr>
+          <w:b w:val="0"/>
+        </w:rPr>
+        <w:t xml:space="preserve">. A team compares error rates against a predeclared </w:t>
+      </w:r>
+      <w:r>
+        <w:rPr>
+          <w:b/>
+        </w:rPr>
+        <w:t>practical threshold</w:t>
+      </w:r>
+      <w:r>
+        <w:rPr>
+          <w:b w:val="0"/>
+        </w:rPr>
+        <w:t>.</w:t>
+      </w:r>
+    </w:p>
+    <w:p>
+      <w:pPr>
+        <w:spacing w:line="336" w:lineRule="auto" w:after="180"/>
+      </w:pPr>
+      <w:r>
+        <w:rPr>
+          <w:b w:val="0"/>
+        </w:rPr>
+        <w:t>A makes 20 errors in 1000 tasks; B makes 15. Practical improvement requires at least 10 fewer errors per 1000.</w:t>
+      </w:r>
+    </w:p>
+    <w:p>
+      <w:pPr>
+        <w:spacing w:line="336" w:lineRule="auto" w:after="180"/>
+      </w:pPr>
+      <w:r>
+        <w:rPr>
+          <w:b w:val="0"/>
+        </w:rPr>
+        <w:t>The picture is a separate error-rate comparison on one thousand tasks per version. A has 20 errors, or2%; B has 15, or1.5%. The reduction is five errors per thousand, equal to0.5 percentage points and 25% relative to A’s error count. The declared practical rule requires at least ten fewer errors per thousand, so this observed reduction misses it.</w:t>
+      </w:r>
+    </w:p>
+    <w:p>
+      <w:pPr>
+        <w:spacing w:line="336" w:lineRule="auto" w:after="180"/>
+      </w:pPr>
+      <w:r>
+        <w:rPr>
+          <w:b w:val="0"/>
+        </w:rPr>
+        <w:t>Changed B with eight errors gives twelve fewer, a1.2-percentage-point reduction, meeting that rule. These descriptive counts supply no uncertainty interval or significance result. Meeting this one criterion is not automatic evidence of all quality, resource or deployment requirements.</w:t>
+      </w:r>
+    </w:p>
+    <w:p>
+      <w:r>
+        <w:drawing>
+          <wp:inline xmlns:a="http://schemas.openxmlformats.org/drawingml/2006/main" xmlns:pic="http://schemas.openxmlformats.org/drawingml/2006/picture">
+            <wp:extent cx="4923692" cy="3200400"/>
+            <wp:docPr id="1" name="Picture 1" descr="Baseline A has twenty errors per thousand tasks. Original B has fifteen, giving five fewer errors, below a declared minimum of ten fewer. Changed B has eight, giving twelve fewer, above the minimum. Bars show absolute reductions, not uncertainty or significance."/>
+            <wp:cNvGraphicFramePr>
+              <a:graphicFrameLocks noChangeAspect="1"/>
+            </wp:cNvGraphicFramePr>
+            <a:graphic>
+              <a:graphicData uri="http://schemas.openxmlformats.org/drawingml/2006/picture">
+                <pic:pic>
+                  <pic:nvPicPr>
+                    <pic:cNvPr id="0" name="ai-7-13-practical-error-threshold.png"/>
+                    <pic:cNvPicPr/>
+                  </pic:nvPicPr>
+                  <pic:blipFill>
+                    <a:blip r:embed="rId9"/>
+                    <a:stretch>
+                      <a:fillRect/>
+                    </a:stretch>
+                  </pic:blipFill>
+                  <pic:spPr>
+                    <a:xfrm>
+                      <a:off x="0" y="0"/>
+                      <a:ext cx="4923692" cy="3200400"/>
+                    </a:xfrm>
+                    <a:prstGeom prst="rect"/>
+                  </pic:spPr>
+                </pic:pic>
+              </a:graphicData>
+            </a:graphic>
+          </wp:inline>
+        </w:drawing>
+      </w:r>
+    </w:p>
+    <w:tbl>
+      <w:tblPr>
+        <w:tblStyle w:val="LightShading-Accent1"/>
+        <w:tblW w:type="auto" w:w="0"/>
+        <w:tblLook w:firstColumn="1" w:firstRow="1" w:lastColumn="0" w:lastRow="0" w:noHBand="0" w:noVBand="1" w:val="04A0"/>
+      </w:tblPr>
+      <w:tblGrid>
+        <w:gridCol w:w="3408"/>
+        <w:gridCol w:w="3408"/>
+        <w:gridCol w:w="3408"/>
+      </w:tblGrid>
+      <w:tr>
+        <w:trPr>
+          <w:tblHeader/>
+        </w:trPr>
+        <w:tc>
+          <w:tcPr>
+            <w:tcW w:type="dxa" w:w="3408"/>
+          </w:tcPr>
+          <w:p>
+            <w:r>
+              <w:t>Separate error comparison</w:t>
+            </w:r>
+          </w:p>
+        </w:tc>
+        <w:tc>
+          <w:tcPr>
+            <w:tcW w:type="dxa" w:w="3408"/>
+          </w:tcPr>
+          <w:p>
+            <w:r>
+              <w:t>Original B</w:t>
+            </w:r>
+          </w:p>
+        </w:tc>
+        <w:tc>
+          <w:tcPr>
+            <w:tcW w:type="dxa" w:w="3408"/>
+          </w:tcPr>
+          <w:p>
+            <w:r>
+              <w:t>Changed B</w:t>
+            </w:r>
+          </w:p>
+        </w:tc>
+      </w:tr>
+      <w:tr>
+        <w:tc>
+          <w:tcPr>
+            <w:tcW w:type="dxa" w:w="3408"/>
+          </w:tcPr>
+          <w:p>
+            <w:r>
+              <w:t>A baseline error count</w:t>
+            </w:r>
+          </w:p>
+        </w:tc>
+        <w:tc>
+          <w:tcPr>
+            <w:tcW w:type="dxa" w:w="3408"/>
+          </w:tcPr>
+          <w:p>
+            <w:r>
+              <w:t>20/1000 =2%</w:t>
+            </w:r>
+          </w:p>
+        </w:tc>
+        <w:tc>
+          <w:tcPr>
+            <w:tcW w:type="dxa" w:w="3408"/>
+          </w:tcPr>
+          <w:p>
+            <w:r>
+              <w:t>Same20/1000 =2%</w:t>
+            </w:r>
+          </w:p>
+        </w:tc>
+      </w:tr>
+      <w:tr>
+        <w:tc>
+          <w:tcPr>
+            <w:tcW w:type="dxa" w:w="3408"/>
+          </w:tcPr>
+          <w:p>
+            <w:r>
+              <w:t>B error count/rate</w:t>
+            </w:r>
+          </w:p>
+        </w:tc>
+        <w:tc>
+          <w:tcPr>
+            <w:tcW w:type="dxa" w:w="3408"/>
+          </w:tcPr>
+          <w:p>
+            <w:r>
+              <w:t>15/1000 =1.5%</w:t>
+            </w:r>
+          </w:p>
+        </w:tc>
+        <w:tc>
+          <w:tcPr>
+            <w:tcW w:type="dxa" w:w="3408"/>
+          </w:tcPr>
+          <w:p>
+            <w:r>
+              <w:t>8/1000 =0.8%</w:t>
+            </w:r>
+          </w:p>
+        </w:tc>
+      </w:tr>
+      <w:tr>
+        <w:tc>
+          <w:tcPr>
+            <w:tcW w:type="dxa" w:w="3408"/>
+          </w:tcPr>
+          <w:p>
+            <w:r>
+              <w:t>Fewer errors per 1000</w:t>
+            </w:r>
+          </w:p>
+        </w:tc>
+        <w:tc>
+          <w:tcPr>
+            <w:tcW w:type="dxa" w:w="3408"/>
+          </w:tcPr>
+          <w:p>
+            <w:r>
+              <w:t>20−15 =5</w:t>
+            </w:r>
+          </w:p>
+        </w:tc>
+        <w:tc>
+          <w:tcPr>
+            <w:tcW w:type="dxa" w:w="3408"/>
+          </w:tcPr>
+          <w:p>
+            <w:r>
+              <w:t>20−8 =12</w:t>
+            </w:r>
+          </w:p>
+        </w:tc>
+      </w:tr>
+      <w:tr>
+        <w:tc>
+          <w:tcPr>
+            <w:tcW w:type="dxa" w:w="3408"/>
+          </w:tcPr>
+          <w:p>
+            <w:r>
+              <w:t>Absolute rate reduction</w:t>
+            </w:r>
+          </w:p>
+        </w:tc>
+        <w:tc>
+          <w:tcPr>
+            <w:tcW w:type="dxa" w:w="3408"/>
+          </w:tcPr>
+          <w:p>
+            <w:r>
+              <w:t>0.5 percentage points</w:t>
+            </w:r>
+          </w:p>
+        </w:tc>
+        <w:tc>
+          <w:tcPr>
+            <w:tcW w:type="dxa" w:w="3408"/>
+          </w:tcPr>
+          <w:p>
+            <w:r>
+              <w:t>1.2 percentage points</w:t>
+            </w:r>
+          </w:p>
+        </w:tc>
+      </w:tr>
+      <w:tr>
+        <w:tc>
+          <w:tcPr>
+            <w:tcW w:type="dxa" w:w="3408"/>
+          </w:tcPr>
+          <w:p>
+            <w:r>
+              <w:t>Relative error reduction</w:t>
+            </w:r>
+          </w:p>
+        </w:tc>
+        <w:tc>
+          <w:tcPr>
+            <w:tcW w:type="dxa" w:w="3408"/>
+          </w:tcPr>
+          <w:p>
+            <w:r>
+              <w:t>5/20 =25%</w:t>
+            </w:r>
+          </w:p>
+        </w:tc>
+        <w:tc>
+          <w:tcPr>
+            <w:tcW w:type="dxa" w:w="3408"/>
+          </w:tcPr>
+          <w:p>
+            <w:r>
+              <w:t>12/20 =60%</w:t>
+            </w:r>
+          </w:p>
+        </w:tc>
+      </w:tr>
+      <w:tr>
+        <w:tc>
+          <w:tcPr>
+            <w:tcW w:type="dxa" w:w="3408"/>
+          </w:tcPr>
+          <w:p>
+            <w:r>
+              <w:t>At least 10 fewer required</w:t>
+            </w:r>
+          </w:p>
+        </w:tc>
+        <w:tc>
+          <w:tcPr>
+            <w:tcW w:type="dxa" w:w="3408"/>
+          </w:tcPr>
+          <w:p>
+            <w:r>
+              <w:t>Misses:5 &lt;10</w:t>
+            </w:r>
+          </w:p>
+        </w:tc>
+        <w:tc>
+          <w:tcPr>
+            <w:tcW w:type="dxa" w:w="3408"/>
+          </w:tcPr>
+          <w:p>
+            <w:r>
+              <w:t>Meets:12 ≥10</w:t>
+            </w:r>
+          </w:p>
+        </w:tc>
+      </w:tr>
+      <w:tr>
+        <w:tc>
+          <w:tcPr>
+            <w:tcW w:type="dxa" w:w="3408"/>
+          </w:tcPr>
+          <w:p>
+            <w:r>
+              <w:t>Statistical uncertainty</w:t>
+            </w:r>
+          </w:p>
+        </w:tc>
+        <w:tc>
+          <w:tcPr>
+            <w:tcW w:type="dxa" w:w="3408"/>
+          </w:tcPr>
+          <w:p>
+            <w:r>
+              <w:t>Not supplied</w:t>
+            </w:r>
+          </w:p>
+        </w:tc>
+        <w:tc>
+          <w:tcPr>
+            <w:tcW w:type="dxa" w:w="3408"/>
+          </w:tcPr>
+          <w:p>
+            <w:r>
+              <w:t>Still not supplied</w:t>
+            </w:r>
+          </w:p>
+        </w:tc>
+      </w:tr>
+    </w:tbl>
+    <w:p>
+      <w:pPr>
+        <w:pStyle w:val="Heading2"/>
+      </w:pPr>
+      <w:r>
+        <w:t>Picture trace and changed-error-count key</w:t>
+      </w:r>
+    </w:p>
+    <w:p>
+      <w:r>
+        <w:drawing>
+          <wp:inline xmlns:a="http://schemas.openxmlformats.org/drawingml/2006/main" xmlns:pic="http://schemas.openxmlformats.org/drawingml/2006/picture">
+            <wp:extent cx="5486400" cy="3182112"/>
+            <wp:docPr id="2" name="Picture 2" descr="Compute rates: A is 2%; B is 1.5%. → Compute effect size: B has 5 fewer errors per 1000, a 0.5-percentage-point reduction. → Apply practical threshold: Five is less than ten, so the observed change misses this threshold."/>
+            <wp:cNvGraphicFramePr>
+              <a:graphicFrameLocks noChangeAspect="1"/>
+            </wp:cNvGraphicFramePr>
+            <a:graphic>
+              <a:graphicData uri="http://schemas.openxmlformats.org/drawingml/2006/picture">
+                <pic:pic>
+                  <pic:nvPicPr>
+                    <pic:cNvPr id="0" name="academy-story-ai-7-13-02.png"/>
+                    <pic:cNvPicPr/>
+                  </pic:nvPicPr>
+                  <pic:blipFill>
+                    <a:blip r:embed="rId10"/>
+                    <a:stretch>
+                      <a:fillRect/>
+                    </a:stretch>
+                  </pic:blipFill>
+                  <pic:spPr>
+                    <a:xfrm>
+                      <a:off x="0" y="0"/>
+                      <a:ext cx="5486400" cy="3182112"/>
+                    </a:xfrm>
+                    <a:prstGeom prst="rect"/>
+                  </pic:spPr>
+                </pic:pic>
+              </a:graphicData>
+            </a:graphic>
+          </wp:inline>
+        </w:drawing>
+      </w:r>
+    </w:p>
+    <w:p>
+      <w:pPr>
+        <w:pStyle w:val="Heading3"/>
+      </w:pPr>
+      <w:r>
+        <w:t>Read the picture one step at a time</w:t>
+      </w:r>
+    </w:p>
+    <w:tbl>
+      <w:tblPr>
+        <w:tblStyle w:val="LightShading-Accent1"/>
+        <w:tblW w:type="auto" w:w="0"/>
+        <w:tblLook w:firstColumn="1" w:firstRow="1" w:lastColumn="0" w:lastRow="0" w:noHBand="0" w:noVBand="1" w:val="04A0"/>
+      </w:tblPr>
+      <w:tblGrid>
+        <w:gridCol w:w="5112"/>
+        <w:gridCol w:w="5112"/>
+      </w:tblGrid>
+      <w:tr>
+        <w:trPr>
+          <w:tblHeader/>
+        </w:trPr>
+        <w:tc>
+          <w:tcPr>
+            <w:tcW w:type="dxa" w:w="5112"/>
+          </w:tcPr>
+          <w:p>
+            <w:r>
+              <w:t>Step</w:t>
+            </w:r>
+          </w:p>
+        </w:tc>
+        <w:tc>
+          <w:tcPr>
+            <w:tcW w:type="dxa" w:w="5112"/>
+          </w:tcPr>
+          <w:p>
+            <w:r>
+              <w:t>What happens and why</w:t>
+            </w:r>
+          </w:p>
+        </w:tc>
+      </w:tr>
+      <w:tr>
+        <w:tc>
+          <w:tcPr>
+            <w:tcW w:type="dxa" w:w="5112"/>
+          </w:tcPr>
+          <w:p>
+            <w:r>
+              <w:t>1. Compute rates</w:t>
+            </w:r>
+          </w:p>
+        </w:tc>
+        <w:tc>
+          <w:tcPr>
+            <w:tcW w:type="dxa" w:w="5112"/>
+          </w:tcPr>
+          <w:p>
+            <w:r>
+              <w:t>A is 2%; B is 1.5%.</w:t>
+            </w:r>
+          </w:p>
+        </w:tc>
+      </w:tr>
+      <w:tr>
+        <w:tc>
+          <w:tcPr>
+            <w:tcW w:type="dxa" w:w="5112"/>
+          </w:tcPr>
+          <w:p>
+            <w:r>
+              <w:t>2. Compute effect size</w:t>
+            </w:r>
+          </w:p>
+        </w:tc>
+        <w:tc>
+          <w:tcPr>
+            <w:tcW w:type="dxa" w:w="5112"/>
+          </w:tcPr>
+          <w:p>
+            <w:r>
+              <w:t>B has 5 fewer errors per 1000, a 0.5-percentage-point reduction.</w:t>
+            </w:r>
+          </w:p>
+        </w:tc>
+      </w:tr>
+      <w:tr>
+        <w:tc>
+          <w:tcPr>
+            <w:tcW w:type="dxa" w:w="5112"/>
+          </w:tcPr>
+          <w:p>
+            <w:r>
+              <w:t>3. Apply practical threshold</w:t>
+            </w:r>
+          </w:p>
+        </w:tc>
+        <w:tc>
+          <w:tcPr>
+            <w:tcW w:type="dxa" w:w="5112"/>
+          </w:tcPr>
+          <w:p>
+            <w:r>
+              <w:t>Five is less than ten, so the observed change misses this threshold.</w:t>
+            </w:r>
+          </w:p>
+        </w:tc>
+      </w:tr>
+    </w:tbl>
+    <w:p>
+      <w:r>
+        <w:t>Match each pictured step to the supplied facts. This is a worked teaching case, not an independent assessment.</w:t>
+      </w:r>
+    </w:p>
+    <w:p>
+      <w:pPr>
+        <w:spacing w:line="336" w:lineRule="auto" w:after="180"/>
+      </w:pPr>
+      <w:r>
+        <w:rPr>
+          <w:b/>
+        </w:rPr>
+        <w:t>Effect size</w:t>
+      </w:r>
+      <w:r>
+        <w:rPr>
+          <w:b w:val="0"/>
+        </w:rPr>
+        <w:t xml:space="preserve"> describes how much the outcome changes. Practical importance depends on the real decision criterion; relative changes can sound large while absolute changes remain small.</w:t>
+      </w:r>
+    </w:p>
+    <w:p>
+      <w:pPr>
+        <w:spacing w:line="336" w:lineRule="auto" w:after="180"/>
+      </w:pPr>
+      <w:r>
+        <w:rPr>
+          <w:b w:val="0"/>
+        </w:rPr>
+        <w:t>No uncertainty or statistical significance is supplied; these counts alone cannot establish a general effect.</w:t>
+      </w:r>
+    </w:p>
+    <w:p>
+      <w:pPr>
+        <w:spacing w:line="336" w:lineRule="auto" w:after="180"/>
+      </w:pPr>
+      <w:r>
+        <w:rPr>
+          <w:b w:val="0"/>
+        </w:rPr>
+        <w:t>Change: B makes 8 errors in 1000.</w:t>
+      </w:r>
+    </w:p>
+    <w:p>
+      <w:pPr>
+        <w:spacing w:line="336" w:lineRule="auto" w:after="180"/>
+      </w:pPr>
+      <w:r>
+        <w:rPr>
+          <w:b/>
+        </w:rPr>
+        <w:t>Prediction</w:t>
+      </w:r>
+      <w:r>
+        <w:rPr>
+          <w:b w:val="0"/>
+        </w:rPr>
+        <w:t xml:space="preserve">: The reduction becomes 12 per 1000 and meets the stated </w:t>
+      </w:r>
+      <w:r>
+        <w:rPr>
+          <w:b/>
+        </w:rPr>
+        <w:t>practical threshold</w:t>
+      </w:r>
+      <w:r>
+        <w:rPr>
+          <w:b w:val="0"/>
+        </w:rPr>
+        <w:t>.</w:t>
+      </w:r>
+    </w:p>
+    <w:p>
+      <w:pPr>
+        <w:spacing w:line="336" w:lineRule="auto" w:after="180"/>
+      </w:pPr>
+      <w:r>
+        <w:rPr>
+          <w:b w:val="0"/>
+        </w:rPr>
+        <w:t>Reason: Twenty minus eight exceeds the required ten fewer errors.</w:t>
+      </w:r>
+    </w:p>
+    <w:p>
+      <w:pPr>
+        <w:pStyle w:val="Heading2"/>
+      </w:pPr>
+      <w:r>
+        <w:t>Earlier wording, alternatives and picture transcripts · reference / check after trying</w:t>
+      </w:r>
+    </w:p>
+    <w:p>
+      <w:pPr>
+        <w:spacing w:line="336" w:lineRule="auto" w:after="180"/>
+      </w:pPr>
+      <w:r>
+        <w:rPr>
+          <w:b w:val="0"/>
+        </w:rPr>
+        <w:t>Begin by writing the question the procedure is intended to answer. Identify the information already supplied, the information it will produce and the information still missing.</w:t>
+      </w:r>
+    </w:p>
+    <w:p>
+      <w:pPr>
+        <w:spacing w:line="336" w:lineRule="auto" w:after="180"/>
+      </w:pPr>
+      <w:r>
+        <w:rPr>
+          <w:b w:val="0"/>
+        </w:rPr>
+        <w:t>These are constructed classroom examples; they do not require live accounts, private records or an external service. Do not treat a plausible explanation as a measured outcome.</w:t>
       </w:r>
     </w:p>
     <w:p>
@@ -990,99 +2714,30 @@
         <w:pStyle w:val="Heading3"/>
       </w:pPr>
       <w:r>
-        <w:t>Effect size and practical importance — evidence trace</w:t>
-      </w:r>
-    </w:p>
-    <w:tbl>
-      <w:tblPr>
-        <w:tblStyle w:val="LightShading-Accent1"/>
-        <w:tblW w:type="auto" w:w="0"/>
-        <w:tblLook w:firstColumn="1" w:firstRow="1" w:lastColumn="0" w:lastRow="0" w:noHBand="0" w:noVBand="1" w:val="04A0"/>
-      </w:tblPr>
-      <w:tblGrid>
-        <w:gridCol w:w="3408"/>
-        <w:gridCol w:w="3408"/>
-        <w:gridCol w:w="3408"/>
-      </w:tblGrid>
-      <w:tr>
-        <w:trPr>
-          <w:tblHeader/>
-        </w:trPr>
-        <w:tc>
-          <w:tcPr>
-            <w:tcW w:type="dxa" w:w="3408"/>
-          </w:tcPr>
-          <w:p>
-            <w:r>
-              <w:t>Input and scope</w:t>
-            </w:r>
-          </w:p>
-        </w:tc>
-        <w:tc>
-          <w:tcPr>
-            <w:tcW w:type="dxa" w:w="3408"/>
-          </w:tcPr>
-          <w:p>
-            <w:r>
-              <w:t>Check or calculation</w:t>
-            </w:r>
-          </w:p>
-        </w:tc>
-        <w:tc>
-          <w:tcPr>
-            <w:tcW w:type="dxa" w:w="3408"/>
-          </w:tcPr>
-          <w:p>
-            <w:r>
-              <w:t>Conclusion and limit</w:t>
-            </w:r>
-          </w:p>
-        </w:tc>
-      </w:tr>
-      <w:tr>
-        <w:tc>
-          <w:tcPr>
-            <w:tcW w:type="dxa" w:w="3408"/>
-          </w:tcPr>
-          <w:p>
-            <w:r>
-              <w:t>Baseline times10, 12, 8; candidate8, 9, 7 seconds. Useful mean gain requires at least 2 seconds.</w:t>
-            </w:r>
-          </w:p>
-        </w:tc>
-        <w:tc>
-          <w:tcPr>
-            <w:tcW w:type="dxa" w:w="3408"/>
-          </w:tcPr>
-          <w:p>
-            <w:r>
-              <w:t>For paired response durations compute baseline minus candidate per case and average the differences. Positive means faster candidate. Compare with a prespecified minimum useful gain.</w:t>
-            </w:r>
-          </w:p>
-        </w:tc>
-        <w:tc>
-          <w:tcPr>
-            <w:tcW w:type="dxa" w:w="3408"/>
-          </w:tcPr>
-          <w:p>
-            <w:r>
-              <w:t>Paired gains2, 3, 1; mean2 meets the inclusive useful-gain threshold. It is a three-case descriptive result, not a population certainty.</w:t>
-            </w:r>
-          </w:p>
-        </w:tc>
-      </w:tr>
-    </w:tbl>
-    <w:p>
-      <w:r>
-        <w:t>The figure connects this chapter's worked input, declared procedure and result. Read the complete worked reasoning for qualifiers and intermediate steps; the abbreviated labels do not replace that reasoning.</w:t>
+        <w:t>Model the reasoning aloud</w:t>
       </w:r>
     </w:p>
     <w:p>
       <w:pPr>
-        <w:pStyle w:val="Heading3"/>
-      </w:pPr>
-      <w:r>
-        <w:t>Explain Effect size and practical importance · 3</w:t>
+        <w:spacing w:line="336" w:lineRule="auto" w:after="180"/>
+      </w:pPr>
+      <w:r>
+        <w:rPr>
+          <w:b w:val="0"/>
+        </w:rPr>
+        <w:t xml:space="preserve">Use the complete worked example below before asking learners to complete W2. Reveal a small part, invite a </w:t>
+      </w:r>
+      <w:r>
+        <w:rPr>
+          <w:b/>
+        </w:rPr>
+        <w:t>prediction</w:t>
+      </w:r>
+      <w:r>
+        <w:rPr>
+          <w:b w:val="0"/>
+        </w:rPr>
+        <w:t>, then explain the deciding step.</w:t>
       </w:r>
     </w:p>
     <w:p>
@@ -1093,191 +2748,7 @@
         <w:rPr>
           <w:b w:val="0"/>
         </w:rPr>
-        <w:t>Guided: Paired gains2, 3, 1; mean2 meets the inclusive useful-gain threshold. It is a three-case descriptive result, not a population certainty.</w:t>
-      </w:r>
-    </w:p>
-    <w:p>
-      <w:pPr>
-        <w:spacing w:line="336" w:lineRule="auto" w:after="180"/>
-      </w:pPr>
-      <w:r>
-        <w:rPr>
-          <w:b w:val="0"/>
-        </w:rPr>
-        <w:t>Qualification: A meaningful sample effect may remain statistically uncertain; statistical significance can also concern a practically tiny effect.</w:t>
-      </w:r>
-    </w:p>
-    <w:p>
-      <w:pPr>
-        <w:spacing w:line="336" w:lineRule="auto" w:after="180"/>
-      </w:pPr>
-      <w:r>
-        <w:rPr>
-          <w:b w:val="0"/>
-        </w:rPr>
-        <w:t xml:space="preserve">Exit: accept a concrete variation with its predicted outcome and a stated condition that would challenge the </w:t>
-      </w:r>
-      <w:r>
-        <w:rPr>
-          <w:b/>
-        </w:rPr>
-        <w:t>mechanism</w:t>
-      </w:r>
-      <w:r>
-        <w:rPr>
-          <w:b w:val="0"/>
-        </w:rPr>
-        <w:t xml:space="preserve">; reject a claim resting on unmeasured </w:t>
-      </w:r>
-      <w:r>
-        <w:rPr>
-          <w:b/>
-        </w:rPr>
-        <w:t>evidence</w:t>
-      </w:r>
-      <w:r>
-        <w:rPr>
-          <w:b w:val="0"/>
-        </w:rPr>
-        <w:t>.</w:t>
-      </w:r>
-    </w:p>
-    <w:p>
-      <w:pPr>
-        <w:pStyle w:val="Heading3"/>
-      </w:pPr>
-      <w:r>
-        <w:t>Model the reasoning aloud</w:t>
-      </w:r>
-    </w:p>
-    <w:p>
-      <w:pPr>
-        <w:spacing w:line="336" w:lineRule="auto" w:after="180"/>
-      </w:pPr>
-      <w:r>
-        <w:rPr>
-          <w:b w:val="0"/>
-        </w:rPr>
-        <w:t xml:space="preserve">Use the complete worked example below before asking learners to complete W2. Reveal a small part, invite a </w:t>
-      </w:r>
-      <w:r>
-        <w:rPr>
-          <w:b/>
-        </w:rPr>
-        <w:t>prediction</w:t>
-      </w:r>
-      <w:r>
-        <w:rPr>
-          <w:b w:val="0"/>
-        </w:rPr>
-        <w:t>, then explain the deciding step.</w:t>
-      </w:r>
-    </w:p>
-    <w:p>
-      <w:pPr>
-        <w:spacing w:line="336" w:lineRule="auto" w:after="180"/>
-      </w:pPr>
-      <w:r>
-        <w:rPr>
-          <w:b w:val="0"/>
-        </w:rPr>
         <w:t>These teacher notes contain solutions; do not reveal the independent case answer during modelling.</w:t>
-      </w:r>
-    </w:p>
-    <w:p>
-      <w:pPr>
-        <w:spacing w:line="336" w:lineRule="auto" w:after="180"/>
-      </w:pPr>
-      <w:r>
-        <w:rPr>
-          <w:b w:val="0"/>
-        </w:rPr>
-        <w:t>Baseline times10, 12, 8; candidate8, 9, 7 seconds. Useful mean gain requires at least 2 seconds.</w:t>
-      </w:r>
-    </w:p>
-    <w:p>
-      <w:pPr>
-        <w:spacing w:line="336" w:lineRule="auto" w:after="180"/>
-      </w:pPr>
-      <w:r>
-        <w:rPr>
-          <w:b w:val="0"/>
-        </w:rPr>
-        <w:t>Paired gains2, 3, 1; mean2 meets the inclusive useful-gain threshold. It is a three-case descriptive result, not a population certainty.</w:t>
-      </w:r>
-    </w:p>
-    <w:p>
-      <w:pPr>
-        <w:pStyle w:val="Heading3"/>
-      </w:pPr>
-      <w:r>
-        <w:t>Model the reasoning aloud · 4</w:t>
-      </w:r>
-    </w:p>
-    <w:p>
-      <w:pPr>
-        <w:spacing w:line="336" w:lineRule="auto" w:after="180"/>
-      </w:pPr>
-      <w:r>
-        <w:rPr>
-          <w:b w:val="0"/>
-        </w:rPr>
-        <w:t xml:space="preserve">Compare the intermediate </w:t>
-      </w:r>
-      <w:r>
-        <w:rPr>
-          <w:b/>
-        </w:rPr>
-        <w:t>evidence</w:t>
-      </w:r>
-      <w:r>
-        <w:rPr>
-          <w:b w:val="0"/>
-        </w:rPr>
-        <w:t xml:space="preserve"> with the final statement. Explain why each number or decision follows from the stated </w:t>
-      </w:r>
-      <w:r>
-        <w:rPr>
-          <w:b/>
-        </w:rPr>
-        <w:t>input</w:t>
-      </w:r>
-      <w:r>
-        <w:rPr>
-          <w:b w:val="0"/>
-        </w:rPr>
-        <w:t>s.</w:t>
-      </w:r>
-    </w:p>
-    <w:p>
-      <w:pPr>
-        <w:spacing w:line="336" w:lineRule="auto" w:after="180"/>
-      </w:pPr>
-      <w:r>
-        <w:rPr>
-          <w:b w:val="0"/>
-        </w:rPr>
-        <w:t xml:space="preserve">The conclusion belongs to this scenario and procedure; changing the </w:t>
-      </w:r>
-      <w:r>
-        <w:rPr>
-          <w:b/>
-        </w:rPr>
-        <w:t>input</w:t>
-      </w:r>
-      <w:r>
-        <w:rPr>
-          <w:b w:val="0"/>
-        </w:rPr>
-        <w:t>s, evaluation population or authority can change what it establishes. Retain the raw record so a later revision can be compared honestly.</w:t>
-      </w:r>
-    </w:p>
-    <w:p>
-      <w:pPr>
-        <w:pStyle w:val="Heading3"/>
-      </w:pPr>
-      <w:r>
-        <w:t>Model the reasoning aloud · 5</w:t>
       </w:r>
     </w:p>
     <w:p>
@@ -1457,65 +2928,10 @@
     </w:p>
     <w:p>
       <w:pPr>
-        <w:spacing w:line="336" w:lineRule="auto" w:after="180"/>
-      </w:pPr>
-      <w:r>
-        <w:rPr>
-          <w:b w:val="0"/>
-        </w:rPr>
-        <w:t xml:space="preserve">An improvement with a </w:t>
-      </w:r>
-      <w:r>
-        <w:rPr>
-          <w:b/>
-        </w:rPr>
-        <w:t>practical threshold</w:t>
-      </w:r>
-      <w:r>
-        <w:rPr>
-          <w:b w:val="0"/>
-        </w:rPr>
-        <w:t xml:space="preserve">. A team compares error rates against a predeclared </w:t>
-      </w:r>
-      <w:r>
-        <w:rPr>
-          <w:b/>
-        </w:rPr>
-        <w:t>practical threshold</w:t>
-      </w:r>
-      <w:r>
-        <w:rPr>
-          <w:b w:val="0"/>
-        </w:rPr>
-        <w:t>.</w:t>
-      </w:r>
-    </w:p>
-    <w:p>
-      <w:pPr>
         <w:pStyle w:val="Heading3"/>
       </w:pPr>
       <w:r>
         <w:t>The facts we will use</w:t>
-      </w:r>
-    </w:p>
-    <w:p>
-      <w:pPr>
-        <w:pStyle w:val="Heading3"/>
-      </w:pPr>
-      <w:r>
-        <w:t>Supplied facts</w:t>
-      </w:r>
-    </w:p>
-    <w:p>
-      <w:pPr>
-        <w:spacing w:line="336" w:lineRule="auto" w:after="180"/>
-        <w:shd w:fill="F1F6FC"/>
-      </w:pPr>
-      <w:r>
-        <w:rPr>
-          <w:b w:val="0"/>
-        </w:rPr>
-        <w:t>A makes 20 errors in 1000 tasks; B makes 15. Practical improvement requires at least 10 fewer errors per 1000.</w:t>
       </w:r>
     </w:p>
     <w:p>
@@ -1523,7 +2939,7 @@
         <w:drawing>
           <wp:inline xmlns:a="http://schemas.openxmlformats.org/drawingml/2006/main" xmlns:pic="http://schemas.openxmlformats.org/drawingml/2006/picture">
             <wp:extent cx="5486400" cy="2641600"/>
-            <wp:docPr id="1" name="Picture 1" descr="Errors on 1000 tasks"/>
+            <wp:docPr id="3" name="Picture 3" descr="Errors on 1000 tasks"/>
             <wp:cNvGraphicFramePr>
               <a:graphicFrameLocks noChangeAspect="1"/>
             </wp:cNvGraphicFramePr>
@@ -1535,7 +2951,7 @@
                     <pic:cNvPicPr/>
                   </pic:nvPicPr>
                   <pic:blipFill>
-                    <a:blip r:embed="rId9"/>
+                    <a:blip r:embed="rId11"/>
                     <a:stretch>
                       <a:fillRect/>
                     </a:stretch>
@@ -1559,7 +2975,7 @@
         <w:drawing>
           <wp:inline xmlns:a="http://schemas.openxmlformats.org/drawingml/2006/main" xmlns:pic="http://schemas.openxmlformats.org/drawingml/2006/picture">
             <wp:extent cx="5486400" cy="5225143"/>
-            <wp:docPr id="2" name="Picture 2" descr="Effect size and practical importance. Compute rates: A is 2%; B is 1.5%.. Compute effect size: B has 5 fewer errors per 1000, a 0.5-percentage-point reduction.. Apply practical threshold: Five is less than ten, so the observed change misses this threshold."/>
+            <wp:docPr id="4" name="Picture 4" descr="Effect size and practical importance. Compute rates: A is 2%; B is 1.5%.. Compute effect size: B has 5 fewer errors per 1000, a 0.5-percentage-point reduction.. Apply practical threshold: Five is less than ten, so the observed change misses this threshold."/>
             <wp:cNvGraphicFramePr>
               <a:graphicFrameLocks noChangeAspect="1"/>
             </wp:cNvGraphicFramePr>
@@ -1571,7 +2987,7 @@
                     <pic:cNvPicPr/>
                   </pic:nvPicPr>
                   <pic:blipFill>
-                    <a:blip r:embed="rId10"/>
+                    <a:blip r:embed="rId12"/>
                     <a:stretch>
                       <a:fillRect/>
                     </a:stretch>
@@ -1595,114 +3011,7 @@
         <w:pStyle w:val="Heading3"/>
       </w:pPr>
       <w:r>
-        <w:t>Read the picture one step at a time</w:t>
-      </w:r>
-    </w:p>
-    <w:tbl>
-      <w:tblPr>
-        <w:tblStyle w:val="LightShading-Accent1"/>
-        <w:tblW w:type="auto" w:w="0"/>
-        <w:tblLook w:firstColumn="1" w:firstRow="1" w:lastColumn="0" w:lastRow="0" w:noHBand="0" w:noVBand="1" w:val="04A0"/>
-      </w:tblPr>
-      <w:tblGrid>
-        <w:gridCol w:w="5112"/>
-        <w:gridCol w:w="5112"/>
-      </w:tblGrid>
-      <w:tr>
-        <w:trPr>
-          <w:tblHeader/>
-        </w:trPr>
-        <w:tc>
-          <w:tcPr>
-            <w:tcW w:type="dxa" w:w="5112"/>
-          </w:tcPr>
-          <w:p>
-            <w:r>
-              <w:t>Step</w:t>
-            </w:r>
-          </w:p>
-        </w:tc>
-        <w:tc>
-          <w:tcPr>
-            <w:tcW w:type="dxa" w:w="5112"/>
-          </w:tcPr>
-          <w:p>
-            <w:r>
-              <w:t>What happens and why</w:t>
-            </w:r>
-          </w:p>
-        </w:tc>
-      </w:tr>
-      <w:tr>
-        <w:tc>
-          <w:tcPr>
-            <w:tcW w:type="dxa" w:w="5112"/>
-          </w:tcPr>
-          <w:p>
-            <w:r>
-              <w:t>1. Compute rates</w:t>
-            </w:r>
-          </w:p>
-        </w:tc>
-        <w:tc>
-          <w:tcPr>
-            <w:tcW w:type="dxa" w:w="5112"/>
-          </w:tcPr>
-          <w:p>
-            <w:r>
-              <w:t>A is 2%; B is 1.5%.</w:t>
-            </w:r>
-          </w:p>
-        </w:tc>
-      </w:tr>
-      <w:tr>
-        <w:tc>
-          <w:tcPr>
-            <w:tcW w:type="dxa" w:w="5112"/>
-          </w:tcPr>
-          <w:p>
-            <w:r>
-              <w:t>2. Compute effect size</w:t>
-            </w:r>
-          </w:p>
-        </w:tc>
-        <w:tc>
-          <w:tcPr>
-            <w:tcW w:type="dxa" w:w="5112"/>
-          </w:tcPr>
-          <w:p>
-            <w:r>
-              <w:t>B has 5 fewer errors per 1000, a 0.5-percentage-point reduction.</w:t>
-            </w:r>
-          </w:p>
-        </w:tc>
-      </w:tr>
-      <w:tr>
-        <w:tc>
-          <w:tcPr>
-            <w:tcW w:type="dxa" w:w="5112"/>
-          </w:tcPr>
-          <w:p>
-            <w:r>
-              <w:t>3. Apply practical threshold</w:t>
-            </w:r>
-          </w:p>
-        </w:tc>
-        <w:tc>
-          <w:tcPr>
-            <w:tcW w:type="dxa" w:w="5112"/>
-          </w:tcPr>
-          <w:p>
-            <w:r>
-              <w:t>Five is less than ten, so the observed change misses this threshold.</w:t>
-            </w:r>
-          </w:p>
-        </w:tc>
-      </w:tr>
-    </w:tbl>
-    <w:p>
-      <w:r>
-        <w:t>Match each pictured step to the supplied facts. This is a worked teaching case, not an independent assessment.</w:t>
+        <w:t>Why this result follows</w:t>
       </w:r>
     </w:p>
     <w:p>
@@ -1710,7 +3019,7 @@
         <w:pStyle w:val="Heading3"/>
       </w:pPr>
       <w:r>
-        <w:t>Why this result follows</w:t>
+        <w:t>What this example does not establish</w:t>
       </w:r>
     </w:p>
     <w:p>
@@ -1718,155 +3027,180 @@
         <w:pStyle w:val="Heading3"/>
       </w:pPr>
       <w:r>
-        <w:t>Why the result follows</w:t>
+        <w:t>Change one thing in the pictured case</w:t>
       </w:r>
     </w:p>
     <w:p>
       <w:pPr>
-        <w:spacing w:line="336" w:lineRule="auto" w:after="180"/>
-        <w:shd w:fill="F1F6FC"/>
-      </w:pPr>
-      <w:r>
-        <w:rPr>
-          <w:b/>
-        </w:rPr>
-        <w:t>Effect size</w:t>
-      </w:r>
-      <w:r>
-        <w:rPr>
-          <w:b w:val="0"/>
-        </w:rPr>
-        <w:t xml:space="preserve"> describes how much the outcome changes. Practical importance depends on the real decision criterion; relative changes can sound large while absolute changes remain small.</w:t>
+        <w:pStyle w:val="Heading3"/>
+      </w:pPr>
+      <w:r>
+        <w:t>Ask while showing the picture</w:t>
       </w:r>
     </w:p>
     <w:p>
       <w:pPr>
-        <w:pStyle w:val="Heading3"/>
-      </w:pPr>
-      <w:r>
-        <w:t>What this example does not establish</w:t>
+        <w:spacing w:line="336" w:lineRule="auto" w:after="180"/>
+      </w:pPr>
+      <w:r>
+        <w:rPr>
+          <w:b w:val="0"/>
+        </w:rPr>
+        <w:t xml:space="preserve">Cover the result. Ask learners to name the </w:t>
+      </w:r>
+      <w:r>
+        <w:rPr>
+          <w:b/>
+        </w:rPr>
+        <w:t>input</w:t>
+      </w:r>
+      <w:r>
+        <w:rPr>
+          <w:b w:val="0"/>
+        </w:rPr>
+        <w:t xml:space="preserve">s and predict the next step. Uncover one step, connect the icon to the actual procedure, and explain its </w:t>
+      </w:r>
+      <w:r>
+        <w:rPr>
+          <w:b/>
+        </w:rPr>
+        <w:t>evidence</w:t>
+      </w:r>
+      <w:r>
+        <w:rPr>
+          <w:b w:val="0"/>
+        </w:rPr>
+        <w:t>. Then change the supplied condition and compare.</w:t>
       </w:r>
     </w:p>
     <w:p>
       <w:pPr>
-        <w:pStyle w:val="Heading3"/>
-      </w:pPr>
-      <w:r>
-        <w:t>Keep the stated limit</w:t>
+        <w:spacing w:line="336" w:lineRule="auto" w:after="180"/>
+      </w:pPr>
+      <w:r>
+        <w:rPr>
+          <w:b w:val="0"/>
+        </w:rPr>
+        <w:t>The picture is a representation; it does not document execution of a real AI model.</w:t>
       </w:r>
     </w:p>
     <w:p>
       <w:pPr>
-        <w:spacing w:line="336" w:lineRule="auto" w:after="180"/>
-        <w:shd w:fill="FFF5E6"/>
-      </w:pPr>
-      <w:r>
-        <w:rPr>
-          <w:b w:val="0"/>
-        </w:rPr>
-        <w:t>No uncertainty or statistical significance is supplied; these counts alone cannot establish a general effect.</w:t>
+        <w:pStyle w:val="Heading1"/>
+      </w:pPr>
+      <w:r>
+        <w:t>03. Model a step,then remove help</w:t>
       </w:r>
     </w:p>
     <w:p>
-      <w:pPr>
-        <w:pStyle w:val="Heading3"/>
-      </w:pPr>
-      <w:r>
-        <w:t>Change one thing in the pictured case</w:t>
+      <w:r>
+        <w:t>Collect each learner’s reasoning before showing a key.</w:t>
       </w:r>
     </w:p>
     <w:p>
       <w:pPr>
-        <w:pStyle w:val="Heading3"/>
-      </w:pPr>
-      <w:r>
-        <w:t>Change one thing</w:t>
+        <w:pStyle w:val="Heading2"/>
+      </w:pPr>
+      <w:r>
+        <w:t>Current completion task and checked reasoning</w:t>
       </w:r>
     </w:p>
     <w:p>
       <w:pPr>
         <w:spacing w:line="336" w:lineRule="auto" w:after="180"/>
-        <w:shd w:fill="F5F1FB"/>
       </w:pPr>
       <w:r>
         <w:rPr>
           <w:b w:val="0"/>
         </w:rPr>
-        <w:t>Change: B makes 8 errors in 1000.</w:t>
+        <w:t>Completion task: Baseline times 10, 12, 8; candidate 8, 9, 7 seconds. Useful mean gain requires at least 2 seconds. Show the intermediate steps and give the conclusion with its scope.</w:t>
       </w:r>
     </w:p>
     <w:p>
       <w:pPr>
-        <w:pStyle w:val="Heading3"/>
-      </w:pPr>
-      <w:r>
-        <w:t>Predicted result</w:t>
+        <w:spacing w:line="336" w:lineRule="auto" w:after="180"/>
+      </w:pPr>
+      <w:r>
+        <w:rPr>
+          <w:b w:val="0"/>
+        </w:rPr>
+        <w:t>Teacher check: Teacher explanation: Paired gains 2, 3, 1; mean 2 meets the inclusive useful-gain threshold. It is a three-case descriptive result, not a population certainty.</w:t>
       </w:r>
     </w:p>
     <w:p>
       <w:pPr>
         <w:spacing w:line="336" w:lineRule="auto" w:after="180"/>
-        <w:shd w:fill="F1F6FC"/>
-      </w:pPr>
+      </w:pPr>
+      <w:r>
+        <w:rPr>
+          <w:b w:val="0"/>
+        </w:rPr>
+        <w:t xml:space="preserve">Start by identifying the given </w:t>
+      </w:r>
       <w:r>
         <w:rPr>
           <w:b/>
         </w:rPr>
-        <w:t>Prediction</w:t>
+        <w:t>input</w:t>
       </w:r>
       <w:r>
         <w:rPr>
           <w:b w:val="0"/>
         </w:rPr>
-        <w:t xml:space="preserve">: The reduction becomes 12 per 1000 and meets the stated </w:t>
-      </w:r>
-      <w:r>
-        <w:rPr>
-          <w:b/>
-        </w:rPr>
-        <w:t>practical threshold</w:t>
-      </w:r>
-      <w:r>
-        <w:rPr>
-          <w:b w:val="0"/>
-        </w:rPr>
-        <w:t>.</w:t>
+        <w:t>s together. Leave the intermediate steps blank. If needed, model one step, then withdraw that help on the next step. Move to a full trace only when the partial trace is understood.</w:t>
       </w:r>
     </w:p>
     <w:p>
       <w:pPr>
-        <w:pStyle w:val="Heading3"/>
-      </w:pPr>
-      <w:r>
-        <w:t>Why the result follows</w:t>
+        <w:spacing w:line="336" w:lineRule="auto" w:after="180"/>
+      </w:pPr>
+      <w:r>
+        <w:rPr>
+          <w:b w:val="0"/>
+        </w:rPr>
+        <w:t>For partners, alternate explainer and checker; collect a response from every learner before discussion.</w:t>
       </w:r>
     </w:p>
     <w:p>
       <w:pPr>
-        <w:spacing w:line="336" w:lineRule="auto" w:after="180"/>
-        <w:shd w:fill="F1F6FC"/>
-      </w:pPr>
-      <w:r>
-        <w:rPr>
-          <w:b w:val="0"/>
-        </w:rPr>
-        <w:t>Reason: Twenty minus eight exceeds the required ten fewer errors.</w:t>
+        <w:pStyle w:val="Heading2"/>
+      </w:pPr>
+      <w:r>
+        <w:t>Individual misconception check</w:t>
       </w:r>
     </w:p>
     <w:p>
       <w:pPr>
-        <w:pStyle w:val="Heading3"/>
-      </w:pPr>
-      <w:r>
-        <w:t>Ask while showing the picture</w:t>
+        <w:spacing w:line="336" w:lineRule="auto" w:after="180"/>
+      </w:pPr>
+      <w:r>
+        <w:rPr>
+          <w:b w:val="0"/>
+        </w:rPr>
+        <w:t xml:space="preserve">Use the worked case for </w:t>
+      </w:r>
+      <w:r>
+        <w:rPr>
+          <w:b/>
+        </w:rPr>
+        <w:t>Effect size</w:t>
+      </w:r>
+      <w:r>
+        <w:rPr>
+          <w:b w:val="0"/>
+        </w:rPr>
+        <w:t xml:space="preserve"> and practical importance. Proposed explanation: “The worked result establishes every future case”. Decide whether this explanation is supported.</w:t>
       </w:r>
     </w:p>
     <w:p>
       <w:pPr>
-        <w:pStyle w:val="Heading3"/>
-      </w:pPr>
-      <w:r>
-        <w:t>Ask while showing the picture · 6</w:t>
+        <w:spacing w:line="336" w:lineRule="auto" w:after="180"/>
+      </w:pPr>
+      <w:r>
+        <w:rPr>
+          <w:b w:val="0"/>
+        </w:rPr>
+        <w:t>Point to the step or supplied fact that decides; explain your repair if needed.</w:t>
       </w:r>
     </w:p>
     <w:p>
@@ -1877,31 +3211,7 @@
         <w:rPr>
           <w:b w:val="0"/>
         </w:rPr>
-        <w:t xml:space="preserve">Cover the result. Ask learners to name the </w:t>
-      </w:r>
-      <w:r>
-        <w:rPr>
-          <w:b/>
-        </w:rPr>
-        <w:t>input</w:t>
-      </w:r>
-      <w:r>
-        <w:rPr>
-          <w:b w:val="0"/>
-        </w:rPr>
-        <w:t xml:space="preserve">s and predict the next step. Uncover one step, connect the icon to the actual procedure, and explain its </w:t>
-      </w:r>
-      <w:r>
-        <w:rPr>
-          <w:b/>
-        </w:rPr>
-        <w:t>evidence</w:t>
-      </w:r>
-      <w:r>
-        <w:rPr>
-          <w:b w:val="0"/>
-        </w:rPr>
-        <w:t>. Then change the supplied condition and compare.</w:t>
+        <w:t>Expected correction: A meaningful sample effect may remain statistically uncertain; statistical significance can also concern a practically tiny effect.</w:t>
       </w:r>
     </w:p>
     <w:p>
@@ -1912,20 +3222,214 @@
         <w:rPr>
           <w:b w:val="0"/>
         </w:rPr>
-        <w:t>The picture is a representation; it does not document execution of a real AI model.</w:t>
+        <w:t>Collect explanations, not only yes/no votes. If a misunderstanding is common, re-model the relevant step for the class.</w:t>
       </w:r>
     </w:p>
     <w:p>
       <w:pPr>
-        <w:pStyle w:val="Heading1"/>
-      </w:pPr>
-      <w:r>
-        <w:t>03. Demonstrate and guide practice</w:t>
+        <w:spacing w:line="336" w:lineRule="auto" w:after="180"/>
+      </w:pPr>
+      <w:r>
+        <w:rPr>
+          <w:b w:val="0"/>
+        </w:rPr>
+        <w:t>If it affects a few learners, give a short targeted group explanation while others solve a more demanding variation.</w:t>
       </w:r>
     </w:p>
     <w:p>
-      <w:r>
-        <w:t>Demonstrate Effect size and practical importance, reduce support deliberately and check individual reasoning before discussing answers.</w:t>
+      <w:pPr>
+        <w:pStyle w:val="Heading2"/>
+      </w:pPr>
+      <w:r>
+        <w:t>Pictured reasoning and changed case</w:t>
+      </w:r>
+    </w:p>
+    <w:p>
+      <w:pPr>
+        <w:spacing w:line="336" w:lineRule="auto" w:after="180"/>
+      </w:pPr>
+      <w:r>
+        <w:rPr>
+          <w:b w:val="0"/>
+        </w:rPr>
+        <w:t>Calculate the absolute error-rate reduction from 20/1000 to 15/1000. Does it meet the ten-fewer-errors threshold, and what changes when B has eight errors?</w:t>
+      </w:r>
+    </w:p>
+    <w:p>
+      <w:pPr>
+        <w:spacing w:line="336" w:lineRule="auto" w:after="180"/>
+      </w:pPr>
+      <w:r>
+        <w:rPr>
+          <w:b w:val="0"/>
+        </w:rPr>
+        <w:t>A is 2%; B is 1.5%. B has 5 fewer errors per 1000, a 0.5-percentage-point reduction. Five is less than ten, so the observed change misses this threshold.</w:t>
+      </w:r>
+    </w:p>
+    <w:p>
+      <w:pPr>
+        <w:spacing w:line="336" w:lineRule="auto" w:after="180"/>
+      </w:pPr>
+      <w:r>
+        <w:rPr>
+          <w:b w:val="0"/>
+        </w:rPr>
+        <w:t xml:space="preserve">Changed case: The reduction becomes 12 per 1000 and meets the stated </w:t>
+      </w:r>
+      <w:r>
+        <w:rPr>
+          <w:b/>
+        </w:rPr>
+        <w:t>practical threshold</w:t>
+      </w:r>
+      <w:r>
+        <w:rPr>
+          <w:b w:val="0"/>
+        </w:rPr>
+        <w:t>. Twenty minus eight exceeds the required ten fewer errors.</w:t>
+      </w:r>
+    </w:p>
+    <w:p>
+      <w:pPr>
+        <w:spacing w:line="336" w:lineRule="auto" w:after="180"/>
+      </w:pPr>
+      <w:r>
+        <w:rPr>
+          <w:b w:val="0"/>
+        </w:rPr>
+        <w:t xml:space="preserve">Changed-case reasoning: The reduction becomes 12 per 1000 and meets the stated </w:t>
+      </w:r>
+      <w:r>
+        <w:rPr>
+          <w:b/>
+        </w:rPr>
+        <w:t>practical threshold</w:t>
+      </w:r>
+      <w:r>
+        <w:rPr>
+          <w:b w:val="0"/>
+        </w:rPr>
+        <w:t>. Twenty minus eight exceeds the required ten fewer errors.</w:t>
+      </w:r>
+    </w:p>
+    <w:p>
+      <w:pPr>
+        <w:spacing w:line="336" w:lineRule="auto" w:after="180"/>
+      </w:pPr>
+      <w:r>
+        <w:rPr>
+          <w:b w:val="0"/>
+        </w:rPr>
+        <w:t xml:space="preserve">Collect each learner’s explanation before discussion. Use the first missing connection between </w:t>
+      </w:r>
+      <w:r>
+        <w:rPr>
+          <w:b/>
+        </w:rPr>
+        <w:t>input</w:t>
+      </w:r>
+      <w:r>
+        <w:rPr>
+          <w:b w:val="0"/>
+        </w:rPr>
+        <w:t xml:space="preserve">, deciding step and result to choose support. This question is worked-case practice, not fresh mastery </w:t>
+      </w:r>
+      <w:r>
+        <w:rPr>
+          <w:b/>
+        </w:rPr>
+        <w:t>evidence</w:t>
+      </w:r>
+      <w:r>
+        <w:rPr>
+          <w:b w:val="0"/>
+        </w:rPr>
+        <w:t>.</w:t>
+      </w:r>
+    </w:p>
+    <w:p>
+      <w:pPr>
+        <w:pStyle w:val="Heading2"/>
+      </w:pPr>
+      <w:r>
+        <w:t>Accessible support and extension</w:t>
+      </w:r>
+    </w:p>
+    <w:p>
+      <w:pPr>
+        <w:spacing w:line="336" w:lineRule="auto" w:after="180"/>
+      </w:pPr>
+      <w:r>
+        <w:rPr>
+          <w:b w:val="0"/>
+        </w:rPr>
+        <w:t xml:space="preserve">Use the worked example in Sections 3 and 6. Collect a </w:t>
+      </w:r>
+      <w:r>
+        <w:rPr>
+          <w:b/>
+        </w:rPr>
+        <w:t>prediction</w:t>
+      </w:r>
+      <w:r>
+        <w:rPr>
+          <w:b w:val="0"/>
+        </w:rPr>
+        <w:t xml:space="preserve"> before revealing its result; ask the learner to point to each intermediate fact.</w:t>
+      </w:r>
+    </w:p>
+    <w:p>
+      <w:pPr>
+        <w:spacing w:line="336" w:lineRule="auto" w:after="180"/>
+      </w:pPr>
+      <w:r>
+        <w:rPr>
+          <w:b w:val="0"/>
+        </w:rPr>
+        <w:t xml:space="preserve">Provide an </w:t>
+      </w:r>
+      <w:r>
+        <w:rPr>
+          <w:b/>
+        </w:rPr>
+        <w:t>input</w:t>
+      </w:r>
+      <w:r>
+        <w:rPr>
+          <w:b w:val="0"/>
+        </w:rPr>
+        <w:t>/procedure/result/limit frame and a calculator when needed. Ask students to identify the first step before completing the whole trace.</w:t>
+      </w:r>
+    </w:p>
+    <w:p>
+      <w:pPr>
+        <w:spacing w:line="336" w:lineRule="auto" w:after="180"/>
+      </w:pPr>
+      <w:r>
+        <w:rPr>
+          <w:b w:val="0"/>
+        </w:rPr>
+        <w:t xml:space="preserve">Extension: compare two concrete variants of this </w:t>
+      </w:r>
+      <w:r>
+        <w:rPr>
+          <w:b/>
+        </w:rPr>
+        <w:t>mechanism</w:t>
+      </w:r>
+      <w:r>
+        <w:rPr>
+          <w:b w:val="0"/>
+        </w:rPr>
+        <w:t xml:space="preserve"> while holding unrelated conditions fixed; report both successful and unsuccessful outcomes.</w:t>
+      </w:r>
+    </w:p>
+    <w:p>
+      <w:pPr>
+        <w:pStyle w:val="Heading2"/>
+      </w:pPr>
+      <w:r>
+        <w:t>Earlier wording, alternatives and picture transcripts · reference / check after trying</w:t>
       </w:r>
     </w:p>
     <w:tbl>
@@ -2142,71 +3646,26 @@
     </w:tbl>
     <w:p>
       <w:pPr>
-        <w:spacing w:line="336" w:lineRule="auto" w:after="180"/>
-      </w:pPr>
-      <w:r>
-        <w:rPr>
-          <w:b w:val="0"/>
-        </w:rPr>
-        <w:t xml:space="preserve">Use the worked example in Sections 3 and 6. Collect a </w:t>
-      </w:r>
-      <w:r>
-        <w:rPr>
-          <w:b/>
-        </w:rPr>
-        <w:t>prediction</w:t>
-      </w:r>
-      <w:r>
-        <w:rPr>
-          <w:b w:val="0"/>
-        </w:rPr>
-        <w:t xml:space="preserve"> before revealing its result; ask the learner to point to each intermediate fact.</w:t>
+        <w:pStyle w:val="Heading3"/>
+      </w:pPr>
+      <w:r>
+        <w:t>Reduce help deliberately</w:t>
       </w:r>
     </w:p>
     <w:p>
       <w:pPr>
-        <w:spacing w:line="336" w:lineRule="auto" w:after="180"/>
-      </w:pPr>
-      <w:r>
-        <w:rPr>
-          <w:b w:val="0"/>
-        </w:rPr>
-        <w:t xml:space="preserve">Provide an </w:t>
-      </w:r>
-      <w:r>
-        <w:rPr>
-          <w:b/>
-        </w:rPr>
-        <w:t>input</w:t>
-      </w:r>
-      <w:r>
-        <w:rPr>
-          <w:b w:val="0"/>
-        </w:rPr>
-        <w:t>/procedure/result/limit frame and a calculator when needed. Ask students to identify the first step before completing the whole trace.</w:t>
+        <w:pStyle w:val="Heading3"/>
+      </w:pPr>
+      <w:r>
+        <w:t>Individual reasoning check</w:t>
       </w:r>
     </w:p>
     <w:p>
       <w:pPr>
-        <w:spacing w:line="336" w:lineRule="auto" w:after="180"/>
-      </w:pPr>
-      <w:r>
-        <w:rPr>
-          <w:b w:val="0"/>
-        </w:rPr>
-        <w:t xml:space="preserve">Extension: compare two concrete variants of this </w:t>
-      </w:r>
-      <w:r>
-        <w:rPr>
-          <w:b/>
-        </w:rPr>
-        <w:t>mechanism</w:t>
-      </w:r>
-      <w:r>
-        <w:rPr>
-          <w:b w:val="0"/>
-        </w:rPr>
-        <w:t xml:space="preserve"> while holding unrelated conditions fixed; report both successful and unsuccessful outcomes.</w:t>
+        <w:pStyle w:val="Heading3"/>
+      </w:pPr>
+      <w:r>
+        <w:t>Pictorial practice question</w:t>
       </w:r>
     </w:p>
     <w:p>
@@ -2214,47 +3673,39 @@
         <w:pStyle w:val="Heading3"/>
       </w:pPr>
       <w:r>
-        <w:t>Reduce help deliberately</w:t>
+        <w:t>Reasoned teacher answer</w:t>
       </w:r>
     </w:p>
     <w:p>
       <w:pPr>
-        <w:pStyle w:val="Heading3"/>
-      </w:pPr>
-      <w:r>
-        <w:t>Completion practice</w:t>
+        <w:pStyle w:val="Heading1"/>
+      </w:pPr>
+      <w:r>
+        <w:t>04. Run the complete supplied investigation</w:t>
       </w:r>
     </w:p>
     <w:p>
-      <w:pPr>
-        <w:spacing w:line="336" w:lineRule="auto" w:after="180"/>
-        <w:shd w:fill="F5F1FB"/>
-      </w:pPr>
-      <w:r>
-        <w:rPr>
-          <w:b w:val="0"/>
-        </w:rPr>
-        <w:t>Completion task: Baseline times10, 12, 8; candidate8, 9, 7 seconds. Useful mean gain requires at least 2 seconds. Show the intermediate steps and give the conclusion with its scope.</w:t>
+      <w:r>
+        <w:t>Separate predictions,actual runs and paper traces.</w:t>
       </w:r>
     </w:p>
     <w:p>
       <w:pPr>
-        <w:pStyle w:val="Heading3"/>
-      </w:pPr>
-      <w:r>
-        <w:t>Reasoning to listen for</w:t>
+        <w:pStyle w:val="Heading2"/>
+      </w:pPr>
+      <w:r>
+        <w:t>Complete inputs,expected results and limits</w:t>
       </w:r>
     </w:p>
     <w:p>
       <w:pPr>
         <w:spacing w:line="336" w:lineRule="auto" w:after="180"/>
-        <w:shd w:fill="F1F6FC"/>
       </w:pPr>
       <w:r>
         <w:rPr>
           <w:b w:val="0"/>
         </w:rPr>
-        <w:t>Teacher check: Teacher explanation: Paired gains2, 3, 1; mean2 meets the inclusive useful-gain threshold. It is a three-case descriptive result, not a population certainty.</w:t>
+        <w:t>Main gains 2, 3, 1 average 2 and meet the at-least-two-second mean rule, which does not require every individual gain to equal two. Picture five fewer errors misses ten, while changed twelve fewer meets it; no uncertainty or significance supplied. Selected baseline 6, 8, 10 versus candidate 5, 7, 9 yields gains 1, 1, 1 and mean 1, below 1.5 seconds despite positive improvement.</w:t>
       </w:r>
     </w:p>
     <w:p>
@@ -2265,38 +3716,26 @@
         <w:rPr>
           <w:b w:val="0"/>
         </w:rPr>
-        <w:t xml:space="preserve">Start by identifying the given </w:t>
-      </w:r>
-      <w:r>
-        <w:rPr>
-          <w:b/>
-        </w:rPr>
-        <w:t>input</w:t>
-      </w:r>
-      <w:r>
-        <w:rPr>
-          <w:b w:val="0"/>
-        </w:rPr>
-        <w:t>s together. Leave the intermediate steps blank. If needed, model one step, then withdraw that help on the next step. Move to a full trace only when the partial trace is understood.</w:t>
+        <w:t>Preserve sign, units and the declared criterion without inferring a complete practical or statistical result.</w:t>
       </w:r>
     </w:p>
     <w:p>
       <w:pPr>
-        <w:spacing w:line="336" w:lineRule="auto" w:after="180"/>
-      </w:pPr>
-      <w:r>
-        <w:rPr>
-          <w:b w:val="0"/>
-        </w:rPr>
-        <w:t>For partners, alternate explainer and checker; collect a response from every learner before discussion.</w:t>
+        <w:pStyle w:val="Heading2"/>
+      </w:pPr>
+      <w:r>
+        <w:t>Diagnose the current misconceptions</w:t>
       </w:r>
     </w:p>
     <w:p>
       <w:pPr>
-        <w:pStyle w:val="Heading3"/>
-      </w:pPr>
-      <w:r>
-        <w:t>Individual reasoning check</w:t>
+        <w:spacing w:line="336" w:lineRule="auto" w:after="180"/>
+      </w:pPr>
+      <w:r>
+        <w:rPr>
+          <w:b w:val="0"/>
+        </w:rPr>
+        <w:t>The worked result establishes every future case: A meaningful sample effect may remain statistically uncertain; statistical significance can also concern a practically tiny effect.</w:t>
       </w:r>
     </w:p>
     <w:p>
@@ -2307,19 +3746,31 @@
         <w:rPr>
           <w:b w:val="0"/>
         </w:rPr>
-        <w:t xml:space="preserve">Use the worked case for </w:t>
+        <w:t xml:space="preserve">A missing </w:t>
       </w:r>
       <w:r>
         <w:rPr>
           <w:b/>
         </w:rPr>
-        <w:t>Effect size</w:t>
+        <w:t>input</w:t>
       </w:r>
       <w:r>
         <w:rPr>
           <w:b w:val="0"/>
         </w:rPr>
-        <w:t xml:space="preserve"> and practical importance. Proposed explanation: “The worked result establishes every future case”. Decide whether this explanation is supported.</w:t>
+        <w:t xml:space="preserve"> may be replaced without recording the change: A replacement changes the </w:t>
+      </w:r>
+      <w:r>
+        <w:rPr>
+          <w:b/>
+        </w:rPr>
+        <w:t>evidence</w:t>
+      </w:r>
+      <w:r>
+        <w:rPr>
+          <w:b w:val="0"/>
+        </w:rPr>
+        <w:t xml:space="preserve"> or contract. Record the change and its justification; do not silently turn unknown into a measured value.</w:t>
       </w:r>
     </w:p>
     <w:p>
@@ -2330,294 +3781,62 @@
         <w:rPr>
           <w:b w:val="0"/>
         </w:rPr>
-        <w:t>Point to the step or supplied fact that decides; explain your repair if needed.</w:t>
+        <w:t xml:space="preserve">Repeating an assessed case is new independent </w:t>
+      </w:r>
+      <w:r>
+        <w:rPr>
+          <w:b/>
+        </w:rPr>
+        <w:t>evidence</w:t>
+      </w:r>
+      <w:r>
+        <w:rPr>
+          <w:b w:val="0"/>
+        </w:rPr>
+        <w:t>: A replay checks consistency. An example used for feedback or revision cannot later be described as untouched final evaluation.</w:t>
       </w:r>
     </w:p>
     <w:p>
       <w:pPr>
-        <w:pStyle w:val="Heading3"/>
-      </w:pPr>
-      <w:r>
-        <w:t>Expected repair</w:t>
+        <w:spacing w:line="336" w:lineRule="auto" w:after="180"/>
+      </w:pPr>
+      <w:r>
+        <w:rPr>
+          <w:b w:val="0"/>
+        </w:rPr>
+        <w:t xml:space="preserve">Use Section 9 for the </w:t>
+      </w:r>
+      <w:r>
+        <w:rPr>
+          <w:b/>
+        </w:rPr>
+        <w:t>evidence</w:t>
+      </w:r>
+      <w:r>
+        <w:rPr>
+          <w:b w:val="0"/>
+        </w:rPr>
+        <w:t xml:space="preserve"> ledger. Add a boundary or missing-</w:t>
+      </w:r>
+      <w:r>
+        <w:rPr>
+          <w:b/>
+        </w:rPr>
+        <w:t>input</w:t>
+      </w:r>
+      <w:r>
+        <w:rPr>
+          <w:b w:val="0"/>
+        </w:rPr>
+        <w:t xml:space="preserve"> case and record the expected response before checking. More successful repeats of one case do not establish wider coverage.</w:t>
       </w:r>
     </w:p>
     <w:p>
       <w:pPr>
-        <w:spacing w:line="336" w:lineRule="auto" w:after="180"/>
-        <w:shd w:fill="F1F6FC"/>
-      </w:pPr>
-      <w:r>
-        <w:rPr>
-          <w:b w:val="0"/>
-        </w:rPr>
-        <w:t>Expected correction: A meaningful sample effect may remain statistically uncertain; statistical significance can also concern a practically tiny effect.</w:t>
-      </w:r>
-    </w:p>
-    <w:p>
-      <w:pPr>
-        <w:spacing w:line="336" w:lineRule="auto" w:after="180"/>
-      </w:pPr>
-      <w:r>
-        <w:rPr>
-          <w:b w:val="0"/>
-        </w:rPr>
-        <w:t>Collect explanations, not only yes/no votes. If a misunderstanding is common, re-model the relevant step for the class.</w:t>
-      </w:r>
-    </w:p>
-    <w:p>
-      <w:pPr>
-        <w:spacing w:line="336" w:lineRule="auto" w:after="180"/>
-      </w:pPr>
-      <w:r>
-        <w:rPr>
-          <w:b w:val="0"/>
-        </w:rPr>
-        <w:t>If it affects a few learners, give a short targeted group explanation while others solve a more demanding variation.</w:t>
-      </w:r>
-    </w:p>
-    <w:p>
-      <w:pPr>
-        <w:pStyle w:val="Heading3"/>
-      </w:pPr>
-      <w:r>
-        <w:t>Pictorial practice question</w:t>
-      </w:r>
-    </w:p>
-    <w:p>
-      <w:pPr>
-        <w:spacing w:line="336" w:lineRule="auto" w:after="180"/>
-        <w:shd w:fill="F5F1FB"/>
-      </w:pPr>
-      <w:r>
-        <w:rPr>
-          <w:b w:val="0"/>
-        </w:rPr>
-        <w:t>Calculate the absolute error-rate reduction from 20/1000 to 15/1000. Does it meet the ten-fewer-errors threshold, and what changes when B has eight errors?</w:t>
-      </w:r>
-    </w:p>
-    <w:p>
-      <w:pPr>
-        <w:pStyle w:val="Heading3"/>
-      </w:pPr>
-      <w:r>
-        <w:t>Reasoned teacher answer</w:t>
-      </w:r>
-    </w:p>
-    <w:p>
-      <w:pPr>
-        <w:spacing w:line="336" w:lineRule="auto" w:after="180"/>
-      </w:pPr>
-      <w:r>
-        <w:rPr>
-          <w:b w:val="0"/>
-        </w:rPr>
-        <w:t>A is 2%; B is 1.5%. B has 5 fewer errors per 1000, a 0.5-percentage-point reduction. Five is less than ten, so the observed change misses this threshold.</w:t>
-      </w:r>
-    </w:p>
-    <w:p>
-      <w:pPr>
-        <w:spacing w:line="336" w:lineRule="auto" w:after="180"/>
-      </w:pPr>
-      <w:r>
-        <w:rPr>
-          <w:b w:val="0"/>
-        </w:rPr>
-        <w:t xml:space="preserve">Changed case: The reduction becomes 12 per 1000 and meets the stated </w:t>
-      </w:r>
-      <w:r>
-        <w:rPr>
-          <w:b/>
-        </w:rPr>
-        <w:t>practical threshold</w:t>
-      </w:r>
-      <w:r>
-        <w:rPr>
-          <w:b w:val="0"/>
-        </w:rPr>
-        <w:t>. Twenty minus eight exceeds the required ten fewer errors.</w:t>
-      </w:r>
-    </w:p>
-    <w:p>
-      <w:pPr>
-        <w:spacing w:line="336" w:lineRule="auto" w:after="180"/>
-      </w:pPr>
-      <w:r>
-        <w:rPr>
-          <w:b w:val="0"/>
-        </w:rPr>
-        <w:t xml:space="preserve">Changed-case reasoning: The reduction becomes 12 per 1000 and meets the stated </w:t>
-      </w:r>
-      <w:r>
-        <w:rPr>
-          <w:b/>
-        </w:rPr>
-        <w:t>practical threshold</w:t>
-      </w:r>
-      <w:r>
-        <w:rPr>
-          <w:b w:val="0"/>
-        </w:rPr>
-        <w:t>. Twenty minus eight exceeds the required ten fewer errors.</w:t>
-      </w:r>
-    </w:p>
-    <w:p>
-      <w:pPr>
-        <w:spacing w:line="336" w:lineRule="auto" w:after="180"/>
-      </w:pPr>
-      <w:r>
-        <w:rPr>
-          <w:b w:val="0"/>
-        </w:rPr>
-        <w:t xml:space="preserve">Collect each learner’s explanation before discussion. Use the first missing connection between </w:t>
-      </w:r>
-      <w:r>
-        <w:rPr>
-          <w:b/>
-        </w:rPr>
-        <w:t>input</w:t>
-      </w:r>
-      <w:r>
-        <w:rPr>
-          <w:b w:val="0"/>
-        </w:rPr>
-        <w:t xml:space="preserve">, deciding step and result to choose support. This question is worked-case practice, not fresh mastery </w:t>
-      </w:r>
-      <w:r>
-        <w:rPr>
-          <w:b/>
-        </w:rPr>
-        <w:t>evidence</w:t>
-      </w:r>
-      <w:r>
-        <w:rPr>
-          <w:b w:val="0"/>
-        </w:rPr>
-        <w:t>.</w:t>
-      </w:r>
-    </w:p>
-    <w:p>
-      <w:pPr>
-        <w:pStyle w:val="Heading1"/>
-      </w:pPr>
-      <w:r>
-        <w:t>04. Run the investigation and diagnose misconceptions</w:t>
-      </w:r>
-    </w:p>
-    <w:p>
-      <w:r>
-        <w:t>Run the Effect size and practical importance investigation and use the first unsupported step to choose a teaching response.</w:t>
-      </w:r>
-    </w:p>
-    <w:p>
-      <w:pPr>
-        <w:spacing w:line="336" w:lineRule="auto" w:after="180"/>
-      </w:pPr>
-      <w:r>
-        <w:rPr>
-          <w:b w:val="0"/>
-        </w:rPr>
-        <w:t>The worked result establishes every future case: A meaningful sample effect may remain statistically uncertain; statistical significance can also concern a practically tiny effect.</w:t>
-      </w:r>
-    </w:p>
-    <w:p>
-      <w:pPr>
-        <w:spacing w:line="336" w:lineRule="auto" w:after="180"/>
-      </w:pPr>
-      <w:r>
-        <w:rPr>
-          <w:b w:val="0"/>
-        </w:rPr>
-        <w:t xml:space="preserve">A missing </w:t>
-      </w:r>
-      <w:r>
-        <w:rPr>
-          <w:b/>
-        </w:rPr>
-        <w:t>input</w:t>
-      </w:r>
-      <w:r>
-        <w:rPr>
-          <w:b w:val="0"/>
-        </w:rPr>
-        <w:t xml:space="preserve"> may be replaced without recording the change: A replacement changes the </w:t>
-      </w:r>
-      <w:r>
-        <w:rPr>
-          <w:b/>
-        </w:rPr>
-        <w:t>evidence</w:t>
-      </w:r>
-      <w:r>
-        <w:rPr>
-          <w:b w:val="0"/>
-        </w:rPr>
-        <w:t xml:space="preserve"> or contract. Record the change and its justification; do not silently turn unknown into a measured value.</w:t>
-      </w:r>
-    </w:p>
-    <w:p>
-      <w:pPr>
-        <w:spacing w:line="336" w:lineRule="auto" w:after="180"/>
-      </w:pPr>
-      <w:r>
-        <w:rPr>
-          <w:b w:val="0"/>
-        </w:rPr>
-        <w:t xml:space="preserve">Repeating an assessed case is new independent </w:t>
-      </w:r>
-      <w:r>
-        <w:rPr>
-          <w:b/>
-        </w:rPr>
-        <w:t>evidence</w:t>
-      </w:r>
-      <w:r>
-        <w:rPr>
-          <w:b w:val="0"/>
-        </w:rPr>
-        <w:t>: A replay checks consistency. An example used for feedback or revision cannot later be described as untouched final evaluation.</w:t>
-      </w:r>
-    </w:p>
-    <w:p>
-      <w:pPr>
-        <w:spacing w:line="336" w:lineRule="auto" w:after="180"/>
-      </w:pPr>
-      <w:r>
-        <w:rPr>
-          <w:b w:val="0"/>
-        </w:rPr>
-        <w:t xml:space="preserve">Use Section 9 for the </w:t>
-      </w:r>
-      <w:r>
-        <w:rPr>
-          <w:b/>
-        </w:rPr>
-        <w:t>evidence</w:t>
-      </w:r>
-      <w:r>
-        <w:rPr>
-          <w:b w:val="0"/>
-        </w:rPr>
-        <w:t xml:space="preserve"> ledger. Add a boundary or missing-</w:t>
-      </w:r>
-      <w:r>
-        <w:rPr>
-          <w:b/>
-        </w:rPr>
-        <w:t>input</w:t>
-      </w:r>
-      <w:r>
-        <w:rPr>
-          <w:b w:val="0"/>
-        </w:rPr>
-        <w:t xml:space="preserve"> case and record the expected response before checking. More successful repeats of one case do not establish wider coverage.</w:t>
-      </w:r>
-    </w:p>
-    <w:p>
-      <w:pPr>
-        <w:pStyle w:val="Heading3"/>
-      </w:pPr>
-      <w:r>
-        <w:t>Match the support to the first error</w:t>
+        <w:pStyle w:val="Heading2"/>
+      </w:pPr>
+      <w:r>
+        <w:t>Choose accessible support</w:t>
       </w:r>
     </w:p>
     <w:tbl>
@@ -2790,45 +4009,39 @@
     </w:p>
     <w:p>
       <w:pPr>
-        <w:pStyle w:val="Heading1"/>
-      </w:pPr>
-      <w:r>
-        <w:t>05. Assess and explain the answers</w:t>
+        <w:pStyle w:val="Heading2"/>
+      </w:pPr>
+      <w:r>
+        <w:t>Earlier wording, alternatives and picture transcripts · reference / check after trying</w:t>
       </w:r>
     </w:p>
     <w:p>
-      <w:r>
-        <w:t>Use the Effect size and practical importance questions, teacher keys and criteria after the relevant attempts. Previously discussed cases are practice; protect the separately selected independent task.</w:t>
+      <w:pPr>
+        <w:pStyle w:val="Heading3"/>
+      </w:pPr>
+      <w:r>
+        <w:t>Match the support to the first error</w:t>
       </w:r>
     </w:p>
     <w:p>
       <w:pPr>
-        <w:pStyle w:val="Heading3"/>
-      </w:pPr>
-      <w:r>
-        <w:t>Guided and exit questions</w:t>
+        <w:pStyle w:val="Heading1"/>
+      </w:pPr>
+      <w:r>
+        <w:t>05. Assess the new research scenario</w:t>
       </w:r>
     </w:p>
     <w:p>
-      <w:pPr>
-        <w:spacing w:line="336" w:lineRule="auto" w:after="180"/>
-      </w:pPr>
-      <w:r>
-        <w:rPr>
-          <w:b w:val="0"/>
-        </w:rPr>
-        <w:t>Guided: Paired gains2, 3, 1; mean2 meets the inclusive useful-gain threshold. It is a three-case descriptive result, not a population certainty.</w:t>
+      <w:r>
+        <w:t>Keep the selected answer private until after a first attempt.</w:t>
       </w:r>
     </w:p>
     <w:p>
       <w:pPr>
-        <w:spacing w:line="336" w:lineRule="auto" w:after="180"/>
-      </w:pPr>
-      <w:r>
-        <w:rPr>
-          <w:b w:val="0"/>
-        </w:rPr>
-        <w:t>Qualification: A meaningful sample effect may remain statistically uncertain; statistical significance can also concern a practically tiny effect.</w:t>
+        <w:pStyle w:val="Heading2"/>
+      </w:pPr>
+      <w:r>
+        <w:t>Selected independent task and checked answer</w:t>
       </w:r>
     </w:p>
     <w:p>
@@ -2839,535 +4052,26 @@
         <w:rPr>
           <w:b w:val="0"/>
         </w:rPr>
-        <w:t xml:space="preserve">Exit: accept a concrete variation with its predicted outcome and a stated condition that would challenge the </w:t>
-      </w:r>
-      <w:r>
-        <w:rPr>
-          <w:b/>
-        </w:rPr>
-        <w:t>mechanism</w:t>
-      </w:r>
-      <w:r>
-        <w:rPr>
-          <w:b w:val="0"/>
-        </w:rPr>
-        <w:t xml:space="preserve">; reject a claim resting on unmeasured </w:t>
-      </w:r>
-      <w:r>
-        <w:rPr>
-          <w:b/>
-        </w:rPr>
-        <w:t>evidence</w:t>
-      </w:r>
-      <w:r>
-        <w:rPr>
-          <w:b w:val="0"/>
-        </w:rPr>
-        <w:t>.</w:t>
+        <w:t>Selected case: Baseline times are 6, 8, 10 seconds; candidate times are 5, 7, 9 seconds on the same three cases in the same order. Define each gain as baseline minus candidate. Useful mean gain must be at least 1.5 seconds. Calculate and decide.</w:t>
       </w:r>
     </w:p>
     <w:p>
       <w:pPr>
-        <w:pStyle w:val="Heading3"/>
-      </w:pPr>
-      <w:r>
-        <w:t>W1 Explain the mechanism</w:t>
+        <w:spacing w:line="336" w:lineRule="auto" w:after="180"/>
+      </w:pPr>
+      <w:r>
+        <w:rPr>
+          <w:b w:val="0"/>
+        </w:rPr>
+        <w:t>Teacher explanation: Gains 1, 1, 1; mean 1 fails 1.5 threshold despite positive sample improvement.</w:t>
       </w:r>
     </w:p>
     <w:p>
       <w:pPr>
-        <w:pStyle w:val="Heading3"/>
-      </w:pPr>
-      <w:r>
-        <w:t>Workbook question · W1</w:t>
-      </w:r>
-    </w:p>
-    <w:p>
-      <w:pPr>
-        <w:spacing w:line="336" w:lineRule="auto" w:after="180"/>
-        <w:shd w:fill="F5F1FB"/>
-      </w:pPr>
-      <w:r>
-        <w:rPr>
-          <w:b w:val="0"/>
-        </w:rPr>
-        <w:t xml:space="preserve">Explain the weekly </w:t>
-      </w:r>
-      <w:r>
-        <w:rPr>
-          <w:b/>
-        </w:rPr>
-        <w:t>mechanism</w:t>
-      </w:r>
-      <w:r>
-        <w:rPr>
-          <w:b w:val="0"/>
-        </w:rPr>
-        <w:t xml:space="preserve"> in your own words. Use the worked scenario to name its </w:t>
-      </w:r>
-      <w:r>
-        <w:rPr>
-          <w:b/>
-        </w:rPr>
-        <w:t>input</w:t>
-      </w:r>
-      <w:r>
-        <w:rPr>
-          <w:b w:val="0"/>
-        </w:rPr>
-        <w:t xml:space="preserve">, decision rule and </w:t>
-      </w:r>
-      <w:r>
-        <w:rPr>
-          <w:b/>
-        </w:rPr>
-        <w:t>output</w:t>
-      </w:r>
-      <w:r>
-        <w:rPr>
-          <w:b w:val="0"/>
-        </w:rPr>
-        <w:t>.</w:t>
-      </w:r>
-    </w:p>
-    <w:p>
-      <w:pPr>
-        <w:pStyle w:val="Heading3"/>
-      </w:pPr>
-      <w:r>
-        <w:t>Teacher reasoning · W1</w:t>
-      </w:r>
-    </w:p>
-    <w:p>
-      <w:pPr>
-        <w:spacing w:line="336" w:lineRule="auto" w:after="180"/>
-        <w:shd w:fill="F1F6FC"/>
-      </w:pPr>
-      <w:r>
-        <w:rPr>
-          <w:b w:val="0"/>
-        </w:rPr>
-        <w:t xml:space="preserve">Teacher explanation: </w:t>
-      </w:r>
-      <w:r>
-        <w:rPr>
-          <w:b/>
-        </w:rPr>
-        <w:t>Effect size</w:t>
-      </w:r>
-      <w:r>
-        <w:rPr>
-          <w:b w:val="0"/>
-        </w:rPr>
-        <w:t xml:space="preserve"> describes magnitude on a stated scale. Practical importance depends on task requirements, not merely a nonzero difference.</w:t>
-      </w:r>
-    </w:p>
-    <w:p>
-      <w:pPr>
-        <w:spacing w:line="336" w:lineRule="auto" w:after="180"/>
-        <w:shd w:fill="F1F6FC"/>
-      </w:pPr>
-      <w:r>
-        <w:rPr>
-          <w:b w:val="0"/>
-        </w:rPr>
-        <w:t>For paired response durations compute baseline minus candidate per case and average the differences. Positive means faster candidate. Compare with a prespecified minimum useful gain.</w:t>
-      </w:r>
-    </w:p>
-    <w:p>
-      <w:pPr>
-        <w:pStyle w:val="Heading3"/>
-      </w:pPr>
-      <w:r>
-        <w:t>W2 Trace the worked case</w:t>
-      </w:r>
-    </w:p>
-    <w:p>
-      <w:pPr>
-        <w:pStyle w:val="Heading3"/>
-      </w:pPr>
-      <w:r>
-        <w:t>Workbook question · W2</w:t>
-      </w:r>
-    </w:p>
-    <w:p>
-      <w:pPr>
-        <w:spacing w:line="336" w:lineRule="auto" w:after="180"/>
-        <w:shd w:fill="F5F1FB"/>
-      </w:pPr>
-      <w:r>
-        <w:rPr>
-          <w:b w:val="0"/>
-        </w:rPr>
-        <w:t>Baseline times10, 12, 8; candidate8, 9, 7 seconds. Useful mean gain requires at least 2 seconds. Show the intermediate steps and give the conclusion with its scope.</w:t>
-      </w:r>
-    </w:p>
-    <w:p>
-      <w:pPr>
-        <w:pStyle w:val="Heading3"/>
-      </w:pPr>
-      <w:r>
-        <w:t>Teacher reasoning · W2</w:t>
-      </w:r>
-    </w:p>
-    <w:p>
-      <w:pPr>
-        <w:spacing w:line="336" w:lineRule="auto" w:after="180"/>
-        <w:shd w:fill="F1F6FC"/>
-      </w:pPr>
-      <w:r>
-        <w:rPr>
-          <w:b w:val="0"/>
-        </w:rPr>
-        <w:t>Teacher explanation: Paired gains2, 3, 1; mean2 meets the inclusive useful-gain threshold. It is a three-case descriptive result, not a population certainty.</w:t>
-      </w:r>
-    </w:p>
-    <w:p>
-      <w:pPr>
-        <w:pStyle w:val="Heading3"/>
-      </w:pPr>
-      <w:r>
-        <w:t>W3 Audit the limit</w:t>
-      </w:r>
-    </w:p>
-    <w:p>
-      <w:pPr>
-        <w:pStyle w:val="Heading3"/>
-      </w:pPr>
-      <w:r>
-        <w:t>Workbook question · W3</w:t>
-      </w:r>
-    </w:p>
-    <w:p>
-      <w:pPr>
-        <w:spacing w:line="336" w:lineRule="auto" w:after="180"/>
-        <w:shd w:fill="F5F1FB"/>
-      </w:pPr>
-      <w:r>
-        <w:rPr>
-          <w:b w:val="0"/>
-        </w:rPr>
-        <w:t>A report omits this qualification: A meaningful sample effect may remain statistically uncertain; statistical significance can also concern a practically tiny effect.</w:t>
-      </w:r>
-    </w:p>
-    <w:p>
-      <w:pPr>
-        <w:spacing w:line="336" w:lineRule="auto" w:after="180"/>
-        <w:shd w:fill="F5F1FB"/>
-      </w:pPr>
-      <w:r>
-        <w:rPr>
-          <w:b w:val="0"/>
-        </w:rPr>
-        <w:t>Explain how omitting it could change a reader's interpretation, and write an accurate replacement.</w:t>
-      </w:r>
-    </w:p>
-    <w:p>
-      <w:pPr>
-        <w:pStyle w:val="Heading3"/>
-      </w:pPr>
-      <w:r>
-        <w:t>Teacher reasoning · W3</w:t>
-      </w:r>
-    </w:p>
-    <w:p>
-      <w:pPr>
-        <w:spacing w:line="336" w:lineRule="auto" w:after="180"/>
-        <w:shd w:fill="F1F6FC"/>
-      </w:pPr>
-      <w:r>
-        <w:rPr>
-          <w:b w:val="0"/>
-        </w:rPr>
-        <w:t>Teacher explanation: A meaningful sample effect may remain statistically uncertain; statistical significance can also concern a practically tiny effect.</w:t>
-      </w:r>
-    </w:p>
-    <w:p>
-      <w:pPr>
-        <w:spacing w:line="336" w:lineRule="auto" w:after="180"/>
-        <w:shd w:fill="F1F6FC"/>
-      </w:pPr>
-      <w:r>
-        <w:rPr>
-          <w:b w:val="0"/>
-        </w:rPr>
-        <w:t xml:space="preserve">State the observed result separately from the unverified or out-of-scope claim; preserve the original </w:t>
-      </w:r>
-      <w:r>
-        <w:rPr>
-          <w:b/>
-        </w:rPr>
-        <w:t>evidence</w:t>
-      </w:r>
-      <w:r>
-        <w:rPr>
-          <w:b w:val="0"/>
-        </w:rPr>
-        <w:t xml:space="preserve"> rather than inventing a missing fact.</w:t>
-      </w:r>
-    </w:p>
-    <w:p>
-      <w:pPr>
-        <w:pStyle w:val="Heading3"/>
-      </w:pPr>
-      <w:r>
-        <w:t>W4 Apply a new case independently</w:t>
-      </w:r>
-    </w:p>
-    <w:p>
-      <w:pPr>
-        <w:pStyle w:val="Heading3"/>
-      </w:pPr>
-      <w:r>
-        <w:t>Workbook question · W4</w:t>
-      </w:r>
-    </w:p>
-    <w:p>
-      <w:pPr>
-        <w:spacing w:line="336" w:lineRule="auto" w:after="180"/>
-        <w:shd w:fill="F5F1FB"/>
-      </w:pPr>
-      <w:r>
-        <w:rPr>
-          <w:b w:val="0"/>
-        </w:rPr>
-        <w:t>Baseline times are 6, 8, 10 seconds; candidate times are 5, 7, 9 seconds on the same three cases in the same order. Define each gain as baseline minus candidate. Useful mean gain must be at least 1.5 seconds. Calculate and decide.</w:t>
-      </w:r>
-    </w:p>
-    <w:p>
-      <w:pPr>
-        <w:pStyle w:val="Heading3"/>
-      </w:pPr>
-      <w:r>
-        <w:t>Teacher reasoning · W4</w:t>
-      </w:r>
-    </w:p>
-    <w:p>
-      <w:pPr>
-        <w:spacing w:line="336" w:lineRule="auto" w:after="180"/>
-        <w:shd w:fill="F1F6FC"/>
-      </w:pPr>
-      <w:r>
-        <w:rPr>
-          <w:b w:val="0"/>
-        </w:rPr>
-        <w:t>Teacher explanation: Gains1, 1, 1; mean1 fails1.5 threshold despite positive sample improvement.</w:t>
-      </w:r>
-    </w:p>
-    <w:p>
-      <w:pPr>
-        <w:pStyle w:val="Heading3"/>
-      </w:pPr>
-      <w:r>
-        <w:t>W5 Design a revealing follow-up</w:t>
-      </w:r>
-    </w:p>
-    <w:p>
-      <w:pPr>
-        <w:pStyle w:val="Heading3"/>
-      </w:pPr>
-      <w:r>
-        <w:t>Workbook question · W5</w:t>
-      </w:r>
-    </w:p>
-    <w:p>
-      <w:pPr>
-        <w:spacing w:line="336" w:lineRule="auto" w:after="180"/>
-        <w:shd w:fill="F5F1FB"/>
-      </w:pPr>
-      <w:r>
-        <w:rPr>
-          <w:b w:val="0"/>
-        </w:rPr>
-        <w:t>For the worked scenario, propose one additional case that could reveal a failure, describe its expected outcome before running it, and explain what would need to remain fixed for a fair comparison.</w:t>
-      </w:r>
-    </w:p>
-    <w:p>
-      <w:pPr>
-        <w:spacing w:line="336" w:lineRule="auto" w:after="180"/>
-        <w:shd w:fill="F5F1FB"/>
-      </w:pPr>
-      <w:r>
-        <w:rPr>
-          <w:b w:val="0"/>
-        </w:rPr>
-        <w:t>Do not reuse W4 as a new final test after receiving feedback.</w:t>
-      </w:r>
-    </w:p>
-    <w:p>
-      <w:pPr>
-        <w:pStyle w:val="Heading3"/>
-      </w:pPr>
-      <w:r>
-        <w:t>Teacher reasoning · W5</w:t>
-      </w:r>
-    </w:p>
-    <w:p>
-      <w:pPr>
-        <w:spacing w:line="336" w:lineRule="auto" w:after="180"/>
-        <w:shd w:fill="F1F6FC"/>
-      </w:pPr>
-      <w:r>
-        <w:rPr>
-          <w:b w:val="0"/>
-        </w:rPr>
-        <w:t xml:space="preserve">Teacher explanation: Accept a concrete variant of the worked </w:t>
-      </w:r>
-      <w:r>
-        <w:rPr>
-          <w:b/>
-        </w:rPr>
-        <w:t>input</w:t>
-      </w:r>
-      <w:r>
-        <w:rPr>
-          <w:b w:val="0"/>
-        </w:rPr>
-        <w:t xml:space="preserve"> or a missing/conflicting/boundary condition, with an expectation derived from the declared procedure.</w:t>
-      </w:r>
-    </w:p>
-    <w:p>
-      <w:pPr>
-        <w:spacing w:line="336" w:lineRule="auto" w:after="180"/>
-        <w:shd w:fill="F1F6FC"/>
-      </w:pPr>
-      <w:r>
-        <w:rPr>
-          <w:b w:val="0"/>
-        </w:rPr>
-        <w:t xml:space="preserve">Require preserved settings, original </w:t>
-      </w:r>
-      <w:r>
-        <w:rPr>
-          <w:b/>
-        </w:rPr>
-        <w:t>output</w:t>
-      </w:r>
-      <w:r>
-        <w:rPr>
-          <w:b w:val="0"/>
-        </w:rPr>
-        <w:t>s and data roles. A meaningful sample effect may remain statistically uncertain; statistical significance can also concern a practically tiny effect.</w:t>
-      </w:r>
-    </w:p>
-    <w:p>
-      <w:pPr>
-        <w:spacing w:line="336" w:lineRule="auto" w:after="180"/>
-        <w:shd w:fill="F1F6FC"/>
-      </w:pPr>
-      <w:r>
-        <w:rPr>
-          <w:b w:val="0"/>
-        </w:rPr>
-        <w:t xml:space="preserve">The new case should test this particular </w:t>
-      </w:r>
-      <w:r>
-        <w:rPr>
-          <w:b/>
-        </w:rPr>
-        <w:t>mechanism</w:t>
-      </w:r>
-      <w:r>
-        <w:rPr>
-          <w:b w:val="0"/>
-        </w:rPr>
-        <w:t xml:space="preserve"> rather than merely restate the original result.</w:t>
-      </w:r>
-    </w:p>
-    <w:p>
-      <w:pPr>
-        <w:pStyle w:val="Heading3"/>
-      </w:pPr>
-      <w:r>
-        <w:t>Independent assessment and fresh retry</w:t>
-      </w:r>
-    </w:p>
-    <w:p>
-      <w:pPr>
-        <w:pStyle w:val="Heading3"/>
-      </w:pPr>
-      <w:r>
-        <w:t>Teacher key · Independent assessment and fresh retry</w:t>
-      </w:r>
-    </w:p>
-    <w:p>
-      <w:pPr>
-        <w:spacing w:line="336" w:lineRule="auto" w:after="180"/>
-        <w:shd w:fill="F1F6FC"/>
-      </w:pPr>
-      <w:r>
-        <w:rPr>
-          <w:b w:val="0"/>
-        </w:rPr>
-        <w:t>W4: Gains1, 1, 1; mean1 fails1.5 threshold despite positive sample improvement. Require intermediate reasoning and the stated scope. Fresh retry: Baseline5, 7, 9; candidate3, 5, 8; threshold1.5.</w:t>
-      </w:r>
-    </w:p>
-    <w:p>
-      <w:pPr>
-        <w:spacing w:line="336" w:lineRule="auto" w:after="180"/>
-        <w:shd w:fill="F1F6FC"/>
-      </w:pPr>
-      <w:r>
-        <w:rPr>
-          <w:b w:val="0"/>
-        </w:rPr>
-        <w:t>Expected reasoning: Gains2, 2, 1; mean5/3≈1.667 meets threshold on three cases. If students need support, record it and reassess with another new case rather than awarding independence to a copied answer.</w:t>
-      </w:r>
-    </w:p>
-    <w:p>
-      <w:pPr>
-        <w:pStyle w:val="Heading3"/>
-      </w:pPr>
-      <w:r>
-        <w:t>Assess independent transfer</w:t>
-      </w:r>
-    </w:p>
-    <w:p>
-      <w:pPr>
-        <w:pStyle w:val="Heading3"/>
-      </w:pPr>
-      <w:r>
-        <w:t>Independent question · withhold the key</w:t>
-      </w:r>
-    </w:p>
-    <w:p>
-      <w:pPr>
-        <w:spacing w:line="336" w:lineRule="auto" w:after="180"/>
-        <w:shd w:fill="F5F1FB"/>
-      </w:pPr>
-      <w:r>
-        <w:rPr>
-          <w:b w:val="0"/>
-        </w:rPr>
-        <w:t>Selected case: Baseline times are 6, 8, 10 seconds; candidate times are 5, 7, 9 seconds on the same three cases in the same order. Define each gain as baseline minus candidate. Useful mean gain must be at least 1.5 seconds. Calculate and decide.</w:t>
-      </w:r>
-    </w:p>
-    <w:p>
-      <w:pPr>
-        <w:pStyle w:val="Heading3"/>
-      </w:pPr>
-      <w:r>
-        <w:t>Selected case answer</w:t>
-      </w:r>
-    </w:p>
-    <w:p>
-      <w:pPr>
-        <w:pStyle w:val="Heading3"/>
-      </w:pPr>
-      <w:r>
-        <w:t>Teacher key · Selected case answer</w:t>
-      </w:r>
-    </w:p>
-    <w:p>
-      <w:pPr>
-        <w:spacing w:line="336" w:lineRule="auto" w:after="180"/>
-        <w:shd w:fill="F1F6FC"/>
-      </w:pPr>
-      <w:r>
-        <w:rPr>
-          <w:b w:val="0"/>
-        </w:rPr>
-        <w:t>Teacher explanation: Gains1, 1, 1; mean1 fails1.5 threshold despite positive sample improvement.</w:t>
+        <w:pStyle w:val="Heading2"/>
+      </w:pPr>
+      <w:r>
+        <w:t>Judge explanation,trace and limits</w:t>
       </w:r>
     </w:p>
     <w:tbl>
@@ -3474,54 +4178,55 @@
     </w:tbl>
     <w:p>
       <w:pPr>
-        <w:pStyle w:val="Heading3"/>
-      </w:pPr>
-      <w:r>
-        <w:t>Teacher key · Selected case answer</w:t>
+        <w:spacing w:line="336" w:lineRule="auto" w:after="180"/>
+      </w:pPr>
+      <w:r>
+        <w:rPr>
+          <w:b w:val="0"/>
+        </w:rPr>
+        <w:t>Record each dimension as not yet, with support, or independent. Accept a valid alternative procedure with a defensible trace.</w:t>
       </w:r>
     </w:p>
     <w:p>
       <w:pPr>
         <w:spacing w:line="336" w:lineRule="auto" w:after="180"/>
-        <w:shd w:fill="F1F6FC"/>
       </w:pPr>
       <w:r>
         <w:rPr>
           <w:b w:val="0"/>
         </w:rPr>
-        <w:t>Record each dimension as not yet, with support, or independent. Accept a valid alternative procedure with a defensible trace.</w:t>
+        <w:t xml:space="preserve">Do not penalise an honestly recorded model failure if the learner correctly explains its </w:t>
+      </w:r>
+      <w:r>
+        <w:rPr>
+          <w:b/>
+        </w:rPr>
+        <w:t>evidence</w:t>
+      </w:r>
+      <w:r>
+        <w:rPr>
+          <w:b w:val="0"/>
+        </w:rPr>
+        <w:t xml:space="preserve"> and limits.</w:t>
       </w:r>
     </w:p>
     <w:p>
       <w:pPr>
-        <w:spacing w:line="336" w:lineRule="auto" w:after="180"/>
-        <w:shd w:fill="F1F6FC"/>
-      </w:pPr>
-      <w:r>
-        <w:rPr>
-          <w:b w:val="0"/>
-        </w:rPr>
-        <w:t xml:space="preserve">Do not penalise an honestly recorded model failure if the learner correctly explains its </w:t>
-      </w:r>
-      <w:r>
-        <w:rPr>
-          <w:b/>
-        </w:rPr>
-        <w:t>evidence</w:t>
-      </w:r>
-      <w:r>
-        <w:rPr>
-          <w:b w:val="0"/>
-        </w:rPr>
-        <w:t xml:space="preserve"> and limits.</w:t>
+        <w:pStyle w:val="Heading2"/>
+      </w:pPr>
+      <w:r>
+        <w:t>Give one usable repair</w:t>
       </w:r>
     </w:p>
     <w:p>
       <w:pPr>
-        <w:pStyle w:val="Heading3"/>
-      </w:pPr>
-      <w:r>
-        <w:t>Feedback that the learner uses</w:t>
+        <w:spacing w:line="336" w:lineRule="auto" w:after="180"/>
+      </w:pPr>
+      <w:r>
+        <w:rPr>
+          <w:b w:val="0"/>
+        </w:rPr>
+        <w:t>Name the earliest unsupported step and give one action to repair it. Have the learner make that repair now and explain why. Then assess the relevant skill on a fresh, fully specified case.</w:t>
       </w:r>
     </w:p>
     <w:p>
@@ -3532,31 +4237,85 @@
         <w:rPr>
           <w:b w:val="0"/>
         </w:rPr>
-        <w:t>Name the earliest unsupported step and give one action to repair it. Have the learner make that repair now and explain why. Then assess the relevant skill on a fresh, fully specified case.</w:t>
+        <w:t>Confirm it was not previously practised with feedback; solve and check the new case before assigning it. A follow-up design prompt is a starting brief, not automatically an equivalent test.</w:t>
       </w:r>
     </w:p>
     <w:p>
       <w:pPr>
-        <w:spacing w:line="336" w:lineRule="auto" w:after="180"/>
-      </w:pPr>
-      <w:r>
-        <w:rPr>
-          <w:b w:val="0"/>
-        </w:rPr>
-        <w:t>Confirm it was not previously practised with feedback; solve and check the new case before assigning it. A follow-up design prompt is a starting brief, not automatically an equivalent test.</w:t>
+        <w:pStyle w:val="Heading2"/>
+      </w:pPr>
+      <w:r>
+        <w:t>W1 Explain the mechanism</w:t>
       </w:r>
     </w:p>
     <w:p>
       <w:pPr>
-        <w:pStyle w:val="Heading1"/>
-      </w:pPr>
-      <w:r>
-        <w:t>06. Connect the project, support and next lesson</w:t>
+        <w:spacing w:line="336" w:lineRule="auto" w:after="180"/>
+      </w:pPr>
+      <w:r>
+        <w:rPr>
+          <w:b w:val="0"/>
+        </w:rPr>
+        <w:t xml:space="preserve">Explain the weekly </w:t>
+      </w:r>
+      <w:r>
+        <w:rPr>
+          <w:b/>
+        </w:rPr>
+        <w:t>mechanism</w:t>
+      </w:r>
+      <w:r>
+        <w:rPr>
+          <w:b w:val="0"/>
+        </w:rPr>
+        <w:t xml:space="preserve"> in your own words. Use the worked scenario to name its </w:t>
+      </w:r>
+      <w:r>
+        <w:rPr>
+          <w:b/>
+        </w:rPr>
+        <w:t>input</w:t>
+      </w:r>
+      <w:r>
+        <w:rPr>
+          <w:b w:val="0"/>
+        </w:rPr>
+        <w:t xml:space="preserve">, decision rule and </w:t>
+      </w:r>
+      <w:r>
+        <w:rPr>
+          <w:b/>
+        </w:rPr>
+        <w:t>output</w:t>
+      </w:r>
+      <w:r>
+        <w:rPr>
+          <w:b w:val="0"/>
+        </w:rPr>
+        <w:t>.</w:t>
       </w:r>
     </w:p>
     <w:p>
-      <w:r>
-        <w:t>Connect Effect size and practical importance to Reproducible AI Research Study, adapt support and plan a later changed-case check.</w:t>
+      <w:pPr>
+        <w:spacing w:line="336" w:lineRule="auto" w:after="180"/>
+      </w:pPr>
+      <w:r>
+        <w:rPr>
+          <w:b w:val="0"/>
+        </w:rPr>
+        <w:t xml:space="preserve">Teacher explanation: </w:t>
+      </w:r>
+      <w:r>
+        <w:rPr>
+          <w:b/>
+        </w:rPr>
+        <w:t>Effect size</w:t>
+      </w:r>
+      <w:r>
+        <w:rPr>
+          <w:b w:val="0"/>
+        </w:rPr>
+        <w:t xml:space="preserve"> describes magnitude on a stated scale. Practical importance depends on task requirements, not merely a nonzero difference.</w:t>
       </w:r>
     </w:p>
     <w:p>
@@ -3567,90 +4326,15 @@
         <w:rPr>
           <w:b w:val="0"/>
         </w:rPr>
-        <w:t xml:space="preserve">Add a labelled </w:t>
-      </w:r>
-      <w:r>
-        <w:rPr>
-          <w:b/>
-        </w:rPr>
-        <w:t>effect size</w:t>
-      </w:r>
-      <w:r>
-        <w:rPr>
-          <w:b w:val="0"/>
-        </w:rPr>
-        <w:t xml:space="preserve"> and practical importance </w:t>
-      </w:r>
-      <w:r>
-        <w:rPr>
-          <w:b/>
-        </w:rPr>
-        <w:t>evidence</w:t>
-      </w:r>
-      <w:r>
-        <w:rPr>
-          <w:b w:val="0"/>
-        </w:rPr>
-        <w:t xml:space="preserve"> sheet to Reproducible AI Research Study. Show how you can explain the </w:t>
-      </w:r>
-      <w:r>
-        <w:rPr>
-          <w:b/>
-        </w:rPr>
-        <w:t>mechanism</w:t>
-      </w:r>
-      <w:r>
-        <w:rPr>
-          <w:b w:val="0"/>
-        </w:rPr>
-        <w:t xml:space="preserve"> and terminology of </w:t>
-      </w:r>
-      <w:r>
-        <w:rPr>
-          <w:b/>
-        </w:rPr>
-        <w:t>effect size</w:t>
-      </w:r>
-      <w:r>
-        <w:rPr>
-          <w:b w:val="0"/>
-        </w:rPr>
-        <w:t xml:space="preserve"> and practical importance.</w:t>
+        <w:t>For paired response durations compute baseline minus candidate per case and average the differences. Positive means faster candidate. Compare with a prespecified minimum useful gain.</w:t>
       </w:r>
     </w:p>
     <w:p>
       <w:pPr>
-        <w:spacing w:line="336" w:lineRule="auto" w:after="180"/>
-      </w:pPr>
-      <w:r>
-        <w:rPr>
-          <w:b w:val="0"/>
-        </w:rPr>
-        <w:t xml:space="preserve">Use the supplied fictional case and keep its </w:t>
-      </w:r>
-      <w:r>
-        <w:rPr>
-          <w:b/>
-        </w:rPr>
-        <w:t>input</w:t>
-      </w:r>
-      <w:r>
-        <w:rPr>
-          <w:b w:val="0"/>
-        </w:rPr>
-        <w:t xml:space="preserve">s, intermediate steps, calculation or </w:t>
-      </w:r>
-      <w:r>
-        <w:rPr>
-          <w:b/>
-        </w:rPr>
-        <w:t>prediction</w:t>
-      </w:r>
-      <w:r>
-        <w:rPr>
-          <w:b w:val="0"/>
-        </w:rPr>
-        <w:t>, and limitation. Connect this record to last week’s record; a matching answer without a trace is insufficient.</w:t>
+        <w:pStyle w:val="Heading2"/>
+      </w:pPr>
+      <w:r>
+        <w:t>W2 Trace the worked case</w:t>
       </w:r>
     </w:p>
     <w:p>
@@ -3661,19 +4345,7 @@
         <w:rPr>
           <w:b w:val="0"/>
         </w:rPr>
-        <w:t xml:space="preserve">Provide an </w:t>
-      </w:r>
-      <w:r>
-        <w:rPr>
-          <w:b/>
-        </w:rPr>
-        <w:t>input</w:t>
-      </w:r>
-      <w:r>
-        <w:rPr>
-          <w:b w:val="0"/>
-        </w:rPr>
-        <w:t>/procedure/result/limit frame and a calculator when needed. Ask students to identify the first step before completing the whole trace.</w:t>
+        <w:t>Baseline times 10, 12, 8; candidate 8, 9, 7 seconds. Useful mean gain requires at least 2 seconds. Show the intermediate steps and give the conclusion with its scope.</w:t>
       </w:r>
     </w:p>
     <w:p>
@@ -3684,42 +4356,15 @@
         <w:rPr>
           <w:b w:val="0"/>
         </w:rPr>
-        <w:t xml:space="preserve">Extension: compare two concrete variants of this </w:t>
-      </w:r>
-      <w:r>
-        <w:rPr>
-          <w:b/>
-        </w:rPr>
-        <w:t>mechanism</w:t>
-      </w:r>
-      <w:r>
-        <w:rPr>
-          <w:b w:val="0"/>
-        </w:rPr>
-        <w:t xml:space="preserve"> while holding unrelated conditions fixed; report both successful and unsuccessful outcomes.</w:t>
+        <w:t>Teacher explanation: Paired gains 2, 3, 1; mean 2 meets the inclusive useful-gain threshold. It is a three-case descriptive result, not a population certainty.</w:t>
       </w:r>
     </w:p>
     <w:p>
       <w:pPr>
-        <w:spacing w:line="336" w:lineRule="auto" w:after="180"/>
-      </w:pPr>
-      <w:r>
-        <w:rPr>
-          <w:b w:val="0"/>
-        </w:rPr>
-        <w:t xml:space="preserve">Next connection: Statistical tests and assumptions. Preserve the current case record and retrieve its </w:t>
-      </w:r>
-      <w:r>
-        <w:rPr>
-          <w:b/>
-        </w:rPr>
-        <w:t>evidence</w:t>
-      </w:r>
-      <w:r>
-        <w:rPr>
-          <w:b w:val="0"/>
-        </w:rPr>
-        <w:t xml:space="preserve"> boundary before moving on.</w:t>
+        <w:pStyle w:val="Heading2"/>
+      </w:pPr>
+      <w:r>
+        <w:t>W3 Audit the limit</w:t>
       </w:r>
     </w:p>
     <w:p>
@@ -3730,15 +4375,521 @@
         <w:rPr>
           <w:b w:val="0"/>
         </w:rPr>
-        <w:t>Retain the project ledger and assess a changed case after support. Check the relevant prerequisite before carrying this component forward.</w:t>
+        <w:t>A report omits this qualification: A meaningful sample effect may remain statistically uncertain; statistical significance can also concern a practically tiny effect.</w:t>
       </w:r>
     </w:p>
     <w:p>
       <w:pPr>
+        <w:spacing w:line="336" w:lineRule="auto" w:after="180"/>
+      </w:pPr>
+      <w:r>
+        <w:rPr>
+          <w:b w:val="0"/>
+        </w:rPr>
+        <w:t>Explain how omitting it could change a reader's interpretation, and write an accurate replacement.</w:t>
+      </w:r>
+    </w:p>
+    <w:p>
+      <w:pPr>
+        <w:spacing w:line="336" w:lineRule="auto" w:after="180"/>
+      </w:pPr>
+      <w:r>
+        <w:rPr>
+          <w:b w:val="0"/>
+        </w:rPr>
+        <w:t>Teacher explanation: A meaningful sample effect may remain statistically uncertain; statistical significance can also concern a practically tiny effect.</w:t>
+      </w:r>
+    </w:p>
+    <w:p>
+      <w:pPr>
+        <w:spacing w:line="336" w:lineRule="auto" w:after="180"/>
+      </w:pPr>
+      <w:r>
+        <w:rPr>
+          <w:b w:val="0"/>
+        </w:rPr>
+        <w:t xml:space="preserve">State the observed result separately from the unverified or out-of-scope claim; preserve the original </w:t>
+      </w:r>
+      <w:r>
+        <w:rPr>
+          <w:b/>
+        </w:rPr>
+        <w:t>evidence</w:t>
+      </w:r>
+      <w:r>
+        <w:rPr>
+          <w:b w:val="0"/>
+        </w:rPr>
+        <w:t xml:space="preserve"> rather than inventing a missing fact.</w:t>
+      </w:r>
+    </w:p>
+    <w:p>
+      <w:pPr>
+        <w:pStyle w:val="Heading2"/>
+      </w:pPr>
+      <w:r>
+        <w:t>W5 Design a revealing follow-up</w:t>
+      </w:r>
+    </w:p>
+    <w:p>
+      <w:pPr>
+        <w:spacing w:line="336" w:lineRule="auto" w:after="180"/>
+      </w:pPr>
+      <w:r>
+        <w:rPr>
+          <w:b w:val="0"/>
+        </w:rPr>
+        <w:t>For the worked scenario, propose one additional case that could reveal a failure, describe its expected outcome before running it, and explain what would need to remain fixed for a fair comparison.</w:t>
+      </w:r>
+    </w:p>
+    <w:p>
+      <w:pPr>
+        <w:spacing w:line="336" w:lineRule="auto" w:after="180"/>
+      </w:pPr>
+      <w:r>
+        <w:rPr>
+          <w:b w:val="0"/>
+        </w:rPr>
+        <w:t>Do not reuse W4 as a new final test after receiving feedback.</w:t>
+      </w:r>
+    </w:p>
+    <w:p>
+      <w:pPr>
+        <w:spacing w:line="336" w:lineRule="auto" w:after="180"/>
+      </w:pPr>
+      <w:r>
+        <w:rPr>
+          <w:b w:val="0"/>
+        </w:rPr>
+        <w:t xml:space="preserve">Teacher explanation: Accept a concrete variant of the worked </w:t>
+      </w:r>
+      <w:r>
+        <w:rPr>
+          <w:b/>
+        </w:rPr>
+        <w:t>input</w:t>
+      </w:r>
+      <w:r>
+        <w:rPr>
+          <w:b w:val="0"/>
+        </w:rPr>
+        <w:t xml:space="preserve"> or a missing/conflicting/boundary condition, with an expectation derived from the declared procedure.</w:t>
+      </w:r>
+    </w:p>
+    <w:p>
+      <w:pPr>
+        <w:spacing w:line="336" w:lineRule="auto" w:after="180"/>
+      </w:pPr>
+      <w:r>
+        <w:rPr>
+          <w:b w:val="0"/>
+        </w:rPr>
+        <w:t xml:space="preserve">Require preserved settings, original </w:t>
+      </w:r>
+      <w:r>
+        <w:rPr>
+          <w:b/>
+        </w:rPr>
+        <w:t>output</w:t>
+      </w:r>
+      <w:r>
+        <w:rPr>
+          <w:b w:val="0"/>
+        </w:rPr>
+        <w:t>s and data roles. A meaningful sample effect may remain statistically uncertain; statistical significance can also concern a practically tiny effect.</w:t>
+      </w:r>
+    </w:p>
+    <w:p>
+      <w:pPr>
+        <w:spacing w:line="336" w:lineRule="auto" w:after="180"/>
+      </w:pPr>
+      <w:r>
+        <w:rPr>
+          <w:b w:val="0"/>
+        </w:rPr>
+        <w:t xml:space="preserve">The new case should test this particular </w:t>
+      </w:r>
+      <w:r>
+        <w:rPr>
+          <w:b/>
+        </w:rPr>
+        <w:t>mechanism</w:t>
+      </w:r>
+      <w:r>
+        <w:rPr>
+          <w:b w:val="0"/>
+        </w:rPr>
+        <w:t xml:space="preserve"> rather than merely restate the original result.</w:t>
+      </w:r>
+    </w:p>
+    <w:p>
+      <w:pPr>
+        <w:pStyle w:val="Heading2"/>
+      </w:pPr>
+      <w:r>
+        <w:t>Earlier wording, alternatives and picture transcripts · reference / check after trying</w:t>
+      </w:r>
+    </w:p>
+    <w:p>
+      <w:pPr>
         <w:pStyle w:val="Heading3"/>
       </w:pPr>
       <w:r>
-        <w:t>Plan the delayed return</w:t>
+        <w:t>Guided and exit questions</w:t>
+      </w:r>
+    </w:p>
+    <w:p>
+      <w:pPr>
+        <w:spacing w:line="336" w:lineRule="auto" w:after="180"/>
+      </w:pPr>
+      <w:r>
+        <w:rPr>
+          <w:b w:val="0"/>
+        </w:rPr>
+        <w:t xml:space="preserve">Guided: Paired gains 2, 3, 1; mean 2 meets the inclusive useful-gain threshold. It is a three-case descriptive result, not a population certainty. Qualification: A meaningful sample effect may remain statistically uncertain; statistical significance can also concern a practically tiny effect. Exit: accept a concrete variation with its predicted outcome and a stated condition that would challenge the </w:t>
+      </w:r>
+      <w:r>
+        <w:rPr>
+          <w:b/>
+        </w:rPr>
+        <w:t>mechanism</w:t>
+      </w:r>
+      <w:r>
+        <w:rPr>
+          <w:b w:val="0"/>
+        </w:rPr>
+        <w:t xml:space="preserve">; reject a claim resting on unmeasured </w:t>
+      </w:r>
+      <w:r>
+        <w:rPr>
+          <w:b/>
+        </w:rPr>
+        <w:t>evidence</w:t>
+      </w:r>
+      <w:r>
+        <w:rPr>
+          <w:b w:val="0"/>
+        </w:rPr>
+        <w:t>.</w:t>
+      </w:r>
+    </w:p>
+    <w:p>
+      <w:pPr>
+        <w:pStyle w:val="Heading3"/>
+      </w:pPr>
+      <w:r>
+        <w:t>W1 Explain the mechanism</w:t>
+      </w:r>
+    </w:p>
+    <w:p>
+      <w:pPr>
+        <w:pStyle w:val="Heading3"/>
+      </w:pPr>
+      <w:r>
+        <w:t>W2 Trace the worked case</w:t>
+      </w:r>
+    </w:p>
+    <w:p>
+      <w:pPr>
+        <w:pStyle w:val="Heading3"/>
+      </w:pPr>
+      <w:r>
+        <w:t>W3 Audit the limit</w:t>
+      </w:r>
+    </w:p>
+    <w:p>
+      <w:pPr>
+        <w:pStyle w:val="Heading3"/>
+      </w:pPr>
+      <w:r>
+        <w:t>W4 Apply a new case independently</w:t>
+      </w:r>
+    </w:p>
+    <w:p>
+      <w:pPr>
+        <w:spacing w:line="336" w:lineRule="auto" w:after="180"/>
+      </w:pPr>
+      <w:r>
+        <w:rPr>
+          <w:b w:val="0"/>
+        </w:rPr>
+        <w:t>Baseline times are 6, 8, 10 seconds; candidate times are 5, 7, 9 seconds on the same three cases in the same order. Define each gain as baseline minus candidate. Useful mean gain must be at least 1.5 seconds. Calculate and decide.</w:t>
+      </w:r>
+    </w:p>
+    <w:p>
+      <w:pPr>
+        <w:spacing w:line="336" w:lineRule="auto" w:after="180"/>
+      </w:pPr>
+      <w:r>
+        <w:rPr>
+          <w:b w:val="0"/>
+        </w:rPr>
+        <w:t>Teacher explanation: Gains 1, 1, 1; mean 1 fails 1.5 threshold despite positive sample improvement.</w:t>
+      </w:r>
+    </w:p>
+    <w:p>
+      <w:pPr>
+        <w:pStyle w:val="Heading3"/>
+      </w:pPr>
+      <w:r>
+        <w:t>W5 Design a revealing follow-up</w:t>
+      </w:r>
+    </w:p>
+    <w:p>
+      <w:pPr>
+        <w:pStyle w:val="Heading3"/>
+      </w:pPr>
+      <w:r>
+        <w:t>Independent assessment and fresh retry</w:t>
+      </w:r>
+    </w:p>
+    <w:p>
+      <w:pPr>
+        <w:spacing w:line="336" w:lineRule="auto" w:after="180"/>
+      </w:pPr>
+      <w:r>
+        <w:rPr>
+          <w:b w:val="0"/>
+        </w:rPr>
+        <w:t>W4: Gains 1, 1, 1; mean 1 fails 1.5 threshold despite positive sample improvement. Require intermediate reasoning and the stated scope. Fresh retry: Baseline5, 7, 9; candidate3, 5, 8; threshold1.5. Expected reasoning: Gains2, 2, 1; mean5/3≈1.667 meets threshold on three cases. If students need support, record it and reassess with another new case rather than awarding independence to a copied answer.</w:t>
+      </w:r>
+    </w:p>
+    <w:p>
+      <w:pPr>
+        <w:pStyle w:val="Heading3"/>
+      </w:pPr>
+      <w:r>
+        <w:t>Assess independent transfer</w:t>
+      </w:r>
+    </w:p>
+    <w:p>
+      <w:pPr>
+        <w:pStyle w:val="Heading3"/>
+      </w:pPr>
+      <w:r>
+        <w:t>Selected case answer</w:t>
+      </w:r>
+    </w:p>
+    <w:p>
+      <w:pPr>
+        <w:pStyle w:val="Heading3"/>
+      </w:pPr>
+      <w:r>
+        <w:t>Feedback that the learner uses</w:t>
+      </w:r>
+    </w:p>
+    <w:p>
+      <w:pPr>
+        <w:pStyle w:val="Heading1"/>
+      </w:pPr>
+      <w:r>
+        <w:t>06. Connect, support and revisit research reasoning</w:t>
+      </w:r>
+    </w:p>
+    <w:p>
+      <w:r>
+        <w:t>Use saved evidence and assumptions to choose the next question.</w:t>
+      </w:r>
+    </w:p>
+    <w:p>
+      <w:pPr>
+        <w:pStyle w:val="Heading2"/>
+      </w:pPr>
+      <w:r>
+        <w:t>Project and next-week bridge</w:t>
+      </w:r>
+    </w:p>
+    <w:p>
+      <w:pPr>
+        <w:spacing w:line="336" w:lineRule="auto" w:after="180"/>
+      </w:pPr>
+      <w:r>
+        <w:rPr>
+          <w:b w:val="0"/>
+        </w:rPr>
+        <w:t xml:space="preserve">Add a labelled </w:t>
+      </w:r>
+      <w:r>
+        <w:rPr>
+          <w:b/>
+        </w:rPr>
+        <w:t>effect size</w:t>
+      </w:r>
+      <w:r>
+        <w:rPr>
+          <w:b w:val="0"/>
+        </w:rPr>
+        <w:t xml:space="preserve"> and practical importance </w:t>
+      </w:r>
+      <w:r>
+        <w:rPr>
+          <w:b/>
+        </w:rPr>
+        <w:t>evidence</w:t>
+      </w:r>
+      <w:r>
+        <w:rPr>
+          <w:b w:val="0"/>
+        </w:rPr>
+        <w:t xml:space="preserve"> sheet to Reproducible AI Research Study. Show how you can explain the </w:t>
+      </w:r>
+      <w:r>
+        <w:rPr>
+          <w:b/>
+        </w:rPr>
+        <w:t>mechanism</w:t>
+      </w:r>
+      <w:r>
+        <w:rPr>
+          <w:b w:val="0"/>
+        </w:rPr>
+        <w:t xml:space="preserve"> and terminology of </w:t>
+      </w:r>
+      <w:r>
+        <w:rPr>
+          <w:b/>
+        </w:rPr>
+        <w:t>effect size</w:t>
+      </w:r>
+      <w:r>
+        <w:rPr>
+          <w:b w:val="0"/>
+        </w:rPr>
+        <w:t xml:space="preserve"> and practical importance.</w:t>
+      </w:r>
+    </w:p>
+    <w:p>
+      <w:pPr>
+        <w:spacing w:line="336" w:lineRule="auto" w:after="180"/>
+      </w:pPr>
+      <w:r>
+        <w:rPr>
+          <w:b w:val="0"/>
+        </w:rPr>
+        <w:t xml:space="preserve">Use the supplied fictional case and keep its </w:t>
+      </w:r>
+      <w:r>
+        <w:rPr>
+          <w:b/>
+        </w:rPr>
+        <w:t>input</w:t>
+      </w:r>
+      <w:r>
+        <w:rPr>
+          <w:b w:val="0"/>
+        </w:rPr>
+        <w:t xml:space="preserve">s, intermediate steps, calculation or </w:t>
+      </w:r>
+      <w:r>
+        <w:rPr>
+          <w:b/>
+        </w:rPr>
+        <w:t>prediction</w:t>
+      </w:r>
+      <w:r>
+        <w:rPr>
+          <w:b w:val="0"/>
+        </w:rPr>
+        <w:t>, and limitation. Connect this record to last week’s record; a matching answer without a trace is insufficient.</w:t>
+      </w:r>
+    </w:p>
+    <w:p>
+      <w:pPr>
+        <w:spacing w:line="336" w:lineRule="auto" w:after="180"/>
+      </w:pPr>
+      <w:r>
+        <w:rPr>
+          <w:b w:val="0"/>
+        </w:rPr>
+        <w:t xml:space="preserve">Provide an </w:t>
+      </w:r>
+      <w:r>
+        <w:rPr>
+          <w:b/>
+        </w:rPr>
+        <w:t>input</w:t>
+      </w:r>
+      <w:r>
+        <w:rPr>
+          <w:b w:val="0"/>
+        </w:rPr>
+        <w:t>/procedure/result/limit frame and a calculator when needed. Ask students to identify the first step before completing the whole trace.</w:t>
+      </w:r>
+    </w:p>
+    <w:p>
+      <w:pPr>
+        <w:spacing w:line="336" w:lineRule="auto" w:after="180"/>
+      </w:pPr>
+      <w:r>
+        <w:rPr>
+          <w:b w:val="0"/>
+        </w:rPr>
+        <w:t xml:space="preserve">Extension: compare two concrete variants of this </w:t>
+      </w:r>
+      <w:r>
+        <w:rPr>
+          <w:b/>
+        </w:rPr>
+        <w:t>mechanism</w:t>
+      </w:r>
+      <w:r>
+        <w:rPr>
+          <w:b w:val="0"/>
+        </w:rPr>
+        <w:t xml:space="preserve"> while holding unrelated conditions fixed; report both successful and unsuccessful outcomes.</w:t>
+      </w:r>
+    </w:p>
+    <w:p>
+      <w:pPr>
+        <w:spacing w:line="336" w:lineRule="auto" w:after="180"/>
+      </w:pPr>
+      <w:r>
+        <w:rPr>
+          <w:b w:val="0"/>
+        </w:rPr>
+        <w:t xml:space="preserve">Next connection: Statistical tests and assumptions. Preserve the current case record and retrieve its </w:t>
+      </w:r>
+      <w:r>
+        <w:rPr>
+          <w:b/>
+        </w:rPr>
+        <w:t>evidence</w:t>
+      </w:r>
+      <w:r>
+        <w:rPr>
+          <w:b w:val="0"/>
+        </w:rPr>
+        <w:t xml:space="preserve"> boundary before moving on.</w:t>
+      </w:r>
+    </w:p>
+    <w:p>
+      <w:pPr>
+        <w:spacing w:line="336" w:lineRule="auto" w:after="180"/>
+      </w:pPr>
+      <w:r>
+        <w:rPr>
+          <w:b w:val="0"/>
+        </w:rPr>
+        <w:t>Retain the project ledger and assess a changed case after support. Check the relevant prerequisite before carrying this component forward.</w:t>
+      </w:r>
+    </w:p>
+    <w:p>
+      <w:pPr>
+        <w:spacing w:line="336" w:lineRule="auto" w:after="180"/>
+      </w:pPr>
+      <w:r>
+        <w:rPr>
+          <w:b w:val="0"/>
+        </w:rPr>
+        <w:t>For the Reproducible AI Research Study, retain an annotated worked trace and the changed-case reasoning. Connect the claim to its records, units and assumptions so another investigator can challenge or reproduce it.</w:t>
+      </w:r>
+    </w:p>
+    <w:p>
+      <w:pPr>
+        <w:pStyle w:val="Heading2"/>
+      </w:pPr>
+      <w:r>
+        <w:t>Delayed return and support record</w:t>
       </w:r>
     </w:p>
     <w:p>
@@ -3955,48 +5106,60 @@
     </w:p>
     <w:p>
       <w:pPr>
-        <w:pStyle w:val="Heading3"/>
-      </w:pPr>
-      <w:r>
-        <w:t>Project evidence from this case</w:t>
+        <w:pStyle w:val="Heading2"/>
+      </w:pPr>
+      <w:r>
+        <w:t>Earlier wording, alternatives and picture transcripts · reference / check after trying</w:t>
       </w:r>
     </w:p>
     <w:p>
       <w:pPr>
-        <w:spacing w:line="336" w:lineRule="auto" w:after="180"/>
-      </w:pPr>
-      <w:r>
-        <w:rPr>
-          <w:b w:val="0"/>
-        </w:rPr>
-        <w:t>For the Reproducible AI Research Study, retain an annotated worked trace and the changed-case reasoning. Connect the claim to its records, units and assumptions so another investigator can challenge or reproduce it.</w:t>
+        <w:pStyle w:val="Heading3"/>
+      </w:pPr>
+      <w:r>
+        <w:t>Plan the delayed return</w:t>
       </w:r>
     </w:p>
     <w:p>
       <w:pPr>
-        <w:pStyle w:val="Heading1"/>
-      </w:pPr>
-      <w:r>
-        <w:t>07. Prepare, teach and assess</w:t>
+        <w:pStyle w:val="Heading3"/>
+      </w:pPr>
+      <w:r>
+        <w:t>Project evidence from this case</w:t>
       </w:r>
     </w:p>
     <w:p>
-      <w:r>
-        <w:t>Use this preparation summary alongside the detailed Effect size and practical importance lesson; it is a checklist rather than a replacement for the full sequence.</w:t>
+      <w:pPr>
+        <w:pStyle w:val="Heading1"/>
+      </w:pPr>
+      <w:r>
+        <w:t>Reference bank and extra practice</w:t>
       </w:r>
     </w:p>
     <w:p>
       <w:pPr>
-        <w:pStyle w:val="Heading3"/>
-      </w:pPr>
-      <w:r>
-        <w:t>Teaching target</w:t>
+        <w:pStyle w:val="Heading1"/>
+      </w:pPr>
+      <w:r>
+        <w:t>07. Reference · Alternative planning checklist</w:t>
       </w:r>
     </w:p>
     <w:p>
+      <w:r>
+        <w:t>Use alongside the main route when helpful.</w:t>
+      </w:r>
+    </w:p>
+    <w:p>
+      <w:pPr>
+        <w:pStyle w:val="Heading2"/>
+      </w:pPr>
+      <w:r>
+        <w:t>Planning,assessment and project reminders</w:t>
+      </w:r>
+    </w:p>
+    <w:p>
       <w:pPr>
         <w:spacing w:line="336" w:lineRule="auto" w:after="180"/>
-        <w:shd w:fill="EDF7F3"/>
       </w:pPr>
       <w:r>
         <w:rPr>
@@ -4203,27 +5366,41 @@
         <w:rPr>
           <w:b w:val="0"/>
         </w:rPr>
-        <w:t>Before class, solve the supported practice: Baseline times10, 12, 8; candidate8, 9, 7 seconds. Useful mean gain requires at least 2 seconds. Show the intermediate steps and give the conclusion with its scope.</w:t>
+        <w:t>Before class, solve the supported practice: Baseline times 10, 12, 8; candidate 8, 9, 7 seconds. Useful mean gain requires at least 2 seconds. Show the intermediate steps and give the conclusion with its scope.</w:t>
       </w:r>
     </w:p>
     <w:p>
       <w:pPr>
-        <w:pStyle w:val="Heading3"/>
-      </w:pPr>
-      <w:r>
-        <w:t>Supported practice answer</w:t>
+        <w:spacing w:line="336" w:lineRule="auto" w:after="180"/>
+      </w:pPr>
+      <w:r>
+        <w:rPr>
+          <w:b w:val="0"/>
+        </w:rPr>
+        <w:t>Reasoned practice answer: Teacher explanation: Paired gains 2, 3, 1; mean 2 meets the inclusive useful-gain threshold. It is a three-case descriptive result, not a population certainty.</w:t>
       </w:r>
     </w:p>
     <w:p>
       <w:pPr>
         <w:spacing w:line="336" w:lineRule="auto" w:after="180"/>
-        <w:shd w:fill="F1F6FC"/>
       </w:pPr>
       <w:r>
         <w:rPr>
           <w:b w:val="0"/>
         </w:rPr>
-        <w:t>Reasoned practice answer: Teacher explanation: Paired gains2, 3, 1; mean2 meets the inclusive useful-gain threshold. It is a three-case descriptive result, not a population certainty.</w:t>
+        <w:t xml:space="preserve">Check every learner before discussion: Use the worked case for </w:t>
+      </w:r>
+      <w:r>
+        <w:rPr>
+          <w:b/>
+        </w:rPr>
+        <w:t>Effect size</w:t>
+      </w:r>
+      <w:r>
+        <w:rPr>
+          <w:b w:val="0"/>
+        </w:rPr>
+        <w:t xml:space="preserve"> and practical importance. Proposed explanation: “The worked result establishes every future case”. Decide whether this explanation is supported.</w:t>
       </w:r>
     </w:p>
     <w:p>
@@ -4234,19 +5411,7 @@
         <w:rPr>
           <w:b w:val="0"/>
         </w:rPr>
-        <w:t xml:space="preserve">Check every learner before discussion: Use the worked case for </w:t>
-      </w:r>
-      <w:r>
-        <w:rPr>
-          <w:b/>
-        </w:rPr>
-        <w:t>Effect size</w:t>
-      </w:r>
-      <w:r>
-        <w:rPr>
-          <w:b w:val="0"/>
-        </w:rPr>
-        <w:t xml:space="preserve"> and practical importance. Proposed explanation: “The worked result establishes every future case”. Decide whether this explanation is supported.</w:t>
+        <w:t>Point to the step or supplied fact that decides; explain your repair if needed.</w:t>
       </w:r>
     </w:p>
     <w:p>
@@ -4257,129 +5422,81 @@
         <w:rPr>
           <w:b w:val="0"/>
         </w:rPr>
-        <w:t>Point to the step or supplied fact that decides; explain your repair if needed.</w:t>
+        <w:t>Misconception repair: A meaningful sample effect may remain statistically uncertain; statistical significance can also concern a practically tiny effect.</w:t>
       </w:r>
     </w:p>
     <w:p>
       <w:pPr>
-        <w:pStyle w:val="Heading3"/>
-      </w:pPr>
-      <w:r>
-        <w:t>Repair the misconception</w:t>
+        <w:spacing w:line="336" w:lineRule="auto" w:after="180"/>
+      </w:pPr>
+      <w:r>
+        <w:rPr>
+          <w:b w:val="0"/>
+        </w:rPr>
+        <w:t xml:space="preserve">Support: read the exact case aloud, enlarge the labelled picture, supply </w:t>
+      </w:r>
+      <w:r>
+        <w:rPr>
+          <w:b/>
+        </w:rPr>
+        <w:t>input</w:t>
+      </w:r>
+      <w:r>
+        <w:rPr>
+          <w:b w:val="0"/>
+        </w:rPr>
+        <w:t xml:space="preserve"> cards and model only the first deciding step. Accept a spoken explanation or drawing; retain the reasoning goal.</w:t>
       </w:r>
     </w:p>
     <w:p>
       <w:pPr>
         <w:spacing w:line="336" w:lineRule="auto" w:after="180"/>
-        <w:shd w:fill="FFF5E6"/>
       </w:pPr>
       <w:r>
         <w:rPr>
           <w:b w:val="0"/>
         </w:rPr>
-        <w:t>Misconception repair: A meaningful sample effect may remain statistically uncertain; statistical significance can also concern a practically tiny effect.</w:t>
+        <w:t xml:space="preserve">Extension: B makes 8 errors in 1000. Require a </w:t>
+      </w:r>
+      <w:r>
+        <w:rPr>
+          <w:b/>
+        </w:rPr>
+        <w:t>prediction</w:t>
+      </w:r>
+      <w:r>
+        <w:rPr>
+          <w:b w:val="0"/>
+        </w:rPr>
+        <w:t xml:space="preserve"> and a reason before comparing. Expected result: The reduction becomes 12 per 1000 and meets the stated </w:t>
+      </w:r>
+      <w:r>
+        <w:rPr>
+          <w:b/>
+        </w:rPr>
+        <w:t>practical threshold</w:t>
+      </w:r>
+      <w:r>
+        <w:rPr>
+          <w:b w:val="0"/>
+        </w:rPr>
+        <w:t>.</w:t>
       </w:r>
     </w:p>
     <w:p>
       <w:pPr>
-        <w:pStyle w:val="Heading3"/>
-      </w:pPr>
-      <w:r>
-        <w:t>Support without giving away the answer</w:t>
+        <w:spacing w:line="336" w:lineRule="auto" w:after="180"/>
+      </w:pPr>
+      <w:r>
+        <w:rPr>
+          <w:b w:val="0"/>
+        </w:rPr>
+        <w:t>Reason: Twenty minus eight exceeds the required ten fewer errors.</w:t>
       </w:r>
     </w:p>
     <w:p>
       <w:pPr>
         <w:spacing w:line="336" w:lineRule="auto" w:after="180"/>
-        <w:shd w:fill="F1F6F8"/>
-      </w:pPr>
-      <w:r>
-        <w:rPr>
-          <w:b w:val="0"/>
-        </w:rPr>
-        <w:t xml:space="preserve">Support: read the exact case aloud, enlarge the labelled picture, supply </w:t>
-      </w:r>
-      <w:r>
-        <w:rPr>
-          <w:b/>
-        </w:rPr>
-        <w:t>input</w:t>
-      </w:r>
-      <w:r>
-        <w:rPr>
-          <w:b w:val="0"/>
-        </w:rPr>
-        <w:t xml:space="preserve"> cards and model only the first deciding step. Accept a spoken explanation or drawing; retain the reasoning goal.</w:t>
-      </w:r>
-    </w:p>
-    <w:p>
-      <w:pPr>
-        <w:pStyle w:val="Heading3"/>
-      </w:pPr>
-      <w:r>
-        <w:t>Extend the reasoning</w:t>
-      </w:r>
-    </w:p>
-    <w:p>
-      <w:pPr>
-        <w:spacing w:line="336" w:lineRule="auto" w:after="180"/>
-        <w:shd w:fill="F5F1FB"/>
-      </w:pPr>
-      <w:r>
-        <w:rPr>
-          <w:b w:val="0"/>
-        </w:rPr>
-        <w:t xml:space="preserve">Extension: B makes 8 errors in 1000. Require a </w:t>
-      </w:r>
-      <w:r>
-        <w:rPr>
-          <w:b/>
-        </w:rPr>
-        <w:t>prediction</w:t>
-      </w:r>
-      <w:r>
-        <w:rPr>
-          <w:b w:val="0"/>
-        </w:rPr>
-        <w:t xml:space="preserve"> and a reason before comparing. Expected result: The reduction becomes 12 per 1000 and meets the stated </w:t>
-      </w:r>
-      <w:r>
-        <w:rPr>
-          <w:b/>
-        </w:rPr>
-        <w:t>practical threshold</w:t>
-      </w:r>
-      <w:r>
-        <w:rPr>
-          <w:b w:val="0"/>
-        </w:rPr>
-        <w:t>.</w:t>
-      </w:r>
-    </w:p>
-    <w:p>
-      <w:pPr>
-        <w:spacing w:line="336" w:lineRule="auto" w:after="180"/>
-        <w:shd w:fill="F5F1FB"/>
-      </w:pPr>
-      <w:r>
-        <w:rPr>
-          <w:b w:val="0"/>
-        </w:rPr>
-        <w:t>Reason: Twenty minus eight exceeds the required ten fewer errors.</w:t>
-      </w:r>
-    </w:p>
-    <w:p>
-      <w:pPr>
-        <w:pStyle w:val="Heading3"/>
-      </w:pPr>
-      <w:r>
-        <w:t>Protect the independent attempt</w:t>
-      </w:r>
-    </w:p>
-    <w:p>
-      <w:pPr>
-        <w:spacing w:line="336" w:lineRule="auto" w:after="180"/>
-        <w:shd w:fill="FFF5E6"/>
       </w:pPr>
       <w:r>
         <w:rPr>
@@ -4574,58 +5691,57 @@
     </w:tbl>
     <w:p>
       <w:pPr>
-        <w:pStyle w:val="Heading3"/>
-      </w:pPr>
-      <w:r>
-        <w:t>Project checkpoint</w:t>
+        <w:spacing w:line="336" w:lineRule="auto" w:after="180"/>
+      </w:pPr>
+      <w:r>
+        <w:rPr>
+          <w:b w:val="0"/>
+        </w:rPr>
+        <w:t>Project checkpoint: Test changed cases. Keep normal, boundary and failure cases; compare expected and observed results.</w:t>
       </w:r>
     </w:p>
     <w:p>
       <w:pPr>
         <w:spacing w:line="336" w:lineRule="auto" w:after="180"/>
-        <w:shd w:fill="EDF7F3"/>
       </w:pPr>
       <w:r>
         <w:rPr>
           <w:b w:val="0"/>
         </w:rPr>
-        <w:t>Project checkpoint: Test changed cases. Keep normal, boundary and failure cases; compare expected and observed results.</w:t>
+        <w:t xml:space="preserve">Use the weekly teacher answer for topic-specific reasoning. A saved progress tick is an activity record; judge mastery from the learner’s explanation and </w:t>
+      </w:r>
+      <w:r>
+        <w:rPr>
+          <w:b/>
+        </w:rPr>
+        <w:t>evidence</w:t>
+      </w:r>
+      <w:r>
+        <w:rPr>
+          <w:b w:val="0"/>
+        </w:rPr>
+        <w:t>.</w:t>
       </w:r>
     </w:p>
     <w:p>
       <w:pPr>
-        <w:spacing w:line="336" w:lineRule="auto" w:after="180"/>
-      </w:pPr>
-      <w:r>
-        <w:rPr>
-          <w:b w:val="0"/>
-        </w:rPr>
-        <w:t xml:space="preserve">Use the weekly teacher answer for topic-specific reasoning. A saved progress tick is an activity record; judge mastery from the learner’s explanation and </w:t>
-      </w:r>
-      <w:r>
-        <w:rPr>
-          <w:b/>
-        </w:rPr>
-        <w:t>evidence</w:t>
-      </w:r>
-      <w:r>
-        <w:rPr>
-          <w:b w:val="0"/>
-        </w:rPr>
-        <w:t>.</w:t>
+        <w:pStyle w:val="Heading1"/>
+      </w:pPr>
+      <w:r>
+        <w:t>08. Reference · Feedback,labs and repair paths</w:t>
       </w:r>
     </w:p>
     <w:p>
-      <w:pPr>
-        <w:pStyle w:val="Heading1"/>
-      </w:pPr>
-      <w:r>
-        <w:t>08. Use feedback, labs and repair paths</w:t>
+      <w:r>
+        <w:t>Retain the first attempt and the evidence used for a repair.</w:t>
       </w:r>
     </w:p>
     <w:p>
-      <w:r>
-        <w:t>Use feedback, earlier review and portfolios purposefully. Apply the coding routine only when this lesson has an executable lab.</w:t>
+      <w:pPr>
+        <w:pStyle w:val="Heading2"/>
+      </w:pPr>
+      <w:r>
+        <w:t>Feedback and record guidance</w:t>
       </w:r>
     </w:p>
     <w:p>
@@ -4724,40 +5840,17 @@
         <w:pStyle w:val="Heading1"/>
       </w:pPr>
       <w:r>
-        <w:t>09. Visual concept journey</w:t>
+        <w:t>09. Reference · Teach with the six pictures</w:t>
       </w:r>
     </w:p>
     <w:p>
       <w:r>
-        <w:t>Show one Effect size and practical importance graphic at a time, request a prediction and discuss its trace before the independent assessment.</w:t>
+        <w:t>Choose one picture for a particular reasoning move.</w:t>
       </w:r>
     </w:p>
     <w:p>
       <w:pPr>
-        <w:spacing w:line="336" w:lineRule="auto" w:after="180"/>
-      </w:pPr>
-      <w:r>
-        <w:rPr>
-          <w:b w:val="0"/>
-        </w:rPr>
-        <w:t xml:space="preserve">Use one picture at a time. Hide a worked result before asking for a </w:t>
-      </w:r>
-      <w:r>
-        <w:rPr>
-          <w:b/>
-        </w:rPr>
-        <w:t>prediction</w:t>
-      </w:r>
-      <w:r>
-        <w:rPr>
-          <w:b w:val="0"/>
-        </w:rPr>
-        <w:t>, then reveal it for feedback. These are supported teaching cases; retain the separate independent assessment for a fresh first attempt.</w:t>
-      </w:r>
-    </w:p>
-    <w:p>
-      <w:pPr>
-        <w:pStyle w:val="Heading3"/>
+        <w:pStyle w:val="Heading2"/>
       </w:pPr>
       <w:r>
         <w:t>01. Effect size and practical importance: the case</w:t>
@@ -4768,7 +5861,7 @@
         <w:drawing>
           <wp:inline xmlns:a="http://schemas.openxmlformats.org/drawingml/2006/main" xmlns:pic="http://schemas.openxmlformats.org/drawingml/2006/picture">
             <wp:extent cx="5486400" cy="2834640"/>
-            <wp:docPr id="3" name="Picture 3" descr="An improvement with a practical threshold. A team compares error rates against a predeclared practical threshold. Supplied facts: A makes 20 errors in 1000 tasks; B makes 15. Practical improvement requires at least 10 fewer errors per 1000."/>
+            <wp:docPr id="5" name="Picture 5" descr="An improvement with a practical threshold. A team compares error rates against a predeclared practical threshold. Supplied facts: A makes 20 errors in 1000 tasks; B makes 15. Practical improvement requires at least 10 fewer errors per 1000."/>
             <wp:cNvGraphicFramePr>
               <a:graphicFrameLocks noChangeAspect="1"/>
             </wp:cNvGraphicFramePr>
@@ -4777,263 +5870,6 @@
                 <pic:pic>
                   <pic:nvPicPr>
                     <pic:cNvPr id="0" name="academy-story-ai-7-13-01.png"/>
-                    <pic:cNvPicPr/>
-                  </pic:nvPicPr>
-                  <pic:blipFill>
-                    <a:blip r:embed="rId11"/>
-                    <a:stretch>
-                      <a:fillRect/>
-                    </a:stretch>
-                  </pic:blipFill>
-                  <pic:spPr>
-                    <a:xfrm>
-                      <a:off x="0" y="0"/>
-                      <a:ext cx="5486400" cy="2834640"/>
-                    </a:xfrm>
-                    <a:prstGeom prst="rect"/>
-                  </pic:spPr>
-                </pic:pic>
-              </a:graphicData>
-            </a:graphic>
-          </wp:inline>
-        </w:drawing>
-      </w:r>
-    </w:p>
-    <w:p>
-      <w:pPr>
-        <w:spacing w:line="336" w:lineRule="auto" w:after="180"/>
-      </w:pPr>
-      <w:r>
-        <w:rPr>
-          <w:b w:val="0"/>
-        </w:rPr>
-        <w:t xml:space="preserve">An improvement with a </w:t>
-      </w:r>
-      <w:r>
-        <w:rPr>
-          <w:b/>
-        </w:rPr>
-        <w:t>practical threshold</w:t>
-      </w:r>
-      <w:r>
-        <w:rPr>
-          <w:b w:val="0"/>
-        </w:rPr>
-        <w:t xml:space="preserve">. A team compares error rates against a predeclared </w:t>
-      </w:r>
-      <w:r>
-        <w:rPr>
-          <w:b/>
-        </w:rPr>
-        <w:t>practical threshold</w:t>
-      </w:r>
-      <w:r>
-        <w:rPr>
-          <w:b w:val="0"/>
-        </w:rPr>
-        <w:t>. Supplied facts: A makes 20 errors in 1000 tasks; B makes 15.</w:t>
-      </w:r>
-    </w:p>
-    <w:p>
-      <w:pPr>
-        <w:spacing w:line="336" w:lineRule="auto" w:after="180"/>
-      </w:pPr>
-      <w:r>
-        <w:rPr>
-          <w:b w:val="0"/>
-        </w:rPr>
-        <w:t>Practical improvement requires at least 10 fewer errors per 1000.</w:t>
-      </w:r>
-    </w:p>
-    <w:p>
-      <w:pPr>
-        <w:spacing w:line="336" w:lineRule="auto" w:after="180"/>
-        <w:shd w:fill="F5F1FB"/>
-      </w:pPr>
-      <w:r>
-        <w:rPr>
-          <w:b w:val="0"/>
-        </w:rPr>
-        <w:t>Point to the given fact that matters most. Explain why it matters.</w:t>
-      </w:r>
-    </w:p>
-    <w:p>
-      <w:pPr>
-        <w:pStyle w:val="Heading3"/>
-      </w:pPr>
-      <w:r>
-        <w:t>Discuss while showing the picture</w:t>
-      </w:r>
-    </w:p>
-    <w:p>
-      <w:pPr>
-        <w:spacing w:line="336" w:lineRule="auto" w:after="180"/>
-        <w:shd w:fill="F1F6F8"/>
-      </w:pPr>
-      <w:r>
-        <w:rPr>
-          <w:b w:val="0"/>
-        </w:rPr>
-        <w:t>Teacher prompt: Point to the given fact that matters most. Explain why it matters. Ask learners to describe one label or arrow in ordinary words. Use the adjacent transcript if the image is difficult to see.</w:t>
-      </w:r>
-    </w:p>
-    <w:p>
-      <w:pPr>
-        <w:pStyle w:val="Heading3"/>
-      </w:pPr>
-      <w:r>
-        <w:t>02. Follow the deciding steps</w:t>
-      </w:r>
-    </w:p>
-    <w:p>
-      <w:r>
-        <w:drawing>
-          <wp:inline xmlns:a="http://schemas.openxmlformats.org/drawingml/2006/main" xmlns:pic="http://schemas.openxmlformats.org/drawingml/2006/picture">
-            <wp:extent cx="5486400" cy="3182112"/>
-            <wp:docPr id="4" name="Picture 4" descr="Compute rates: A is 2%; B is 1.5%. → Compute effect size: B has 5 fewer errors per 1000, a 0.5-percentage-point reduction. → Apply practical threshold: Five is less than ten, so the observed change misses this threshold."/>
-            <wp:cNvGraphicFramePr>
-              <a:graphicFrameLocks noChangeAspect="1"/>
-            </wp:cNvGraphicFramePr>
-            <a:graphic>
-              <a:graphicData uri="http://schemas.openxmlformats.org/drawingml/2006/picture">
-                <pic:pic>
-                  <pic:nvPicPr>
-                    <pic:cNvPr id="0" name="academy-story-ai-7-13-02.png"/>
-                    <pic:cNvPicPr/>
-                  </pic:nvPicPr>
-                  <pic:blipFill>
-                    <a:blip r:embed="rId12"/>
-                    <a:stretch>
-                      <a:fillRect/>
-                    </a:stretch>
-                  </pic:blipFill>
-                  <pic:spPr>
-                    <a:xfrm>
-                      <a:off x="0" y="0"/>
-                      <a:ext cx="5486400" cy="3182112"/>
-                    </a:xfrm>
-                    <a:prstGeom prst="rect"/>
-                  </pic:spPr>
-                </pic:pic>
-              </a:graphicData>
-            </a:graphic>
-          </wp:inline>
-        </w:drawing>
-      </w:r>
-    </w:p>
-    <w:p>
-      <w:pPr>
-        <w:spacing w:line="336" w:lineRule="auto" w:after="180"/>
-      </w:pPr>
-      <w:r>
-        <w:rPr>
-          <w:b w:val="0"/>
-        </w:rPr>
-        <w:t xml:space="preserve">Compute rates: A is 2%; B is 1.5%. → Compute </w:t>
-      </w:r>
-      <w:r>
-        <w:rPr>
-          <w:b/>
-        </w:rPr>
-        <w:t>effect size</w:t>
-      </w:r>
-      <w:r>
-        <w:rPr>
-          <w:b w:val="0"/>
-        </w:rPr>
-        <w:t xml:space="preserve">: B has 5 fewer errors per 1000, a 0.5-percentage-point reduction. → Apply </w:t>
-      </w:r>
-      <w:r>
-        <w:rPr>
-          <w:b/>
-        </w:rPr>
-        <w:t>practical threshold</w:t>
-      </w:r>
-      <w:r>
-        <w:rPr>
-          <w:b w:val="0"/>
-        </w:rPr>
-        <w:t>: Five is less than ten, so the observed change misses this threshold.</w:t>
-      </w:r>
-    </w:p>
-    <w:p>
-      <w:pPr>
-        <w:spacing w:line="336" w:lineRule="auto" w:after="180"/>
-        <w:shd w:fill="F5F1FB"/>
-      </w:pPr>
-      <w:r>
-        <w:rPr>
-          <w:b w:val="0"/>
-        </w:rPr>
-        <w:t xml:space="preserve">Point to each numbered stage and explain which recorded </w:t>
-      </w:r>
-      <w:r>
-        <w:rPr>
-          <w:b/>
-        </w:rPr>
-        <w:t>input</w:t>
-      </w:r>
-      <w:r>
-        <w:rPr>
-          <w:b w:val="0"/>
-        </w:rPr>
-        <w:t xml:space="preserve"> it uses.</w:t>
-      </w:r>
-    </w:p>
-    <w:p>
-      <w:pPr>
-        <w:pStyle w:val="Heading3"/>
-      </w:pPr>
-      <w:r>
-        <w:t>Discuss while showing the picture</w:t>
-      </w:r>
-    </w:p>
-    <w:p>
-      <w:pPr>
-        <w:spacing w:line="336" w:lineRule="auto" w:after="180"/>
-        <w:shd w:fill="F1F6F8"/>
-      </w:pPr>
-      <w:r>
-        <w:rPr>
-          <w:b w:val="0"/>
-        </w:rPr>
-        <w:t xml:space="preserve">Teacher prompt: Point to each numbered stage and explain which recorded </w:t>
-      </w:r>
-      <w:r>
-        <w:rPr>
-          <w:b/>
-        </w:rPr>
-        <w:t>input</w:t>
-      </w:r>
-      <w:r>
-        <w:rPr>
-          <w:b w:val="0"/>
-        </w:rPr>
-        <w:t xml:space="preserve"> it uses. Ask learners to describe one label or arrow in ordinary words. Use the adjacent transcript if the image is difficult to see.</w:t>
-      </w:r>
-    </w:p>
-    <w:p>
-      <w:pPr>
-        <w:pStyle w:val="Heading3"/>
-      </w:pPr>
-      <w:r>
-        <w:t>03. Errors on 1000 tasks</w:t>
-      </w:r>
-    </w:p>
-    <w:p>
-      <w:r>
-        <w:drawing>
-          <wp:inline xmlns:a="http://schemas.openxmlformats.org/drawingml/2006/main" xmlns:pic="http://schemas.openxmlformats.org/drawingml/2006/picture">
-            <wp:extent cx="5486400" cy="2834640"/>
-            <wp:docPr id="5" name="Picture 5" descr="Errors on 1000 tasks. Units: errors per 1000 tasks. A: 20. B: 15."/>
-            <wp:cNvGraphicFramePr>
-              <a:graphicFrameLocks noChangeAspect="1"/>
-            </wp:cNvGraphicFramePr>
-            <a:graphic>
-              <a:graphicData uri="http://schemas.openxmlformats.org/drawingml/2006/picture">
-                <pic:pic>
-                  <pic:nvPicPr>
-                    <pic:cNvPr id="0" name="academy-story-ai-7-13-03.png"/>
                     <pic:cNvPicPr/>
                   </pic:nvPicPr>
                   <pic:blipFill>
@@ -5064,56 +5900,282 @@
         <w:rPr>
           <w:b w:val="0"/>
         </w:rPr>
-        <w:t>Errors on 1000 tasks. Units: errors per 1000 tasks. A: 20. B: 15.</w:t>
+        <w:t xml:space="preserve">An improvement with a </w:t>
+      </w:r>
+      <w:r>
+        <w:rPr>
+          <w:b/>
+        </w:rPr>
+        <w:t>practical threshold</w:t>
+      </w:r>
+      <w:r>
+        <w:rPr>
+          <w:b w:val="0"/>
+        </w:rPr>
+        <w:t xml:space="preserve">. A team compares error rates against a predeclared </w:t>
+      </w:r>
+      <w:r>
+        <w:rPr>
+          <w:b/>
+        </w:rPr>
+        <w:t>practical threshold</w:t>
+      </w:r>
+      <w:r>
+        <w:rPr>
+          <w:b w:val="0"/>
+        </w:rPr>
+        <w:t>. Supplied facts: A makes 20 errors in 1000 tasks; B makes 15.</w:t>
       </w:r>
     </w:p>
     <w:p>
       <w:pPr>
         <w:spacing w:line="336" w:lineRule="auto" w:after="180"/>
-        <w:shd w:fill="F5F1FB"/>
       </w:pPr>
       <w:r>
         <w:rPr>
           <w:b w:val="0"/>
         </w:rPr>
-        <w:t>Read the labels and values. Explain the relationship the model shows.</w:t>
+        <w:t>Practical improvement requires at least 10 fewer errors per 1000.</w:t>
       </w:r>
     </w:p>
     <w:p>
       <w:pPr>
-        <w:pStyle w:val="Heading3"/>
-      </w:pPr>
-      <w:r>
-        <w:t>Discuss while showing the picture</w:t>
+        <w:spacing w:line="336" w:lineRule="auto" w:after="180"/>
+      </w:pPr>
+      <w:r>
+        <w:rPr>
+          <w:b w:val="0"/>
+        </w:rPr>
+        <w:t>Point to the given fact that matters most. Explain why it matters.</w:t>
       </w:r>
     </w:p>
     <w:p>
       <w:pPr>
         <w:spacing w:line="336" w:lineRule="auto" w:after="180"/>
-        <w:shd w:fill="F1F6F8"/>
       </w:pPr>
       <w:r>
         <w:rPr>
           <w:b w:val="0"/>
         </w:rPr>
-        <w:t>Teacher prompt: Read the labels and values. Explain the relationship the model shows. Ask learners to describe one label or arrow in ordinary words. Use the adjacent transcript if the image is difficult to see.</w:t>
+        <w:t>Teacher prompt: Point to the given fact that matters most. Explain why it matters. Ask learners to describe one label or arrow in ordinary words. Use the adjacent transcript if the image is difficult to see.</w:t>
       </w:r>
     </w:p>
     <w:p>
       <w:pPr>
-        <w:spacing w:line="336" w:lineRule="auto" w:after="180"/>
-        <w:shd w:fill="F1F6F8"/>
-      </w:pPr>
-      <w:r>
-        <w:rPr>
-          <w:b w:val="0"/>
-        </w:rPr>
-        <w:t>Check row/column meanings, units and denominators before discussing a difference. Supplied toy values are not real class or model results.</w:t>
+        <w:pStyle w:val="Heading2"/>
+      </w:pPr>
+      <w:r>
+        <w:t>02. Follow the deciding steps</w:t>
       </w:r>
     </w:p>
     <w:p>
-      <w:pPr>
-        <w:pStyle w:val="Heading3"/>
+      <w:r>
+        <w:drawing>
+          <wp:inline xmlns:a="http://schemas.openxmlformats.org/drawingml/2006/main" xmlns:pic="http://schemas.openxmlformats.org/drawingml/2006/picture">
+            <wp:extent cx="5486400" cy="3182112"/>
+            <wp:docPr id="6" name="Picture 6" descr="Compute rates: A is 2%; B is 1.5%. → Compute effect size: B has 5 fewer errors per 1000, a 0.5-percentage-point reduction. → Apply practical threshold: Five is less than ten, so the observed change misses this threshold."/>
+            <wp:cNvGraphicFramePr>
+              <a:graphicFrameLocks noChangeAspect="1"/>
+            </wp:cNvGraphicFramePr>
+            <a:graphic>
+              <a:graphicData uri="http://schemas.openxmlformats.org/drawingml/2006/picture">
+                <pic:pic>
+                  <pic:nvPicPr>
+                    <pic:cNvPr id="0" name="academy-story-ai-7-13-02.png"/>
+                    <pic:cNvPicPr/>
+                  </pic:nvPicPr>
+                  <pic:blipFill>
+                    <a:blip r:embed="rId10"/>
+                    <a:stretch>
+                      <a:fillRect/>
+                    </a:stretch>
+                  </pic:blipFill>
+                  <pic:spPr>
+                    <a:xfrm>
+                      <a:off x="0" y="0"/>
+                      <a:ext cx="5486400" cy="3182112"/>
+                    </a:xfrm>
+                    <a:prstGeom prst="rect"/>
+                  </pic:spPr>
+                </pic:pic>
+              </a:graphicData>
+            </a:graphic>
+          </wp:inline>
+        </w:drawing>
+      </w:r>
+    </w:p>
+    <w:p>
+      <w:pPr>
+        <w:spacing w:line="336" w:lineRule="auto" w:after="180"/>
+      </w:pPr>
+      <w:r>
+        <w:rPr>
+          <w:b w:val="0"/>
+        </w:rPr>
+        <w:t xml:space="preserve">Compute rates: A is 2%; B is 1.5%. → Compute </w:t>
+      </w:r>
+      <w:r>
+        <w:rPr>
+          <w:b/>
+        </w:rPr>
+        <w:t>effect size</w:t>
+      </w:r>
+      <w:r>
+        <w:rPr>
+          <w:b w:val="0"/>
+        </w:rPr>
+        <w:t xml:space="preserve">: B has 5 fewer errors per 1000, a 0.5-percentage-point reduction. → Apply </w:t>
+      </w:r>
+      <w:r>
+        <w:rPr>
+          <w:b/>
+        </w:rPr>
+        <w:t>practical threshold</w:t>
+      </w:r>
+      <w:r>
+        <w:rPr>
+          <w:b w:val="0"/>
+        </w:rPr>
+        <w:t>: Five is less than ten, so the observed change misses this threshold.</w:t>
+      </w:r>
+    </w:p>
+    <w:p>
+      <w:pPr>
+        <w:spacing w:line="336" w:lineRule="auto" w:after="180"/>
+      </w:pPr>
+      <w:r>
+        <w:rPr>
+          <w:b w:val="0"/>
+        </w:rPr>
+        <w:t xml:space="preserve">Point to each numbered stage and explain which recorded </w:t>
+      </w:r>
+      <w:r>
+        <w:rPr>
+          <w:b/>
+        </w:rPr>
+        <w:t>input</w:t>
+      </w:r>
+      <w:r>
+        <w:rPr>
+          <w:b w:val="0"/>
+        </w:rPr>
+        <w:t xml:space="preserve"> it uses.</w:t>
+      </w:r>
+    </w:p>
+    <w:p>
+      <w:pPr>
+        <w:spacing w:line="336" w:lineRule="auto" w:after="180"/>
+      </w:pPr>
+      <w:r>
+        <w:rPr>
+          <w:b w:val="0"/>
+        </w:rPr>
+        <w:t xml:space="preserve">Teacher prompt: Point to each numbered stage and explain which recorded </w:t>
+      </w:r>
+      <w:r>
+        <w:rPr>
+          <w:b/>
+        </w:rPr>
+        <w:t>input</w:t>
+      </w:r>
+      <w:r>
+        <w:rPr>
+          <w:b w:val="0"/>
+        </w:rPr>
+        <w:t xml:space="preserve"> it uses. Ask learners to describe one label or arrow in ordinary words. Use the adjacent transcript if the image is difficult to see.</w:t>
+      </w:r>
+    </w:p>
+    <w:p>
+      <w:pPr>
+        <w:pStyle w:val="Heading2"/>
+      </w:pPr>
+      <w:r>
+        <w:t>03. Errors on 1000 tasks</w:t>
+      </w:r>
+    </w:p>
+    <w:p>
+      <w:r>
+        <w:drawing>
+          <wp:inline xmlns:a="http://schemas.openxmlformats.org/drawingml/2006/main" xmlns:pic="http://schemas.openxmlformats.org/drawingml/2006/picture">
+            <wp:extent cx="5486400" cy="2834640"/>
+            <wp:docPr id="7" name="Picture 7" descr="Errors on 1000 tasks. Units: errors per 1000 tasks. A: 20. B: 15."/>
+            <wp:cNvGraphicFramePr>
+              <a:graphicFrameLocks noChangeAspect="1"/>
+            </wp:cNvGraphicFramePr>
+            <a:graphic>
+              <a:graphicData uri="http://schemas.openxmlformats.org/drawingml/2006/picture">
+                <pic:pic>
+                  <pic:nvPicPr>
+                    <pic:cNvPr id="0" name="academy-story-ai-7-13-03.png"/>
+                    <pic:cNvPicPr/>
+                  </pic:nvPicPr>
+                  <pic:blipFill>
+                    <a:blip r:embed="rId14"/>
+                    <a:stretch>
+                      <a:fillRect/>
+                    </a:stretch>
+                  </pic:blipFill>
+                  <pic:spPr>
+                    <a:xfrm>
+                      <a:off x="0" y="0"/>
+                      <a:ext cx="5486400" cy="2834640"/>
+                    </a:xfrm>
+                    <a:prstGeom prst="rect"/>
+                  </pic:spPr>
+                </pic:pic>
+              </a:graphicData>
+            </a:graphic>
+          </wp:inline>
+        </w:drawing>
+      </w:r>
+    </w:p>
+    <w:p>
+      <w:pPr>
+        <w:spacing w:line="336" w:lineRule="auto" w:after="180"/>
+      </w:pPr>
+      <w:r>
+        <w:rPr>
+          <w:b w:val="0"/>
+        </w:rPr>
+        <w:t>Errors on 1000 tasks. Units: errors per 1000 tasks. A: 20. B: 15.</w:t>
+      </w:r>
+    </w:p>
+    <w:p>
+      <w:pPr>
+        <w:spacing w:line="336" w:lineRule="auto" w:after="180"/>
+      </w:pPr>
+      <w:r>
+        <w:rPr>
+          <w:b w:val="0"/>
+        </w:rPr>
+        <w:t>Read the labels and values. Explain the relationship the model shows.</w:t>
+      </w:r>
+    </w:p>
+    <w:p>
+      <w:pPr>
+        <w:spacing w:line="336" w:lineRule="auto" w:after="180"/>
+      </w:pPr>
+      <w:r>
+        <w:rPr>
+          <w:b w:val="0"/>
+        </w:rPr>
+        <w:t>Teacher prompt: Read the labels and values. Explain the relationship the model shows. Ask learners to describe one label or arrow in ordinary words. Use the adjacent transcript if the image is difficult to see.</w:t>
+      </w:r>
+    </w:p>
+    <w:p>
+      <w:pPr>
+        <w:spacing w:line="336" w:lineRule="auto" w:after="180"/>
+      </w:pPr>
+      <w:r>
+        <w:rPr>
+          <w:b w:val="0"/>
+        </w:rPr>
+        <w:t>Check row/column meanings, units and denominators before discussing a difference. Supplied toy values are not real class or model results.</w:t>
+      </w:r>
+    </w:p>
+    <w:p>
+      <w:pPr>
+        <w:pStyle w:val="Heading2"/>
       </w:pPr>
       <w:r>
         <w:t>04. Change one thing. Trace what follows.</w:t>
@@ -5124,7 +6186,7 @@
         <w:drawing>
           <wp:inline xmlns:a="http://schemas.openxmlformats.org/drawingml/2006/main" xmlns:pic="http://schemas.openxmlformats.org/drawingml/2006/picture">
             <wp:extent cx="5486400" cy="3026664"/>
-            <wp:docPr id="6" name="Picture 6" descr="Original case: Five is less than ten, so the observed change misses this threshold. Changed condition: B makes 8 errors in 1000. Expected result: The reduction becomes 12 per 1000 and meets the stated practical threshold. Reason: Twenty minus eight exceeds the required ten fewer errors."/>
+            <wp:docPr id="8" name="Picture 8" descr="Original case: Five is less than ten, so the observed change misses this threshold. Changed condition: B makes 8 errors in 1000. Expected result: The reduction becomes 12 per 1000 and meets the stated practical threshold. Reason: Twenty minus eight exceeds the required ten fewer errors."/>
             <wp:cNvGraphicFramePr>
               <a:graphicFrameLocks noChangeAspect="1"/>
             </wp:cNvGraphicFramePr>
@@ -5136,7 +6198,7 @@
                     <pic:cNvPicPr/>
                   </pic:nvPicPr>
                   <pic:blipFill>
-                    <a:blip r:embed="rId14"/>
+                    <a:blip r:embed="rId15"/>
                     <a:stretch>
                       <a:fillRect/>
                     </a:stretch>
@@ -5192,7 +6254,6 @@
     <w:p>
       <w:pPr>
         <w:spacing w:line="336" w:lineRule="auto" w:after="180"/>
-        <w:shd w:fill="F5F1FB"/>
       </w:pPr>
       <w:r>
         <w:rPr>
@@ -5203,39 +6264,29 @@
     </w:p>
     <w:p>
       <w:pPr>
-        <w:pStyle w:val="Heading3"/>
-      </w:pPr>
-      <w:r>
-        <w:t>Discuss while showing the picture</w:t>
+        <w:spacing w:line="336" w:lineRule="auto" w:after="180"/>
+      </w:pPr>
+      <w:r>
+        <w:rPr>
+          <w:b w:val="0"/>
+        </w:rPr>
+        <w:t>Teacher prompt: Predict before checking the worked changed-case result. Name what changed and what the supplied facts allow you to conclude. Ask learners to describe one label or arrow in ordinary words.</w:t>
       </w:r>
     </w:p>
     <w:p>
       <w:pPr>
         <w:spacing w:line="336" w:lineRule="auto" w:after="180"/>
-        <w:shd w:fill="F1F6F8"/>
       </w:pPr>
       <w:r>
         <w:rPr>
           <w:b w:val="0"/>
         </w:rPr>
-        <w:t>Teacher prompt: Predict before checking the worked changed-case result. Name what changed and what the supplied facts allow you to conclude. Ask learners to describe one label or arrow in ordinary words.</w:t>
+        <w:t>Use the adjacent transcript if the image is difficult to see. Changed-case reasoning: Twenty minus eight exceeds the required ten fewer errors.</w:t>
       </w:r>
     </w:p>
     <w:p>
       <w:pPr>
-        <w:spacing w:line="336" w:lineRule="auto" w:after="180"/>
-        <w:shd w:fill="F1F6F8"/>
-      </w:pPr>
-      <w:r>
-        <w:rPr>
-          <w:b w:val="0"/>
-        </w:rPr>
-        <w:t>Use the adjacent transcript if the image is difficult to see. Changed-case reasoning: Twenty minus eight exceeds the required ten fewer errors.</w:t>
-      </w:r>
-    </w:p>
-    <w:p>
-      <w:pPr>
-        <w:pStyle w:val="Heading3"/>
+        <w:pStyle w:val="Heading2"/>
       </w:pPr>
       <w:r>
         <w:t>05. Connect the explanation to its limit</w:t>
@@ -5246,7 +6297,7 @@
         <w:drawing>
           <wp:inline xmlns:a="http://schemas.openxmlformats.org/drawingml/2006/main" xmlns:pic="http://schemas.openxmlformats.org/drawingml/2006/picture">
             <wp:extent cx="5486400" cy="2834640"/>
-            <wp:docPr id="7" name="Picture 7" descr="Effect size describes how much the outcome changes. Practical importance depends on the real decision criterion; relative changes can sound large while absolute changes remain small. Limit: No uncertainty or statistical significance is supplied; these counts alone cannot establish a general effect."/>
+            <wp:docPr id="9" name="Picture 9" descr="Effect size describes how much the outcome changes. Practical importance depends on the real decision criterion; relative changes can sound large while absolute changes remain small. Limit: No uncertainty or statistical significance is supplied; these counts alone cannot establish a general effect."/>
             <wp:cNvGraphicFramePr>
               <a:graphicFrameLocks noChangeAspect="1"/>
             </wp:cNvGraphicFramePr>
@@ -5258,7 +6309,7 @@
                     <pic:cNvPicPr/>
                   </pic:nvPicPr>
                   <pic:blipFill>
-                    <a:blip r:embed="rId15"/>
+                    <a:blip r:embed="rId16"/>
                     <a:stretch>
                       <a:fillRect/>
                     </a:stretch>
@@ -5308,7 +6359,6 @@
     <w:p>
       <w:pPr>
         <w:spacing w:line="336" w:lineRule="auto" w:after="180"/>
-        <w:shd w:fill="F5F1FB"/>
       </w:pPr>
       <w:r>
         <w:rPr>
@@ -5319,39 +6369,29 @@
     </w:p>
     <w:p>
       <w:pPr>
-        <w:pStyle w:val="Heading3"/>
-      </w:pPr>
-      <w:r>
-        <w:t>Discuss while showing the picture</w:t>
+        <w:spacing w:line="336" w:lineRule="auto" w:after="180"/>
+      </w:pPr>
+      <w:r>
+        <w:rPr>
+          <w:b w:val="0"/>
+        </w:rPr>
+        <w:t>Teacher prompt: Explain the case, then point to a limit on the claim. Ask learners to describe one label or arrow in ordinary words. Use the adjacent transcript if the image is difficult to see.</w:t>
       </w:r>
     </w:p>
     <w:p>
       <w:pPr>
         <w:spacing w:line="336" w:lineRule="auto" w:after="180"/>
-        <w:shd w:fill="F1F6F8"/>
       </w:pPr>
       <w:r>
         <w:rPr>
           <w:b w:val="0"/>
         </w:rPr>
-        <w:t>Teacher prompt: Explain the case, then point to a limit on the claim. Ask learners to describe one label or arrow in ordinary words. Use the adjacent transcript if the image is difficult to see.</w:t>
+        <w:t>Keep the stated scope: No uncertainty or statistical significance is supplied; these counts alone cannot establish a general effect.</w:t>
       </w:r>
     </w:p>
     <w:p>
       <w:pPr>
-        <w:spacing w:line="336" w:lineRule="auto" w:after="180"/>
-        <w:shd w:fill="F1F6F8"/>
-      </w:pPr>
-      <w:r>
-        <w:rPr>
-          <w:b w:val="0"/>
-        </w:rPr>
-        <w:t>Keep the stated scope: No uncertainty or statistical significance is supplied; these counts alone cannot establish a general effect.</w:t>
-      </w:r>
-    </w:p>
-    <w:p>
-      <w:pPr>
-        <w:pStyle w:val="Heading3"/>
+        <w:pStyle w:val="Heading2"/>
       </w:pPr>
       <w:r>
         <w:t>06. Make the idea visible in your project</w:t>
@@ -5362,7 +6402,7 @@
         <w:drawing>
           <wp:inline xmlns:a="http://schemas.openxmlformats.org/drawingml/2006/main" xmlns:pic="http://schemas.openxmlformats.org/drawingml/2006/picture">
             <wp:extent cx="5486400" cy="3681984"/>
-            <wp:docPr id="8" name="Picture 8" descr="For the Reproducible AI Research Study, retain an annotated worked trace and the changed-case reasoning. Connect the claim to its records, units and assumptions so another investigator can challenge or reproduce it. Draw your input, deciding step, result and limit. Supported question: Calculate the absolute error-rate reduction from 20/1000 to 15/1000. Does it meet the ten-fewer-errors threshold, and what changes when B has eight errors?"/>
+            <wp:docPr id="10" name="Picture 10" descr="For the Reproducible AI Research Study, retain an annotated worked trace and the changed-case reasoning. Connect the claim to its records, units and assumptions so another investigator can challenge or reproduce it. Draw your input, deciding step, result and limit. Supported question: Calculate the absolute error-rate reduction from 20/1000 to 15/1000. Does it meet the ten-fewer-errors threshold, and what changes when B has eight errors?"/>
             <wp:cNvGraphicFramePr>
               <a:graphicFrameLocks noChangeAspect="1"/>
             </wp:cNvGraphicFramePr>
@@ -5374,7 +6414,7 @@
                     <pic:cNvPicPr/>
                   </pic:nvPicPr>
                   <pic:blipFill>
-                    <a:blip r:embed="rId16"/>
+                    <a:blip r:embed="rId17"/>
                     <a:stretch>
                       <a:fillRect/>
                     </a:stretch>
@@ -5430,7 +6470,6 @@
     <w:p>
       <w:pPr>
         <w:spacing w:line="336" w:lineRule="auto" w:after="180"/>
-        <w:shd w:fill="F5F1FB"/>
       </w:pPr>
       <w:r>
         <w:rPr>
@@ -5453,70 +6492,138 @@
     </w:p>
     <w:p>
       <w:pPr>
-        <w:pStyle w:val="Heading3"/>
-      </w:pPr>
-      <w:r>
-        <w:t>Discuss while showing the picture</w:t>
+        <w:spacing w:line="336" w:lineRule="auto" w:after="180"/>
+      </w:pPr>
+      <w:r>
+        <w:rPr>
+          <w:b w:val="0"/>
+        </w:rPr>
+        <w:t xml:space="preserve">Teacher prompt: Draw your project trace and justify the deciding step using </w:t>
+      </w:r>
+      <w:r>
+        <w:rPr>
+          <w:b/>
+        </w:rPr>
+        <w:t>evidence</w:t>
+      </w:r>
+      <w:r>
+        <w:rPr>
+          <w:b w:val="0"/>
+        </w:rPr>
+        <w:t>. Ask learners to describe one label or arrow in ordinary words. Use the adjacent transcript if the image is difficult to see.</w:t>
       </w:r>
     </w:p>
     <w:p>
       <w:pPr>
         <w:spacing w:line="336" w:lineRule="auto" w:after="180"/>
-        <w:shd w:fill="F1F6F8"/>
       </w:pPr>
       <w:r>
         <w:rPr>
           <w:b w:val="0"/>
         </w:rPr>
-        <w:t xml:space="preserve">Teacher prompt: Draw your project trace and justify the deciding step using </w:t>
-      </w:r>
-      <w:r>
-        <w:rPr>
-          <w:b/>
-        </w:rPr>
-        <w:t>evidence</w:t>
-      </w:r>
-      <w:r>
-        <w:rPr>
-          <w:b w:val="0"/>
-        </w:rPr>
-        <w:t>. Ask learners to describe one label or arrow in ordinary words. Use the adjacent transcript if the image is difficult to see.</w:t>
+        <w:t>Supported practice key: A is 2%; B is 1.5%. B has 5 fewer errors per 1000, a 0.5-percentage-point reduction. Five is less than ten, so the observed change misses this threshold.</w:t>
       </w:r>
     </w:p>
     <w:p>
       <w:pPr>
         <w:spacing w:line="336" w:lineRule="auto" w:after="180"/>
-        <w:shd w:fill="F1F6F8"/>
       </w:pPr>
       <w:r>
         <w:rPr>
           <w:b w:val="0"/>
         </w:rPr>
-        <w:t>Supported practice key: A is 2%; B is 1.5%. B has 5 fewer errors per 1000, a 0.5-percentage-point reduction. Five is less than ten, so the observed change misses this threshold.</w:t>
+        <w:t xml:space="preserve">Changed case: The reduction becomes 12 per 1000 and meets the stated </w:t>
+      </w:r>
+      <w:r>
+        <w:rPr>
+          <w:b/>
+        </w:rPr>
+        <w:t>practical threshold</w:t>
+      </w:r>
+      <w:r>
+        <w:rPr>
+          <w:b w:val="0"/>
+        </w:rPr>
+        <w:t>. Twenty minus eight exceeds the required ten fewer errors.</w:t>
       </w:r>
     </w:p>
     <w:p>
       <w:pPr>
+        <w:pStyle w:val="Heading2"/>
+      </w:pPr>
+      <w:r>
+        <w:t>Earlier wording, alternatives and picture transcripts · reference / check after trying</w:t>
+      </w:r>
+    </w:p>
+    <w:p>
+      <w:pPr>
         <w:spacing w:line="336" w:lineRule="auto" w:after="180"/>
-        <w:shd w:fill="F1F6F8"/>
       </w:pPr>
       <w:r>
         <w:rPr>
           <w:b w:val="0"/>
         </w:rPr>
-        <w:t xml:space="preserve">Changed case: The reduction becomes 12 per 1000 and meets the stated </w:t>
+        <w:t xml:space="preserve">Use one picture at a time. Hide a worked result before asking for a </w:t>
       </w:r>
       <w:r>
         <w:rPr>
           <w:b/>
         </w:rPr>
-        <w:t>practical threshold</w:t>
+        <w:t>prediction</w:t>
       </w:r>
       <w:r>
         <w:rPr>
           <w:b w:val="0"/>
         </w:rPr>
-        <w:t>. Twenty minus eight exceeds the required ten fewer errors.</w:t>
+        <w:t>, then reveal it for feedback. These are supported teaching cases; retain the separate independent assessment for a fresh first attempt.</w:t>
+      </w:r>
+    </w:p>
+    <w:p>
+      <w:pPr>
+        <w:pStyle w:val="Heading3"/>
+      </w:pPr>
+      <w:r>
+        <w:t>01. Effect size and practical importance: the case</w:t>
+      </w:r>
+    </w:p>
+    <w:p>
+      <w:pPr>
+        <w:pStyle w:val="Heading3"/>
+      </w:pPr>
+      <w:r>
+        <w:t>02. Follow the deciding steps</w:t>
+      </w:r>
+    </w:p>
+    <w:p>
+      <w:pPr>
+        <w:pStyle w:val="Heading3"/>
+      </w:pPr>
+      <w:r>
+        <w:t>03. Errors on 1000 tasks</w:t>
+      </w:r>
+    </w:p>
+    <w:p>
+      <w:pPr>
+        <w:pStyle w:val="Heading3"/>
+      </w:pPr>
+      <w:r>
+        <w:t>04. Change one thing. Trace what follows.</w:t>
+      </w:r>
+    </w:p>
+    <w:p>
+      <w:pPr>
+        <w:pStyle w:val="Heading3"/>
+      </w:pPr>
+      <w:r>
+        <w:t>05. Connect the explanation to its limit</w:t>
+      </w:r>
+    </w:p>
+    <w:p>
+      <w:pPr>
+        <w:pStyle w:val="Heading3"/>
+      </w:pPr>
+      <w:r>
+        <w:t>06. Make the idea visible in your project</w:t>
       </w:r>
     </w:p>
     <w:sectPr>
